--- a/backend/test-input/test2.docx
+++ b/backend/test-input/test2.docx
@@ -639,7 +639,7 @@
           <w:footerReference w:type="first" r:id="rId7"/>
           <w:type w:val="nextPage"/>
           <w:pgSz w:w="11906" w:h="16838"/>
-          <w:pgMar w:left="1701" w:right="850" w:gutter="0" w:header="0" w:top="1134" w:footer="708" w:bottom="1134"/>
+          <w:pgMar w:left="2268" w:right="1984" w:gutter="0" w:header="0" w:top="1134" w:footer="2835" w:bottom="3261"/>
           <w:pgNumType w:fmt="decimal"/>
           <w:formProt w:val="false"/>
           <w:textDirection w:val="lrTb"/>
@@ -705,7 +705,7 @@
       <w:pPr>
         <w:pStyle w:val="Normal"/>
         <w:spacing w:lineRule="auto" w:line="360"/>
-        <w:jc w:val="both"/>
+        <w:jc w:val="right"/>
         <w:rPr>
           <w:rFonts w:ascii="Times New Roman" w:hAnsi="Times New Roman" w:cs="Times New Roman"/>
           <w:sz w:val="28"/>
@@ -714,11 +714,19 @@
       </w:pPr>
       <w:r>
         <w:rPr>
+          <w:rFonts w:cs="Times New Roman" w:ascii="Sitka Small" w:hAnsi="Sitka Small"/>
+          <w:sz w:val="28"/>
+          <w:szCs w:val="28"/>
+        </w:rPr>
+        <w:t xml:space="preserve">Application Programming Interface – это набор публичных методов и соглашений компонента, через которые другие части системы могут </w:t>
+      </w:r>
+      <w:r>
+        <w:rPr>
           <w:rFonts w:cs="Times New Roman" w:ascii="Times New Roman" w:hAnsi="Times New Roman"/>
           <w:sz w:val="28"/>
           <w:szCs w:val="28"/>
         </w:rPr>
-        <w:t>Application Programming Interface – это набор публичных методов и соглашений компонента, через которые другие части системы могут безопасно взаимодействовать с ним, не зная внутренней реализации. [</w:t>
+        <w:t>безопасно взаимодействовать с ним, не зная внутренней реализации. [</w:t>
       </w:r>
       <w:r>
         <w:rPr>
@@ -804,9 +812,7 @@
           <w:textDirection w:val="lrTb"/>
           <w:docGrid w:type="default" w:linePitch="360" w:charSpace="0"/>
         </w:sectPr>
-        <w:pStyle w:val="Normal"/>
-        <w:spacing w:lineRule="auto" w:line="360"/>
-        <w:jc w:val="both"/>
+        <w:pStyle w:val="Style22"/>
         <w:rPr>
           <w:rFonts w:ascii="Times New Roman" w:hAnsi="Times New Roman" w:cs="Times New Roman"/>
           <w:sz w:val="28"/>
@@ -814,13 +820,428 @@
         </w:rPr>
       </w:pPr>
       <w:r>
-        <w:rPr>
-          <w:rFonts w:cs="Times New Roman" w:ascii="Times New Roman" w:hAnsi="Times New Roman"/>
-          <w:sz w:val="28"/>
-          <w:szCs w:val="28"/>
-          <w:lang w:val="ru-RU"/>
-        </w:rPr>
-        <w:t>Учитывая ключевые сценарии поведения, перспективное планирование говорит о возможностях как самодостаточных, так и внешне зависимых концептуальных решений. И нет сомнений, что диаграммы связей своевременно верифицированы. В своём стремлении улучшить пользовательский опыт мы упускаем, что действия представителей оппозиции, вне зависимости от их уровня, должны быть указаны как претенденты на роль ключевых факторов.</w:t>
+        <w:rPr/>
+        <w:sym w:font="Webdings" w:char="423"/>
+        <w:sym w:font="Webdings" w:char="447"/>
+        <w:sym w:font="Webdings" w:char="438"/>
+        <w:sym w:font="Webdings" w:char="442"/>
+        <w:sym w:font="Webdings" w:char="44b"/>
+        <w:sym w:font="Webdings" w:char="432"/>
+        <w:sym w:font="Webdings" w:char="430"/>
+        <w:sym w:font="Webdings" w:char="44f"/>
+        <w:sym w:font="Webdings" w:char="20"/>
+        <w:sym w:font="Webdings" w:char="43a"/>
+        <w:sym w:font="Webdings" w:char="43b"/>
+        <w:sym w:font="Webdings" w:char="44e"/>
+        <w:sym w:font="Webdings" w:char="447"/>
+        <w:sym w:font="Webdings" w:char="435"/>
+        <w:sym w:font="Webdings" w:char="432"/>
+        <w:sym w:font="Webdings" w:char="44b"/>
+        <w:sym w:font="Webdings" w:char="435"/>
+        <w:sym w:font="Webdings" w:char="20"/>
+        <w:sym w:font="Webdings" w:char="441"/>
+        <w:sym w:font="Webdings" w:char="446"/>
+        <w:sym w:font="Webdings" w:char="435"/>
+        <w:sym w:font="Webdings" w:char="43d"/>
+        <w:sym w:font="Webdings" w:char="430"/>
+        <w:sym w:font="Webdings" w:char="440"/>
+        <w:sym w:font="Webdings" w:char="438"/>
+        <w:sym w:font="Webdings" w:char="438"/>
+        <w:sym w:font="Webdings" w:char="20"/>
+        <w:sym w:font="Webdings" w:char="43f"/>
+        <w:sym w:font="Webdings" w:char="43e"/>
+        <w:sym w:font="Webdings" w:char="432"/>
+        <w:sym w:font="Webdings" w:char="435"/>
+        <w:sym w:font="Webdings" w:char="434"/>
+        <w:sym w:font="Webdings" w:char="435"/>
+        <w:sym w:font="Webdings" w:char="43d"/>
+        <w:sym w:font="Webdings" w:char="438"/>
+        <w:sym w:font="Webdings" w:char="44f"/>
+        <w:sym w:font="Webdings" w:char="2c"/>
+        <w:sym w:font="Webdings" w:char="20"/>
+        <w:sym w:font="Webdings" w:char="43f"/>
+        <w:sym w:font="Webdings" w:char="435"/>
+        <w:sym w:font="Webdings" w:char="440"/>
+        <w:sym w:font="Webdings" w:char="441"/>
+        <w:sym w:font="Webdings" w:char="43f"/>
+        <w:sym w:font="Webdings" w:char="435"/>
+        <w:sym w:font="Webdings" w:char="43a"/>
+        <w:sym w:font="Webdings" w:char="442"/>
+        <w:sym w:font="Webdings" w:char="438"/>
+        <w:sym w:font="Webdings" w:char="432"/>
+        <w:sym w:font="Webdings" w:char="43d"/>
+        <w:sym w:font="Webdings" w:char="43e"/>
+        <w:sym w:font="Webdings" w:char="435"/>
+        <w:sym w:font="Webdings" w:char="20"/>
+        <w:sym w:font="Webdings" w:char="43f"/>
+        <w:sym w:font="Webdings" w:char="43b"/>
+        <w:sym w:font="Webdings" w:char="430"/>
+        <w:sym w:font="Webdings" w:char="43d"/>
+        <w:sym w:font="Webdings" w:char="438"/>
+        <w:sym w:font="Webdings" w:char="440"/>
+        <w:sym w:font="Webdings" w:char="43e"/>
+        <w:sym w:font="Webdings" w:char="432"/>
+        <w:sym w:font="Webdings" w:char="430"/>
+        <w:sym w:font="Webdings" w:char="43d"/>
+        <w:sym w:font="Webdings" w:char="438"/>
+        <w:sym w:font="Webdings" w:char="435"/>
+        <w:sym w:font="Webdings" w:char="20"/>
+        <w:sym w:font="Webdings" w:char="433"/>
+        <w:sym w:font="Webdings" w:char="43e"/>
+        <w:sym w:font="Webdings" w:char="432"/>
+        <w:sym w:font="Webdings" w:char="43e"/>
+        <w:sym w:font="Webdings" w:char="440"/>
+        <w:sym w:font="Webdings" w:char="438"/>
+        <w:sym w:font="Webdings" w:char="442"/>
+        <w:sym w:font="Webdings" w:char="20"/>
+        <w:sym w:font="Webdings" w:char="43e"/>
+        <w:sym w:font="Webdings" w:char="20"/>
+        <w:sym w:font="Webdings" w:char="432"/>
+        <w:sym w:font="Webdings" w:char="43e"/>
+        <w:sym w:font="Webdings" w:char="437"/>
+        <w:sym w:font="Webdings" w:char="43c"/>
+        <w:sym w:font="Webdings" w:char="43e"/>
+        <w:sym w:font="Webdings" w:char="436"/>
+        <w:sym w:font="Webdings" w:char="43d"/>
+        <w:sym w:font="Webdings" w:char="43e"/>
+        <w:sym w:font="Webdings" w:char="441"/>
+        <w:sym w:font="Webdings" w:char="442"/>
+        <w:sym w:font="Webdings" w:char="44f"/>
+        <w:sym w:font="Webdings" w:char="445"/>
+        <w:sym w:font="Webdings" w:char="20"/>
+        <w:sym w:font="Webdings" w:char="43a"/>
+        <w:sym w:font="Webdings" w:char="430"/>
+        <w:sym w:font="Webdings" w:char="43a"/>
+        <w:sym w:font="Webdings" w:char="20"/>
+        <w:sym w:font="Webdings" w:char="441"/>
+        <w:sym w:font="Webdings" w:char="430"/>
+        <w:sym w:font="Webdings" w:char="43c"/>
+        <w:sym w:font="Webdings" w:char="43e"/>
+        <w:sym w:font="Webdings" w:char="434"/>
+        <w:sym w:font="Webdings" w:char="43e"/>
+        <w:sym w:font="Webdings" w:char="441"/>
+        <w:sym w:font="Webdings" w:char="442"/>
+        <w:sym w:font="Webdings" w:char="430"/>
+        <w:sym w:font="Webdings" w:char="442"/>
+        <w:sym w:font="Webdings" w:char="43e"/>
+        <w:sym w:font="Webdings" w:char="447"/>
+        <w:sym w:font="Webdings" w:char="43d"/>
+        <w:sym w:font="Webdings" w:char="44b"/>
+        <w:sym w:font="Webdings" w:char="445"/>
+        <w:sym w:font="Webdings" w:char="2c"/>
+        <w:sym w:font="Webdings" w:char="20"/>
+        <w:sym w:font="Webdings" w:char="442"/>
+        <w:sym w:font="Webdings" w:char="430"/>
+        <w:sym w:font="Webdings" w:char="43a"/>
+        <w:sym w:font="Webdings" w:char="20"/>
+        <w:sym w:font="Webdings" w:char="438"/>
+        <w:sym w:font="Webdings" w:char="20"/>
+        <w:sym w:font="Webdings" w:char="432"/>
+        <w:sym w:font="Webdings" w:char="43d"/>
+        <w:sym w:font="Webdings" w:char="435"/>
+        <w:sym w:font="Webdings" w:char="448"/>
+        <w:sym w:font="Webdings" w:char="43d"/>
+        <w:sym w:font="Webdings" w:char="435"/>
+        <w:sym w:font="Webdings" w:char="20"/>
+        <w:sym w:font="Webdings" w:char="437"/>
+        <w:sym w:font="Webdings" w:char="430"/>
+        <w:sym w:font="Webdings" w:char="432"/>
+        <w:sym w:font="Webdings" w:char="438"/>
+        <w:sym w:font="Webdings" w:char="441"/>
+        <w:sym w:font="Webdings" w:char="438"/>
+        <w:sym w:font="Webdings" w:char="43c"/>
+        <w:sym w:font="Webdings" w:char="44b"/>
+        <w:sym w:font="Webdings" w:char="445"/>
+        <w:sym w:font="Webdings" w:char="20"/>
+        <w:sym w:font="Webdings" w:char="43a"/>
+        <w:sym w:font="Webdings" w:char="43e"/>
+        <w:sym w:font="Webdings" w:char="43d"/>
+        <w:sym w:font="Webdings" w:char="446"/>
+        <w:sym w:font="Webdings" w:char="435"/>
+        <w:sym w:font="Webdings" w:char="43f"/>
+        <w:sym w:font="Webdings" w:char="442"/>
+        <w:sym w:font="Webdings" w:char="443"/>
+        <w:sym w:font="Webdings" w:char="430"/>
+        <w:sym w:font="Webdings" w:char="43b"/>
+        <w:sym w:font="Webdings" w:char="44c"/>
+        <w:sym w:font="Webdings" w:char="43d"/>
+        <w:sym w:font="Webdings" w:char="44b"/>
+        <w:sym w:font="Webdings" w:char="445"/>
+        <w:sym w:font="Webdings" w:char="20"/>
+        <w:sym w:font="Webdings" w:char="440"/>
+        <w:sym w:font="Webdings" w:char="435"/>
+        <w:sym w:font="Webdings" w:char="448"/>
+        <w:sym w:font="Webdings" w:char="435"/>
+        <w:sym w:font="Webdings" w:char="43d"/>
+        <w:sym w:font="Webdings" w:char="438"/>
+        <w:sym w:font="Webdings" w:char="439"/>
+        <w:sym w:font="Webdings" w:char="2e"/>
+        <w:sym w:font="Webdings" w:char="20"/>
+        <w:sym w:font="Webdings" w:char="418"/>
+        <w:sym w:font="Webdings" w:char="20"/>
+        <w:sym w:font="Webdings" w:char="43d"/>
+        <w:sym w:font="Webdings" w:char="435"/>
+        <w:sym w:font="Webdings" w:char="442"/>
+        <w:sym w:font="Webdings" w:char="20"/>
+        <w:sym w:font="Webdings" w:char="441"/>
+        <w:sym w:font="Webdings" w:char="43e"/>
+        <w:sym w:font="Webdings" w:char="43c"/>
+        <w:sym w:font="Webdings" w:char="43d"/>
+        <w:sym w:font="Webdings" w:char="435"/>
+        <w:sym w:font="Webdings" w:char="43d"/>
+        <w:sym w:font="Webdings" w:char="438"/>
+        <w:sym w:font="Webdings" w:char="439"/>
+        <w:sym w:font="Webdings" w:char="2c"/>
+        <w:sym w:font="Webdings" w:char="20"/>
+        <w:sym w:font="Webdings" w:char="447"/>
+        <w:sym w:font="Webdings" w:char="442"/>
+        <w:sym w:font="Webdings" w:char="43e"/>
+        <w:sym w:font="Webdings" w:char="20"/>
+        <w:sym w:font="Webdings" w:char="434"/>
+        <w:sym w:font="Webdings" w:char="438"/>
+        <w:sym w:font="Webdings" w:char="430"/>
+        <w:sym w:font="Webdings" w:char="433"/>
+        <w:sym w:font="Webdings" w:char="440"/>
+        <w:sym w:font="Webdings" w:char="430"/>
+        <w:sym w:font="Webdings" w:char="43c"/>
+        <w:sym w:font="Webdings" w:char="43c"/>
+        <w:sym w:font="Webdings" w:char="44b"/>
+        <w:sym w:font="Webdings" w:char="20"/>
+        <w:sym w:font="Webdings" w:char="441"/>
+        <w:sym w:font="Webdings" w:char="432"/>
+        <w:sym w:font="Webdings" w:char="44f"/>
+        <w:sym w:font="Webdings" w:char="437"/>
+        <w:sym w:font="Webdings" w:char="435"/>
+        <w:sym w:font="Webdings" w:char="439"/>
+        <w:sym w:font="Webdings" w:char="20"/>
+        <w:sym w:font="Webdings" w:char="441"/>
+        <w:sym w:font="Webdings" w:char="432"/>
+        <w:sym w:font="Webdings" w:char="43e"/>
+        <w:sym w:font="Webdings" w:char="435"/>
+        <w:sym w:font="Webdings" w:char="432"/>
+        <w:sym w:font="Webdings" w:char="440"/>
+        <w:sym w:font="Webdings" w:char="435"/>
+        <w:sym w:font="Webdings" w:char="43c"/>
+        <w:sym w:font="Webdings" w:char="435"/>
+        <w:sym w:font="Webdings" w:char="43d"/>
+        <w:sym w:font="Webdings" w:char="43d"/>
+        <w:sym w:font="Webdings" w:char="43e"/>
+        <w:sym w:font="Webdings" w:char="20"/>
+        <w:sym w:font="Webdings" w:char="432"/>
+        <w:sym w:font="Webdings" w:char="435"/>
+        <w:sym w:font="Webdings" w:char="440"/>
+        <w:sym w:font="Webdings" w:char="438"/>
+        <w:sym w:font="Webdings" w:char="444"/>
+        <w:sym w:font="Webdings" w:char="438"/>
+        <w:sym w:font="Webdings" w:char="446"/>
+        <w:sym w:font="Webdings" w:char="438"/>
+        <w:sym w:font="Webdings" w:char="440"/>
+        <w:sym w:font="Webdings" w:char="43e"/>
+        <w:sym w:font="Webdings" w:char="432"/>
+        <w:sym w:font="Webdings" w:char="430"/>
+        <w:sym w:font="Webdings" w:char="43d"/>
+        <w:sym w:font="Webdings" w:char="44b"/>
+        <w:sym w:font="Webdings" w:char="2e"/>
+        <w:sym w:font="Webdings" w:char="20"/>
+        <w:sym w:font="Webdings" w:char="412"/>
+        <w:sym w:font="Webdings" w:char="20"/>
+        <w:sym w:font="Webdings" w:char="441"/>
+        <w:sym w:font="Webdings" w:char="432"/>
+        <w:sym w:font="Webdings" w:char="43e"/>
+        <w:sym w:font="Webdings" w:char="451"/>
+        <w:sym w:font="Webdings" w:char="43c"/>
+        <w:sym w:font="Webdings" w:char="20"/>
+        <w:sym w:font="Webdings" w:char="441"/>
+        <w:sym w:font="Webdings" w:char="442"/>
+        <w:sym w:font="Webdings" w:char="440"/>
+        <w:sym w:font="Webdings" w:char="435"/>
+        <w:sym w:font="Webdings" w:char="43c"/>
+        <w:sym w:font="Webdings" w:char="43b"/>
+        <w:sym w:font="Webdings" w:char="435"/>
+        <w:sym w:font="Webdings" w:char="43d"/>
+        <w:sym w:font="Webdings" w:char="438"/>
+        <w:sym w:font="Webdings" w:char="438"/>
+        <w:sym w:font="Webdings" w:char="20"/>
+        <w:sym w:font="Webdings" w:char="443"/>
+        <w:sym w:font="Webdings" w:char="43b"/>
+        <w:sym w:font="Webdings" w:char="443"/>
+        <w:sym w:font="Webdings" w:char="447"/>
+        <w:sym w:font="Webdings" w:char="448"/>
+        <w:sym w:font="Webdings" w:char="438"/>
+        <w:sym w:font="Webdings" w:char="442"/>
+        <w:sym w:font="Webdings" w:char="44c"/>
+        <w:sym w:font="Webdings" w:char="20"/>
+        <w:sym w:font="Webdings" w:char="43f"/>
+        <w:sym w:font="Webdings" w:char="43e"/>
+        <w:sym w:font="Webdings" w:char="43b"/>
+        <w:sym w:font="Webdings" w:char="44c"/>
+        <w:sym w:font="Webdings" w:char="437"/>
+        <w:sym w:font="Webdings" w:char="43e"/>
+        <w:sym w:font="Webdings" w:char="432"/>
+        <w:sym w:font="Webdings" w:char="430"/>
+        <w:sym w:font="Webdings" w:char="442"/>
+        <w:sym w:font="Webdings" w:char="435"/>
+        <w:sym w:font="Webdings" w:char="43b"/>
+        <w:sym w:font="Webdings" w:char="44c"/>
+        <w:sym w:font="Webdings" w:char="441"/>
+        <w:sym w:font="Webdings" w:char="43a"/>
+        <w:sym w:font="Webdings" w:char="438"/>
+        <w:sym w:font="Webdings" w:char="439"/>
+        <w:sym w:font="Webdings" w:char="20"/>
+        <w:sym w:font="Webdings" w:char="43e"/>
+        <w:sym w:font="Webdings" w:char="43f"/>
+        <w:sym w:font="Webdings" w:char="44b"/>
+        <w:sym w:font="Webdings" w:char="442"/>
+        <w:sym w:font="Webdings" w:char="20"/>
+        <w:sym w:font="Webdings" w:char="43c"/>
+        <w:sym w:font="Webdings" w:char="44b"/>
+        <w:sym w:font="Webdings" w:char="20"/>
+        <w:sym w:font="Webdings" w:char="443"/>
+        <w:sym w:font="Webdings" w:char="43f"/>
+        <w:sym w:font="Webdings" w:char="443"/>
+        <w:sym w:font="Webdings" w:char="441"/>
+        <w:sym w:font="Webdings" w:char="43a"/>
+        <w:sym w:font="Webdings" w:char="430"/>
+        <w:sym w:font="Webdings" w:char="435"/>
+        <w:sym w:font="Webdings" w:char="43c"/>
+        <w:sym w:font="Webdings" w:char="2c"/>
+        <w:sym w:font="Webdings" w:char="20"/>
+        <w:sym w:font="Webdings" w:char="447"/>
+        <w:sym w:font="Webdings" w:char="442"/>
+        <w:sym w:font="Webdings" w:char="43e"/>
+        <w:sym w:font="Webdings" w:char="20"/>
+        <w:sym w:font="Webdings" w:char="434"/>
+        <w:sym w:font="Webdings" w:char="435"/>
+        <w:sym w:font="Webdings" w:char="439"/>
+        <w:sym w:font="Webdings" w:char="441"/>
+        <w:sym w:font="Webdings" w:char="442"/>
+        <w:sym w:font="Webdings" w:char="432"/>
+        <w:sym w:font="Webdings" w:char="438"/>
+        <w:sym w:font="Webdings" w:char="44f"/>
+        <w:sym w:font="Webdings" w:char="20"/>
+        <w:sym w:font="Webdings" w:char="43f"/>
+        <w:sym w:font="Webdings" w:char="440"/>
+        <w:sym w:font="Webdings" w:char="435"/>
+        <w:sym w:font="Webdings" w:char="434"/>
+        <w:sym w:font="Webdings" w:char="441"/>
+        <w:sym w:font="Webdings" w:char="442"/>
+        <w:sym w:font="Webdings" w:char="430"/>
+        <w:sym w:font="Webdings" w:char="432"/>
+        <w:sym w:font="Webdings" w:char="438"/>
+        <w:sym w:font="Webdings" w:char="442"/>
+        <w:sym w:font="Webdings" w:char="435"/>
+        <w:sym w:font="Webdings" w:char="43b"/>
+        <w:sym w:font="Webdings" w:char="435"/>
+        <w:sym w:font="Webdings" w:char="439"/>
+        <w:sym w:font="Webdings" w:char="20"/>
+        <w:sym w:font="Webdings" w:char="43e"/>
+        <w:sym w:font="Webdings" w:char="43f"/>
+        <w:sym w:font="Webdings" w:char="43f"/>
+        <w:sym w:font="Webdings" w:char="43e"/>
+        <w:sym w:font="Webdings" w:char="437"/>
+        <w:sym w:font="Webdings" w:char="438"/>
+        <w:sym w:font="Webdings" w:char="446"/>
+        <w:sym w:font="Webdings" w:char="438"/>
+        <w:sym w:font="Webdings" w:char="438"/>
+        <w:sym w:font="Webdings" w:char="2c"/>
+        <w:sym w:font="Webdings" w:char="20"/>
+      </w:r>
+      <w:r>
+        <w:rPr>
+          <w:color w:val="C9211E"/>
+        </w:rPr>
+        <w:sym w:font="Webdings" w:char="432"/>
+        <w:sym w:font="Webdings" w:char="43d"/>
+        <w:sym w:font="Webdings" w:char="435"/>
+        <w:sym w:font="Webdings" w:char="20"/>
+        <w:sym w:font="Webdings" w:char="437"/>
+        <w:sym w:font="Webdings" w:char="430"/>
+        <w:sym w:font="Webdings" w:char="432"/>
+        <w:sym w:font="Webdings" w:char="438"/>
+        <w:sym w:font="Webdings" w:char="441"/>
+        <w:sym w:font="Webdings" w:char="438"/>
+        <w:sym w:font="Webdings" w:char="43c"/>
+        <w:sym w:font="Webdings" w:char="43e"/>
+        <w:sym w:font="Webdings" w:char="441"/>
+        <w:sym w:font="Webdings" w:char="442"/>
+        <w:sym w:font="Webdings" w:char="438"/>
+        <w:sym w:font="Webdings" w:char="20"/>
+        <w:sym w:font="Webdings" w:char="43e"/>
+        <w:sym w:font="Webdings" w:char="442"/>
+        <w:sym w:font="Webdings" w:char="20"/>
+        <w:sym w:font="Webdings" w:char="438"/>
+        <w:sym w:font="Webdings" w:char="445"/>
+        <w:sym w:font="Webdings" w:char="20"/>
+        <w:sym w:font="Webdings" w:char="443"/>
+        <w:sym w:font="Webdings" w:char="440"/>
+        <w:sym w:font="Webdings" w:char="43e"/>
+        <w:sym w:font="Webdings" w:char="432"/>
+        <w:sym w:font="Webdings" w:char="43d"/>
+        <w:sym w:font="Webdings" w:char="44f"/>
+        <w:sym w:font="Webdings" w:char="2c"/>
+        <w:sym w:font="Webdings" w:char="20"/>
+        <w:sym w:font="Webdings" w:char="434"/>
+        <w:sym w:font="Webdings" w:char="43e"/>
+        <w:sym w:font="Webdings" w:char="43b"/>
+        <w:sym w:font="Webdings" w:char="436"/>
+        <w:sym w:font="Webdings" w:char="43d"/>
+        <w:sym w:font="Webdings" w:char="44b"/>
+        <w:sym w:font="Webdings" w:char="20"/>
+        <w:sym w:font="Webdings" w:char="431"/>
+        <w:sym w:font="Webdings" w:char="44b"/>
+        <w:sym w:font="Webdings" w:char="442"/>
+        <w:sym w:font="Webdings" w:char="44c"/>
+        <w:sym w:font="Webdings" w:char="20"/>
+        <w:sym w:font="Webdings" w:char="443"/>
+        <w:sym w:font="Webdings" w:char="43a"/>
+        <w:sym w:font="Webdings" w:char="430"/>
+        <w:sym w:font="Webdings" w:char="437"/>
+        <w:sym w:font="Webdings" w:char="430"/>
+        <w:sym w:font="Webdings" w:char="43d"/>
+        <w:sym w:font="Webdings" w:char="44b"/>
+        <w:sym w:font="Webdings" w:char="20"/>
+        <w:sym w:font="Webdings" w:char="43a"/>
+        <w:sym w:font="Webdings" w:char="430"/>
+        <w:sym w:font="Webdings" w:char="43a"/>
+        <w:sym w:font="Webdings" w:char="20"/>
+        <w:sym w:font="Webdings" w:char="43f"/>
+        <w:sym w:font="Webdings" w:char="440"/>
+        <w:sym w:font="Webdings" w:char="435"/>
+        <w:sym w:font="Webdings" w:char="442"/>
+        <w:sym w:font="Webdings" w:char="435"/>
+        <w:sym w:font="Webdings" w:char="43d"/>
+        <w:sym w:font="Webdings" w:char="434"/>
+        <w:sym w:font="Webdings" w:char="435"/>
+        <w:sym w:font="Webdings" w:char="43d"/>
+        <w:sym w:font="Webdings" w:char="442"/>
+        <w:sym w:font="Webdings" w:char="44b"/>
+        <w:sym w:font="Webdings" w:char="20"/>
+        <w:sym w:font="Webdings" w:char="43d"/>
+        <w:sym w:font="Webdings" w:char="430"/>
+        <w:sym w:font="Webdings" w:char="20"/>
+        <w:sym w:font="Webdings" w:char="440"/>
+        <w:sym w:font="Webdings" w:char="43e"/>
+        <w:sym w:font="Webdings" w:char="43b"/>
+        <w:sym w:font="Webdings" w:char="44c"/>
+        <w:sym w:font="Webdings" w:char="20"/>
+        <w:sym w:font="Webdings" w:char="43a"/>
+        <w:sym w:font="Webdings" w:char="43b"/>
+        <w:sym w:font="Webdings" w:char="44e"/>
+        <w:sym w:font="Webdings" w:char="447"/>
+        <w:sym w:font="Webdings" w:char="435"/>
+        <w:sym w:font="Webdings" w:char="432"/>
+        <w:sym w:font="Webdings" w:char="44b"/>
+        <w:sym w:font="Webdings" w:char="445"/>
+        <w:sym w:font="Webdings" w:char="20"/>
+        <w:sym w:font="Webdings" w:char="444"/>
+        <w:sym w:font="Webdings" w:char="430"/>
+        <w:sym w:font="Webdings" w:char="43a"/>
+        <w:sym w:font="Webdings" w:char="442"/>
+        <w:sym w:font="Webdings" w:char="43e"/>
+        <w:sym w:font="Webdings" w:char="440"/>
+        <w:sym w:font="Webdings" w:char="43e"/>
+        <w:sym w:font="Webdings" w:char="432"/>
+        <w:sym w:font="Webdings" w:char="2e"/>
       </w:r>
     </w:p>
     <w:p>
@@ -1376,7 +1797,7 @@
           <w:footerReference w:type="first" r:id="rId25"/>
           <w:type w:val="nextPage"/>
           <w:pgSz w:w="11906" w:h="16838"/>
-          <w:pgMar w:left="1701" w:right="850" w:gutter="0" w:header="0" w:top="1134" w:footer="708" w:bottom="1134"/>
+          <w:pgMar w:left="3402" w:right="850" w:gutter="0" w:header="0" w:top="1134" w:footer="708" w:bottom="1134"/>
           <w:pgNumType w:fmt="decimal"/>
           <w:formProt w:val="false"/>
           <w:textDirection w:val="lrTb"/>
@@ -3720,7 +4141,20 @@
     </w:pPr>
     <w:rPr/>
   </w:style>
-  <w:style w:type="numbering" w:styleId="Style22" w:default="1">
+  <w:style w:type="paragraph" w:styleId="Style22">
+    <w:name w:val="Пенис"/>
+    <w:basedOn w:val="-4"/>
+    <w:qFormat/>
+    <w:pPr>
+      <w:spacing w:lineRule="auto" w:line="276"/>
+      <w:ind w:firstLine="1134"/>
+    </w:pPr>
+    <w:rPr>
+      <w:rFonts w:ascii="Webdings" w:hAnsi="Webdings"/>
+      <w:sz w:val="36"/>
+    </w:rPr>
+  </w:style>
+  <w:style w:type="numbering" w:styleId="Style23" w:default="1">
     <w:name w:val="Без списка"/>
     <w:uiPriority w:val="99"/>
     <w:semiHidden/>

--- a/backend/test-input/test2.docx
+++ b/backend/test-input/test2.docx
@@ -25,7 +25,7 @@
           <w:pPr>
             <w:pStyle w:val="TOC1"/>
             <w:tabs>
-              <w:tab w:val="clear" w:pos="708"/>
+              <w:tab w:val="clear" w:pos="643"/>
               <w:tab w:val="right" w:pos="9353" w:leader="dot"/>
             </w:tabs>
             <w:rPr/>
@@ -50,7 +50,7 @@
               <w:rPr>
                 <w:rStyle w:val="Style19"/>
               </w:rPr>
-              <w:t>СПИСОК СОКРАЩЕНИЙ И УСЛОВНЫХ ОБОЗНАЧЕНИЙ</w:t>
+              <w:t>СПИСОК СОКРАЩЕНИЙ И УСЛОВНЫХ ГСЧ ОБОЗНАЧЕНИЙa.</w:t>
               <w:tab/>
               <w:t>8</w:t>
             </w:r>
@@ -60,7 +60,7 @@
           <w:pPr>
             <w:pStyle w:val="TOC1"/>
             <w:tabs>
-              <w:tab w:val="clear" w:pos="708"/>
+              <w:tab w:val="clear" w:pos="643"/>
               <w:tab w:val="right" w:pos="9353" w:leader="dot"/>
             </w:tabs>
             <w:rPr/>
@@ -70,7 +70,7 @@
               <w:rPr>
                 <w:rStyle w:val="Style19"/>
               </w:rPr>
-              <w:t>ТЕРМИНЫ И ОПРЕДЕЛЕНИЯ</w:t>
+              <w:t>ТЕРМИНЫ И ОПРЕДЕЛЕНИЯ АААААААА ПЕНИ-СССССССССС</w:t>
               <w:tab/>
               <w:t>9</w:t>
             </w:r>
@@ -80,7 +80,7 @@
           <w:pPr>
             <w:pStyle w:val="TOC1"/>
             <w:tabs>
-              <w:tab w:val="clear" w:pos="708"/>
+              <w:tab w:val="clear" w:pos="643"/>
               <w:tab w:val="right" w:pos="9353" w:leader="dot"/>
             </w:tabs>
             <w:rPr/>
@@ -106,7 +106,7 @@
           <w:pPr>
             <w:pStyle w:val="TOC1"/>
             <w:tabs>
-              <w:tab w:val="clear" w:pos="708"/>
+              <w:tab w:val="clear" w:pos="643"/>
               <w:tab w:val="right" w:pos="9353" w:leader="dot"/>
             </w:tabs>
             <w:rPr/>
@@ -126,7 +126,7 @@
           <w:pPr>
             <w:pStyle w:val="TOC2"/>
             <w:tabs>
-              <w:tab w:val="clear" w:pos="708"/>
+              <w:tab w:val="clear" w:pos="643"/>
               <w:tab w:val="right" w:pos="9353" w:leader="dot"/>
             </w:tabs>
             <w:rPr/>
@@ -146,7 +146,7 @@
           <w:pPr>
             <w:pStyle w:val="TOC2"/>
             <w:tabs>
-              <w:tab w:val="clear" w:pos="708"/>
+              <w:tab w:val="clear" w:pos="643"/>
               <w:tab w:val="right" w:pos="9353" w:leader="dot"/>
             </w:tabs>
             <w:rPr/>
@@ -164,29 +164,9 @@
         </w:p>
         <w:p>
           <w:pPr>
-            <w:pStyle w:val="TOC2"/>
-            <w:tabs>
-              <w:tab w:val="clear" w:pos="708"/>
-              <w:tab w:val="right" w:pos="9353" w:leader="dot"/>
-            </w:tabs>
-            <w:rPr/>
-          </w:pPr>
-          <w:hyperlink w:anchor="__RefHeading___Toc1321_1361387627">
-            <w:r>
-              <w:rPr>
-                <w:rStyle w:val="Style19"/>
-              </w:rPr>
-              <w:t>1.7 Маленький пенис</w:t>
-              <w:tab/>
-              <w:t>10</w:t>
-            </w:r>
-          </w:hyperlink>
-        </w:p>
-        <w:p>
-          <w:pPr>
             <w:pStyle w:val="TOC1"/>
             <w:tabs>
-              <w:tab w:val="clear" w:pos="708"/>
+              <w:tab w:val="clear" w:pos="643"/>
               <w:tab w:val="right" w:pos="9353" w:leader="dot"/>
             </w:tabs>
             <w:rPr/>
@@ -196,7 +176,7 @@
               <w:rPr>
                 <w:rStyle w:val="Style19"/>
               </w:rPr>
-              <w:t>2. ПРОЕКТНЫЙ РАЗДЕЛ</w:t>
+              <w:t>2. Проектный раздел.</w:t>
               <w:tab/>
               <w:t>11</w:t>
             </w:r>
@@ -206,7 +186,7 @@
           <w:pPr>
             <w:pStyle w:val="TOC2"/>
             <w:tabs>
-              <w:tab w:val="clear" w:pos="708"/>
+              <w:tab w:val="clear" w:pos="643"/>
               <w:tab w:val="right" w:pos="9353" w:leader="dot"/>
             </w:tabs>
             <w:rPr/>
@@ -226,7 +206,7 @@
           <w:pPr>
             <w:pStyle w:val="TOC2"/>
             <w:tabs>
-              <w:tab w:val="clear" w:pos="708"/>
+              <w:tab w:val="clear" w:pos="643"/>
               <w:tab w:val="right" w:pos="9353" w:leader="dot"/>
             </w:tabs>
             <w:rPr/>
@@ -246,7 +226,7 @@
           <w:pPr>
             <w:pStyle w:val="TOC1"/>
             <w:tabs>
-              <w:tab w:val="clear" w:pos="708"/>
+              <w:tab w:val="clear" w:pos="643"/>
               <w:tab w:val="right" w:pos="9353" w:leader="dot"/>
             </w:tabs>
             <w:rPr/>
@@ -262,7 +242,7 @@
               <w:rPr>
                 <w:rStyle w:val="Style19"/>
               </w:rPr>
-              <w:t>3. РАЗРАБОТКА</w:t>
+              <w:t>3. Разработка</w:t>
               <w:tab/>
               <w:t>11</w:t>
             </w:r>
@@ -272,7 +252,7 @@
           <w:pPr>
             <w:pStyle w:val="TOC2"/>
             <w:tabs>
-              <w:tab w:val="clear" w:pos="708"/>
+              <w:tab w:val="clear" w:pos="643"/>
               <w:tab w:val="right" w:pos="9353" w:leader="dot"/>
             </w:tabs>
             <w:rPr/>
@@ -292,7 +272,7 @@
           <w:pPr>
             <w:pStyle w:val="TOC2"/>
             <w:tabs>
-              <w:tab w:val="clear" w:pos="708"/>
+              <w:tab w:val="clear" w:pos="643"/>
               <w:tab w:val="right" w:pos="9353" w:leader="dot"/>
             </w:tabs>
             <w:rPr/>
@@ -312,7 +292,7 @@
           <w:pPr>
             <w:pStyle w:val="TOC2"/>
             <w:tabs>
-              <w:tab w:val="clear" w:pos="708"/>
+              <w:tab w:val="clear" w:pos="643"/>
               <w:tab w:val="right" w:pos="9353" w:leader="dot"/>
             </w:tabs>
             <w:rPr/>
@@ -332,7 +312,7 @@
           <w:pPr>
             <w:pStyle w:val="TOC2"/>
             <w:tabs>
-              <w:tab w:val="clear" w:pos="708"/>
+              <w:tab w:val="clear" w:pos="643"/>
               <w:tab w:val="right" w:pos="9353" w:leader="dot"/>
             </w:tabs>
             <w:rPr/>
@@ -352,12 +332,12 @@
           <w:pPr>
             <w:pStyle w:val="TOC2"/>
             <w:tabs>
-              <w:tab w:val="clear" w:pos="708"/>
+              <w:tab w:val="clear" w:pos="643"/>
               <w:tab w:val="right" w:pos="9353" w:leader="dot"/>
             </w:tabs>
             <w:rPr/>
           </w:pPr>
-          <w:hyperlink w:anchor="__RefHeading___Toc1344_1361387627">
+          <w:hyperlink w:anchor="__RefHeading___Toc1486_2414042469">
             <w:r>
               <w:rPr>
                 <w:rStyle w:val="Style19"/>
@@ -372,7 +352,7 @@
           <w:pPr>
             <w:pStyle w:val="TOC1"/>
             <w:tabs>
-              <w:tab w:val="clear" w:pos="708"/>
+              <w:tab w:val="clear" w:pos="643"/>
               <w:tab w:val="right" w:pos="9353" w:leader="dot"/>
             </w:tabs>
             <w:rPr/>
@@ -392,7 +372,7 @@
           <w:pPr>
             <w:pStyle w:val="TOC2"/>
             <w:tabs>
-              <w:tab w:val="clear" w:pos="708"/>
+              <w:tab w:val="clear" w:pos="643"/>
               <w:tab w:val="right" w:pos="9353" w:leader="dot"/>
             </w:tabs>
             <w:rPr/>
@@ -412,12 +392,12 @@
           <w:pPr>
             <w:pStyle w:val="TOC2"/>
             <w:tabs>
-              <w:tab w:val="clear" w:pos="708"/>
+              <w:tab w:val="clear" w:pos="643"/>
               <w:tab w:val="right" w:pos="9353" w:leader="dot"/>
             </w:tabs>
             <w:rPr/>
           </w:pPr>
-          <w:hyperlink w:anchor="__RefHeading___Toc1325_1361387627">
+          <w:hyperlink w:anchor="__RefHeading___Toc1488_2414042469">
             <w:r>
               <w:rPr>
                 <w:rStyle w:val="Style19"/>
@@ -431,7 +411,7 @@
           <w:pPr>
             <w:pStyle w:val="TOC1"/>
             <w:tabs>
-              <w:tab w:val="clear" w:pos="708"/>
+              <w:tab w:val="clear" w:pos="643"/>
               <w:tab w:val="right" w:pos="9353" w:leader="dot"/>
             </w:tabs>
             <w:rPr/>
@@ -451,27 +431,7 @@
           <w:pPr>
             <w:pStyle w:val="TOC1"/>
             <w:tabs>
-              <w:tab w:val="clear" w:pos="708"/>
-              <w:tab w:val="right" w:pos="9353" w:leader="dot"/>
-            </w:tabs>
-            <w:rPr/>
-          </w:pPr>
-          <w:hyperlink w:anchor="__RefHeading___Toc1327_1361387627">
-            <w:r>
-              <w:rPr>
-                <w:rStyle w:val="Style19"/>
-              </w:rPr>
-              <w:t>СПИСОК ИСПОЛЬЗОВАННЫХ ИСТОЧНИКОВ</w:t>
-              <w:tab/>
-              <w:t>13</w:t>
-            </w:r>
-          </w:hyperlink>
-        </w:p>
-        <w:p>
-          <w:pPr>
-            <w:pStyle w:val="TOC1"/>
-            <w:tabs>
-              <w:tab w:val="clear" w:pos="708"/>
+              <w:tab w:val="clear" w:pos="643"/>
               <w:tab w:val="right" w:pos="9353" w:leader="dot"/>
             </w:tabs>
             <w:rPr/>
@@ -491,7 +451,7 @@
           <w:pPr>
             <w:pStyle w:val="TOC1"/>
             <w:tabs>
-              <w:tab w:val="clear" w:pos="708"/>
+              <w:tab w:val="clear" w:pos="643"/>
               <w:tab w:val="right" w:pos="9353" w:leader="dot"/>
             </w:tabs>
             <w:rPr/>
@@ -511,7 +471,7 @@
           <w:pPr>
             <w:pStyle w:val="TOC1"/>
             <w:tabs>
-              <w:tab w:val="clear" w:pos="708"/>
+              <w:tab w:val="clear" w:pos="643"/>
               <w:tab w:val="right" w:pos="9353" w:leader="dot"/>
             </w:tabs>
             <w:rPr/>
@@ -557,15 +517,29 @@
         <w:rPr/>
       </w:pPr>
       <w:bookmarkStart w:id="0" w:name="__RefHeading___Toc13668_1734033060"/>
-      <w:bookmarkStart w:id="1" w:name="_Toc140087571"/>
-      <w:bookmarkStart w:id="2" w:name="_Toc130343945"/>
+      <w:bookmarkStart w:id="1" w:name="_Toc130343945"/>
+      <w:bookmarkStart w:id="2" w:name="_Toc140087571"/>
       <w:bookmarkEnd w:id="0"/>
       <w:r>
         <w:rPr/>
-        <w:t>СПИСОК СОКРАЩЕНИЙ И УСЛОВНЫХ ОБОЗНАЧЕНИЙ</w:t>
+        <w:t xml:space="preserve">СПИСОК СОКРАЩЕНИЙ И УСЛОВНЫХ </w:t>
+      </w:r>
+      <w:r>
+        <w:rPr/>
+        <w:t>ГСЧ</w:t>
+      </w:r>
+      <w:r>
+        <w:rPr/>
+        <w:t xml:space="preserve"> ОБОЗНАЧЕНИЙ</w:t>
       </w:r>
       <w:bookmarkEnd w:id="1"/>
       <w:bookmarkEnd w:id="2"/>
+      <w:r>
+        <w:rPr>
+          <w:lang w:val="en-US"/>
+        </w:rPr>
+        <w:t>a.</w:t>
+      </w:r>
     </w:p>
     <w:p>
       <w:pPr>
@@ -700,6 +674,18 @@
         <w:t>ОПРЕДЕЛЕНИЯ</w:t>
       </w:r>
       <w:bookmarkEnd w:id="4"/>
+      <w:r>
+        <w:rPr>
+          <w:lang w:val="en-US"/>
+        </w:rPr>
+        <w:t xml:space="preserve"> </w:t>
+      </w:r>
+      <w:r>
+        <w:rPr>
+          <w:lang w:val="ru-RU"/>
+        </w:rPr>
+        <w:t>АААААААА ПЕНИ-СССССССССС</w:t>
+      </w:r>
     </w:p>
     <w:p>
       <w:pPr>
@@ -789,8 +775,8 @@
         <w:rPr/>
         <w:br/>
       </w:r>
-      <w:bookmarkStart w:id="6" w:name="_Toc140087573"/>
-      <w:bookmarkStart w:id="7" w:name="_Toc130343946"/>
+      <w:bookmarkStart w:id="6" w:name="_Toc130343946"/>
+      <w:bookmarkStart w:id="7" w:name="_Toc140087573"/>
       <w:r>
         <w:rPr/>
         <w:t>ВВЕДЕНИЕ</w:t>
@@ -820,7 +806,9 @@
         </w:rPr>
       </w:pPr>
       <w:r>
-        <w:rPr/>
+        <w:rPr>
+          <w:rFonts w:eastAsia="Webdings" w:cs="Webdings" w:ascii="Webdings" w:hAnsi="Webdings"/>
+        </w:rPr>
         <w:sym w:font="Webdings" w:char="423"/>
         <w:sym w:font="Webdings" w:char="447"/>
         <w:sym w:font="Webdings" w:char="438"/>
@@ -1148,6 +1136,7 @@
       </w:r>
       <w:r>
         <w:rPr>
+          <w:rFonts w:eastAsia="Webdings" w:cs="Webdings" w:ascii="Webdings" w:hAnsi="Webdings"/>
           <w:color w:val="C9211E"/>
         </w:rPr>
         <w:sym w:font="Webdings" w:char="432"/>
@@ -1283,26 +1272,6 @@
       </w:r>
       <w:bookmarkStart w:id="12" w:name="__RefHeading___Toc12424_1734033060"/>
       <w:bookmarkEnd w:id="12"/>
-    </w:p>
-    <w:p>
-      <w:pPr>
-        <w:pStyle w:val="-21"/>
-        <w:rPr>
-          <w:lang w:val="ru-RU"/>
-        </w:rPr>
-      </w:pPr>
-      <w:bookmarkStart w:id="13" w:name="__RefHeading___Toc1319_1361387627"/>
-      <w:bookmarkStart w:id="14" w:name="_Toc140087576"/>
-      <w:bookmarkEnd w:id="13"/>
-      <w:r>
-        <w:rPr/>
-        <w:t>1.6 Выв</w:t>
-      </w:r>
-      <w:bookmarkEnd w:id="14"/>
-      <w:r>
-        <w:rPr/>
-        <w:t>оды</w:t>
-      </w:r>
     </w:p>
     <w:p>
       <w:pPr>
@@ -1323,29 +1292,37 @@
           <w:lang w:val="ru-RU"/>
         </w:rPr>
       </w:pPr>
+      <w:bookmarkStart w:id="13" w:name="__RefHeading___Toc1319_1361387627"/>
+      <w:bookmarkStart w:id="14" w:name="_Toc140087576"/>
+      <w:bookmarkEnd w:id="13"/>
       <w:r>
         <w:rPr/>
+        <w:t>1.6 Выв</w:t>
+      </w:r>
+      <w:bookmarkEnd w:id="14"/>
+      <w:r>
+        <w:rPr/>
+        <w:t>оды</w:t>
       </w:r>
       <w:bookmarkStart w:id="15" w:name="__RefHeading___Toc1321_1361387627"/>
-      <w:bookmarkStart w:id="16" w:name="__RefHeading___Toc1321_1361387627"/>
-      <w:bookmarkEnd w:id="16"/>
     </w:p>
     <w:p>
       <w:pPr>
         <w:pStyle w:val="-3"/>
         <w:rPr/>
       </w:pPr>
-      <w:bookmarkStart w:id="17" w:name="__RefHeading___Toc12426_1734033060"/>
-      <w:bookmarkStart w:id="18" w:name="_Toc140087577"/>
-      <w:bookmarkEnd w:id="17"/>
+      <w:bookmarkStart w:id="16" w:name="__RefHeading___Toc12426_1734033060"/>
+      <w:bookmarkStart w:id="17" w:name="_Toc140087577"/>
+      <w:bookmarkEnd w:id="15"/>
+      <w:bookmarkEnd w:id="16"/>
       <w:r>
         <w:rPr/>
         <w:t xml:space="preserve">2. </w:t>
       </w:r>
-      <w:bookmarkEnd w:id="18"/>
+      <w:bookmarkEnd w:id="17"/>
       <w:r>
         <w:rPr/>
-        <w:t>ПРОЕКТНЫЙ РАЗДЕЛ</w:t>
+        <w:t>Проектный раздел.</w:t>
       </w:r>
     </w:p>
     <w:p>
@@ -1356,16 +1333,16 @@
           <w:lang w:val="ru-RU"/>
         </w:rPr>
       </w:pPr>
-      <w:bookmarkStart w:id="19" w:name="__RefHeading___Toc12428_1734033060"/>
-      <w:bookmarkStart w:id="20" w:name="_Toc140087578"/>
+      <w:bookmarkStart w:id="18" w:name="__RefHeading___Toc12428_1734033060"/>
+      <w:bookmarkStart w:id="19" w:name="_Toc140087578"/>
+      <w:bookmarkEnd w:id="18"/>
+      <w:r>
+        <w:rPr>
+          <w:lang w:val="ru-RU"/>
+        </w:rPr>
+        <w:t xml:space="preserve">2.1 </w:t>
+      </w:r>
       <w:bookmarkEnd w:id="19"/>
-      <w:r>
-        <w:rPr>
-          <w:lang w:val="ru-RU"/>
-        </w:rPr>
-        <w:t xml:space="preserve">2.1 </w:t>
-      </w:r>
-      <w:bookmarkEnd w:id="20"/>
       <w:r>
         <w:rPr>
           <w:lang w:val="ru-RU"/>
@@ -1379,7 +1356,7 @@
         </w:rPr>
         <w:t xml:space="preserve"> </w:t>
       </w:r>
-      <w:bookmarkStart w:id="21" w:name="__RefHeading___Toc12430_1734033060"/>
+      <w:bookmarkStart w:id="20" w:name="__RefHeading___Toc12430_1734033060"/>
     </w:p>
     <w:p>
       <w:pPr>
@@ -1388,15 +1365,15 @@
           <w:lang w:val="ru-RU"/>
         </w:rPr>
       </w:pPr>
-      <w:bookmarkStart w:id="22" w:name="__RefHeading___Toc1323_1361387627"/>
-      <w:bookmarkStart w:id="23" w:name="_Toc140087579"/>
+      <w:bookmarkStart w:id="21" w:name="__RefHeading___Toc1323_1361387627"/>
+      <w:bookmarkStart w:id="22" w:name="_Toc140087579"/>
+      <w:bookmarkEnd w:id="20"/>
       <w:bookmarkEnd w:id="21"/>
-      <w:bookmarkEnd w:id="22"/>
       <w:r>
         <w:rPr/>
         <w:t>2.6 Вывод</w:t>
       </w:r>
-      <w:bookmarkEnd w:id="23"/>
+      <w:bookmarkEnd w:id="22"/>
       <w:r>
         <w:rPr/>
         <w:t>ы</w:t>
@@ -1407,8 +1384,8 @@
         <w:pStyle w:val="-3"/>
         <w:rPr/>
       </w:pPr>
-      <w:bookmarkStart w:id="24" w:name="__RefHeading___Toc12432_1734033060_Копия"/>
-      <w:bookmarkEnd w:id="24"/>
+      <w:bookmarkStart w:id="23" w:name="__RefHeading___Toc12432_1734033060_Копия"/>
+      <w:bookmarkEnd w:id="23"/>
       <w:r>
         <w:rPr>
           <w:lang w:val="ru-RU"/>
@@ -1417,15 +1394,21 @@
         <w:br/>
         <w:br/>
       </w:r>
-      <w:bookmarkStart w:id="25" w:name="_Toc140087580_Копия_2"/>
-      <w:r>
-        <w:rPr/>
+      <w:bookmarkStart w:id="24" w:name="_Toc140087580_Копия_2"/>
+      <w:r>
+        <w:rPr>
+          <w:b w:val="false"/>
+          <w:bCs w:val="false"/>
+        </w:rPr>
         <w:t xml:space="preserve">3. </w:t>
       </w:r>
-      <w:bookmarkEnd w:id="25"/>
-      <w:r>
-        <w:rPr/>
-        <w:t>РАЗРАБОТКА</w:t>
+      <w:bookmarkEnd w:id="24"/>
+      <w:r>
+        <w:rPr>
+          <w:b w:val="false"/>
+          <w:bCs w:val="false"/>
+        </w:rPr>
+        <w:t>Разработка</w:t>
       </w:r>
     </w:p>
     <w:p>
@@ -1436,22 +1419,22 @@
           <w:lang w:val="ru-RU"/>
         </w:rPr>
       </w:pPr>
-      <w:bookmarkStart w:id="26" w:name="__RefHeading___Toc12428_1734033060_Копия"/>
+      <w:bookmarkStart w:id="25" w:name="__RefHeading___Toc12428_1734033060_Копия"/>
+      <w:bookmarkEnd w:id="25"/>
+      <w:r>
+        <w:rPr>
+          <w:lang w:val="ru-RU"/>
+        </w:rPr>
+        <w:t>3</w:t>
+      </w:r>
+      <w:bookmarkStart w:id="26" w:name="_Toc140087578_Копия_1"/>
+      <w:r>
+        <w:rPr>
+          <w:lang w:val="ru-RU"/>
+        </w:rPr>
+        <w:t xml:space="preserve">.1 </w:t>
+      </w:r>
       <w:bookmarkEnd w:id="26"/>
-      <w:r>
-        <w:rPr>
-          <w:lang w:val="ru-RU"/>
-        </w:rPr>
-        <w:t>3</w:t>
-      </w:r>
-      <w:bookmarkStart w:id="27" w:name="_Toc140087578_Копия_1"/>
-      <w:r>
-        <w:rPr>
-          <w:lang w:val="ru-RU"/>
-        </w:rPr>
-        <w:t xml:space="preserve">.1 </w:t>
-      </w:r>
-      <w:bookmarkEnd w:id="27"/>
       <w:r>
         <w:rPr>
           <w:lang w:val="ru-RU"/>
@@ -1465,7 +1448,7 @@
         </w:rPr>
         <w:t xml:space="preserve"> </w:t>
       </w:r>
-      <w:bookmarkStart w:id="28" w:name="__RefHeading___Toc12430_1734033060_Копия"/>
+      <w:bookmarkStart w:id="27" w:name="__RefHeading___Toc12430_1734033060_Копия"/>
     </w:p>
     <w:p>
       <w:pPr>
@@ -1474,27 +1457,19 @@
           <w:lang w:val="ru-RU"/>
         </w:rPr>
       </w:pPr>
-      <w:bookmarkStart w:id="29" w:name="__RefHeading___Toc1323_1361387627_Копия_"/>
+      <w:bookmarkStart w:id="28" w:name="__RefHeading___Toc1323_1361387627_Копия_"/>
+      <w:bookmarkEnd w:id="27"/>
       <w:bookmarkEnd w:id="28"/>
-      <w:bookmarkEnd w:id="29"/>
       <w:r>
         <w:rPr/>
         <w:t>3</w:t>
       </w:r>
-      <w:bookmarkStart w:id="30" w:name="_Toc140087579_Копия_1"/>
+      <w:bookmarkStart w:id="29" w:name="_Toc140087579_Копия_1"/>
       <w:r>
         <w:rPr/>
-        <w:t>.</w:t>
-      </w:r>
-      <w:r>
-        <w:rPr/>
-        <w:t>2</w:t>
-      </w:r>
-      <w:r>
-        <w:rPr/>
-        <w:t xml:space="preserve"> </w:t>
-      </w:r>
-      <w:bookmarkEnd w:id="30"/>
+        <w:t xml:space="preserve">.2 </w:t>
+      </w:r>
+      <w:bookmarkEnd w:id="29"/>
       <w:r>
         <w:rPr>
           <w:lang w:val="ru-RU"/>
@@ -1509,8 +1484,8 @@
           <w:lang w:val="ru-RU"/>
         </w:rPr>
       </w:pPr>
-      <w:bookmarkStart w:id="31" w:name="__RefHeading___Toc1340_1361387627"/>
-      <w:bookmarkEnd w:id="31"/>
+      <w:bookmarkStart w:id="30" w:name="__RefHeading___Toc1340_1361387627"/>
+      <w:bookmarkEnd w:id="30"/>
       <w:r>
         <w:rPr>
           <w:lang w:val="ru-RU"/>
@@ -1525,14 +1500,15 @@
           <w:lang w:val="ru-RU"/>
         </w:rPr>
       </w:pPr>
-      <w:bookmarkStart w:id="32" w:name="__RefHeading___Toc1342_1361387627"/>
-      <w:bookmarkEnd w:id="32"/>
+      <w:bookmarkStart w:id="31" w:name="__RefHeading___Toc1342_1361387627"/>
+      <w:bookmarkEnd w:id="31"/>
       <w:r>
         <w:rPr>
           <w:lang w:val="ru-RU"/>
         </w:rPr>
         <w:t>3.53 Гавноооооооо</w:t>
       </w:r>
+      <w:bookmarkStart w:id="32" w:name="__RefHeading___Toc1344_1361387627"/>
     </w:p>
     <w:p>
       <w:pPr>
@@ -1553,7 +1529,8 @@
           <w:lang w:val="ru-RU"/>
         </w:rPr>
       </w:pPr>
-      <w:bookmarkStart w:id="33" w:name="__RefHeading___Toc1344_1361387627"/>
+      <w:bookmarkStart w:id="33" w:name="__RefHeading___Toc1486_2414042469"/>
+      <w:bookmarkEnd w:id="32"/>
       <w:bookmarkEnd w:id="33"/>
       <w:r>
         <w:rPr>
@@ -1612,6 +1589,9 @@
           <w:lang w:val="ru-RU"/>
         </w:rPr>
       </w:r>
+      <w:bookmarkStart w:id="40" w:name="__RefHeading___Toc1325_1361387627"/>
+      <w:bookmarkStart w:id="41" w:name="__RefHeading___Toc1325_1361387627"/>
+      <w:bookmarkEnd w:id="41"/>
     </w:p>
     <w:p>
       <w:pPr>
@@ -1632,8 +1612,10 @@
           <w:lang w:val="ru-RU"/>
         </w:rPr>
       </w:pPr>
-      <w:bookmarkStart w:id="40" w:name="__RefHeading___Toc1325_1361387627"/>
-      <w:bookmarkEnd w:id="40"/>
+      <w:bookmarkStart w:id="42" w:name="__RefHeading___Toc1325_1361387627"/>
+      <w:bookmarkStart w:id="43" w:name="__RefHeading___Toc1488_2414042469"/>
+      <w:bookmarkEnd w:id="42"/>
+      <w:bookmarkEnd w:id="43"/>
       <w:r>
         <w:rPr/>
         <w:t xml:space="preserve"> </w:t>
@@ -1644,14 +1626,14 @@
         <w:pStyle w:val="-3"/>
         <w:rPr/>
       </w:pPr>
-      <w:bookmarkStart w:id="41" w:name="__RefHeading___Toc12448_1734033060"/>
-      <w:bookmarkStart w:id="42" w:name="_Toc140087588"/>
-      <w:bookmarkEnd w:id="41"/>
+      <w:bookmarkStart w:id="44" w:name="__RefHeading___Toc12448_1734033060"/>
+      <w:bookmarkStart w:id="45" w:name="_Toc140087588"/>
+      <w:bookmarkEnd w:id="44"/>
       <w:r>
         <w:rPr/>
         <w:t>ЗАКЛЮЧЕНИЕ</w:t>
       </w:r>
-      <w:bookmarkEnd w:id="42"/>
+      <w:bookmarkEnd w:id="45"/>
     </w:p>
     <w:p>
       <w:pPr>
@@ -1684,14 +1666,14 @@
         <w:pStyle w:val="-3"/>
         <w:rPr/>
       </w:pPr>
-      <w:bookmarkStart w:id="43" w:name="__RefHeading___Toc12452_1734033060"/>
-      <w:bookmarkStart w:id="44" w:name="_Toc140087590"/>
-      <w:bookmarkEnd w:id="43"/>
+      <w:bookmarkStart w:id="46" w:name="__RefHeading___Toc12452_1734033060"/>
+      <w:bookmarkStart w:id="47" w:name="_Toc140087590"/>
+      <w:bookmarkEnd w:id="46"/>
       <w:r>
         <w:rPr/>
         <w:t>ПРИЛОЖЕНИЕ А</w:t>
       </w:r>
-      <w:bookmarkEnd w:id="44"/>
+      <w:bookmarkEnd w:id="47"/>
     </w:p>
     <w:p>
       <w:pPr>
@@ -1810,14 +1792,14 @@
         <w:pStyle w:val="-3"/>
         <w:rPr/>
       </w:pPr>
-      <w:bookmarkStart w:id="45" w:name="__RefHeading___Toc12454_1734033060"/>
-      <w:bookmarkStart w:id="46" w:name="_Toc140087591"/>
-      <w:bookmarkEnd w:id="45"/>
+      <w:bookmarkStart w:id="48" w:name="__RefHeading___Toc12454_1734033060"/>
+      <w:bookmarkStart w:id="49" w:name="_Toc140087591"/>
+      <w:bookmarkEnd w:id="48"/>
       <w:r>
         <w:rPr/>
         <w:t>ПРИЛОЖЕНИЕ Б</w:t>
       </w:r>
-      <w:bookmarkEnd w:id="46"/>
+      <w:bookmarkEnd w:id="49"/>
     </w:p>
     <w:p>
       <w:pPr>
@@ -1946,14 +1928,14 @@
         <w:pStyle w:val="-3"/>
         <w:rPr/>
       </w:pPr>
-      <w:bookmarkStart w:id="47" w:name="__RefHeading___Toc12456_1734033060"/>
-      <w:bookmarkStart w:id="48" w:name="_Toc140087592"/>
-      <w:bookmarkEnd w:id="47"/>
+      <w:bookmarkStart w:id="50" w:name="__RefHeading___Toc12456_1734033060"/>
+      <w:bookmarkStart w:id="51" w:name="_Toc140087592"/>
+      <w:bookmarkEnd w:id="50"/>
       <w:r>
         <w:rPr/>
         <w:t>ПРИЛОЖЕНИЕ В</w:t>
       </w:r>
-      <w:bookmarkEnd w:id="48"/>
+      <w:bookmarkEnd w:id="51"/>
     </w:p>
     <w:p>
       <w:pPr>
@@ -2097,23 +2079,7 @@
         </w:pPr>
         <w:r>
           <w:rPr/>
-          <w:fldChar w:fldCharType="begin"/>
-        </w:r>
-        <w:r>
-          <w:rPr/>
-          <w:instrText xml:space="preserve"> PAGE </w:instrText>
-        </w:r>
-        <w:r>
-          <w:rPr/>
-          <w:fldChar w:fldCharType="separate"/>
-        </w:r>
-        <w:r>
-          <w:rPr/>
-          <w:t>10</w:t>
-        </w:r>
-        <w:r>
-          <w:rPr/>
-          <w:fldChar w:fldCharType="end"/>
+          <w:t>52</w:t>
         </w:r>
       </w:p>
     </w:sdtContent>
@@ -2452,13 +2418,8 @@
       <w:p>
         <w:pPr>
           <w:pStyle w:val="Footer"/>
-          <w:jc w:val="center"/>
-          <w:rPr>
-            <w:rFonts w:ascii="Times New Roman" w:hAnsi="Times New Roman" w:cs="Times New Roman"/>
-            <w:color w:themeColor="text1" w:val="000000"/>
-            <w:sz w:val="28"/>
-            <w:szCs w:val="28"/>
-          </w:rPr>
+          <w:jc w:val="right"/>
+          <w:rPr/>
         </w:pPr>
         <w:r>
           <w:rPr/>
@@ -2740,33 +2701,12 @@
       <w:p>
         <w:pPr>
           <w:pStyle w:val="Footer"/>
-          <w:jc w:val="center"/>
-          <w:rPr>
-            <w:rFonts w:ascii="Times New Roman" w:hAnsi="Times New Roman" w:cs="Times New Roman"/>
-            <w:color w:themeColor="text1" w:val="000000"/>
-            <w:sz w:val="28"/>
-            <w:szCs w:val="28"/>
-          </w:rPr>
+          <w:jc w:val="left"/>
+          <w:rPr/>
         </w:pPr>
         <w:r>
           <w:rPr/>
-          <w:fldChar w:fldCharType="begin"/>
-        </w:r>
-        <w:r>
-          <w:rPr/>
-          <w:instrText xml:space="preserve"> PAGE </w:instrText>
-        </w:r>
-        <w:r>
-          <w:rPr/>
-          <w:fldChar w:fldCharType="separate"/>
-        </w:r>
-        <w:r>
-          <w:rPr/>
-          <w:t>8</w:t>
-        </w:r>
-        <w:r>
-          <w:rPr/>
-          <w:fldChar w:fldCharType="end"/>
+          <w:t>9</w:t>
         </w:r>
       </w:p>
     </w:sdtContent>
@@ -2827,23 +2767,7 @@
         </w:pPr>
         <w:r>
           <w:rPr/>
-          <w:fldChar w:fldCharType="begin"/>
-        </w:r>
-        <w:r>
-          <w:rPr/>
-          <w:instrText xml:space="preserve"> PAGE </w:instrText>
-        </w:r>
-        <w:r>
-          <w:rPr/>
-          <w:fldChar w:fldCharType="separate"/>
-        </w:r>
-        <w:r>
-          <w:rPr/>
-          <w:t>9</w:t>
-        </w:r>
-        <w:r>
-          <w:rPr/>
-          <w:fldChar w:fldCharType="end"/>
+          <w:t>1</w:t>
         </w:r>
       </w:p>
     </w:sdtContent>
@@ -3574,6 +3498,13 @@
       <w:vertAlign w:val="superscript"/>
     </w:rPr>
   </w:style>
+  <w:style w:type="character" w:styleId="FootnoteCharacters211">
+    <w:name w:val="Footnote Characters211"/>
+    <w:qFormat/>
+    <w:rPr>
+      <w:vertAlign w:val="superscript"/>
+    </w:rPr>
+  </w:style>
   <w:style w:type="character" w:styleId="annotationreference">
     <w:name w:val="annotation reference"/>
     <w:basedOn w:val="DefaultParagraphFont"/>
@@ -3714,6 +3645,14 @@
   </w:style>
   <w:style w:type="character" w:styleId="InternetLink2">
     <w:name w:val="Internet Link2"/>
+    <w:qFormat/>
+    <w:rPr>
+      <w:color w:val="000080"/>
+      <w:u w:val="single"/>
+    </w:rPr>
+  </w:style>
+  <w:style w:type="character" w:styleId="InternetLink3">
+    <w:name w:val="Internet Link3"/>
     <w:qFormat/>
     <w:rPr>
       <w:color w:val="000080"/>
@@ -3893,7 +3832,7 @@
     <w:rsid w:val="00572b5b"/>
     <w:pPr>
       <w:tabs>
-        <w:tab w:val="clear" w:pos="708"/>
+        <w:tab w:val="clear" w:pos="643"/>
         <w:tab w:val="center" w:pos="4677" w:leader="none"/>
         <w:tab w:val="right" w:pos="9355" w:leader="none"/>
       </w:tabs>
@@ -3910,7 +3849,7 @@
     <w:rsid w:val="00572b5b"/>
     <w:pPr>
       <w:tabs>
-        <w:tab w:val="clear" w:pos="708"/>
+        <w:tab w:val="clear" w:pos="643"/>
         <w:tab w:val="center" w:pos="4677" w:leader="none"/>
         <w:tab w:val="right" w:pos="9355" w:leader="none"/>
       </w:tabs>
@@ -4050,7 +3989,7 @@
     <w:pPr>
       <w:widowControl/>
       <w:tabs>
-        <w:tab w:val="clear" w:pos="708"/>
+        <w:tab w:val="clear" w:pos="643"/>
         <w:tab w:val="left" w:pos="1134" w:leader="none"/>
       </w:tabs>
       <w:suppressAutoHyphens w:val="true"/>

--- a/backend/test-input/test2.docx
+++ b/backend/test-input/test2.docx
@@ -1595,6 +1595,691 @@
     </w:p>
     <w:p>
       <w:pPr>
+        <w:pStyle w:val="-21"/>
+        <w:rPr>
+          <w:lang w:val="ru-RU"/>
+        </w:rPr>
+      </w:pPr>
+      <w:bookmarkStart w:id="42" w:name="__RefHeading___Toc1325_1361387627"/>
+      <w:bookmarkStart w:id="43" w:name="__RefHeading___Toc1488_2414042469"/>
+      <w:bookmarkEnd w:id="42"/>
+      <w:bookmarkEnd w:id="43"/>
+      <w:r>
+        <w:rPr/>
+        <w:t xml:space="preserve"> </w:t>
+      </w:r>
+    </w:p>
+    <w:p>
+      <w:pPr>
+        <w:pStyle w:val="-4"/>
+        <w:spacing w:lineRule="auto" w:line="240"/>
+        <w:ind w:hanging="0"/>
+        <w:jc w:val="left"/>
+        <w:rPr>
+          <w:lang w:val="ru-RU"/>
+        </w:rPr>
+      </w:pPr>
+      <w:r>
+        <w:rPr>
+          <w:lang w:val="ru-RU"/>
+        </w:rPr>
+      </w:r>
+    </w:p>
+    <w:p>
+      <w:pPr>
+        <w:pStyle w:val="Style25"/>
+        <w:keepNext w:val="true"/>
+        <w:rPr/>
+      </w:pPr>
+      <w:r>
+        <w:rPr/>
+        <w:t xml:space="preserve">Таблица </w:t>
+      </w:r>
+      <w:r>
+        <w:rPr/>
+        <w:fldChar w:fldCharType="begin"/>
+      </w:r>
+      <w:r>
+        <w:rPr/>
+        <w:instrText xml:space="preserve"> SEQ Таблица \* ARABIC </w:instrText>
+      </w:r>
+      <w:r>
+        <w:rPr/>
+        <w:fldChar w:fldCharType="separate"/>
+      </w:r>
+      <w:r>
+        <w:rPr/>
+        <w:t>1</w:t>
+      </w:r>
+      <w:r>
+        <w:rPr/>
+        <w:fldChar w:fldCharType="end"/>
+      </w:r>
+      <w:r>
+        <w:rPr/>
+        <w:t xml:space="preserve"> - Таблица 52 — Большие-яйца</w:t>
+      </w:r>
+    </w:p>
+    <w:tbl>
+      <w:tblPr>
+        <w:tblW w:w="5000" w:type="pct"/>
+        <w:jc w:val="left"/>
+        <w:tblInd w:w="55" w:type="dxa"/>
+        <w:tblLayout w:type="fixed"/>
+        <w:tblCellMar>
+          <w:top w:w="55" w:type="dxa"/>
+          <w:left w:w="55" w:type="dxa"/>
+          <w:bottom w:w="55" w:type="dxa"/>
+          <w:right w:w="55" w:type="dxa"/>
+        </w:tblCellMar>
+      </w:tblPr>
+      <w:tblGrid>
+        <w:gridCol w:w="1559"/>
+        <w:gridCol w:w="1559"/>
+        <w:gridCol w:w="1559"/>
+        <w:gridCol w:w="1559"/>
+        <w:gridCol w:w="1559"/>
+        <w:gridCol w:w="1560"/>
+      </w:tblGrid>
+      <w:tr>
+        <w:trPr/>
+        <w:tc>
+          <w:tcPr>
+            <w:tcW w:w="1559" w:type="dxa"/>
+            <w:tcBorders>
+              <w:top w:val="single" w:sz="4" w:space="0" w:color="000000"/>
+              <w:left w:val="single" w:sz="4" w:space="0" w:color="000000"/>
+              <w:bottom w:val="single" w:sz="4" w:space="0" w:color="000000"/>
+            </w:tcBorders>
+          </w:tcPr>
+          <w:p>
+            <w:pPr>
+              <w:pStyle w:val="Style23"/>
+              <w:spacing w:before="0" w:after="160"/>
+              <w:rPr/>
+            </w:pPr>
+            <w:r>
+              <w:rPr/>
+            </w:r>
+          </w:p>
+        </w:tc>
+        <w:tc>
+          <w:tcPr>
+            <w:tcW w:w="1559" w:type="dxa"/>
+            <w:tcBorders>
+              <w:top w:val="single" w:sz="4" w:space="0" w:color="000000"/>
+              <w:left w:val="single" w:sz="4" w:space="0" w:color="000000"/>
+              <w:bottom w:val="single" w:sz="4" w:space="0" w:color="000000"/>
+            </w:tcBorders>
+          </w:tcPr>
+          <w:p>
+            <w:pPr>
+              <w:pStyle w:val="Style23"/>
+              <w:spacing w:before="0" w:after="160"/>
+              <w:rPr/>
+            </w:pPr>
+            <w:r>
+              <w:rPr/>
+            </w:r>
+          </w:p>
+        </w:tc>
+        <w:tc>
+          <w:tcPr>
+            <w:tcW w:w="1559" w:type="dxa"/>
+            <w:tcBorders>
+              <w:top w:val="single" w:sz="4" w:space="0" w:color="000000"/>
+              <w:left w:val="single" w:sz="4" w:space="0" w:color="000000"/>
+              <w:bottom w:val="single" w:sz="4" w:space="0" w:color="000000"/>
+            </w:tcBorders>
+          </w:tcPr>
+          <w:p>
+            <w:pPr>
+              <w:pStyle w:val="Style23"/>
+              <w:spacing w:before="0" w:after="160"/>
+              <w:rPr/>
+            </w:pPr>
+            <w:r>
+              <w:rPr/>
+            </w:r>
+          </w:p>
+        </w:tc>
+        <w:tc>
+          <w:tcPr>
+            <w:tcW w:w="1559" w:type="dxa"/>
+            <w:tcBorders>
+              <w:top w:val="single" w:sz="4" w:space="0" w:color="000000"/>
+              <w:left w:val="single" w:sz="4" w:space="0" w:color="000000"/>
+              <w:bottom w:val="single" w:sz="4" w:space="0" w:color="000000"/>
+            </w:tcBorders>
+          </w:tcPr>
+          <w:p>
+            <w:pPr>
+              <w:pStyle w:val="Style23"/>
+              <w:spacing w:before="0" w:after="160"/>
+              <w:rPr/>
+            </w:pPr>
+            <w:r>
+              <w:rPr/>
+            </w:r>
+          </w:p>
+        </w:tc>
+        <w:tc>
+          <w:tcPr>
+            <w:tcW w:w="1559" w:type="dxa"/>
+            <w:tcBorders>
+              <w:top w:val="single" w:sz="4" w:space="0" w:color="000000"/>
+              <w:left w:val="single" w:sz="4" w:space="0" w:color="000000"/>
+              <w:bottom w:val="single" w:sz="4" w:space="0" w:color="000000"/>
+            </w:tcBorders>
+          </w:tcPr>
+          <w:p>
+            <w:pPr>
+              <w:pStyle w:val="Style23"/>
+              <w:spacing w:before="0" w:after="160"/>
+              <w:rPr/>
+            </w:pPr>
+            <w:r>
+              <w:rPr/>
+            </w:r>
+          </w:p>
+        </w:tc>
+        <w:tc>
+          <w:tcPr>
+            <w:tcW w:w="1560" w:type="dxa"/>
+            <w:tcBorders>
+              <w:top w:val="single" w:sz="4" w:space="0" w:color="000000"/>
+              <w:left w:val="single" w:sz="4" w:space="0" w:color="000000"/>
+              <w:bottom w:val="single" w:sz="4" w:space="0" w:color="000000"/>
+              <w:right w:val="single" w:sz="4" w:space="0" w:color="000000"/>
+            </w:tcBorders>
+          </w:tcPr>
+          <w:p>
+            <w:pPr>
+              <w:pStyle w:val="Style23"/>
+              <w:spacing w:before="0" w:after="160"/>
+              <w:rPr/>
+            </w:pPr>
+            <w:r>
+              <w:rPr/>
+            </w:r>
+          </w:p>
+        </w:tc>
+      </w:tr>
+      <w:tr>
+        <w:trPr/>
+        <w:tc>
+          <w:tcPr>
+            <w:tcW w:w="1559" w:type="dxa"/>
+            <w:tcBorders>
+              <w:left w:val="single" w:sz="4" w:space="0" w:color="000000"/>
+              <w:bottom w:val="single" w:sz="4" w:space="0" w:color="000000"/>
+            </w:tcBorders>
+          </w:tcPr>
+          <w:p>
+            <w:pPr>
+              <w:pStyle w:val="Style23"/>
+              <w:spacing w:before="0" w:after="160"/>
+              <w:rPr/>
+            </w:pPr>
+            <w:r>
+              <w:rPr/>
+            </w:r>
+          </w:p>
+        </w:tc>
+        <w:tc>
+          <w:tcPr>
+            <w:tcW w:w="1559" w:type="dxa"/>
+            <w:tcBorders>
+              <w:left w:val="single" w:sz="4" w:space="0" w:color="000000"/>
+              <w:bottom w:val="single" w:sz="4" w:space="0" w:color="000000"/>
+            </w:tcBorders>
+          </w:tcPr>
+          <w:p>
+            <w:pPr>
+              <w:pStyle w:val="Style23"/>
+              <w:spacing w:before="0" w:after="160"/>
+              <w:rPr/>
+            </w:pPr>
+            <w:r>
+              <w:rPr/>
+            </w:r>
+          </w:p>
+        </w:tc>
+        <w:tc>
+          <w:tcPr>
+            <w:tcW w:w="1559" w:type="dxa"/>
+            <w:tcBorders>
+              <w:left w:val="single" w:sz="4" w:space="0" w:color="000000"/>
+              <w:bottom w:val="single" w:sz="4" w:space="0" w:color="000000"/>
+            </w:tcBorders>
+          </w:tcPr>
+          <w:p>
+            <w:pPr>
+              <w:pStyle w:val="Style23"/>
+              <w:spacing w:before="0" w:after="160"/>
+              <w:rPr/>
+            </w:pPr>
+            <w:r>
+              <w:rPr/>
+            </w:r>
+          </w:p>
+        </w:tc>
+        <w:tc>
+          <w:tcPr>
+            <w:tcW w:w="1559" w:type="dxa"/>
+            <w:tcBorders>
+              <w:left w:val="single" w:sz="4" w:space="0" w:color="000000"/>
+              <w:bottom w:val="single" w:sz="4" w:space="0" w:color="000000"/>
+            </w:tcBorders>
+          </w:tcPr>
+          <w:p>
+            <w:pPr>
+              <w:pStyle w:val="Style23"/>
+              <w:spacing w:before="0" w:after="160"/>
+              <w:rPr/>
+            </w:pPr>
+            <w:r>
+              <w:rPr/>
+            </w:r>
+          </w:p>
+        </w:tc>
+        <w:tc>
+          <w:tcPr>
+            <w:tcW w:w="1559" w:type="dxa"/>
+            <w:tcBorders>
+              <w:left w:val="single" w:sz="4" w:space="0" w:color="000000"/>
+              <w:bottom w:val="single" w:sz="4" w:space="0" w:color="000000"/>
+            </w:tcBorders>
+          </w:tcPr>
+          <w:p>
+            <w:pPr>
+              <w:pStyle w:val="Style23"/>
+              <w:spacing w:before="0" w:after="160"/>
+              <w:rPr/>
+            </w:pPr>
+            <w:r>
+              <w:rPr/>
+            </w:r>
+          </w:p>
+        </w:tc>
+        <w:tc>
+          <w:tcPr>
+            <w:tcW w:w="1560" w:type="dxa"/>
+            <w:tcBorders>
+              <w:left w:val="single" w:sz="4" w:space="0" w:color="000000"/>
+              <w:bottom w:val="single" w:sz="4" w:space="0" w:color="000000"/>
+              <w:right w:val="single" w:sz="4" w:space="0" w:color="000000"/>
+            </w:tcBorders>
+          </w:tcPr>
+          <w:p>
+            <w:pPr>
+              <w:pStyle w:val="Style23"/>
+              <w:spacing w:before="0" w:after="160"/>
+              <w:rPr/>
+            </w:pPr>
+            <w:r>
+              <w:rPr/>
+            </w:r>
+          </w:p>
+        </w:tc>
+      </w:tr>
+      <w:tr>
+        <w:trPr/>
+        <w:tc>
+          <w:tcPr>
+            <w:tcW w:w="1559" w:type="dxa"/>
+            <w:tcBorders>
+              <w:left w:val="single" w:sz="4" w:space="0" w:color="000000"/>
+              <w:bottom w:val="single" w:sz="4" w:space="0" w:color="000000"/>
+            </w:tcBorders>
+          </w:tcPr>
+          <w:p>
+            <w:pPr>
+              <w:pStyle w:val="Style23"/>
+              <w:spacing w:before="0" w:after="160"/>
+              <w:rPr/>
+            </w:pPr>
+            <w:r>
+              <w:rPr/>
+            </w:r>
+          </w:p>
+        </w:tc>
+        <w:tc>
+          <w:tcPr>
+            <w:tcW w:w="1559" w:type="dxa"/>
+            <w:tcBorders>
+              <w:left w:val="single" w:sz="4" w:space="0" w:color="000000"/>
+              <w:bottom w:val="single" w:sz="4" w:space="0" w:color="000000"/>
+            </w:tcBorders>
+          </w:tcPr>
+          <w:p>
+            <w:pPr>
+              <w:pStyle w:val="Style23"/>
+              <w:spacing w:before="0" w:after="160"/>
+              <w:rPr/>
+            </w:pPr>
+            <w:r>
+              <w:rPr/>
+            </w:r>
+          </w:p>
+        </w:tc>
+        <w:tc>
+          <w:tcPr>
+            <w:tcW w:w="1559" w:type="dxa"/>
+            <w:tcBorders>
+              <w:left w:val="single" w:sz="4" w:space="0" w:color="000000"/>
+              <w:bottom w:val="single" w:sz="4" w:space="0" w:color="000000"/>
+            </w:tcBorders>
+          </w:tcPr>
+          <w:p>
+            <w:pPr>
+              <w:pStyle w:val="Style23"/>
+              <w:spacing w:before="0" w:after="160"/>
+              <w:rPr/>
+            </w:pPr>
+            <w:r>
+              <w:rPr/>
+            </w:r>
+          </w:p>
+        </w:tc>
+        <w:tc>
+          <w:tcPr>
+            <w:tcW w:w="1559" w:type="dxa"/>
+            <w:tcBorders>
+              <w:left w:val="single" w:sz="4" w:space="0" w:color="000000"/>
+              <w:bottom w:val="single" w:sz="4" w:space="0" w:color="000000"/>
+            </w:tcBorders>
+          </w:tcPr>
+          <w:p>
+            <w:pPr>
+              <w:pStyle w:val="Style23"/>
+              <w:spacing w:before="0" w:after="160"/>
+              <w:rPr/>
+            </w:pPr>
+            <w:r>
+              <w:rPr/>
+            </w:r>
+          </w:p>
+        </w:tc>
+        <w:tc>
+          <w:tcPr>
+            <w:tcW w:w="1559" w:type="dxa"/>
+            <w:tcBorders>
+              <w:left w:val="single" w:sz="4" w:space="0" w:color="000000"/>
+              <w:bottom w:val="single" w:sz="4" w:space="0" w:color="000000"/>
+            </w:tcBorders>
+          </w:tcPr>
+          <w:p>
+            <w:pPr>
+              <w:pStyle w:val="Style23"/>
+              <w:spacing w:before="0" w:after="160"/>
+              <w:rPr/>
+            </w:pPr>
+            <w:r>
+              <w:rPr/>
+            </w:r>
+          </w:p>
+        </w:tc>
+        <w:tc>
+          <w:tcPr>
+            <w:tcW w:w="1560" w:type="dxa"/>
+            <w:tcBorders>
+              <w:left w:val="single" w:sz="4" w:space="0" w:color="000000"/>
+              <w:bottom w:val="single" w:sz="4" w:space="0" w:color="000000"/>
+              <w:right w:val="single" w:sz="4" w:space="0" w:color="000000"/>
+            </w:tcBorders>
+          </w:tcPr>
+          <w:p>
+            <w:pPr>
+              <w:pStyle w:val="Style23"/>
+              <w:spacing w:before="0" w:after="160"/>
+              <w:rPr/>
+            </w:pPr>
+            <w:r>
+              <w:rPr/>
+            </w:r>
+          </w:p>
+        </w:tc>
+      </w:tr>
+      <w:tr>
+        <w:trPr/>
+        <w:tc>
+          <w:tcPr>
+            <w:tcW w:w="1559" w:type="dxa"/>
+            <w:tcBorders>
+              <w:left w:val="single" w:sz="4" w:space="0" w:color="000000"/>
+              <w:bottom w:val="single" w:sz="4" w:space="0" w:color="000000"/>
+            </w:tcBorders>
+          </w:tcPr>
+          <w:p>
+            <w:pPr>
+              <w:pStyle w:val="Style23"/>
+              <w:spacing w:before="0" w:after="160"/>
+              <w:rPr/>
+            </w:pPr>
+            <w:r>
+              <w:rPr/>
+            </w:r>
+          </w:p>
+        </w:tc>
+        <w:tc>
+          <w:tcPr>
+            <w:tcW w:w="1559" w:type="dxa"/>
+            <w:tcBorders>
+              <w:left w:val="single" w:sz="4" w:space="0" w:color="000000"/>
+              <w:bottom w:val="single" w:sz="4" w:space="0" w:color="000000"/>
+            </w:tcBorders>
+          </w:tcPr>
+          <w:p>
+            <w:pPr>
+              <w:pStyle w:val="Style23"/>
+              <w:spacing w:before="0" w:after="160"/>
+              <w:rPr/>
+            </w:pPr>
+            <w:r>
+              <w:rPr/>
+            </w:r>
+          </w:p>
+        </w:tc>
+        <w:tc>
+          <w:tcPr>
+            <w:tcW w:w="1559" w:type="dxa"/>
+            <w:tcBorders>
+              <w:left w:val="single" w:sz="4" w:space="0" w:color="000000"/>
+              <w:bottom w:val="single" w:sz="4" w:space="0" w:color="000000"/>
+            </w:tcBorders>
+          </w:tcPr>
+          <w:p>
+            <w:pPr>
+              <w:pStyle w:val="Style23"/>
+              <w:spacing w:before="0" w:after="160"/>
+              <w:rPr/>
+            </w:pPr>
+            <w:r>
+              <w:rPr/>
+            </w:r>
+          </w:p>
+        </w:tc>
+        <w:tc>
+          <w:tcPr>
+            <w:tcW w:w="1559" w:type="dxa"/>
+            <w:tcBorders>
+              <w:left w:val="single" w:sz="4" w:space="0" w:color="000000"/>
+              <w:bottom w:val="single" w:sz="4" w:space="0" w:color="000000"/>
+            </w:tcBorders>
+          </w:tcPr>
+          <w:p>
+            <w:pPr>
+              <w:pStyle w:val="Style23"/>
+              <w:spacing w:before="0" w:after="160"/>
+              <w:rPr/>
+            </w:pPr>
+            <w:r>
+              <w:rPr/>
+            </w:r>
+          </w:p>
+        </w:tc>
+        <w:tc>
+          <w:tcPr>
+            <w:tcW w:w="1559" w:type="dxa"/>
+            <w:tcBorders>
+              <w:left w:val="single" w:sz="4" w:space="0" w:color="000000"/>
+              <w:bottom w:val="single" w:sz="4" w:space="0" w:color="000000"/>
+            </w:tcBorders>
+          </w:tcPr>
+          <w:p>
+            <w:pPr>
+              <w:pStyle w:val="Style23"/>
+              <w:spacing w:before="0" w:after="160"/>
+              <w:rPr/>
+            </w:pPr>
+            <w:r>
+              <w:rPr/>
+            </w:r>
+          </w:p>
+        </w:tc>
+        <w:tc>
+          <w:tcPr>
+            <w:tcW w:w="1560" w:type="dxa"/>
+            <w:tcBorders>
+              <w:left w:val="single" w:sz="4" w:space="0" w:color="000000"/>
+              <w:bottom w:val="single" w:sz="4" w:space="0" w:color="000000"/>
+              <w:right w:val="single" w:sz="4" w:space="0" w:color="000000"/>
+            </w:tcBorders>
+          </w:tcPr>
+          <w:p>
+            <w:pPr>
+              <w:pStyle w:val="Style23"/>
+              <w:spacing w:before="0" w:after="160"/>
+              <w:rPr/>
+            </w:pPr>
+            <w:r>
+              <w:rPr/>
+            </w:r>
+          </w:p>
+        </w:tc>
+      </w:tr>
+      <w:tr>
+        <w:trPr/>
+        <w:tc>
+          <w:tcPr>
+            <w:tcW w:w="1559" w:type="dxa"/>
+            <w:tcBorders>
+              <w:left w:val="single" w:sz="4" w:space="0" w:color="000000"/>
+              <w:bottom w:val="single" w:sz="4" w:space="0" w:color="000000"/>
+            </w:tcBorders>
+          </w:tcPr>
+          <w:p>
+            <w:pPr>
+              <w:pStyle w:val="Style23"/>
+              <w:spacing w:before="0" w:after="160"/>
+              <w:rPr/>
+            </w:pPr>
+            <w:r>
+              <w:rPr/>
+            </w:r>
+          </w:p>
+        </w:tc>
+        <w:tc>
+          <w:tcPr>
+            <w:tcW w:w="1559" w:type="dxa"/>
+            <w:tcBorders>
+              <w:left w:val="single" w:sz="4" w:space="0" w:color="000000"/>
+              <w:bottom w:val="single" w:sz="4" w:space="0" w:color="000000"/>
+            </w:tcBorders>
+          </w:tcPr>
+          <w:p>
+            <w:pPr>
+              <w:pStyle w:val="Style23"/>
+              <w:spacing w:before="0" w:after="160"/>
+              <w:rPr/>
+            </w:pPr>
+            <w:r>
+              <w:rPr/>
+            </w:r>
+          </w:p>
+        </w:tc>
+        <w:tc>
+          <w:tcPr>
+            <w:tcW w:w="1559" w:type="dxa"/>
+            <w:tcBorders>
+              <w:left w:val="single" w:sz="4" w:space="0" w:color="000000"/>
+              <w:bottom w:val="single" w:sz="4" w:space="0" w:color="000000"/>
+            </w:tcBorders>
+          </w:tcPr>
+          <w:p>
+            <w:pPr>
+              <w:pStyle w:val="Style23"/>
+              <w:spacing w:before="0" w:after="160"/>
+              <w:rPr/>
+            </w:pPr>
+            <w:r>
+              <w:rPr/>
+            </w:r>
+          </w:p>
+        </w:tc>
+        <w:tc>
+          <w:tcPr>
+            <w:tcW w:w="1559" w:type="dxa"/>
+            <w:tcBorders>
+              <w:left w:val="single" w:sz="4" w:space="0" w:color="000000"/>
+              <w:bottom w:val="single" w:sz="4" w:space="0" w:color="000000"/>
+            </w:tcBorders>
+          </w:tcPr>
+          <w:p>
+            <w:pPr>
+              <w:pStyle w:val="Style23"/>
+              <w:spacing w:before="0" w:after="160"/>
+              <w:rPr/>
+            </w:pPr>
+            <w:r>
+              <w:rPr/>
+            </w:r>
+          </w:p>
+        </w:tc>
+        <w:tc>
+          <w:tcPr>
+            <w:tcW w:w="1559" w:type="dxa"/>
+            <w:tcBorders>
+              <w:left w:val="single" w:sz="4" w:space="0" w:color="000000"/>
+              <w:bottom w:val="single" w:sz="4" w:space="0" w:color="000000"/>
+            </w:tcBorders>
+          </w:tcPr>
+          <w:p>
+            <w:pPr>
+              <w:pStyle w:val="Style23"/>
+              <w:spacing w:before="0" w:after="160"/>
+              <w:rPr/>
+            </w:pPr>
+            <w:r>
+              <w:rPr/>
+            </w:r>
+          </w:p>
+        </w:tc>
+        <w:tc>
+          <w:tcPr>
+            <w:tcW w:w="1560" w:type="dxa"/>
+            <w:tcBorders>
+              <w:left w:val="single" w:sz="4" w:space="0" w:color="000000"/>
+              <w:bottom w:val="single" w:sz="4" w:space="0" w:color="000000"/>
+              <w:right w:val="single" w:sz="4" w:space="0" w:color="000000"/>
+            </w:tcBorders>
+          </w:tcPr>
+          <w:p>
+            <w:pPr>
+              <w:pStyle w:val="Style23"/>
+              <w:spacing w:before="0" w:after="160"/>
+              <w:rPr/>
+            </w:pPr>
+            <w:r>
+              <w:rPr/>
+            </w:r>
+          </w:p>
+        </w:tc>
+      </w:tr>
+    </w:tbl>
+    <w:p>
+      <w:pPr>
         <w:sectPr>
           <w:footerReference w:type="even" r:id="rId17"/>
           <w:footerReference w:type="default" r:id="rId18"/>
@@ -1607,18 +2292,15 @@
           <w:textDirection w:val="lrTb"/>
           <w:docGrid w:type="default" w:linePitch="360" w:charSpace="0"/>
         </w:sectPr>
-        <w:pStyle w:val="-21"/>
+        <w:pStyle w:val="-4"/>
+        <w:spacing w:lineRule="auto" w:line="240"/>
+        <w:ind w:hanging="0"/>
         <w:rPr>
           <w:lang w:val="ru-RU"/>
         </w:rPr>
       </w:pPr>
-      <w:bookmarkStart w:id="42" w:name="__RefHeading___Toc1325_1361387627"/>
-      <w:bookmarkStart w:id="43" w:name="__RefHeading___Toc1488_2414042469"/>
-      <w:bookmarkEnd w:id="42"/>
-      <w:bookmarkEnd w:id="43"/>
-      <w:r>
-        <w:rPr/>
-        <w:t xml:space="preserve"> </w:t>
+      <w:r>
+        <w:rPr/>
       </w:r>
     </w:p>
     <w:p>
@@ -1680,6 +2362,7 @@
         <w:pStyle w:val="-4"/>
         <w:spacing w:lineRule="auto" w:line="240"/>
         <w:ind w:hanging="0"/>
+        <w:jc w:val="left"/>
         <w:rPr>
           <w:lang w:val="ru-RU"/>
         </w:rPr>
@@ -1688,7 +2371,2148 @@
         <w:rPr>
           <w:lang w:val="ru-RU"/>
         </w:rPr>
-        <w:t>Листинг i – Пример программы</w:t>
+        <w:t>Таблица</w:t>
+      </w:r>
+      <w:r>
+        <w:rPr>
+          <w:lang w:val="en-US"/>
+        </w:rPr>
+        <w:t xml:space="preserve"> 1 </w:t>
+      </w:r>
+      <w:r>
+        <w:rPr>
+          <w:lang w:val="ru-RU"/>
+        </w:rPr>
+        <w:t>- Да ты просто загляни в глаза тех пацанов</w:t>
+      </w:r>
+    </w:p>
+    <w:tbl>
+      <w:tblPr>
+        <w:tblW w:w="5000" w:type="pct"/>
+        <w:jc w:val="left"/>
+        <w:tblInd w:w="55" w:type="dxa"/>
+        <w:tblLayout w:type="fixed"/>
+        <w:tblCellMar>
+          <w:top w:w="55" w:type="dxa"/>
+          <w:left w:w="55" w:type="dxa"/>
+          <w:bottom w:w="55" w:type="dxa"/>
+          <w:right w:w="55" w:type="dxa"/>
+        </w:tblCellMar>
+      </w:tblPr>
+      <w:tblGrid>
+        <w:gridCol w:w="1275"/>
+        <w:gridCol w:w="1276"/>
+        <w:gridCol w:w="1276"/>
+        <w:gridCol w:w="1275"/>
+        <w:gridCol w:w="1276"/>
+        <w:gridCol w:w="1276"/>
+      </w:tblGrid>
+      <w:tr>
+        <w:trPr/>
+        <w:tc>
+          <w:tcPr>
+            <w:tcW w:w="1275" w:type="dxa"/>
+            <w:tcBorders>
+              <w:top w:val="single" w:sz="4" w:space="0" w:color="000000"/>
+              <w:left w:val="single" w:sz="4" w:space="0" w:color="000000"/>
+              <w:bottom w:val="single" w:sz="4" w:space="0" w:color="000000"/>
+            </w:tcBorders>
+          </w:tcPr>
+          <w:p>
+            <w:pPr>
+              <w:pStyle w:val="Style23"/>
+              <w:spacing w:before="0" w:after="160"/>
+              <w:rPr/>
+            </w:pPr>
+            <w:r>
+              <w:rPr/>
+            </w:r>
+          </w:p>
+        </w:tc>
+        <w:tc>
+          <w:tcPr>
+            <w:tcW w:w="1276" w:type="dxa"/>
+            <w:tcBorders>
+              <w:top w:val="single" w:sz="4" w:space="0" w:color="000000"/>
+              <w:left w:val="single" w:sz="4" w:space="0" w:color="000000"/>
+              <w:bottom w:val="single" w:sz="4" w:space="0" w:color="000000"/>
+            </w:tcBorders>
+          </w:tcPr>
+          <w:p>
+            <w:pPr>
+              <w:pStyle w:val="Style23"/>
+              <w:spacing w:before="0" w:after="160"/>
+              <w:rPr/>
+            </w:pPr>
+            <w:r>
+              <w:rPr/>
+            </w:r>
+          </w:p>
+        </w:tc>
+        <w:tc>
+          <w:tcPr>
+            <w:tcW w:w="1276" w:type="dxa"/>
+            <w:tcBorders>
+              <w:top w:val="single" w:sz="4" w:space="0" w:color="000000"/>
+              <w:left w:val="single" w:sz="4" w:space="0" w:color="000000"/>
+              <w:bottom w:val="single" w:sz="4" w:space="0" w:color="000000"/>
+            </w:tcBorders>
+          </w:tcPr>
+          <w:p>
+            <w:pPr>
+              <w:pStyle w:val="Style23"/>
+              <w:spacing w:before="0" w:after="160"/>
+              <w:rPr/>
+            </w:pPr>
+            <w:r>
+              <w:rPr/>
+            </w:r>
+          </w:p>
+        </w:tc>
+        <w:tc>
+          <w:tcPr>
+            <w:tcW w:w="1275" w:type="dxa"/>
+            <w:tcBorders>
+              <w:top w:val="single" w:sz="4" w:space="0" w:color="000000"/>
+              <w:left w:val="single" w:sz="4" w:space="0" w:color="000000"/>
+              <w:bottom w:val="single" w:sz="4" w:space="0" w:color="000000"/>
+            </w:tcBorders>
+          </w:tcPr>
+          <w:p>
+            <w:pPr>
+              <w:pStyle w:val="Style23"/>
+              <w:spacing w:before="0" w:after="160"/>
+              <w:rPr/>
+            </w:pPr>
+            <w:r>
+              <w:rPr/>
+            </w:r>
+          </w:p>
+        </w:tc>
+        <w:tc>
+          <w:tcPr>
+            <w:tcW w:w="1276" w:type="dxa"/>
+            <w:tcBorders>
+              <w:top w:val="single" w:sz="4" w:space="0" w:color="000000"/>
+              <w:left w:val="single" w:sz="4" w:space="0" w:color="000000"/>
+              <w:bottom w:val="single" w:sz="4" w:space="0" w:color="000000"/>
+            </w:tcBorders>
+          </w:tcPr>
+          <w:p>
+            <w:pPr>
+              <w:pStyle w:val="Style23"/>
+              <w:spacing w:before="0" w:after="160"/>
+              <w:rPr/>
+            </w:pPr>
+            <w:r>
+              <w:rPr/>
+            </w:r>
+          </w:p>
+        </w:tc>
+        <w:tc>
+          <w:tcPr>
+            <w:tcW w:w="1276" w:type="dxa"/>
+            <w:tcBorders>
+              <w:top w:val="single" w:sz="4" w:space="0" w:color="000000"/>
+              <w:left w:val="single" w:sz="4" w:space="0" w:color="000000"/>
+              <w:bottom w:val="single" w:sz="4" w:space="0" w:color="000000"/>
+              <w:right w:val="single" w:sz="4" w:space="0" w:color="000000"/>
+            </w:tcBorders>
+          </w:tcPr>
+          <w:p>
+            <w:pPr>
+              <w:pStyle w:val="Style23"/>
+              <w:spacing w:before="0" w:after="160"/>
+              <w:rPr/>
+            </w:pPr>
+            <w:r>
+              <w:rPr/>
+            </w:r>
+          </w:p>
+        </w:tc>
+      </w:tr>
+      <w:tr>
+        <w:trPr/>
+        <w:tc>
+          <w:tcPr>
+            <w:tcW w:w="1275" w:type="dxa"/>
+            <w:tcBorders>
+              <w:left w:val="single" w:sz="4" w:space="0" w:color="000000"/>
+              <w:bottom w:val="single" w:sz="4" w:space="0" w:color="000000"/>
+            </w:tcBorders>
+          </w:tcPr>
+          <w:p>
+            <w:pPr>
+              <w:pStyle w:val="Style23"/>
+              <w:spacing w:before="0" w:after="160"/>
+              <w:rPr/>
+            </w:pPr>
+            <w:r>
+              <w:rPr/>
+            </w:r>
+          </w:p>
+        </w:tc>
+        <w:tc>
+          <w:tcPr>
+            <w:tcW w:w="1276" w:type="dxa"/>
+            <w:tcBorders>
+              <w:left w:val="single" w:sz="4" w:space="0" w:color="000000"/>
+              <w:bottom w:val="single" w:sz="4" w:space="0" w:color="000000"/>
+            </w:tcBorders>
+          </w:tcPr>
+          <w:p>
+            <w:pPr>
+              <w:pStyle w:val="Style23"/>
+              <w:spacing w:before="0" w:after="160"/>
+              <w:rPr/>
+            </w:pPr>
+            <w:r>
+              <w:rPr/>
+            </w:r>
+          </w:p>
+        </w:tc>
+        <w:tc>
+          <w:tcPr>
+            <w:tcW w:w="1276" w:type="dxa"/>
+            <w:tcBorders>
+              <w:left w:val="single" w:sz="4" w:space="0" w:color="000000"/>
+              <w:bottom w:val="single" w:sz="4" w:space="0" w:color="000000"/>
+            </w:tcBorders>
+          </w:tcPr>
+          <w:p>
+            <w:pPr>
+              <w:pStyle w:val="Style23"/>
+              <w:spacing w:before="0" w:after="160"/>
+              <w:rPr/>
+            </w:pPr>
+            <w:r>
+              <w:rPr/>
+            </w:r>
+          </w:p>
+        </w:tc>
+        <w:tc>
+          <w:tcPr>
+            <w:tcW w:w="1275" w:type="dxa"/>
+            <w:tcBorders>
+              <w:left w:val="single" w:sz="4" w:space="0" w:color="000000"/>
+              <w:bottom w:val="single" w:sz="4" w:space="0" w:color="000000"/>
+            </w:tcBorders>
+          </w:tcPr>
+          <w:p>
+            <w:pPr>
+              <w:pStyle w:val="Style23"/>
+              <w:spacing w:before="0" w:after="160"/>
+              <w:rPr/>
+            </w:pPr>
+            <w:r>
+              <w:rPr/>
+            </w:r>
+          </w:p>
+        </w:tc>
+        <w:tc>
+          <w:tcPr>
+            <w:tcW w:w="1276" w:type="dxa"/>
+            <w:tcBorders>
+              <w:left w:val="single" w:sz="4" w:space="0" w:color="000000"/>
+              <w:bottom w:val="single" w:sz="4" w:space="0" w:color="000000"/>
+            </w:tcBorders>
+          </w:tcPr>
+          <w:p>
+            <w:pPr>
+              <w:pStyle w:val="Style23"/>
+              <w:spacing w:before="0" w:after="160"/>
+              <w:rPr/>
+            </w:pPr>
+            <w:r>
+              <w:rPr/>
+            </w:r>
+          </w:p>
+        </w:tc>
+        <w:tc>
+          <w:tcPr>
+            <w:tcW w:w="1276" w:type="dxa"/>
+            <w:tcBorders>
+              <w:left w:val="single" w:sz="4" w:space="0" w:color="000000"/>
+              <w:bottom w:val="single" w:sz="4" w:space="0" w:color="000000"/>
+              <w:right w:val="single" w:sz="4" w:space="0" w:color="000000"/>
+            </w:tcBorders>
+          </w:tcPr>
+          <w:p>
+            <w:pPr>
+              <w:pStyle w:val="Style23"/>
+              <w:spacing w:before="0" w:after="160"/>
+              <w:rPr/>
+            </w:pPr>
+            <w:r>
+              <w:rPr/>
+            </w:r>
+          </w:p>
+        </w:tc>
+      </w:tr>
+      <w:tr>
+        <w:trPr/>
+        <w:tc>
+          <w:tcPr>
+            <w:tcW w:w="1275" w:type="dxa"/>
+            <w:tcBorders>
+              <w:left w:val="single" w:sz="4" w:space="0" w:color="000000"/>
+              <w:bottom w:val="single" w:sz="4" w:space="0" w:color="000000"/>
+            </w:tcBorders>
+          </w:tcPr>
+          <w:p>
+            <w:pPr>
+              <w:pStyle w:val="Style23"/>
+              <w:spacing w:before="0" w:after="160"/>
+              <w:rPr/>
+            </w:pPr>
+            <w:r>
+              <w:rPr/>
+            </w:r>
+          </w:p>
+        </w:tc>
+        <w:tc>
+          <w:tcPr>
+            <w:tcW w:w="1276" w:type="dxa"/>
+            <w:tcBorders>
+              <w:left w:val="single" w:sz="4" w:space="0" w:color="000000"/>
+              <w:bottom w:val="single" w:sz="4" w:space="0" w:color="000000"/>
+            </w:tcBorders>
+          </w:tcPr>
+          <w:p>
+            <w:pPr>
+              <w:pStyle w:val="Style23"/>
+              <w:spacing w:before="0" w:after="160"/>
+              <w:rPr/>
+            </w:pPr>
+            <w:r>
+              <w:rPr/>
+            </w:r>
+          </w:p>
+        </w:tc>
+        <w:tc>
+          <w:tcPr>
+            <w:tcW w:w="1276" w:type="dxa"/>
+            <w:tcBorders>
+              <w:left w:val="single" w:sz="4" w:space="0" w:color="000000"/>
+              <w:bottom w:val="single" w:sz="4" w:space="0" w:color="000000"/>
+            </w:tcBorders>
+          </w:tcPr>
+          <w:p>
+            <w:pPr>
+              <w:pStyle w:val="Style23"/>
+              <w:spacing w:before="0" w:after="160"/>
+              <w:rPr/>
+            </w:pPr>
+            <w:r>
+              <w:rPr/>
+            </w:r>
+          </w:p>
+        </w:tc>
+        <w:tc>
+          <w:tcPr>
+            <w:tcW w:w="1275" w:type="dxa"/>
+            <w:tcBorders>
+              <w:left w:val="single" w:sz="4" w:space="0" w:color="000000"/>
+              <w:bottom w:val="single" w:sz="4" w:space="0" w:color="000000"/>
+            </w:tcBorders>
+          </w:tcPr>
+          <w:p>
+            <w:pPr>
+              <w:pStyle w:val="Style23"/>
+              <w:spacing w:before="0" w:after="160"/>
+              <w:rPr/>
+            </w:pPr>
+            <w:r>
+              <w:rPr/>
+            </w:r>
+          </w:p>
+        </w:tc>
+        <w:tc>
+          <w:tcPr>
+            <w:tcW w:w="1276" w:type="dxa"/>
+            <w:tcBorders>
+              <w:left w:val="single" w:sz="4" w:space="0" w:color="000000"/>
+              <w:bottom w:val="single" w:sz="4" w:space="0" w:color="000000"/>
+            </w:tcBorders>
+          </w:tcPr>
+          <w:p>
+            <w:pPr>
+              <w:pStyle w:val="Style23"/>
+              <w:spacing w:before="0" w:after="160"/>
+              <w:rPr/>
+            </w:pPr>
+            <w:r>
+              <w:rPr/>
+            </w:r>
+          </w:p>
+        </w:tc>
+        <w:tc>
+          <w:tcPr>
+            <w:tcW w:w="1276" w:type="dxa"/>
+            <w:tcBorders>
+              <w:left w:val="single" w:sz="4" w:space="0" w:color="000000"/>
+              <w:bottom w:val="single" w:sz="4" w:space="0" w:color="000000"/>
+              <w:right w:val="single" w:sz="4" w:space="0" w:color="000000"/>
+            </w:tcBorders>
+          </w:tcPr>
+          <w:p>
+            <w:pPr>
+              <w:pStyle w:val="Style23"/>
+              <w:spacing w:before="0" w:after="160"/>
+              <w:rPr/>
+            </w:pPr>
+            <w:r>
+              <w:rPr/>
+            </w:r>
+          </w:p>
+        </w:tc>
+      </w:tr>
+      <w:tr>
+        <w:trPr/>
+        <w:tc>
+          <w:tcPr>
+            <w:tcW w:w="1275" w:type="dxa"/>
+            <w:tcBorders>
+              <w:left w:val="single" w:sz="4" w:space="0" w:color="000000"/>
+              <w:bottom w:val="single" w:sz="4" w:space="0" w:color="000000"/>
+            </w:tcBorders>
+          </w:tcPr>
+          <w:p>
+            <w:pPr>
+              <w:pStyle w:val="Style23"/>
+              <w:spacing w:before="0" w:after="160"/>
+              <w:rPr/>
+            </w:pPr>
+            <w:r>
+              <w:rPr/>
+            </w:r>
+          </w:p>
+        </w:tc>
+        <w:tc>
+          <w:tcPr>
+            <w:tcW w:w="1276" w:type="dxa"/>
+            <w:tcBorders>
+              <w:left w:val="single" w:sz="4" w:space="0" w:color="000000"/>
+              <w:bottom w:val="single" w:sz="4" w:space="0" w:color="000000"/>
+            </w:tcBorders>
+          </w:tcPr>
+          <w:p>
+            <w:pPr>
+              <w:pStyle w:val="Style23"/>
+              <w:spacing w:before="0" w:after="160"/>
+              <w:rPr/>
+            </w:pPr>
+            <w:r>
+              <w:rPr/>
+            </w:r>
+          </w:p>
+        </w:tc>
+        <w:tc>
+          <w:tcPr>
+            <w:tcW w:w="1276" w:type="dxa"/>
+            <w:tcBorders>
+              <w:left w:val="single" w:sz="4" w:space="0" w:color="000000"/>
+              <w:bottom w:val="single" w:sz="4" w:space="0" w:color="000000"/>
+            </w:tcBorders>
+          </w:tcPr>
+          <w:p>
+            <w:pPr>
+              <w:pStyle w:val="Style23"/>
+              <w:spacing w:before="0" w:after="160"/>
+              <w:rPr/>
+            </w:pPr>
+            <w:r>
+              <w:rPr/>
+            </w:r>
+          </w:p>
+        </w:tc>
+        <w:tc>
+          <w:tcPr>
+            <w:tcW w:w="1275" w:type="dxa"/>
+            <w:tcBorders>
+              <w:left w:val="single" w:sz="4" w:space="0" w:color="000000"/>
+              <w:bottom w:val="single" w:sz="4" w:space="0" w:color="000000"/>
+            </w:tcBorders>
+          </w:tcPr>
+          <w:p>
+            <w:pPr>
+              <w:pStyle w:val="Style23"/>
+              <w:spacing w:before="0" w:after="160"/>
+              <w:rPr/>
+            </w:pPr>
+            <w:r>
+              <w:rPr/>
+            </w:r>
+          </w:p>
+        </w:tc>
+        <w:tc>
+          <w:tcPr>
+            <w:tcW w:w="1276" w:type="dxa"/>
+            <w:tcBorders>
+              <w:left w:val="single" w:sz="4" w:space="0" w:color="000000"/>
+              <w:bottom w:val="single" w:sz="4" w:space="0" w:color="000000"/>
+            </w:tcBorders>
+          </w:tcPr>
+          <w:p>
+            <w:pPr>
+              <w:pStyle w:val="Style23"/>
+              <w:spacing w:before="0" w:after="160"/>
+              <w:rPr/>
+            </w:pPr>
+            <w:r>
+              <w:rPr/>
+            </w:r>
+          </w:p>
+        </w:tc>
+        <w:tc>
+          <w:tcPr>
+            <w:tcW w:w="1276" w:type="dxa"/>
+            <w:tcBorders>
+              <w:left w:val="single" w:sz="4" w:space="0" w:color="000000"/>
+              <w:bottom w:val="single" w:sz="4" w:space="0" w:color="000000"/>
+              <w:right w:val="single" w:sz="4" w:space="0" w:color="000000"/>
+            </w:tcBorders>
+          </w:tcPr>
+          <w:p>
+            <w:pPr>
+              <w:pStyle w:val="Style23"/>
+              <w:spacing w:before="0" w:after="160"/>
+              <w:rPr/>
+            </w:pPr>
+            <w:r>
+              <w:rPr/>
+            </w:r>
+          </w:p>
+        </w:tc>
+      </w:tr>
+      <w:tr>
+        <w:trPr/>
+        <w:tc>
+          <w:tcPr>
+            <w:tcW w:w="1275" w:type="dxa"/>
+            <w:tcBorders>
+              <w:left w:val="single" w:sz="4" w:space="0" w:color="000000"/>
+              <w:bottom w:val="single" w:sz="4" w:space="0" w:color="000000"/>
+            </w:tcBorders>
+          </w:tcPr>
+          <w:p>
+            <w:pPr>
+              <w:pStyle w:val="Style23"/>
+              <w:spacing w:before="0" w:after="160"/>
+              <w:rPr/>
+            </w:pPr>
+            <w:r>
+              <w:rPr/>
+            </w:r>
+          </w:p>
+        </w:tc>
+        <w:tc>
+          <w:tcPr>
+            <w:tcW w:w="1276" w:type="dxa"/>
+            <w:tcBorders>
+              <w:left w:val="single" w:sz="4" w:space="0" w:color="000000"/>
+              <w:bottom w:val="single" w:sz="4" w:space="0" w:color="000000"/>
+            </w:tcBorders>
+          </w:tcPr>
+          <w:p>
+            <w:pPr>
+              <w:pStyle w:val="Style23"/>
+              <w:spacing w:before="0" w:after="160"/>
+              <w:rPr/>
+            </w:pPr>
+            <w:r>
+              <w:rPr/>
+            </w:r>
+          </w:p>
+        </w:tc>
+        <w:tc>
+          <w:tcPr>
+            <w:tcW w:w="1276" w:type="dxa"/>
+            <w:tcBorders>
+              <w:left w:val="single" w:sz="4" w:space="0" w:color="000000"/>
+              <w:bottom w:val="single" w:sz="4" w:space="0" w:color="000000"/>
+            </w:tcBorders>
+          </w:tcPr>
+          <w:p>
+            <w:pPr>
+              <w:pStyle w:val="Style23"/>
+              <w:spacing w:before="0" w:after="160"/>
+              <w:rPr/>
+            </w:pPr>
+            <w:r>
+              <w:rPr/>
+            </w:r>
+          </w:p>
+        </w:tc>
+        <w:tc>
+          <w:tcPr>
+            <w:tcW w:w="1275" w:type="dxa"/>
+            <w:tcBorders>
+              <w:left w:val="single" w:sz="4" w:space="0" w:color="000000"/>
+              <w:bottom w:val="single" w:sz="4" w:space="0" w:color="000000"/>
+            </w:tcBorders>
+          </w:tcPr>
+          <w:p>
+            <w:pPr>
+              <w:pStyle w:val="Style23"/>
+              <w:spacing w:before="0" w:after="160"/>
+              <w:rPr/>
+            </w:pPr>
+            <w:r>
+              <w:rPr/>
+            </w:r>
+          </w:p>
+        </w:tc>
+        <w:tc>
+          <w:tcPr>
+            <w:tcW w:w="1276" w:type="dxa"/>
+            <w:tcBorders>
+              <w:left w:val="single" w:sz="4" w:space="0" w:color="000000"/>
+              <w:bottom w:val="single" w:sz="4" w:space="0" w:color="000000"/>
+            </w:tcBorders>
+          </w:tcPr>
+          <w:p>
+            <w:pPr>
+              <w:pStyle w:val="Style23"/>
+              <w:spacing w:before="0" w:after="160"/>
+              <w:rPr/>
+            </w:pPr>
+            <w:r>
+              <w:rPr/>
+            </w:r>
+          </w:p>
+        </w:tc>
+        <w:tc>
+          <w:tcPr>
+            <w:tcW w:w="1276" w:type="dxa"/>
+            <w:tcBorders>
+              <w:left w:val="single" w:sz="4" w:space="0" w:color="000000"/>
+              <w:bottom w:val="single" w:sz="4" w:space="0" w:color="000000"/>
+              <w:right w:val="single" w:sz="4" w:space="0" w:color="000000"/>
+            </w:tcBorders>
+          </w:tcPr>
+          <w:p>
+            <w:pPr>
+              <w:pStyle w:val="Style23"/>
+              <w:spacing w:before="0" w:after="160"/>
+              <w:rPr/>
+            </w:pPr>
+            <w:r>
+              <w:rPr/>
+            </w:r>
+          </w:p>
+        </w:tc>
+      </w:tr>
+    </w:tbl>
+    <w:p>
+      <w:pPr>
+        <w:pStyle w:val="-4"/>
+        <w:spacing w:lineRule="auto" w:line="240"/>
+        <w:ind w:hanging="0"/>
+        <w:rPr>
+          <w:lang w:val="ru-RU"/>
+        </w:rPr>
+      </w:pPr>
+      <w:r>
+        <w:rPr/>
+      </w:r>
+    </w:p>
+    <w:p>
+      <w:pPr>
+        <w:pStyle w:val="-4"/>
+        <w:spacing w:lineRule="auto" w:line="240"/>
+        <w:ind w:hanging="0"/>
+        <w:rPr>
+          <w:lang w:val="ru-RU"/>
+        </w:rPr>
+      </w:pPr>
+      <w:r>
+        <w:rPr/>
+      </w:r>
+    </w:p>
+    <w:p>
+      <w:pPr>
+        <w:pStyle w:val="-4"/>
+        <w:spacing w:lineRule="auto" w:line="240"/>
+        <w:ind w:hanging="0"/>
+        <w:jc w:val="left"/>
+        <w:rPr>
+          <w:lang w:val="ru-RU"/>
+        </w:rPr>
+      </w:pPr>
+      <w:r>
+        <w:rPr>
+          <w:lang w:val="ru-RU"/>
+        </w:rPr>
+      </w:r>
+    </w:p>
+    <w:p>
+      <w:pPr>
+        <w:pStyle w:val="Style25"/>
+        <w:keepNext w:val="true"/>
+        <w:rPr/>
+      </w:pPr>
+      <w:r>
+        <w:rPr/>
+        <w:t xml:space="preserve">Таблица </w:t>
+      </w:r>
+      <w:r>
+        <w:rPr/>
+        <w:fldChar w:fldCharType="begin"/>
+      </w:r>
+      <w:r>
+        <w:rPr/>
+        <w:instrText xml:space="preserve"> SEQ Таблица \* ARABIC </w:instrText>
+      </w:r>
+      <w:r>
+        <w:rPr/>
+        <w:fldChar w:fldCharType="separate"/>
+      </w:r>
+      <w:r>
+        <w:rPr/>
+        <w:t>2</w:t>
+      </w:r>
+      <w:r>
+        <w:rPr/>
+        <w:fldChar w:fldCharType="end"/>
+      </w:r>
+      <w:r>
+        <w:rPr/>
+        <w:t>:  Таблица 1 - Да ты просто загляни в глаза тех пацанов</w:t>
+      </w:r>
+    </w:p>
+    <w:tbl>
+      <w:tblPr>
+        <w:tblW w:w="5000" w:type="pct"/>
+        <w:jc w:val="left"/>
+        <w:tblInd w:w="55" w:type="dxa"/>
+        <w:tblLayout w:type="fixed"/>
+        <w:tblCellMar>
+          <w:top w:w="55" w:type="dxa"/>
+          <w:left w:w="55" w:type="dxa"/>
+          <w:bottom w:w="55" w:type="dxa"/>
+          <w:right w:w="55" w:type="dxa"/>
+        </w:tblCellMar>
+      </w:tblPr>
+      <w:tblGrid>
+        <w:gridCol w:w="1275"/>
+        <w:gridCol w:w="1276"/>
+        <w:gridCol w:w="1276"/>
+        <w:gridCol w:w="1275"/>
+        <w:gridCol w:w="1276"/>
+        <w:gridCol w:w="1276"/>
+      </w:tblGrid>
+      <w:tr>
+        <w:trPr/>
+        <w:tc>
+          <w:tcPr>
+            <w:tcW w:w="1275" w:type="dxa"/>
+            <w:tcBorders>
+              <w:top w:val="single" w:sz="4" w:space="0" w:color="000000"/>
+              <w:left w:val="single" w:sz="4" w:space="0" w:color="000000"/>
+              <w:bottom w:val="single" w:sz="4" w:space="0" w:color="000000"/>
+            </w:tcBorders>
+          </w:tcPr>
+          <w:p>
+            <w:pPr>
+              <w:pStyle w:val="Style23"/>
+              <w:spacing w:before="0" w:after="160"/>
+              <w:rPr/>
+            </w:pPr>
+            <w:r>
+              <w:rPr/>
+            </w:r>
+          </w:p>
+        </w:tc>
+        <w:tc>
+          <w:tcPr>
+            <w:tcW w:w="1276" w:type="dxa"/>
+            <w:tcBorders>
+              <w:top w:val="single" w:sz="4" w:space="0" w:color="000000"/>
+              <w:left w:val="single" w:sz="4" w:space="0" w:color="000000"/>
+              <w:bottom w:val="single" w:sz="4" w:space="0" w:color="000000"/>
+            </w:tcBorders>
+          </w:tcPr>
+          <w:p>
+            <w:pPr>
+              <w:pStyle w:val="Style23"/>
+              <w:spacing w:before="0" w:after="160"/>
+              <w:rPr/>
+            </w:pPr>
+            <w:r>
+              <w:rPr/>
+            </w:r>
+          </w:p>
+        </w:tc>
+        <w:tc>
+          <w:tcPr>
+            <w:tcW w:w="1276" w:type="dxa"/>
+            <w:tcBorders>
+              <w:top w:val="single" w:sz="4" w:space="0" w:color="000000"/>
+              <w:left w:val="single" w:sz="4" w:space="0" w:color="000000"/>
+              <w:bottom w:val="single" w:sz="4" w:space="0" w:color="000000"/>
+            </w:tcBorders>
+          </w:tcPr>
+          <w:p>
+            <w:pPr>
+              <w:pStyle w:val="Style23"/>
+              <w:spacing w:before="0" w:after="160"/>
+              <w:rPr/>
+            </w:pPr>
+            <w:r>
+              <w:rPr/>
+            </w:r>
+          </w:p>
+        </w:tc>
+        <w:tc>
+          <w:tcPr>
+            <w:tcW w:w="1275" w:type="dxa"/>
+            <w:tcBorders>
+              <w:top w:val="single" w:sz="4" w:space="0" w:color="000000"/>
+              <w:left w:val="single" w:sz="4" w:space="0" w:color="000000"/>
+              <w:bottom w:val="single" w:sz="4" w:space="0" w:color="000000"/>
+            </w:tcBorders>
+          </w:tcPr>
+          <w:p>
+            <w:pPr>
+              <w:pStyle w:val="Style23"/>
+              <w:spacing w:before="0" w:after="160"/>
+              <w:rPr/>
+            </w:pPr>
+            <w:r>
+              <w:rPr/>
+            </w:r>
+          </w:p>
+        </w:tc>
+        <w:tc>
+          <w:tcPr>
+            <w:tcW w:w="1276" w:type="dxa"/>
+            <w:tcBorders>
+              <w:top w:val="single" w:sz="4" w:space="0" w:color="000000"/>
+              <w:left w:val="single" w:sz="4" w:space="0" w:color="000000"/>
+              <w:bottom w:val="single" w:sz="4" w:space="0" w:color="000000"/>
+            </w:tcBorders>
+          </w:tcPr>
+          <w:p>
+            <w:pPr>
+              <w:pStyle w:val="Style23"/>
+              <w:spacing w:before="0" w:after="160"/>
+              <w:rPr/>
+            </w:pPr>
+            <w:r>
+              <w:rPr/>
+            </w:r>
+          </w:p>
+        </w:tc>
+        <w:tc>
+          <w:tcPr>
+            <w:tcW w:w="1276" w:type="dxa"/>
+            <w:tcBorders>
+              <w:top w:val="single" w:sz="4" w:space="0" w:color="000000"/>
+              <w:left w:val="single" w:sz="4" w:space="0" w:color="000000"/>
+              <w:bottom w:val="single" w:sz="4" w:space="0" w:color="000000"/>
+              <w:right w:val="single" w:sz="4" w:space="0" w:color="000000"/>
+            </w:tcBorders>
+          </w:tcPr>
+          <w:p>
+            <w:pPr>
+              <w:pStyle w:val="Style23"/>
+              <w:spacing w:before="0" w:after="160"/>
+              <w:rPr/>
+            </w:pPr>
+            <w:r>
+              <w:rPr/>
+            </w:r>
+          </w:p>
+        </w:tc>
+      </w:tr>
+      <w:tr>
+        <w:trPr/>
+        <w:tc>
+          <w:tcPr>
+            <w:tcW w:w="1275" w:type="dxa"/>
+            <w:tcBorders>
+              <w:left w:val="single" w:sz="4" w:space="0" w:color="000000"/>
+              <w:bottom w:val="single" w:sz="4" w:space="0" w:color="000000"/>
+            </w:tcBorders>
+          </w:tcPr>
+          <w:p>
+            <w:pPr>
+              <w:pStyle w:val="Style23"/>
+              <w:spacing w:before="0" w:after="160"/>
+              <w:rPr/>
+            </w:pPr>
+            <w:r>
+              <w:rPr/>
+            </w:r>
+          </w:p>
+        </w:tc>
+        <w:tc>
+          <w:tcPr>
+            <w:tcW w:w="1276" w:type="dxa"/>
+            <w:tcBorders>
+              <w:left w:val="single" w:sz="4" w:space="0" w:color="000000"/>
+              <w:bottom w:val="single" w:sz="4" w:space="0" w:color="000000"/>
+            </w:tcBorders>
+          </w:tcPr>
+          <w:p>
+            <w:pPr>
+              <w:pStyle w:val="Style23"/>
+              <w:spacing w:before="0" w:after="160"/>
+              <w:rPr/>
+            </w:pPr>
+            <w:r>
+              <w:rPr/>
+            </w:r>
+          </w:p>
+        </w:tc>
+        <w:tc>
+          <w:tcPr>
+            <w:tcW w:w="1276" w:type="dxa"/>
+            <w:tcBorders>
+              <w:left w:val="single" w:sz="4" w:space="0" w:color="000000"/>
+              <w:bottom w:val="single" w:sz="4" w:space="0" w:color="000000"/>
+            </w:tcBorders>
+          </w:tcPr>
+          <w:p>
+            <w:pPr>
+              <w:pStyle w:val="Style23"/>
+              <w:spacing w:before="0" w:after="160"/>
+              <w:rPr/>
+            </w:pPr>
+            <w:r>
+              <w:rPr/>
+            </w:r>
+          </w:p>
+        </w:tc>
+        <w:tc>
+          <w:tcPr>
+            <w:tcW w:w="1275" w:type="dxa"/>
+            <w:tcBorders>
+              <w:left w:val="single" w:sz="4" w:space="0" w:color="000000"/>
+              <w:bottom w:val="single" w:sz="4" w:space="0" w:color="000000"/>
+            </w:tcBorders>
+          </w:tcPr>
+          <w:p>
+            <w:pPr>
+              <w:pStyle w:val="Style23"/>
+              <w:spacing w:before="0" w:after="160"/>
+              <w:rPr/>
+            </w:pPr>
+            <w:r>
+              <w:rPr/>
+            </w:r>
+          </w:p>
+        </w:tc>
+        <w:tc>
+          <w:tcPr>
+            <w:tcW w:w="1276" w:type="dxa"/>
+            <w:tcBorders>
+              <w:left w:val="single" w:sz="4" w:space="0" w:color="000000"/>
+              <w:bottom w:val="single" w:sz="4" w:space="0" w:color="000000"/>
+            </w:tcBorders>
+          </w:tcPr>
+          <w:p>
+            <w:pPr>
+              <w:pStyle w:val="Style23"/>
+              <w:spacing w:before="0" w:after="160"/>
+              <w:rPr/>
+            </w:pPr>
+            <w:r>
+              <w:rPr/>
+            </w:r>
+          </w:p>
+        </w:tc>
+        <w:tc>
+          <w:tcPr>
+            <w:tcW w:w="1276" w:type="dxa"/>
+            <w:tcBorders>
+              <w:left w:val="single" w:sz="4" w:space="0" w:color="000000"/>
+              <w:bottom w:val="single" w:sz="4" w:space="0" w:color="000000"/>
+              <w:right w:val="single" w:sz="4" w:space="0" w:color="000000"/>
+            </w:tcBorders>
+          </w:tcPr>
+          <w:p>
+            <w:pPr>
+              <w:pStyle w:val="Style23"/>
+              <w:spacing w:before="0" w:after="160"/>
+              <w:rPr/>
+            </w:pPr>
+            <w:r>
+              <w:rPr/>
+            </w:r>
+          </w:p>
+        </w:tc>
+      </w:tr>
+      <w:tr>
+        <w:trPr/>
+        <w:tc>
+          <w:tcPr>
+            <w:tcW w:w="1275" w:type="dxa"/>
+            <w:tcBorders>
+              <w:left w:val="single" w:sz="4" w:space="0" w:color="000000"/>
+              <w:bottom w:val="single" w:sz="4" w:space="0" w:color="000000"/>
+            </w:tcBorders>
+          </w:tcPr>
+          <w:p>
+            <w:pPr>
+              <w:pStyle w:val="Style23"/>
+              <w:spacing w:before="0" w:after="160"/>
+              <w:rPr/>
+            </w:pPr>
+            <w:r>
+              <w:rPr/>
+            </w:r>
+          </w:p>
+        </w:tc>
+        <w:tc>
+          <w:tcPr>
+            <w:tcW w:w="1276" w:type="dxa"/>
+            <w:tcBorders>
+              <w:left w:val="single" w:sz="4" w:space="0" w:color="000000"/>
+              <w:bottom w:val="single" w:sz="4" w:space="0" w:color="000000"/>
+            </w:tcBorders>
+          </w:tcPr>
+          <w:p>
+            <w:pPr>
+              <w:pStyle w:val="Style23"/>
+              <w:spacing w:before="0" w:after="160"/>
+              <w:rPr/>
+            </w:pPr>
+            <w:r>
+              <w:rPr/>
+            </w:r>
+          </w:p>
+        </w:tc>
+        <w:tc>
+          <w:tcPr>
+            <w:tcW w:w="1276" w:type="dxa"/>
+            <w:tcBorders>
+              <w:left w:val="single" w:sz="4" w:space="0" w:color="000000"/>
+              <w:bottom w:val="single" w:sz="4" w:space="0" w:color="000000"/>
+            </w:tcBorders>
+          </w:tcPr>
+          <w:p>
+            <w:pPr>
+              <w:pStyle w:val="Style23"/>
+              <w:spacing w:before="0" w:after="160"/>
+              <w:rPr/>
+            </w:pPr>
+            <w:r>
+              <w:rPr/>
+            </w:r>
+          </w:p>
+        </w:tc>
+        <w:tc>
+          <w:tcPr>
+            <w:tcW w:w="1275" w:type="dxa"/>
+            <w:tcBorders>
+              <w:left w:val="single" w:sz="4" w:space="0" w:color="000000"/>
+              <w:bottom w:val="single" w:sz="4" w:space="0" w:color="000000"/>
+            </w:tcBorders>
+          </w:tcPr>
+          <w:p>
+            <w:pPr>
+              <w:pStyle w:val="Style23"/>
+              <w:spacing w:before="0" w:after="160"/>
+              <w:rPr/>
+            </w:pPr>
+            <w:r>
+              <w:rPr/>
+            </w:r>
+          </w:p>
+        </w:tc>
+        <w:tc>
+          <w:tcPr>
+            <w:tcW w:w="1276" w:type="dxa"/>
+            <w:tcBorders>
+              <w:left w:val="single" w:sz="4" w:space="0" w:color="000000"/>
+              <w:bottom w:val="single" w:sz="4" w:space="0" w:color="000000"/>
+            </w:tcBorders>
+          </w:tcPr>
+          <w:p>
+            <w:pPr>
+              <w:pStyle w:val="Style23"/>
+              <w:spacing w:before="0" w:after="160"/>
+              <w:rPr/>
+            </w:pPr>
+            <w:r>
+              <w:rPr/>
+            </w:r>
+          </w:p>
+        </w:tc>
+        <w:tc>
+          <w:tcPr>
+            <w:tcW w:w="1276" w:type="dxa"/>
+            <w:tcBorders>
+              <w:left w:val="single" w:sz="4" w:space="0" w:color="000000"/>
+              <w:bottom w:val="single" w:sz="4" w:space="0" w:color="000000"/>
+              <w:right w:val="single" w:sz="4" w:space="0" w:color="000000"/>
+            </w:tcBorders>
+          </w:tcPr>
+          <w:p>
+            <w:pPr>
+              <w:pStyle w:val="Style23"/>
+              <w:spacing w:before="0" w:after="160"/>
+              <w:rPr/>
+            </w:pPr>
+            <w:r>
+              <w:rPr/>
+            </w:r>
+          </w:p>
+        </w:tc>
+      </w:tr>
+      <w:tr>
+        <w:trPr/>
+        <w:tc>
+          <w:tcPr>
+            <w:tcW w:w="1275" w:type="dxa"/>
+            <w:tcBorders>
+              <w:left w:val="single" w:sz="4" w:space="0" w:color="000000"/>
+              <w:bottom w:val="single" w:sz="4" w:space="0" w:color="000000"/>
+            </w:tcBorders>
+          </w:tcPr>
+          <w:p>
+            <w:pPr>
+              <w:pStyle w:val="Style23"/>
+              <w:spacing w:before="0" w:after="160"/>
+              <w:rPr/>
+            </w:pPr>
+            <w:r>
+              <w:rPr/>
+            </w:r>
+          </w:p>
+        </w:tc>
+        <w:tc>
+          <w:tcPr>
+            <w:tcW w:w="1276" w:type="dxa"/>
+            <w:tcBorders>
+              <w:left w:val="single" w:sz="4" w:space="0" w:color="000000"/>
+              <w:bottom w:val="single" w:sz="4" w:space="0" w:color="000000"/>
+            </w:tcBorders>
+          </w:tcPr>
+          <w:p>
+            <w:pPr>
+              <w:pStyle w:val="Style23"/>
+              <w:spacing w:before="0" w:after="160"/>
+              <w:rPr/>
+            </w:pPr>
+            <w:r>
+              <w:rPr/>
+            </w:r>
+          </w:p>
+        </w:tc>
+        <w:tc>
+          <w:tcPr>
+            <w:tcW w:w="1276" w:type="dxa"/>
+            <w:tcBorders>
+              <w:left w:val="single" w:sz="4" w:space="0" w:color="000000"/>
+              <w:bottom w:val="single" w:sz="4" w:space="0" w:color="000000"/>
+            </w:tcBorders>
+          </w:tcPr>
+          <w:p>
+            <w:pPr>
+              <w:pStyle w:val="Style23"/>
+              <w:spacing w:before="0" w:after="160"/>
+              <w:rPr/>
+            </w:pPr>
+            <w:r>
+              <w:rPr/>
+            </w:r>
+          </w:p>
+        </w:tc>
+        <w:tc>
+          <w:tcPr>
+            <w:tcW w:w="1275" w:type="dxa"/>
+            <w:tcBorders>
+              <w:left w:val="single" w:sz="4" w:space="0" w:color="000000"/>
+              <w:bottom w:val="single" w:sz="4" w:space="0" w:color="000000"/>
+            </w:tcBorders>
+          </w:tcPr>
+          <w:p>
+            <w:pPr>
+              <w:pStyle w:val="Style23"/>
+              <w:spacing w:before="0" w:after="160"/>
+              <w:rPr/>
+            </w:pPr>
+            <w:r>
+              <w:rPr/>
+            </w:r>
+          </w:p>
+        </w:tc>
+        <w:tc>
+          <w:tcPr>
+            <w:tcW w:w="1276" w:type="dxa"/>
+            <w:tcBorders>
+              <w:left w:val="single" w:sz="4" w:space="0" w:color="000000"/>
+              <w:bottom w:val="single" w:sz="4" w:space="0" w:color="000000"/>
+            </w:tcBorders>
+          </w:tcPr>
+          <w:p>
+            <w:pPr>
+              <w:pStyle w:val="Style23"/>
+              <w:spacing w:before="0" w:after="160"/>
+              <w:rPr/>
+            </w:pPr>
+            <w:r>
+              <w:rPr/>
+            </w:r>
+          </w:p>
+        </w:tc>
+        <w:tc>
+          <w:tcPr>
+            <w:tcW w:w="1276" w:type="dxa"/>
+            <w:tcBorders>
+              <w:left w:val="single" w:sz="4" w:space="0" w:color="000000"/>
+              <w:bottom w:val="single" w:sz="4" w:space="0" w:color="000000"/>
+              <w:right w:val="single" w:sz="4" w:space="0" w:color="000000"/>
+            </w:tcBorders>
+          </w:tcPr>
+          <w:p>
+            <w:pPr>
+              <w:pStyle w:val="Style23"/>
+              <w:spacing w:before="0" w:after="160"/>
+              <w:rPr/>
+            </w:pPr>
+            <w:r>
+              <w:rPr/>
+            </w:r>
+          </w:p>
+        </w:tc>
+      </w:tr>
+      <w:tr>
+        <w:trPr/>
+        <w:tc>
+          <w:tcPr>
+            <w:tcW w:w="1275" w:type="dxa"/>
+            <w:tcBorders>
+              <w:left w:val="single" w:sz="4" w:space="0" w:color="000000"/>
+              <w:bottom w:val="single" w:sz="4" w:space="0" w:color="000000"/>
+            </w:tcBorders>
+          </w:tcPr>
+          <w:p>
+            <w:pPr>
+              <w:pStyle w:val="Style23"/>
+              <w:spacing w:before="0" w:after="160"/>
+              <w:rPr/>
+            </w:pPr>
+            <w:r>
+              <w:rPr/>
+            </w:r>
+          </w:p>
+        </w:tc>
+        <w:tc>
+          <w:tcPr>
+            <w:tcW w:w="1276" w:type="dxa"/>
+            <w:tcBorders>
+              <w:left w:val="single" w:sz="4" w:space="0" w:color="000000"/>
+              <w:bottom w:val="single" w:sz="4" w:space="0" w:color="000000"/>
+            </w:tcBorders>
+          </w:tcPr>
+          <w:p>
+            <w:pPr>
+              <w:pStyle w:val="Style23"/>
+              <w:spacing w:before="0" w:after="160"/>
+              <w:rPr/>
+            </w:pPr>
+            <w:r>
+              <w:rPr/>
+            </w:r>
+          </w:p>
+        </w:tc>
+        <w:tc>
+          <w:tcPr>
+            <w:tcW w:w="1276" w:type="dxa"/>
+            <w:tcBorders>
+              <w:left w:val="single" w:sz="4" w:space="0" w:color="000000"/>
+              <w:bottom w:val="single" w:sz="4" w:space="0" w:color="000000"/>
+            </w:tcBorders>
+          </w:tcPr>
+          <w:p>
+            <w:pPr>
+              <w:pStyle w:val="Style23"/>
+              <w:spacing w:before="0" w:after="160"/>
+              <w:rPr/>
+            </w:pPr>
+            <w:r>
+              <w:rPr/>
+            </w:r>
+          </w:p>
+        </w:tc>
+        <w:tc>
+          <w:tcPr>
+            <w:tcW w:w="1275" w:type="dxa"/>
+            <w:tcBorders>
+              <w:left w:val="single" w:sz="4" w:space="0" w:color="000000"/>
+              <w:bottom w:val="single" w:sz="4" w:space="0" w:color="000000"/>
+            </w:tcBorders>
+          </w:tcPr>
+          <w:p>
+            <w:pPr>
+              <w:pStyle w:val="Style23"/>
+              <w:spacing w:before="0" w:after="160"/>
+              <w:rPr/>
+            </w:pPr>
+            <w:r>
+              <w:rPr/>
+            </w:r>
+          </w:p>
+        </w:tc>
+        <w:tc>
+          <w:tcPr>
+            <w:tcW w:w="1276" w:type="dxa"/>
+            <w:tcBorders>
+              <w:left w:val="single" w:sz="4" w:space="0" w:color="000000"/>
+              <w:bottom w:val="single" w:sz="4" w:space="0" w:color="000000"/>
+            </w:tcBorders>
+          </w:tcPr>
+          <w:p>
+            <w:pPr>
+              <w:pStyle w:val="Style23"/>
+              <w:spacing w:before="0" w:after="160"/>
+              <w:rPr/>
+            </w:pPr>
+            <w:r>
+              <w:rPr/>
+            </w:r>
+          </w:p>
+        </w:tc>
+        <w:tc>
+          <w:tcPr>
+            <w:tcW w:w="1276" w:type="dxa"/>
+            <w:tcBorders>
+              <w:left w:val="single" w:sz="4" w:space="0" w:color="000000"/>
+              <w:bottom w:val="single" w:sz="4" w:space="0" w:color="000000"/>
+              <w:right w:val="single" w:sz="4" w:space="0" w:color="000000"/>
+            </w:tcBorders>
+          </w:tcPr>
+          <w:p>
+            <w:pPr>
+              <w:pStyle w:val="Style23"/>
+              <w:spacing w:before="0" w:after="160"/>
+              <w:rPr/>
+            </w:pPr>
+            <w:r>
+              <w:rPr/>
+            </w:r>
+          </w:p>
+        </w:tc>
+      </w:tr>
+    </w:tbl>
+    <w:p>
+      <w:pPr>
+        <w:pStyle w:val="-4"/>
+        <w:spacing w:lineRule="auto" w:line="240"/>
+        <w:ind w:hanging="0"/>
+        <w:rPr>
+          <w:lang w:val="ru-RU"/>
+        </w:rPr>
+      </w:pPr>
+      <w:r>
+        <w:rPr/>
+      </w:r>
+    </w:p>
+    <w:p>
+      <w:pPr>
+        <w:pStyle w:val="-4"/>
+        <w:spacing w:lineRule="auto" w:line="240"/>
+        <w:ind w:hanging="0"/>
+        <w:rPr>
+          <w:lang w:val="ru-RU"/>
+        </w:rPr>
+      </w:pPr>
+      <w:r>
+        <w:rPr/>
+      </w:r>
+    </w:p>
+    <w:p>
+      <w:pPr>
+        <w:pStyle w:val="-4"/>
+        <w:spacing w:lineRule="auto" w:line="240"/>
+        <w:ind w:hanging="0"/>
+        <w:rPr>
+          <w:lang w:val="ru-RU"/>
+        </w:rPr>
+      </w:pPr>
+      <w:r>
+        <w:rPr/>
+      </w:r>
+    </w:p>
+    <w:tbl>
+      <w:tblPr>
+        <w:tblW w:w="5000" w:type="pct"/>
+        <w:jc w:val="left"/>
+        <w:tblInd w:w="55" w:type="dxa"/>
+        <w:tblLayout w:type="fixed"/>
+        <w:tblCellMar>
+          <w:top w:w="55" w:type="dxa"/>
+          <w:left w:w="55" w:type="dxa"/>
+          <w:bottom w:w="55" w:type="dxa"/>
+          <w:right w:w="55" w:type="dxa"/>
+        </w:tblCellMar>
+      </w:tblPr>
+      <w:tblGrid>
+        <w:gridCol w:w="1275"/>
+        <w:gridCol w:w="1276"/>
+        <w:gridCol w:w="1276"/>
+        <w:gridCol w:w="1275"/>
+        <w:gridCol w:w="1276"/>
+        <w:gridCol w:w="1276"/>
+      </w:tblGrid>
+      <w:tr>
+        <w:trPr/>
+        <w:tc>
+          <w:tcPr>
+            <w:tcW w:w="1275" w:type="dxa"/>
+            <w:tcBorders>
+              <w:top w:val="single" w:sz="4" w:space="0" w:color="000000"/>
+              <w:left w:val="single" w:sz="4" w:space="0" w:color="000000"/>
+              <w:bottom w:val="single" w:sz="4" w:space="0" w:color="000000"/>
+            </w:tcBorders>
+          </w:tcPr>
+          <w:p>
+            <w:pPr>
+              <w:pStyle w:val="Style23"/>
+              <w:spacing w:before="0" w:after="160"/>
+              <w:rPr/>
+            </w:pPr>
+            <w:r>
+              <w:rPr/>
+            </w:r>
+          </w:p>
+        </w:tc>
+        <w:tc>
+          <w:tcPr>
+            <w:tcW w:w="1276" w:type="dxa"/>
+            <w:tcBorders>
+              <w:top w:val="single" w:sz="4" w:space="0" w:color="000000"/>
+              <w:left w:val="single" w:sz="4" w:space="0" w:color="000000"/>
+              <w:bottom w:val="single" w:sz="4" w:space="0" w:color="000000"/>
+            </w:tcBorders>
+          </w:tcPr>
+          <w:p>
+            <w:pPr>
+              <w:pStyle w:val="Style23"/>
+              <w:spacing w:before="0" w:after="160"/>
+              <w:rPr/>
+            </w:pPr>
+            <w:r>
+              <w:rPr/>
+            </w:r>
+          </w:p>
+        </w:tc>
+        <w:tc>
+          <w:tcPr>
+            <w:tcW w:w="1276" w:type="dxa"/>
+            <w:tcBorders>
+              <w:top w:val="single" w:sz="4" w:space="0" w:color="000000"/>
+              <w:left w:val="single" w:sz="4" w:space="0" w:color="000000"/>
+              <w:bottom w:val="single" w:sz="4" w:space="0" w:color="000000"/>
+            </w:tcBorders>
+          </w:tcPr>
+          <w:p>
+            <w:pPr>
+              <w:pStyle w:val="Style23"/>
+              <w:spacing w:before="0" w:after="160"/>
+              <w:rPr/>
+            </w:pPr>
+            <w:r>
+              <w:rPr/>
+            </w:r>
+          </w:p>
+        </w:tc>
+        <w:tc>
+          <w:tcPr>
+            <w:tcW w:w="1275" w:type="dxa"/>
+            <w:tcBorders>
+              <w:top w:val="single" w:sz="4" w:space="0" w:color="000000"/>
+              <w:left w:val="single" w:sz="4" w:space="0" w:color="000000"/>
+              <w:bottom w:val="single" w:sz="4" w:space="0" w:color="000000"/>
+            </w:tcBorders>
+          </w:tcPr>
+          <w:p>
+            <w:pPr>
+              <w:pStyle w:val="Style23"/>
+              <w:spacing w:before="0" w:after="160"/>
+              <w:rPr/>
+            </w:pPr>
+            <w:r>
+              <w:rPr/>
+            </w:r>
+          </w:p>
+        </w:tc>
+        <w:tc>
+          <w:tcPr>
+            <w:tcW w:w="1276" w:type="dxa"/>
+            <w:tcBorders>
+              <w:top w:val="single" w:sz="4" w:space="0" w:color="000000"/>
+              <w:left w:val="single" w:sz="4" w:space="0" w:color="000000"/>
+              <w:bottom w:val="single" w:sz="4" w:space="0" w:color="000000"/>
+            </w:tcBorders>
+          </w:tcPr>
+          <w:p>
+            <w:pPr>
+              <w:pStyle w:val="Style23"/>
+              <w:spacing w:before="0" w:after="160"/>
+              <w:rPr/>
+            </w:pPr>
+            <w:r>
+              <w:rPr/>
+            </w:r>
+          </w:p>
+        </w:tc>
+        <w:tc>
+          <w:tcPr>
+            <w:tcW w:w="1276" w:type="dxa"/>
+            <w:tcBorders>
+              <w:top w:val="single" w:sz="4" w:space="0" w:color="000000"/>
+              <w:left w:val="single" w:sz="4" w:space="0" w:color="000000"/>
+              <w:bottom w:val="single" w:sz="4" w:space="0" w:color="000000"/>
+              <w:right w:val="single" w:sz="4" w:space="0" w:color="000000"/>
+            </w:tcBorders>
+          </w:tcPr>
+          <w:p>
+            <w:pPr>
+              <w:pStyle w:val="Style23"/>
+              <w:spacing w:before="0" w:after="160"/>
+              <w:rPr/>
+            </w:pPr>
+            <w:r>
+              <w:rPr/>
+            </w:r>
+          </w:p>
+        </w:tc>
+      </w:tr>
+      <w:tr>
+        <w:trPr/>
+        <w:tc>
+          <w:tcPr>
+            <w:tcW w:w="1275" w:type="dxa"/>
+            <w:tcBorders>
+              <w:left w:val="single" w:sz="4" w:space="0" w:color="000000"/>
+              <w:bottom w:val="single" w:sz="4" w:space="0" w:color="000000"/>
+            </w:tcBorders>
+          </w:tcPr>
+          <w:p>
+            <w:pPr>
+              <w:pStyle w:val="Style23"/>
+              <w:spacing w:before="0" w:after="160"/>
+              <w:rPr/>
+            </w:pPr>
+            <w:r>
+              <w:rPr/>
+            </w:r>
+          </w:p>
+        </w:tc>
+        <w:tc>
+          <w:tcPr>
+            <w:tcW w:w="1276" w:type="dxa"/>
+            <w:tcBorders>
+              <w:left w:val="single" w:sz="4" w:space="0" w:color="000000"/>
+              <w:bottom w:val="single" w:sz="4" w:space="0" w:color="000000"/>
+            </w:tcBorders>
+          </w:tcPr>
+          <w:p>
+            <w:pPr>
+              <w:pStyle w:val="Style23"/>
+              <w:spacing w:before="0" w:after="160"/>
+              <w:rPr/>
+            </w:pPr>
+            <w:r>
+              <w:rPr/>
+            </w:r>
+          </w:p>
+        </w:tc>
+        <w:tc>
+          <w:tcPr>
+            <w:tcW w:w="1276" w:type="dxa"/>
+            <w:tcBorders>
+              <w:left w:val="single" w:sz="4" w:space="0" w:color="000000"/>
+              <w:bottom w:val="single" w:sz="4" w:space="0" w:color="000000"/>
+            </w:tcBorders>
+          </w:tcPr>
+          <w:p>
+            <w:pPr>
+              <w:pStyle w:val="Style23"/>
+              <w:spacing w:before="0" w:after="160"/>
+              <w:rPr/>
+            </w:pPr>
+            <w:r>
+              <w:rPr/>
+            </w:r>
+          </w:p>
+        </w:tc>
+        <w:tc>
+          <w:tcPr>
+            <w:tcW w:w="1275" w:type="dxa"/>
+            <w:tcBorders>
+              <w:left w:val="single" w:sz="4" w:space="0" w:color="000000"/>
+              <w:bottom w:val="single" w:sz="4" w:space="0" w:color="000000"/>
+            </w:tcBorders>
+          </w:tcPr>
+          <w:p>
+            <w:pPr>
+              <w:pStyle w:val="Style23"/>
+              <w:spacing w:before="0" w:after="160"/>
+              <w:rPr/>
+            </w:pPr>
+            <w:r>
+              <w:rPr/>
+            </w:r>
+          </w:p>
+        </w:tc>
+        <w:tc>
+          <w:tcPr>
+            <w:tcW w:w="1276" w:type="dxa"/>
+            <w:tcBorders>
+              <w:left w:val="single" w:sz="4" w:space="0" w:color="000000"/>
+              <w:bottom w:val="single" w:sz="4" w:space="0" w:color="000000"/>
+            </w:tcBorders>
+          </w:tcPr>
+          <w:p>
+            <w:pPr>
+              <w:pStyle w:val="Style23"/>
+              <w:spacing w:before="0" w:after="160"/>
+              <w:rPr/>
+            </w:pPr>
+            <w:r>
+              <w:rPr/>
+            </w:r>
+          </w:p>
+        </w:tc>
+        <w:tc>
+          <w:tcPr>
+            <w:tcW w:w="1276" w:type="dxa"/>
+            <w:tcBorders>
+              <w:left w:val="single" w:sz="4" w:space="0" w:color="000000"/>
+              <w:bottom w:val="single" w:sz="4" w:space="0" w:color="000000"/>
+              <w:right w:val="single" w:sz="4" w:space="0" w:color="000000"/>
+            </w:tcBorders>
+          </w:tcPr>
+          <w:p>
+            <w:pPr>
+              <w:pStyle w:val="Style23"/>
+              <w:spacing w:before="0" w:after="160"/>
+              <w:rPr/>
+            </w:pPr>
+            <w:r>
+              <w:rPr/>
+            </w:r>
+          </w:p>
+        </w:tc>
+      </w:tr>
+      <w:tr>
+        <w:trPr/>
+        <w:tc>
+          <w:tcPr>
+            <w:tcW w:w="1275" w:type="dxa"/>
+            <w:tcBorders>
+              <w:left w:val="single" w:sz="4" w:space="0" w:color="000000"/>
+              <w:bottom w:val="single" w:sz="4" w:space="0" w:color="000000"/>
+            </w:tcBorders>
+          </w:tcPr>
+          <w:p>
+            <w:pPr>
+              <w:pStyle w:val="Style23"/>
+              <w:spacing w:before="0" w:after="160"/>
+              <w:rPr/>
+            </w:pPr>
+            <w:r>
+              <w:rPr/>
+            </w:r>
+          </w:p>
+        </w:tc>
+        <w:tc>
+          <w:tcPr>
+            <w:tcW w:w="1276" w:type="dxa"/>
+            <w:tcBorders>
+              <w:left w:val="single" w:sz="4" w:space="0" w:color="000000"/>
+              <w:bottom w:val="single" w:sz="4" w:space="0" w:color="000000"/>
+            </w:tcBorders>
+          </w:tcPr>
+          <w:p>
+            <w:pPr>
+              <w:pStyle w:val="Style23"/>
+              <w:spacing w:before="0" w:after="160"/>
+              <w:rPr/>
+            </w:pPr>
+            <w:r>
+              <w:rPr/>
+            </w:r>
+          </w:p>
+        </w:tc>
+        <w:tc>
+          <w:tcPr>
+            <w:tcW w:w="1276" w:type="dxa"/>
+            <w:tcBorders>
+              <w:left w:val="single" w:sz="4" w:space="0" w:color="000000"/>
+              <w:bottom w:val="single" w:sz="4" w:space="0" w:color="000000"/>
+            </w:tcBorders>
+          </w:tcPr>
+          <w:p>
+            <w:pPr>
+              <w:pStyle w:val="Style23"/>
+              <w:spacing w:before="0" w:after="160"/>
+              <w:rPr/>
+            </w:pPr>
+            <w:r>
+              <w:rPr/>
+            </w:r>
+          </w:p>
+        </w:tc>
+        <w:tc>
+          <w:tcPr>
+            <w:tcW w:w="1275" w:type="dxa"/>
+            <w:tcBorders>
+              <w:left w:val="single" w:sz="4" w:space="0" w:color="000000"/>
+              <w:bottom w:val="single" w:sz="4" w:space="0" w:color="000000"/>
+            </w:tcBorders>
+          </w:tcPr>
+          <w:p>
+            <w:pPr>
+              <w:pStyle w:val="Style23"/>
+              <w:spacing w:before="0" w:after="160"/>
+              <w:rPr/>
+            </w:pPr>
+            <w:r>
+              <w:rPr/>
+            </w:r>
+          </w:p>
+        </w:tc>
+        <w:tc>
+          <w:tcPr>
+            <w:tcW w:w="1276" w:type="dxa"/>
+            <w:tcBorders>
+              <w:left w:val="single" w:sz="4" w:space="0" w:color="000000"/>
+              <w:bottom w:val="single" w:sz="4" w:space="0" w:color="000000"/>
+            </w:tcBorders>
+          </w:tcPr>
+          <w:p>
+            <w:pPr>
+              <w:pStyle w:val="Style23"/>
+              <w:spacing w:before="0" w:after="160"/>
+              <w:rPr/>
+            </w:pPr>
+            <w:r>
+              <w:rPr/>
+            </w:r>
+          </w:p>
+        </w:tc>
+        <w:tc>
+          <w:tcPr>
+            <w:tcW w:w="1276" w:type="dxa"/>
+            <w:tcBorders>
+              <w:left w:val="single" w:sz="4" w:space="0" w:color="000000"/>
+              <w:bottom w:val="single" w:sz="4" w:space="0" w:color="000000"/>
+              <w:right w:val="single" w:sz="4" w:space="0" w:color="000000"/>
+            </w:tcBorders>
+          </w:tcPr>
+          <w:p>
+            <w:pPr>
+              <w:pStyle w:val="Style23"/>
+              <w:spacing w:before="0" w:after="160"/>
+              <w:rPr/>
+            </w:pPr>
+            <w:r>
+              <w:rPr/>
+            </w:r>
+          </w:p>
+        </w:tc>
+      </w:tr>
+      <w:tr>
+        <w:trPr/>
+        <w:tc>
+          <w:tcPr>
+            <w:tcW w:w="1275" w:type="dxa"/>
+            <w:tcBorders>
+              <w:left w:val="single" w:sz="4" w:space="0" w:color="000000"/>
+              <w:bottom w:val="single" w:sz="4" w:space="0" w:color="000000"/>
+            </w:tcBorders>
+          </w:tcPr>
+          <w:p>
+            <w:pPr>
+              <w:pStyle w:val="Style23"/>
+              <w:spacing w:before="0" w:after="160"/>
+              <w:rPr/>
+            </w:pPr>
+            <w:r>
+              <w:rPr/>
+            </w:r>
+          </w:p>
+        </w:tc>
+        <w:tc>
+          <w:tcPr>
+            <w:tcW w:w="1276" w:type="dxa"/>
+            <w:tcBorders>
+              <w:left w:val="single" w:sz="4" w:space="0" w:color="000000"/>
+              <w:bottom w:val="single" w:sz="4" w:space="0" w:color="000000"/>
+            </w:tcBorders>
+          </w:tcPr>
+          <w:p>
+            <w:pPr>
+              <w:pStyle w:val="Style23"/>
+              <w:spacing w:before="0" w:after="160"/>
+              <w:rPr/>
+            </w:pPr>
+            <w:r>
+              <w:rPr/>
+            </w:r>
+          </w:p>
+        </w:tc>
+        <w:tc>
+          <w:tcPr>
+            <w:tcW w:w="1276" w:type="dxa"/>
+            <w:tcBorders>
+              <w:left w:val="single" w:sz="4" w:space="0" w:color="000000"/>
+              <w:bottom w:val="single" w:sz="4" w:space="0" w:color="000000"/>
+            </w:tcBorders>
+          </w:tcPr>
+          <w:p>
+            <w:pPr>
+              <w:pStyle w:val="Style23"/>
+              <w:spacing w:before="0" w:after="160"/>
+              <w:rPr/>
+            </w:pPr>
+            <w:r>
+              <w:rPr/>
+            </w:r>
+          </w:p>
+        </w:tc>
+        <w:tc>
+          <w:tcPr>
+            <w:tcW w:w="1275" w:type="dxa"/>
+            <w:tcBorders>
+              <w:left w:val="single" w:sz="4" w:space="0" w:color="000000"/>
+              <w:bottom w:val="single" w:sz="4" w:space="0" w:color="000000"/>
+            </w:tcBorders>
+          </w:tcPr>
+          <w:p>
+            <w:pPr>
+              <w:pStyle w:val="Style23"/>
+              <w:spacing w:before="0" w:after="160"/>
+              <w:rPr/>
+            </w:pPr>
+            <w:r>
+              <w:rPr/>
+            </w:r>
+          </w:p>
+        </w:tc>
+        <w:tc>
+          <w:tcPr>
+            <w:tcW w:w="1276" w:type="dxa"/>
+            <w:tcBorders>
+              <w:left w:val="single" w:sz="4" w:space="0" w:color="000000"/>
+              <w:bottom w:val="single" w:sz="4" w:space="0" w:color="000000"/>
+            </w:tcBorders>
+          </w:tcPr>
+          <w:p>
+            <w:pPr>
+              <w:pStyle w:val="Style23"/>
+              <w:spacing w:before="0" w:after="160"/>
+              <w:rPr/>
+            </w:pPr>
+            <w:r>
+              <w:rPr/>
+            </w:r>
+          </w:p>
+        </w:tc>
+        <w:tc>
+          <w:tcPr>
+            <w:tcW w:w="1276" w:type="dxa"/>
+            <w:tcBorders>
+              <w:left w:val="single" w:sz="4" w:space="0" w:color="000000"/>
+              <w:bottom w:val="single" w:sz="4" w:space="0" w:color="000000"/>
+              <w:right w:val="single" w:sz="4" w:space="0" w:color="000000"/>
+            </w:tcBorders>
+          </w:tcPr>
+          <w:p>
+            <w:pPr>
+              <w:pStyle w:val="Style23"/>
+              <w:spacing w:before="0" w:after="160"/>
+              <w:rPr/>
+            </w:pPr>
+            <w:r>
+              <w:rPr/>
+            </w:r>
+          </w:p>
+        </w:tc>
+      </w:tr>
+      <w:tr>
+        <w:trPr/>
+        <w:tc>
+          <w:tcPr>
+            <w:tcW w:w="1275" w:type="dxa"/>
+            <w:tcBorders>
+              <w:left w:val="single" w:sz="4" w:space="0" w:color="000000"/>
+              <w:bottom w:val="single" w:sz="4" w:space="0" w:color="000000"/>
+            </w:tcBorders>
+          </w:tcPr>
+          <w:p>
+            <w:pPr>
+              <w:pStyle w:val="Style23"/>
+              <w:spacing w:before="0" w:after="160"/>
+              <w:rPr/>
+            </w:pPr>
+            <w:r>
+              <w:rPr/>
+            </w:r>
+          </w:p>
+        </w:tc>
+        <w:tc>
+          <w:tcPr>
+            <w:tcW w:w="1276" w:type="dxa"/>
+            <w:tcBorders>
+              <w:left w:val="single" w:sz="4" w:space="0" w:color="000000"/>
+              <w:bottom w:val="single" w:sz="4" w:space="0" w:color="000000"/>
+            </w:tcBorders>
+          </w:tcPr>
+          <w:p>
+            <w:pPr>
+              <w:pStyle w:val="Style23"/>
+              <w:spacing w:before="0" w:after="160"/>
+              <w:rPr/>
+            </w:pPr>
+            <w:r>
+              <w:rPr/>
+            </w:r>
+          </w:p>
+        </w:tc>
+        <w:tc>
+          <w:tcPr>
+            <w:tcW w:w="1276" w:type="dxa"/>
+            <w:tcBorders>
+              <w:left w:val="single" w:sz="4" w:space="0" w:color="000000"/>
+              <w:bottom w:val="single" w:sz="4" w:space="0" w:color="000000"/>
+            </w:tcBorders>
+          </w:tcPr>
+          <w:p>
+            <w:pPr>
+              <w:pStyle w:val="Style23"/>
+              <w:spacing w:before="0" w:after="160"/>
+              <w:rPr/>
+            </w:pPr>
+            <w:r>
+              <w:rPr/>
+            </w:r>
+          </w:p>
+        </w:tc>
+        <w:tc>
+          <w:tcPr>
+            <w:tcW w:w="1275" w:type="dxa"/>
+            <w:tcBorders>
+              <w:left w:val="single" w:sz="4" w:space="0" w:color="000000"/>
+              <w:bottom w:val="single" w:sz="4" w:space="0" w:color="000000"/>
+            </w:tcBorders>
+          </w:tcPr>
+          <w:p>
+            <w:pPr>
+              <w:pStyle w:val="Style23"/>
+              <w:spacing w:before="0" w:after="160"/>
+              <w:rPr/>
+            </w:pPr>
+            <w:r>
+              <w:rPr/>
+            </w:r>
+          </w:p>
+        </w:tc>
+        <w:tc>
+          <w:tcPr>
+            <w:tcW w:w="1276" w:type="dxa"/>
+            <w:tcBorders>
+              <w:left w:val="single" w:sz="4" w:space="0" w:color="000000"/>
+              <w:bottom w:val="single" w:sz="4" w:space="0" w:color="000000"/>
+            </w:tcBorders>
+          </w:tcPr>
+          <w:p>
+            <w:pPr>
+              <w:pStyle w:val="Style23"/>
+              <w:spacing w:before="0" w:after="160"/>
+              <w:rPr/>
+            </w:pPr>
+            <w:r>
+              <w:rPr/>
+            </w:r>
+          </w:p>
+        </w:tc>
+        <w:tc>
+          <w:tcPr>
+            <w:tcW w:w="1276" w:type="dxa"/>
+            <w:tcBorders>
+              <w:left w:val="single" w:sz="4" w:space="0" w:color="000000"/>
+              <w:bottom w:val="single" w:sz="4" w:space="0" w:color="000000"/>
+              <w:right w:val="single" w:sz="4" w:space="0" w:color="000000"/>
+            </w:tcBorders>
+          </w:tcPr>
+          <w:p>
+            <w:pPr>
+              <w:pStyle w:val="Style23"/>
+              <w:spacing w:before="0" w:after="160"/>
+              <w:rPr/>
+            </w:pPr>
+            <w:r>
+              <w:rPr/>
+            </w:r>
+          </w:p>
+        </w:tc>
+      </w:tr>
+    </w:tbl>
+    <w:p>
+      <w:pPr>
+        <w:pStyle w:val="Normal"/>
+        <w:spacing w:lineRule="auto" w:line="240"/>
+        <w:ind w:hanging="0"/>
+        <w:rPr>
+          <w:lang w:val="ru-RU"/>
+        </w:rPr>
+      </w:pPr>
+      <w:r>
+        <w:rPr/>
+      </w:r>
+    </w:p>
+    <w:p>
+      <w:pPr>
+        <w:pStyle w:val="Normal"/>
+        <w:spacing w:lineRule="auto" w:line="240"/>
+        <w:ind w:hanging="0"/>
+        <w:rPr>
+          <w:lang w:val="ru-RU"/>
+        </w:rPr>
+      </w:pPr>
+      <w:r>
+        <w:rPr/>
+      </w:r>
+    </w:p>
+    <w:p>
+      <w:pPr>
+        <w:pStyle w:val="Normal"/>
+        <w:spacing w:lineRule="auto" w:line="240"/>
+        <w:ind w:hanging="0"/>
+        <w:rPr>
+          <w:lang w:val="ru-RU"/>
+        </w:rPr>
+      </w:pPr>
+      <w:r>
+        <w:rPr/>
+      </w:r>
+    </w:p>
+    <w:p>
+      <w:pPr>
+        <w:pStyle w:val="-4"/>
+        <w:spacing w:lineRule="auto" w:line="240"/>
+        <w:ind w:hanging="0"/>
+        <w:rPr>
+          <w:lang w:val="ru-RU"/>
+        </w:rPr>
+      </w:pPr>
+      <w:r>
+        <w:rPr>
+          <w:lang w:val="ru-RU"/>
+        </w:rPr>
+        <w:t>Таблица 52 — жида</w:t>
+      </w:r>
+    </w:p>
+    <w:p>
+      <w:pPr>
+        <w:pStyle w:val="-4"/>
+        <w:spacing w:lineRule="auto" w:line="240"/>
+        <w:ind w:hanging="0"/>
+        <w:rPr/>
+      </w:pPr>
+      <w:r>
+        <w:rPr/>
+        <w:drawing>
+          <wp:anchor behindDoc="0" distT="0" distB="0" distL="0" distR="0" simplePos="0" locked="0" layoutInCell="0" allowOverlap="1" relativeHeight="3">
+            <wp:simplePos x="0" y="0"/>
+            <wp:positionH relativeFrom="column">
+              <wp:align>center</wp:align>
+            </wp:positionH>
+            <wp:positionV relativeFrom="paragraph">
+              <wp:posOffset>635</wp:posOffset>
+            </wp:positionV>
+            <wp:extent cx="4860290" cy="2945765"/>
+            <wp:effectExtent l="0" t="0" r="0" b="0"/>
+            <wp:wrapSquare wrapText="largest"/>
+            <wp:docPr id="1" name="Изображение1" descr=""/>
+            <wp:cNvGraphicFramePr>
+              <a:graphicFrameLocks xmlns:a="http://schemas.openxmlformats.org/drawingml/2006/main" noChangeAspect="1"/>
+            </wp:cNvGraphicFramePr>
+            <a:graphic xmlns:a="http://schemas.openxmlformats.org/drawingml/2006/main">
+              <a:graphicData uri="http://schemas.openxmlformats.org/drawingml/2006/picture">
+                <pic:pic xmlns:pic="http://schemas.openxmlformats.org/drawingml/2006/picture">
+                  <pic:nvPicPr>
+                    <pic:cNvPr id="1" name="Изображение1" descr=""/>
+                    <pic:cNvPicPr>
+                      <a:picLocks noChangeAspect="1" noChangeArrowheads="1"/>
+                    </pic:cNvPicPr>
+                  </pic:nvPicPr>
+                  <pic:blipFill>
+                    <a:blip r:embed="rId23"/>
+                    <a:stretch>
+                      <a:fillRect/>
+                    </a:stretch>
+                  </pic:blipFill>
+                  <pic:spPr bwMode="auto">
+                    <a:xfrm>
+                      <a:off x="0" y="0"/>
+                      <a:ext cx="4860290" cy="2945765"/>
+                    </a:xfrm>
+                    <a:prstGeom prst="rect">
+                      <a:avLst/>
+                    </a:prstGeom>
+                  </pic:spPr>
+                </pic:pic>
+              </a:graphicData>
+            </a:graphic>
+          </wp:anchor>
+        </w:drawing>
+      </w:r>
+    </w:p>
+    <w:p>
+      <w:pPr>
+        <w:pStyle w:val="-4"/>
+        <w:spacing w:lineRule="auto" w:line="240"/>
+        <w:ind w:hanging="0"/>
+        <w:rPr>
+          <w:lang w:val="ru-RU"/>
+        </w:rPr>
+      </w:pPr>
+      <w:r>
+        <w:rPr/>
+      </w:r>
+    </w:p>
+    <w:p>
+      <w:pPr>
+        <w:pStyle w:val="Style25"/>
+        <w:keepNext w:val="true"/>
+        <w:rPr/>
+      </w:pPr>
+      <w:r>
+        <w:rPr/>
+        <w:t xml:space="preserve">Таблица </w:t>
+      </w:r>
+      <w:r>
+        <w:rPr/>
+        <w:fldChar w:fldCharType="begin"/>
+      </w:r>
+      <w:r>
+        <w:rPr/>
+        <w:instrText xml:space="preserve"> SEQ Таблица \* ARABIC </w:instrText>
+      </w:r>
+      <w:r>
+        <w:rPr/>
+        <w:fldChar w:fldCharType="separate"/>
+      </w:r>
+      <w:r>
+        <w:rPr/>
+        <w:t>3</w:t>
+      </w:r>
+      <w:r>
+        <w:rPr/>
+        <w:fldChar w:fldCharType="end"/>
+      </w:r>
+      <w:r>
+        <w:rPr/>
+        <w:t xml:space="preserve"> - Листинг i – Пример программы</w:t>
       </w:r>
     </w:p>
     <w:tbl>
@@ -1774,9 +4598,9 @@
     <w:p>
       <w:pPr>
         <w:sectPr>
-          <w:footerReference w:type="even" r:id="rId23"/>
-          <w:footerReference w:type="default" r:id="rId24"/>
-          <w:footerReference w:type="first" r:id="rId25"/>
+          <w:footerReference w:type="even" r:id="rId24"/>
+          <w:footerReference w:type="default" r:id="rId25"/>
+          <w:footerReference w:type="first" r:id="rId26"/>
           <w:type w:val="nextPage"/>
           <w:pgSz w:w="11906" w:h="16838"/>
           <w:pgMar w:left="3402" w:right="850" w:gutter="0" w:header="0" w:top="1134" w:footer="708" w:bottom="1134"/>
@@ -1811,20 +4635,42 @@
         </w:rPr>
       </w:pPr>
       <w:r>
-        <w:rPr>
-          <w:lang w:val="ru-RU"/>
-        </w:rPr>
-        <w:t>Листинг i</w:t>
-      </w:r>
-      <w:r>
-        <w:rPr/>
-        <w:t>+1</w:t>
-      </w:r>
-      <w:r>
-        <w:rPr>
-          <w:lang w:val="ru-RU"/>
-        </w:rPr>
-        <w:t xml:space="preserve"> – Пример программы</w:t>
+        <w:rPr/>
+      </w:r>
+    </w:p>
+    <w:p>
+      <w:pPr>
+        <w:pStyle w:val="Style25"/>
+        <w:keepNext w:val="true"/>
+        <w:rPr/>
+      </w:pPr>
+      <w:r>
+        <w:rPr/>
+        <w:t xml:space="preserve">Таблица </w:t>
+      </w:r>
+      <w:r>
+        <w:rPr/>
+        <w:fldChar w:fldCharType="begin"/>
+      </w:r>
+      <w:r>
+        <w:rPr/>
+        <w:instrText xml:space="preserve"> SEQ Таблица \* ARABIC </w:instrText>
+      </w:r>
+      <w:r>
+        <w:rPr/>
+        <w:fldChar w:fldCharType="separate"/>
+      </w:r>
+      <w:r>
+        <w:rPr/>
+        <w:t>4</w:t>
+      </w:r>
+      <w:r>
+        <w:rPr/>
+        <w:fldChar w:fldCharType="end"/>
+      </w:r>
+      <w:r>
+        <w:rPr/>
+        <w:t xml:space="preserve"> - Листинг i+1 – Пример программы</w:t>
       </w:r>
     </w:p>
     <w:tbl>
@@ -1910,9 +4756,9 @@
     <w:p>
       <w:pPr>
         <w:sectPr>
-          <w:footerReference w:type="even" r:id="rId26"/>
-          <w:footerReference w:type="default" r:id="rId27"/>
-          <w:footerReference w:type="first" r:id="rId28"/>
+          <w:footerReference w:type="even" r:id="rId27"/>
+          <w:footerReference w:type="default" r:id="rId28"/>
+          <w:footerReference w:type="first" r:id="rId29"/>
           <w:type w:val="nextPage"/>
           <w:pgSz w:w="11906" w:h="16838"/>
           <w:pgMar w:left="1701" w:right="850" w:gutter="0" w:header="0" w:top="1134" w:footer="708" w:bottom="1134"/>
@@ -1949,7 +4795,7 @@
           <wp:inline distT="0" distB="0" distL="0" distR="0">
             <wp:extent cx="5940425" cy="3342640"/>
             <wp:effectExtent l="0" t="0" r="0" b="0"/>
-            <wp:docPr id="1" name="Рисунок 1" descr="Как «оживить» детский рисунок: инструкция - Hi-Tech Mail.ru"/>
+            <wp:docPr id="2" name="Рисунок 1" descr="Как «оживить» детский рисунок: инструкция - Hi-Tech Mail.ru"/>
             <wp:cNvGraphicFramePr>
               <a:graphicFrameLocks xmlns:a="http://schemas.openxmlformats.org/drawingml/2006/main" noChangeAspect="1"/>
             </wp:cNvGraphicFramePr>
@@ -1957,13 +4803,13 @@
               <a:graphicData uri="http://schemas.openxmlformats.org/drawingml/2006/picture">
                 <pic:pic xmlns:pic="http://schemas.openxmlformats.org/drawingml/2006/picture">
                   <pic:nvPicPr>
-                    <pic:cNvPr id="1" name="Рисунок 1" descr="Как «оживить» детский рисунок: инструкция - Hi-Tech Mail.ru"/>
+                    <pic:cNvPr id="2" name="Рисунок 1" descr="Как «оживить» детский рисунок: инструкция - Hi-Tech Mail.ru"/>
                     <pic:cNvPicPr>
                       <a:picLocks noChangeAspect="1" noChangeArrowheads="1"/>
                     </pic:cNvPicPr>
                   </pic:nvPicPr>
                   <pic:blipFill>
-                    <a:blip r:embed="rId29"/>
+                    <a:blip r:embed="rId30"/>
                     <a:stretch>
                       <a:fillRect/>
                     </a:stretch>
@@ -2011,10 +4857,1111 @@
         <w:t>– Фото ИТМО</w:t>
       </w:r>
     </w:p>
+    <w:p>
+      <w:pPr>
+        <w:pStyle w:val="-6"/>
+        <w:spacing w:before="0" w:after="160"/>
+        <w:rPr>
+          <w:lang w:val="ru-RU"/>
+        </w:rPr>
+      </w:pPr>
+      <w:r>
+        <w:rPr/>
+      </w:r>
+    </w:p>
+    <w:p>
+      <w:pPr>
+        <w:pStyle w:val="-6"/>
+        <w:spacing w:before="0" w:after="160"/>
+        <w:rPr>
+          <w:lang w:val="ru-RU"/>
+        </w:rPr>
+      </w:pPr>
+      <w:r>
+        <w:rPr/>
+      </w:r>
+      <w:r>
+        <mc:AlternateContent>
+          <mc:Choice Requires="wps">
+            <w:drawing>
+              <wp:anchor behindDoc="0" distT="0" distB="0" distL="0" distR="0" simplePos="0" locked="0" layoutInCell="0" allowOverlap="1" relativeHeight="4">
+                <wp:simplePos x="0" y="0"/>
+                <wp:positionH relativeFrom="column">
+                  <wp:posOffset>526415</wp:posOffset>
+                </wp:positionH>
+                <wp:positionV relativeFrom="paragraph">
+                  <wp:posOffset>-189230</wp:posOffset>
+                </wp:positionV>
+                <wp:extent cx="4886960" cy="3315335"/>
+                <wp:effectExtent l="0" t="0" r="0" b="0"/>
+                <wp:wrapSquare wrapText="largest"/>
+                <wp:docPr id="3" name="Врезка1"/>
+                <a:graphic xmlns:a="http://schemas.openxmlformats.org/drawingml/2006/main">
+                  <a:graphicData uri="http://schemas.microsoft.com/office/word/2010/wordprocessingShape">
+                    <wps:wsp>
+                      <wps:cNvSpPr txBox="1"/>
+                      <wps:spPr>
+                        <a:xfrm>
+                          <a:off x="0" y="0"/>
+                          <a:ext cx="4886960" cy="3315335"/>
+                        </a:xfrm>
+                        <a:prstGeom prst="rect"/>
+                        <a:solidFill>
+                          <a:srgbClr val="FFFFFF"/>
+                        </a:solidFill>
+                      </wps:spPr>
+                      <wps:txbx>
+                        <w:txbxContent>
+                          <w:p>
+                            <w:pPr>
+                              <w:pStyle w:val="Style24"/>
+                              <w:spacing w:before="120" w:after="120"/>
+                              <w:rPr/>
+                            </w:pPr>
+                            <w:r>
+                              <w:rPr/>
+                              <w:drawing>
+                                <wp:inline distT="0" distB="0" distL="0" distR="0">
+                                  <wp:extent cx="4886960" cy="2962275"/>
+                                  <wp:effectExtent l="0" t="0" r="0" b="0"/>
+                                  <wp:docPr id="4" name="Изображение2" descr=""/>
+                                  <wp:cNvGraphicFramePr>
+                                    <a:graphicFrameLocks xmlns:a="http://schemas.openxmlformats.org/drawingml/2006/main" noChangeAspect="1"/>
+                                  </wp:cNvGraphicFramePr>
+                                  <a:graphic xmlns:a="http://schemas.openxmlformats.org/drawingml/2006/main">
+                                    <a:graphicData uri="http://schemas.openxmlformats.org/drawingml/2006/picture">
+                                      <pic:pic xmlns:pic="http://schemas.openxmlformats.org/drawingml/2006/picture">
+                                        <pic:nvPicPr>
+                                          <pic:cNvPr id="4" name="Изображение2" descr=""/>
+                                          <pic:cNvPicPr>
+                                            <a:picLocks noChangeAspect="1" noChangeArrowheads="1"/>
+                                          </pic:cNvPicPr>
+                                        </pic:nvPicPr>
+                                        <pic:blipFill>
+                                          <a:blip r:embed="rId31"/>
+                                          <a:stretch>
+                                            <a:fillRect/>
+                                          </a:stretch>
+                                        </pic:blipFill>
+                                        <pic:spPr bwMode="auto">
+                                          <a:xfrm>
+                                            <a:off x="0" y="0"/>
+                                            <a:ext cx="4886960" cy="2962275"/>
+                                          </a:xfrm>
+                                          <a:prstGeom prst="rect">
+                                            <a:avLst/>
+                                          </a:prstGeom>
+                                        </pic:spPr>
+                                      </pic:pic>
+                                    </a:graphicData>
+                                  </a:graphic>
+                                </wp:inline>
+                              </w:drawing>
+                              <w:t xml:space="preserve">Рисунок </w:t>
+                            </w:r>
+                            <w:r>
+                              <w:rPr/>
+                              <w:fldChar w:fldCharType="begin"/>
+                            </w:r>
+                            <w:r>
+                              <w:rPr/>
+                              <w:instrText xml:space="preserve"> SEQ Рисунок \* ARABIC </w:instrText>
+                            </w:r>
+                            <w:r>
+                              <w:rPr/>
+                              <w:fldChar w:fldCharType="separate"/>
+                            </w:r>
+                            <w:r>
+                              <w:rPr/>
+                              <w:t>1</w:t>
+                            </w:r>
+                            <w:r>
+                              <w:rPr/>
+                              <w:fldChar w:fldCharType="end"/>
+                            </w:r>
+                            <w:r>
+                              <w:rPr/>
+                              <w:t>:  пенис</w:t>
+                            </w:r>
+                          </w:p>
+                        </w:txbxContent>
+                      </wps:txbx>
+                      <wps:bodyPr anchor="t" lIns="0" tIns="0" rIns="0" bIns="0">
+                        <a:noAutofit/>
+                      </wps:bodyPr>
+                    </wps:wsp>
+                  </a:graphicData>
+                </a:graphic>
+              </wp:anchor>
+            </w:drawing>
+          </mc:Choice>
+          <mc:Fallback>
+            <w:pict>
+              <v:rect style="position:absolute;rotation:-0;width:384.8pt;height:261.05pt;mso-wrap-distance-left:0pt;mso-wrap-distance-right:0pt;mso-wrap-distance-top:0pt;mso-wrap-distance-bottom:0pt;margin-top:-14.9pt;mso-position-vertical-relative:text;margin-left:41.45pt;mso-position-horizontal-relative:text">
+                <v:textbox inset="0in,0in,0in,0in">
+                  <w:txbxContent>
+                    <w:p>
+                      <w:pPr>
+                        <w:pStyle w:val="Style24"/>
+                        <w:spacing w:before="120" w:after="120"/>
+                        <w:rPr/>
+                      </w:pPr>
+                      <w:r>
+                        <w:rPr/>
+                        <w:drawing>
+                          <wp:inline distT="0" distB="0" distL="0" distR="0">
+                            <wp:extent cx="4886960" cy="2962275"/>
+                            <wp:effectExtent l="0" t="0" r="0" b="0"/>
+                            <wp:docPr id="5" name="Изображение2" descr=""/>
+                            <wp:cNvGraphicFramePr>
+                              <a:graphicFrameLocks xmlns:a="http://schemas.openxmlformats.org/drawingml/2006/main" noChangeAspect="1"/>
+                            </wp:cNvGraphicFramePr>
+                            <a:graphic xmlns:a="http://schemas.openxmlformats.org/drawingml/2006/main">
+                              <a:graphicData uri="http://schemas.openxmlformats.org/drawingml/2006/picture">
+                                <pic:pic xmlns:pic="http://schemas.openxmlformats.org/drawingml/2006/picture">
+                                  <pic:nvPicPr>
+                                    <pic:cNvPr id="5" name="Изображение2" descr=""/>
+                                    <pic:cNvPicPr>
+                                      <a:picLocks noChangeAspect="1" noChangeArrowheads="1"/>
+                                    </pic:cNvPicPr>
+                                  </pic:nvPicPr>
+                                  <pic:blipFill>
+                                    <a:blip r:embed="rId32"/>
+                                    <a:stretch>
+                                      <a:fillRect/>
+                                    </a:stretch>
+                                  </pic:blipFill>
+                                  <pic:spPr bwMode="auto">
+                                    <a:xfrm>
+                                      <a:off x="0" y="0"/>
+                                      <a:ext cx="4886960" cy="2962275"/>
+                                    </a:xfrm>
+                                    <a:prstGeom prst="rect">
+                                      <a:avLst/>
+                                    </a:prstGeom>
+                                  </pic:spPr>
+                                </pic:pic>
+                              </a:graphicData>
+                            </a:graphic>
+                          </wp:inline>
+                        </w:drawing>
+                        <w:t xml:space="preserve">Рисунок </w:t>
+                      </w:r>
+                      <w:r>
+                        <w:rPr/>
+                        <w:fldChar w:fldCharType="begin"/>
+                      </w:r>
+                      <w:r>
+                        <w:rPr/>
+                        <w:instrText xml:space="preserve"> SEQ Рисунок \* ARABIC </w:instrText>
+                      </w:r>
+                      <w:r>
+                        <w:rPr/>
+                        <w:fldChar w:fldCharType="separate"/>
+                      </w:r>
+                      <w:r>
+                        <w:rPr/>
+                        <w:t>1</w:t>
+                      </w:r>
+                      <w:r>
+                        <w:rPr/>
+                        <w:fldChar w:fldCharType="end"/>
+                      </w:r>
+                      <w:r>
+                        <w:rPr/>
+                        <w:t>:  пенис</w:t>
+                      </w:r>
+                    </w:p>
+                  </w:txbxContent>
+                </v:textbox>
+                <w10:wrap type="square" side="largest"/>
+              </v:rect>
+            </w:pict>
+          </mc:Fallback>
+        </mc:AlternateContent>
+      </w:r>
+    </w:p>
+    <w:p>
+      <w:pPr>
+        <w:pStyle w:val="-6"/>
+        <w:spacing w:before="0" w:after="160"/>
+        <w:rPr>
+          <w:lang w:val="ru-RU"/>
+        </w:rPr>
+      </w:pPr>
+      <w:r>
+        <w:rPr/>
+      </w:r>
+    </w:p>
+    <w:p>
+      <w:pPr>
+        <w:pStyle w:val="-6"/>
+        <w:spacing w:before="0" w:after="160"/>
+        <w:rPr>
+          <w:lang w:val="ru-RU"/>
+        </w:rPr>
+      </w:pPr>
+      <w:r>
+        <w:rPr/>
+      </w:r>
+    </w:p>
+    <w:p>
+      <w:pPr>
+        <w:pStyle w:val="-6"/>
+        <w:spacing w:before="0" w:after="160"/>
+        <w:rPr>
+          <w:lang w:val="ru-RU"/>
+        </w:rPr>
+      </w:pPr>
+      <w:r>
+        <w:rPr/>
+      </w:r>
+    </w:p>
+    <w:p>
+      <w:pPr>
+        <w:pStyle w:val="-6"/>
+        <w:spacing w:before="0" w:after="160"/>
+        <w:rPr>
+          <w:lang w:val="ru-RU"/>
+        </w:rPr>
+      </w:pPr>
+      <w:r>
+        <w:rPr/>
+      </w:r>
+    </w:p>
+    <w:p>
+      <w:pPr>
+        <w:pStyle w:val="-6"/>
+        <w:spacing w:before="0" w:after="160"/>
+        <w:rPr>
+          <w:lang w:val="ru-RU"/>
+        </w:rPr>
+      </w:pPr>
+      <w:r>
+        <w:rPr/>
+      </w:r>
+    </w:p>
+    <w:p>
+      <w:pPr>
+        <w:pStyle w:val="-6"/>
+        <w:spacing w:before="0" w:after="160"/>
+        <w:rPr>
+          <w:lang w:val="ru-RU"/>
+        </w:rPr>
+      </w:pPr>
+      <w:r>
+        <w:rPr/>
+      </w:r>
+    </w:p>
+    <w:p>
+      <w:pPr>
+        <w:pStyle w:val="-6"/>
+        <w:spacing w:before="0" w:after="160"/>
+        <w:rPr>
+          <w:lang w:val="ru-RU"/>
+        </w:rPr>
+      </w:pPr>
+      <w:r>
+        <w:rPr/>
+      </w:r>
+    </w:p>
+    <w:p>
+      <w:pPr>
+        <w:pStyle w:val="-6"/>
+        <w:spacing w:before="0" w:after="160"/>
+        <w:rPr>
+          <w:lang w:val="ru-RU"/>
+        </w:rPr>
+      </w:pPr>
+      <w:r>
+        <w:rPr/>
+      </w:r>
+    </w:p>
+    <w:p>
+      <w:pPr>
+        <w:pStyle w:val="-6"/>
+        <w:spacing w:before="0" w:after="160"/>
+        <w:rPr>
+          <w:lang w:val="ru-RU"/>
+        </w:rPr>
+      </w:pPr>
+      <w:r>
+        <w:rPr/>
+      </w:r>
+    </w:p>
+    <w:p>
+      <w:pPr>
+        <w:pStyle w:val="-6"/>
+        <w:spacing w:before="0" w:after="160"/>
+        <w:rPr>
+          <w:lang w:val="ru-RU"/>
+        </w:rPr>
+      </w:pPr>
+      <w:r>
+        <w:rPr/>
+      </w:r>
+    </w:p>
+    <w:p>
+      <w:pPr>
+        <w:pStyle w:val="-6"/>
+        <w:spacing w:before="0" w:after="160"/>
+        <w:rPr>
+          <w:lang w:val="ru-RU"/>
+        </w:rPr>
+      </w:pPr>
+      <w:r>
+        <w:rPr/>
+      </w:r>
+    </w:p>
+    <w:p>
+      <w:pPr>
+        <w:pStyle w:val="-6"/>
+        <w:spacing w:before="0" w:after="160"/>
+        <w:rPr>
+          <w:lang w:val="ru-RU"/>
+        </w:rPr>
+      </w:pPr>
+      <w:r>
+        <w:rPr/>
+        <w:drawing>
+          <wp:anchor behindDoc="0" distT="0" distB="0" distL="0" distR="0" simplePos="0" locked="0" layoutInCell="0" allowOverlap="1" relativeHeight="6">
+            <wp:simplePos x="0" y="0"/>
+            <wp:positionH relativeFrom="column">
+              <wp:posOffset>445135</wp:posOffset>
+            </wp:positionH>
+            <wp:positionV relativeFrom="paragraph">
+              <wp:posOffset>74930</wp:posOffset>
+            </wp:positionV>
+            <wp:extent cx="4886960" cy="2962275"/>
+            <wp:effectExtent l="0" t="0" r="0" b="0"/>
+            <wp:wrapSquare wrapText="largest"/>
+            <wp:docPr id="6" name="Изображение3" descr=""/>
+            <wp:cNvGraphicFramePr>
+              <a:graphicFrameLocks xmlns:a="http://schemas.openxmlformats.org/drawingml/2006/main" noChangeAspect="1"/>
+            </wp:cNvGraphicFramePr>
+            <a:graphic xmlns:a="http://schemas.openxmlformats.org/drawingml/2006/main">
+              <a:graphicData uri="http://schemas.openxmlformats.org/drawingml/2006/picture">
+                <pic:pic xmlns:pic="http://schemas.openxmlformats.org/drawingml/2006/picture">
+                  <pic:nvPicPr>
+                    <pic:cNvPr id="6" name="Изображение3" descr=""/>
+                    <pic:cNvPicPr>
+                      <a:picLocks noChangeAspect="1" noChangeArrowheads="1"/>
+                    </pic:cNvPicPr>
+                  </pic:nvPicPr>
+                  <pic:blipFill>
+                    <a:blip r:embed="rId33"/>
+                    <a:stretch>
+                      <a:fillRect/>
+                    </a:stretch>
+                  </pic:blipFill>
+                  <pic:spPr bwMode="auto">
+                    <a:xfrm>
+                      <a:off x="0" y="0"/>
+                      <a:ext cx="4886960" cy="2962275"/>
+                    </a:xfrm>
+                    <a:prstGeom prst="rect">
+                      <a:avLst/>
+                    </a:prstGeom>
+                  </pic:spPr>
+                </pic:pic>
+              </a:graphicData>
+            </a:graphic>
+          </wp:anchor>
+        </w:drawing>
+      </w:r>
+    </w:p>
+    <w:p>
+      <w:pPr>
+        <w:pStyle w:val="-6"/>
+        <w:spacing w:before="0" w:after="160"/>
+        <w:rPr>
+          <w:lang w:val="ru-RU"/>
+        </w:rPr>
+      </w:pPr>
+      <w:r>
+        <w:rPr/>
+      </w:r>
+    </w:p>
+    <w:p>
+      <w:pPr>
+        <w:pStyle w:val="-6"/>
+        <w:spacing w:before="0" w:after="160"/>
+        <w:rPr>
+          <w:lang w:val="ru-RU"/>
+        </w:rPr>
+      </w:pPr>
+      <w:r>
+        <w:rPr/>
+      </w:r>
+    </w:p>
+    <w:p>
+      <w:pPr>
+        <w:pStyle w:val="-6"/>
+        <w:spacing w:before="0" w:after="160"/>
+        <w:rPr>
+          <w:lang w:val="ru-RU"/>
+        </w:rPr>
+      </w:pPr>
+      <w:r>
+        <w:rPr/>
+      </w:r>
+    </w:p>
+    <w:p>
+      <w:pPr>
+        <w:pStyle w:val="-6"/>
+        <w:spacing w:before="0" w:after="160"/>
+        <w:rPr>
+          <w:lang w:val="ru-RU"/>
+        </w:rPr>
+      </w:pPr>
+      <w:r>
+        <w:rPr/>
+      </w:r>
+    </w:p>
+    <w:p>
+      <w:pPr>
+        <w:pStyle w:val="-6"/>
+        <w:spacing w:before="0" w:after="160"/>
+        <w:rPr>
+          <w:lang w:val="ru-RU"/>
+        </w:rPr>
+      </w:pPr>
+      <w:r>
+        <w:rPr/>
+      </w:r>
+    </w:p>
+    <w:p>
+      <w:pPr>
+        <w:pStyle w:val="-6"/>
+        <w:spacing w:before="0" w:after="160"/>
+        <w:rPr>
+          <w:lang w:val="ru-RU"/>
+        </w:rPr>
+      </w:pPr>
+      <w:r>
+        <w:rPr/>
+      </w:r>
+    </w:p>
+    <w:p>
+      <w:pPr>
+        <w:pStyle w:val="-6"/>
+        <w:spacing w:before="0" w:after="160"/>
+        <w:rPr>
+          <w:lang w:val="ru-RU"/>
+        </w:rPr>
+      </w:pPr>
+      <w:r>
+        <w:rPr/>
+      </w:r>
+    </w:p>
+    <w:p>
+      <w:pPr>
+        <w:pStyle w:val="-6"/>
+        <w:spacing w:before="0" w:after="160"/>
+        <w:rPr>
+          <w:lang w:val="ru-RU"/>
+        </w:rPr>
+      </w:pPr>
+      <w:r>
+        <w:rPr>
+          <w:lang w:val="ru-RU"/>
+        </w:rPr>
+        <w:t>Рисунок 12 — хуйня</w:t>
+      </w:r>
+    </w:p>
+    <w:p>
+      <w:pPr>
+        <w:pStyle w:val="-6"/>
+        <w:spacing w:before="0" w:after="160"/>
+        <w:rPr>
+          <w:lang w:val="ru-RU"/>
+        </w:rPr>
+      </w:pPr>
+      <w:r>
+        <w:rPr/>
+      </w:r>
+    </w:p>
+    <w:p>
+      <w:pPr>
+        <w:pStyle w:val="-6"/>
+        <w:spacing w:before="0" w:after="160"/>
+        <w:rPr>
+          <w:lang w:val="ru-RU"/>
+        </w:rPr>
+      </w:pPr>
+      <w:r>
+        <w:rPr/>
+      </w:r>
+    </w:p>
+    <w:p>
+      <w:pPr>
+        <w:pStyle w:val="-6"/>
+        <w:spacing w:before="0" w:after="160"/>
+        <w:rPr>
+          <w:lang w:val="ru-RU"/>
+        </w:rPr>
+      </w:pPr>
+      <w:r>
+        <w:rPr/>
+      </w:r>
+      <w:r>
+        <mc:AlternateContent>
+          <mc:Choice Requires="wps">
+            <w:drawing>
+              <wp:anchor behindDoc="0" distT="0" distB="0" distL="0" distR="0" simplePos="0" locked="0" layoutInCell="0" allowOverlap="1" relativeHeight="7">
+                <wp:simplePos x="0" y="0"/>
+                <wp:positionH relativeFrom="column">
+                  <wp:posOffset>526415</wp:posOffset>
+                </wp:positionH>
+                <wp:positionV relativeFrom="paragraph">
+                  <wp:posOffset>-180975</wp:posOffset>
+                </wp:positionV>
+                <wp:extent cx="4886960" cy="3315335"/>
+                <wp:effectExtent l="0" t="0" r="0" b="0"/>
+                <wp:wrapSquare wrapText="largest"/>
+                <wp:docPr id="7" name="Врезка2"/>
+                <a:graphic xmlns:a="http://schemas.openxmlformats.org/drawingml/2006/main">
+                  <a:graphicData uri="http://schemas.microsoft.com/office/word/2010/wordprocessingShape">
+                    <wps:wsp>
+                      <wps:cNvSpPr txBox="1"/>
+                      <wps:spPr>
+                        <a:xfrm>
+                          <a:off x="0" y="0"/>
+                          <a:ext cx="4886960" cy="3315335"/>
+                        </a:xfrm>
+                        <a:prstGeom prst="rect"/>
+                        <a:solidFill>
+                          <a:srgbClr val="FFFFFF"/>
+                        </a:solidFill>
+                      </wps:spPr>
+                      <wps:txbx>
+                        <w:txbxContent>
+                          <w:p>
+                            <w:pPr>
+                              <w:pStyle w:val="Style24"/>
+                              <w:spacing w:before="120" w:after="120"/>
+                              <w:rPr/>
+                            </w:pPr>
+                            <w:r>
+                              <w:rPr/>
+                              <w:drawing>
+                                <wp:inline distT="0" distB="0" distL="0" distR="0">
+                                  <wp:extent cx="4886960" cy="2962275"/>
+                                  <wp:effectExtent l="0" t="0" r="0" b="0"/>
+                                  <wp:docPr id="8" name="Изображение4" descr=""/>
+                                  <wp:cNvGraphicFramePr>
+                                    <a:graphicFrameLocks xmlns:a="http://schemas.openxmlformats.org/drawingml/2006/main" noChangeAspect="1"/>
+                                  </wp:cNvGraphicFramePr>
+                                  <a:graphic xmlns:a="http://schemas.openxmlformats.org/drawingml/2006/main">
+                                    <a:graphicData uri="http://schemas.openxmlformats.org/drawingml/2006/picture">
+                                      <pic:pic xmlns:pic="http://schemas.openxmlformats.org/drawingml/2006/picture">
+                                        <pic:nvPicPr>
+                                          <pic:cNvPr id="8" name="Изображение4" descr=""/>
+                                          <pic:cNvPicPr>
+                                            <a:picLocks noChangeAspect="1" noChangeArrowheads="1"/>
+                                          </pic:cNvPicPr>
+                                        </pic:nvPicPr>
+                                        <pic:blipFill>
+                                          <a:blip r:embed="rId34"/>
+                                          <a:stretch>
+                                            <a:fillRect/>
+                                          </a:stretch>
+                                        </pic:blipFill>
+                                        <pic:spPr bwMode="auto">
+                                          <a:xfrm>
+                                            <a:off x="0" y="0"/>
+                                            <a:ext cx="4886960" cy="2962275"/>
+                                          </a:xfrm>
+                                          <a:prstGeom prst="rect">
+                                            <a:avLst/>
+                                          </a:prstGeom>
+                                        </pic:spPr>
+                                      </pic:pic>
+                                    </a:graphicData>
+                                  </a:graphic>
+                                </wp:inline>
+                              </w:drawing>
+                              <w:t xml:space="preserve">Рисунок </w:t>
+                            </w:r>
+                            <w:r>
+                              <w:rPr/>
+                              <w:fldChar w:fldCharType="begin"/>
+                            </w:r>
+                            <w:r>
+                              <w:rPr/>
+                              <w:instrText xml:space="preserve"> SEQ Рисунок \* ARABIC </w:instrText>
+                            </w:r>
+                            <w:r>
+                              <w:rPr/>
+                              <w:fldChar w:fldCharType="separate"/>
+                            </w:r>
+                            <w:r>
+                              <w:rPr/>
+                              <w:t>2</w:t>
+                            </w:r>
+                            <w:r>
+                              <w:rPr/>
+                              <w:fldChar w:fldCharType="end"/>
+                            </w:r>
+                          </w:p>
+                        </w:txbxContent>
+                      </wps:txbx>
+                      <wps:bodyPr anchor="t" lIns="0" tIns="0" rIns="0" bIns="0">
+                        <a:noAutofit/>
+                      </wps:bodyPr>
+                    </wps:wsp>
+                  </a:graphicData>
+                </a:graphic>
+              </wp:anchor>
+            </w:drawing>
+          </mc:Choice>
+          <mc:Fallback>
+            <w:pict>
+              <v:rect style="position:absolute;rotation:-0;width:384.8pt;height:261.05pt;mso-wrap-distance-left:0pt;mso-wrap-distance-right:0pt;mso-wrap-distance-top:0pt;mso-wrap-distance-bottom:0pt;margin-top:-14.25pt;mso-position-vertical-relative:text;margin-left:41.45pt;mso-position-horizontal-relative:text">
+                <v:textbox inset="0in,0in,0in,0in">
+                  <w:txbxContent>
+                    <w:p>
+                      <w:pPr>
+                        <w:pStyle w:val="Style24"/>
+                        <w:spacing w:before="120" w:after="120"/>
+                        <w:rPr/>
+                      </w:pPr>
+                      <w:r>
+                        <w:rPr/>
+                        <w:drawing>
+                          <wp:inline distT="0" distB="0" distL="0" distR="0">
+                            <wp:extent cx="4886960" cy="2962275"/>
+                            <wp:effectExtent l="0" t="0" r="0" b="0"/>
+                            <wp:docPr id="9" name="Изображение4" descr=""/>
+                            <wp:cNvGraphicFramePr>
+                              <a:graphicFrameLocks xmlns:a="http://schemas.openxmlformats.org/drawingml/2006/main" noChangeAspect="1"/>
+                            </wp:cNvGraphicFramePr>
+                            <a:graphic xmlns:a="http://schemas.openxmlformats.org/drawingml/2006/main">
+                              <a:graphicData uri="http://schemas.openxmlformats.org/drawingml/2006/picture">
+                                <pic:pic xmlns:pic="http://schemas.openxmlformats.org/drawingml/2006/picture">
+                                  <pic:nvPicPr>
+                                    <pic:cNvPr id="9" name="Изображение4" descr=""/>
+                                    <pic:cNvPicPr>
+                                      <a:picLocks noChangeAspect="1" noChangeArrowheads="1"/>
+                                    </pic:cNvPicPr>
+                                  </pic:nvPicPr>
+                                  <pic:blipFill>
+                                    <a:blip r:embed="rId35"/>
+                                    <a:stretch>
+                                      <a:fillRect/>
+                                    </a:stretch>
+                                  </pic:blipFill>
+                                  <pic:spPr bwMode="auto">
+                                    <a:xfrm>
+                                      <a:off x="0" y="0"/>
+                                      <a:ext cx="4886960" cy="2962275"/>
+                                    </a:xfrm>
+                                    <a:prstGeom prst="rect">
+                                      <a:avLst/>
+                                    </a:prstGeom>
+                                  </pic:spPr>
+                                </pic:pic>
+                              </a:graphicData>
+                            </a:graphic>
+                          </wp:inline>
+                        </w:drawing>
+                        <w:t xml:space="preserve">Рисунок </w:t>
+                      </w:r>
+                      <w:r>
+                        <w:rPr/>
+                        <w:fldChar w:fldCharType="begin"/>
+                      </w:r>
+                      <w:r>
+                        <w:rPr/>
+                        <w:instrText xml:space="preserve"> SEQ Рисунок \* ARABIC </w:instrText>
+                      </w:r>
+                      <w:r>
+                        <w:rPr/>
+                        <w:fldChar w:fldCharType="separate"/>
+                      </w:r>
+                      <w:r>
+                        <w:rPr/>
+                        <w:t>2</w:t>
+                      </w:r>
+                      <w:r>
+                        <w:rPr/>
+                        <w:fldChar w:fldCharType="end"/>
+                      </w:r>
+                    </w:p>
+                  </w:txbxContent>
+                </v:textbox>
+                <w10:wrap type="square" side="largest"/>
+              </v:rect>
+            </w:pict>
+          </mc:Fallback>
+        </mc:AlternateContent>
+      </w:r>
+    </w:p>
+    <w:p>
+      <w:pPr>
+        <w:pStyle w:val="-6"/>
+        <w:spacing w:before="0" w:after="160"/>
+        <w:rPr>
+          <w:lang w:val="ru-RU"/>
+        </w:rPr>
+      </w:pPr>
+      <w:r>
+        <w:rPr/>
+      </w:r>
+      <w:r>
+        <w:br w:type="page"/>
+      </w:r>
+    </w:p>
+    <w:p>
+      <w:pPr>
+        <w:pStyle w:val="-6"/>
+        <w:spacing w:before="0" w:after="160"/>
+        <w:rPr/>
+      </w:pPr>
+      <w:r>
+        <w:rPr/>
+      </w:r>
+    </w:p>
+    <w:p>
+      <w:pPr>
+        <w:pStyle w:val="-6"/>
+        <w:spacing w:before="0" w:after="160"/>
+        <w:rPr/>
+      </w:pPr>
+      <w:r>
+        <w:rPr/>
+      </w:r>
+      <w:r>
+        <mc:AlternateContent>
+          <mc:Choice Requires="wps">
+            <w:drawing>
+              <wp:anchor behindDoc="0" distT="0" distB="0" distL="0" distR="0" simplePos="0" locked="0" layoutInCell="0" allowOverlap="1" relativeHeight="9">
+                <wp:simplePos x="0" y="0"/>
+                <wp:positionH relativeFrom="column">
+                  <wp:posOffset>384175</wp:posOffset>
+                </wp:positionH>
+                <wp:positionV relativeFrom="paragraph">
+                  <wp:posOffset>-168910</wp:posOffset>
+                </wp:positionV>
+                <wp:extent cx="4886960" cy="3315335"/>
+                <wp:effectExtent l="0" t="0" r="0" b="0"/>
+                <wp:wrapSquare wrapText="largest"/>
+                <wp:docPr id="10" name="Врезка3"/>
+                <a:graphic xmlns:a="http://schemas.openxmlformats.org/drawingml/2006/main">
+                  <a:graphicData uri="http://schemas.microsoft.com/office/word/2010/wordprocessingShape">
+                    <wps:wsp>
+                      <wps:cNvSpPr txBox="1"/>
+                      <wps:spPr>
+                        <a:xfrm>
+                          <a:off x="0" y="0"/>
+                          <a:ext cx="4886960" cy="3315335"/>
+                        </a:xfrm>
+                        <a:prstGeom prst="rect"/>
+                        <a:solidFill>
+                          <a:srgbClr val="FFFFFF"/>
+                        </a:solidFill>
+                      </wps:spPr>
+                      <wps:txbx>
+                        <w:txbxContent>
+                          <w:p>
+                            <w:pPr>
+                              <w:pStyle w:val="Style24"/>
+                              <w:spacing w:before="120" w:after="120"/>
+                              <w:jc w:val="center"/>
+                              <w:rPr/>
+                            </w:pPr>
+                            <w:r>
+                              <w:rPr/>
+                              <w:drawing>
+                                <wp:inline distT="0" distB="0" distL="0" distR="0">
+                                  <wp:extent cx="4886960" cy="2962275"/>
+                                  <wp:effectExtent l="0" t="0" r="0" b="0"/>
+                                  <wp:docPr id="11" name="Изображение5" descr=""/>
+                                  <wp:cNvGraphicFramePr>
+                                    <a:graphicFrameLocks xmlns:a="http://schemas.openxmlformats.org/drawingml/2006/main" noChangeAspect="1"/>
+                                  </wp:cNvGraphicFramePr>
+                                  <a:graphic xmlns:a="http://schemas.openxmlformats.org/drawingml/2006/main">
+                                    <a:graphicData uri="http://schemas.openxmlformats.org/drawingml/2006/picture">
+                                      <pic:pic xmlns:pic="http://schemas.openxmlformats.org/drawingml/2006/picture">
+                                        <pic:nvPicPr>
+                                          <pic:cNvPr id="11" name="Изображение5" descr=""/>
+                                          <pic:cNvPicPr>
+                                            <a:picLocks noChangeAspect="1" noChangeArrowheads="1"/>
+                                          </pic:cNvPicPr>
+                                        </pic:nvPicPr>
+                                        <pic:blipFill>
+                                          <a:blip r:embed="rId36"/>
+                                          <a:stretch>
+                                            <a:fillRect/>
+                                          </a:stretch>
+                                        </pic:blipFill>
+                                        <pic:spPr bwMode="auto">
+                                          <a:xfrm>
+                                            <a:off x="0" y="0"/>
+                                            <a:ext cx="4886960" cy="2962275"/>
+                                          </a:xfrm>
+                                          <a:prstGeom prst="rect">
+                                            <a:avLst/>
+                                          </a:prstGeom>
+                                        </pic:spPr>
+                                      </pic:pic>
+                                    </a:graphicData>
+                                  </a:graphic>
+                                </wp:inline>
+                              </w:drawing>
+                              <w:t xml:space="preserve">Рисунок </w:t>
+                            </w:r>
+                            <w:r>
+                              <w:rPr/>
+                              <w:fldChar w:fldCharType="begin"/>
+                            </w:r>
+                            <w:r>
+                              <w:rPr/>
+                              <w:instrText xml:space="preserve"> SEQ Рисунок \* ARABIC </w:instrText>
+                            </w:r>
+                            <w:r>
+                              <w:rPr/>
+                              <w:fldChar w:fldCharType="separate"/>
+                            </w:r>
+                            <w:r>
+                              <w:rPr/>
+                              <w:t>3</w:t>
+                            </w:r>
+                            <w:r>
+                              <w:rPr/>
+                              <w:fldChar w:fldCharType="end"/>
+                            </w:r>
+                            <w:r>
+                              <w:rPr/>
+                              <w:t>: Гигаяйца</w:t>
+                            </w:r>
+                          </w:p>
+                        </w:txbxContent>
+                      </wps:txbx>
+                      <wps:bodyPr anchor="t" lIns="0" tIns="0" rIns="0" bIns="0">
+                        <a:noAutofit/>
+                      </wps:bodyPr>
+                    </wps:wsp>
+                  </a:graphicData>
+                </a:graphic>
+              </wp:anchor>
+            </w:drawing>
+          </mc:Choice>
+          <mc:Fallback>
+            <w:pict>
+              <v:rect style="position:absolute;rotation:-0;width:384.8pt;height:261.05pt;mso-wrap-distance-left:0pt;mso-wrap-distance-right:0pt;mso-wrap-distance-top:0pt;mso-wrap-distance-bottom:0pt;margin-top:-13.3pt;mso-position-vertical-relative:text;margin-left:30.25pt;mso-position-horizontal-relative:text">
+                <v:textbox inset="0in,0in,0in,0in">
+                  <w:txbxContent>
+                    <w:p>
+                      <w:pPr>
+                        <w:pStyle w:val="Style24"/>
+                        <w:spacing w:before="120" w:after="120"/>
+                        <w:jc w:val="center"/>
+                        <w:rPr/>
+                      </w:pPr>
+                      <w:r>
+                        <w:rPr/>
+                        <w:drawing>
+                          <wp:inline distT="0" distB="0" distL="0" distR="0">
+                            <wp:extent cx="4886960" cy="2962275"/>
+                            <wp:effectExtent l="0" t="0" r="0" b="0"/>
+                            <wp:docPr id="12" name="Изображение5" descr=""/>
+                            <wp:cNvGraphicFramePr>
+                              <a:graphicFrameLocks xmlns:a="http://schemas.openxmlformats.org/drawingml/2006/main" noChangeAspect="1"/>
+                            </wp:cNvGraphicFramePr>
+                            <a:graphic xmlns:a="http://schemas.openxmlformats.org/drawingml/2006/main">
+                              <a:graphicData uri="http://schemas.openxmlformats.org/drawingml/2006/picture">
+                                <pic:pic xmlns:pic="http://schemas.openxmlformats.org/drawingml/2006/picture">
+                                  <pic:nvPicPr>
+                                    <pic:cNvPr id="12" name="Изображение5" descr=""/>
+                                    <pic:cNvPicPr>
+                                      <a:picLocks noChangeAspect="1" noChangeArrowheads="1"/>
+                                    </pic:cNvPicPr>
+                                  </pic:nvPicPr>
+                                  <pic:blipFill>
+                                    <a:blip r:embed="rId37"/>
+                                    <a:stretch>
+                                      <a:fillRect/>
+                                    </a:stretch>
+                                  </pic:blipFill>
+                                  <pic:spPr bwMode="auto">
+                                    <a:xfrm>
+                                      <a:off x="0" y="0"/>
+                                      <a:ext cx="4886960" cy="2962275"/>
+                                    </a:xfrm>
+                                    <a:prstGeom prst="rect">
+                                      <a:avLst/>
+                                    </a:prstGeom>
+                                  </pic:spPr>
+                                </pic:pic>
+                              </a:graphicData>
+                            </a:graphic>
+                          </wp:inline>
+                        </w:drawing>
+                        <w:t xml:space="preserve">Рисунок </w:t>
+                      </w:r>
+                      <w:r>
+                        <w:rPr/>
+                        <w:fldChar w:fldCharType="begin"/>
+                      </w:r>
+                      <w:r>
+                        <w:rPr/>
+                        <w:instrText xml:space="preserve"> SEQ Рисунок \* ARABIC </w:instrText>
+                      </w:r>
+                      <w:r>
+                        <w:rPr/>
+                        <w:fldChar w:fldCharType="separate"/>
+                      </w:r>
+                      <w:r>
+                        <w:rPr/>
+                        <w:t>3</w:t>
+                      </w:r>
+                      <w:r>
+                        <w:rPr/>
+                        <w:fldChar w:fldCharType="end"/>
+                      </w:r>
+                      <w:r>
+                        <w:rPr/>
+                        <w:t>: Гигаяйца</w:t>
+                      </w:r>
+                    </w:p>
+                  </w:txbxContent>
+                </v:textbox>
+                <w10:wrap type="square" side="largest"/>
+              </v:rect>
+            </w:pict>
+          </mc:Fallback>
+        </mc:AlternateContent>
+      </w:r>
+    </w:p>
+    <w:p>
+      <w:pPr>
+        <w:pStyle w:val="-6"/>
+        <w:spacing w:before="0" w:after="160"/>
+        <w:rPr/>
+      </w:pPr>
+      <w:r>
+        <w:rPr/>
+      </w:r>
+    </w:p>
+    <w:p>
+      <w:pPr>
+        <w:pStyle w:val="-6"/>
+        <w:spacing w:before="0" w:after="160"/>
+        <w:rPr/>
+      </w:pPr>
+      <w:r>
+        <w:rPr/>
+      </w:r>
+    </w:p>
+    <w:p>
+      <w:pPr>
+        <w:pStyle w:val="-6"/>
+        <w:spacing w:before="0" w:after="160"/>
+        <w:rPr/>
+      </w:pPr>
+      <w:r>
+        <w:rPr/>
+      </w:r>
+    </w:p>
+    <w:p>
+      <w:pPr>
+        <w:pStyle w:val="-6"/>
+        <w:spacing w:before="0" w:after="160"/>
+        <w:rPr/>
+      </w:pPr>
+      <w:r>
+        <w:rPr/>
+      </w:r>
+    </w:p>
+    <w:p>
+      <w:pPr>
+        <w:pStyle w:val="-6"/>
+        <w:spacing w:before="0" w:after="160"/>
+        <w:rPr/>
+      </w:pPr>
+      <w:r>
+        <w:rPr/>
+      </w:r>
+    </w:p>
+    <w:p>
+      <w:pPr>
+        <w:pStyle w:val="-6"/>
+        <w:spacing w:before="0" w:after="160"/>
+        <w:rPr/>
+      </w:pPr>
+      <w:r>
+        <w:rPr/>
+      </w:r>
+    </w:p>
+    <w:p>
+      <w:pPr>
+        <w:pStyle w:val="-6"/>
+        <w:spacing w:before="0" w:after="160"/>
+        <w:rPr/>
+      </w:pPr>
+      <w:r>
+        <w:rPr/>
+      </w:r>
+    </w:p>
+    <w:p>
+      <w:pPr>
+        <w:pStyle w:val="-6"/>
+        <w:spacing w:before="0" w:after="160"/>
+        <w:rPr/>
+      </w:pPr>
+      <w:r>
+        <w:rPr/>
+      </w:r>
+    </w:p>
+    <w:p>
+      <w:pPr>
+        <w:pStyle w:val="-3"/>
+        <w:rPr/>
+      </w:pPr>
+      <w:bookmarkStart w:id="52" w:name="__RefHeading___Toc12456_1734033060_Копия"/>
+      <w:bookmarkEnd w:id="52"/>
+      <w:r>
+        <w:rPr/>
+        <w:t>ПРИЛОЖЕНИЕ ЯЙЦА</w:t>
+      </w:r>
+    </w:p>
+    <w:p>
+      <w:pPr>
+        <w:pStyle w:val="-3"/>
+        <w:rPr/>
+      </w:pPr>
+      <w:bookmarkStart w:id="53" w:name="__RefHeading___Toc12456_1734033060_Копи1"/>
+      <w:bookmarkEnd w:id="53"/>
+      <w:r>
+        <w:rPr/>
+        <w:t>ПРИЛОЖЕНИЕ ЯЙЦА</w:t>
+      </w:r>
+      <w:r>
+        <w:rPr/>
+        <w:t>2</w:t>
+      </w:r>
+      <w:r>
+        <w:br w:type="page"/>
+      </w:r>
+    </w:p>
+    <w:p>
+      <w:pPr>
+        <w:pStyle w:val="-3"/>
+        <w:spacing w:before="240" w:after="160"/>
+        <w:rPr/>
+      </w:pPr>
+      <w:bookmarkStart w:id="54" w:name="__RefHeading___Toc12456_1734033060_Копи2"/>
+      <w:bookmarkEnd w:id="54"/>
+      <w:r>
+        <w:rPr/>
+        <w:t>ПРИЛОЖЕНИЯ ЯЙЦА</w:t>
+      </w:r>
+    </w:p>
     <w:sectPr>
-      <w:footerReference w:type="even" r:id="rId30"/>
-      <w:footerReference w:type="default" r:id="rId31"/>
-      <w:footerReference w:type="first" r:id="rId32"/>
+      <w:footerReference w:type="even" r:id="rId38"/>
+      <w:footerReference w:type="default" r:id="rId39"/>
+      <w:footerReference w:type="first" r:id="rId40"/>
       <w:type w:val="nextPage"/>
       <w:pgSz w:w="11906" w:h="16838"/>
       <w:pgMar w:left="1701" w:right="850" w:gutter="0" w:header="0" w:top="1134" w:footer="708" w:bottom="1134"/>
@@ -2435,7 +6382,7 @@
         </w:r>
         <w:r>
           <w:rPr/>
-          <w:t>14</w:t>
+          <w:t>15</w:t>
         </w:r>
         <w:r>
           <w:rPr/>
@@ -2512,7 +6459,7 @@
         </w:r>
         <w:r>
           <w:rPr/>
-          <w:t>15</w:t>
+          <w:t>16</w:t>
         </w:r>
         <w:r>
           <w:rPr/>
@@ -2589,7 +6536,7 @@
         </w:r>
         <w:r>
           <w:rPr/>
-          <w:t>16</w:t>
+          <w:t>20</w:t>
         </w:r>
         <w:r>
           <w:rPr/>
@@ -4093,7 +8040,44 @@
       <w:sz w:val="36"/>
     </w:rPr>
   </w:style>
-  <w:style w:type="numbering" w:styleId="Style23" w:default="1">
+  <w:style w:type="paragraph" w:styleId="Style23">
+    <w:name w:val="Содержимое таблицы"/>
+    <w:basedOn w:val="Normal"/>
+    <w:qFormat/>
+    <w:pPr>
+      <w:widowControl w:val="false"/>
+      <w:suppressLineNumbers/>
+    </w:pPr>
+    <w:rPr/>
+  </w:style>
+  <w:style w:type="paragraph" w:styleId="Style24">
+    <w:name w:val="Рисунок"/>
+    <w:basedOn w:val="Caption"/>
+    <w:qFormat/>
+    <w:pPr/>
+    <w:rPr/>
+  </w:style>
+  <w:style w:type="paragraph" w:styleId="Style25">
+    <w:name w:val="Таблица"/>
+    <w:basedOn w:val="Caption"/>
+    <w:qFormat/>
+    <w:pPr/>
+    <w:rPr/>
+  </w:style>
+  <w:style w:type="paragraph" w:styleId="Style26">
+    <w:name w:val="Заголовок таблицы"/>
+    <w:basedOn w:val="Style23"/>
+    <w:qFormat/>
+    <w:pPr>
+      <w:suppressLineNumbers/>
+      <w:jc w:val="center"/>
+    </w:pPr>
+    <w:rPr>
+      <w:b/>
+      <w:bCs/>
+    </w:rPr>
+  </w:style>
+  <w:style w:type="numbering" w:styleId="Style27" w:default="1">
     <w:name w:val="Без списка"/>
     <w:uiPriority w:val="99"/>
     <w:semiHidden/>

--- a/backend/test-input/test2.docx
+++ b/backend/test-input/test2.docx
@@ -50,7 +50,7 @@
               <w:rPr>
                 <w:rStyle w:val="Style19"/>
               </w:rPr>
-              <w:t>СПИСОК СОКРАЩЕНИЙ И УСЛОВНЫХ ГСЧ ОБОЗНАЧЕНИЙa.</w:t>
+              <w:t>СПИСОК СОКРАЩЕНИЙ И УСЛОВНЫХ ОБОЗНАЧЕНИЙ.</w:t>
               <w:tab/>
               <w:t>8</w:t>
             </w:r>
@@ -151,7 +151,7 @@
             </w:tabs>
             <w:rPr/>
           </w:pPr>
-          <w:hyperlink w:anchor="__RefHeading___Toc1319_1361387627">
+          <w:hyperlink w:anchor="__RefHeading___Toc1839_3499226772">
             <w:r>
               <w:rPr>
                 <w:rStyle w:val="Style19"/>
@@ -337,7 +337,7 @@
             </w:tabs>
             <w:rPr/>
           </w:pPr>
-          <w:hyperlink w:anchor="__RefHeading___Toc1486_2414042469">
+          <w:hyperlink w:anchor="__RefHeading___Toc1841_3499226772">
             <w:r>
               <w:rPr>
                 <w:rStyle w:val="Style19"/>
@@ -397,7 +397,7 @@
             </w:tabs>
             <w:rPr/>
           </w:pPr>
-          <w:hyperlink w:anchor="__RefHeading___Toc1488_2414042469">
+          <w:hyperlink w:anchor="__RefHeading___Toc1325_1361387627_%25D0%">
             <w:r>
               <w:rPr>
                 <w:rStyle w:val="Style19"/>
@@ -436,14 +436,14 @@
             </w:tabs>
             <w:rPr/>
           </w:pPr>
-          <w:hyperlink w:anchor="__RefHeading___Toc12452_1734033060">
+          <w:hyperlink w:anchor="__RefHeading___Toc12456_1734033060">
             <w:r>
               <w:rPr>
                 <w:rStyle w:val="Style19"/>
               </w:rPr>
-              <w:t>ПРИЛОЖЕНИЕ А</w:t>
+              <w:t>ПРИЛОЖЕНИЕ Г</w:t>
               <w:tab/>
-              <w:t>14</w:t>
+              <w:t>17</w:t>
             </w:r>
           </w:hyperlink>
         </w:p>
@@ -456,14 +456,14 @@
             </w:tabs>
             <w:rPr/>
           </w:pPr>
-          <w:hyperlink w:anchor="__RefHeading___Toc12454_1734033060">
+          <w:hyperlink w:anchor="__RefHeading___Toc12456_1734033060_%25D0">
             <w:r>
               <w:rPr>
                 <w:rStyle w:val="Style19"/>
               </w:rPr>
-              <w:t>ПРИЛОЖЕНИЕ Б</w:t>
+              <w:t>ПРИЛОЖЕНИЕ ЯЙЦА</w:t>
               <w:tab/>
-              <w:t>15</w:t>
+              <w:t>19</w:t>
             </w:r>
           </w:hyperlink>
         </w:p>
@@ -476,14 +476,34 @@
             </w:tabs>
             <w:rPr/>
           </w:pPr>
-          <w:hyperlink w:anchor="__RefHeading___Toc12456_1734033060">
+          <w:hyperlink w:anchor="__RefHeading___Toc12456_1734033060_%25D1">
             <w:r>
               <w:rPr>
                 <w:rStyle w:val="Style19"/>
               </w:rPr>
-              <w:t>ПРИЛОЖЕНИЕ В</w:t>
+              <w:t>ПРИЛОЖЕНИЕ ЯЙЦА2</w:t>
               <w:tab/>
-              <w:t>16</w:t>
+              <w:t>19</w:t>
+            </w:r>
+          </w:hyperlink>
+        </w:p>
+        <w:p>
+          <w:pPr>
+            <w:pStyle w:val="TOC1"/>
+            <w:tabs>
+              <w:tab w:val="clear" w:pos="643"/>
+              <w:tab w:val="right" w:pos="9353" w:leader="dot"/>
+            </w:tabs>
+            <w:rPr/>
+          </w:pPr>
+          <w:hyperlink w:anchor="__RefHeading___Toc12456_1734033060_%25D2">
+            <w:r>
+              <w:rPr>
+                <w:rStyle w:val="Style19"/>
+              </w:rPr>
+              <w:t>ПРИЛОЖЕНИЯ ЯЙЦА</w:t>
+              <w:tab/>
+              <w:t>20</w:t>
             </w:r>
           </w:hyperlink>
           <w:r>
@@ -517,20 +537,12 @@
         <w:rPr/>
       </w:pPr>
       <w:bookmarkStart w:id="0" w:name="__RefHeading___Toc13668_1734033060"/>
-      <w:bookmarkStart w:id="1" w:name="_Toc130343945"/>
-      <w:bookmarkStart w:id="2" w:name="_Toc140087571"/>
+      <w:bookmarkStart w:id="1" w:name="_Toc140087571"/>
+      <w:bookmarkStart w:id="2" w:name="_Toc130343945"/>
       <w:bookmarkEnd w:id="0"/>
       <w:r>
         <w:rPr/>
-        <w:t xml:space="preserve">СПИСОК СОКРАЩЕНИЙ И УСЛОВНЫХ </w:t>
-      </w:r>
-      <w:r>
-        <w:rPr/>
-        <w:t>ГСЧ</w:t>
-      </w:r>
-      <w:r>
-        <w:rPr/>
-        <w:t xml:space="preserve"> ОБОЗНАЧЕНИЙ</w:t>
+        <w:t>СПИСОК СОКРАЩЕНИЙ И УСЛОВНЫХ ОБОЗНАЧЕНИЙ</w:t>
       </w:r>
       <w:bookmarkEnd w:id="1"/>
       <w:bookmarkEnd w:id="2"/>
@@ -538,7 +550,7 @@
         <w:rPr>
           <w:lang w:val="en-US"/>
         </w:rPr>
-        <w:t>a.</w:t>
+        <w:t>.</w:t>
       </w:r>
     </w:p>
     <w:p>
@@ -559,6 +571,40 @@
           <w:szCs w:val="28"/>
         </w:rPr>
         <w:t>БД – База Данных</w:t>
+      </w:r>
+    </w:p>
+    <w:p>
+      <w:pPr>
+        <w:pStyle w:val="Normal"/>
+        <w:spacing w:lineRule="auto" w:line="360"/>
+        <w:jc w:val="right"/>
+        <w:rPr/>
+      </w:pPr>
+      <w:r>
+        <w:rPr>
+          <w:rFonts w:cs="Times New Roman" w:ascii="Times New Roman" w:hAnsi="Times New Roman"/>
+          <w:sz w:val="28"/>
+          <w:szCs w:val="28"/>
+          <w:lang w:val="en-US"/>
+        </w:rPr>
+        <w:t>UI – User Interface</w:t>
+      </w:r>
+    </w:p>
+    <w:p>
+      <w:pPr>
+        <w:pStyle w:val="Normal"/>
+        <w:spacing w:lineRule="auto" w:line="360"/>
+        <w:jc w:val="right"/>
+        <w:rPr/>
+      </w:pPr>
+      <w:r>
+        <w:rPr>
+          <w:rFonts w:cs="Times New Roman" w:ascii="Times New Roman" w:hAnsi="Times New Roman"/>
+          <w:sz w:val="28"/>
+          <w:szCs w:val="28"/>
+          <w:lang w:val="en-US"/>
+        </w:rPr>
+        <w:t>UX – User Experience</w:t>
       </w:r>
     </w:p>
     <w:p>
@@ -580,7 +626,7 @@
           <w:szCs w:val="28"/>
           <w:lang w:val="en-US"/>
         </w:rPr>
-        <w:t>UI – User Interface</w:t>
+        <w:t>API – Application Programming Interface</w:t>
       </w:r>
     </w:p>
     <w:p>
@@ -602,7 +648,117 @@
           <w:szCs w:val="28"/>
           <w:lang w:val="en-US"/>
         </w:rPr>
-        <w:t>UX – User Experience</w:t>
+        <w:t>API</w:t>
+      </w:r>
+      <w:r>
+        <w:rPr>
+          <w:rFonts w:cs="Times New Roman" w:ascii="Times New Roman" w:hAnsi="Times New Roman"/>
+          <w:sz w:val="28"/>
+          <w:szCs w:val="28"/>
+          <w:lang w:val="ru-RU"/>
+        </w:rPr>
+        <w:t xml:space="preserve"> </w:t>
+      </w:r>
+      <w:r>
+        <w:rPr>
+          <w:rFonts w:cs="Times New Roman" w:ascii="Times New Roman" w:hAnsi="Times New Roman"/>
+          <w:sz w:val="28"/>
+          <w:szCs w:val="28"/>
+          <w:lang w:val="ru-RU"/>
+        </w:rPr>
+        <w:t>это</w:t>
+      </w:r>
+      <w:r>
+        <w:rPr>
+          <w:rFonts w:cs="Times New Roman" w:ascii="Times New Roman" w:hAnsi="Times New Roman"/>
+          <w:sz w:val="28"/>
+          <w:szCs w:val="28"/>
+          <w:lang w:val="ru-RU"/>
+        </w:rPr>
+        <w:t xml:space="preserve"> </w:t>
+      </w:r>
+      <w:r>
+        <w:rPr>
+          <w:rFonts w:cs="Times New Roman" w:ascii="Times New Roman" w:hAnsi="Times New Roman"/>
+          <w:sz w:val="28"/>
+          <w:szCs w:val="28"/>
+          <w:lang w:val="en-US"/>
+        </w:rPr>
+        <w:t>Application Programming Interface</w:t>
+      </w:r>
+    </w:p>
+    <w:p>
+      <w:pPr>
+        <w:pStyle w:val="Normal"/>
+        <w:spacing w:lineRule="auto" w:line="360"/>
+        <w:jc w:val="both"/>
+        <w:rPr>
+          <w:rFonts w:ascii="Times New Roman" w:hAnsi="Times New Roman" w:cs="Times New Roman"/>
+          <w:sz w:val="28"/>
+          <w:szCs w:val="28"/>
+          <w:lang w:val="en-US"/>
+        </w:rPr>
+      </w:pPr>
+      <w:r>
+        <w:rPr>
+          <w:rFonts w:cs="Times New Roman" w:ascii="Times New Roman" w:hAnsi="Times New Roman"/>
+          <w:sz w:val="28"/>
+          <w:szCs w:val="28"/>
+          <w:lang w:val="en-US"/>
+        </w:rPr>
+        <w:t>UX</w:t>
+      </w:r>
+      <w:r>
+        <w:rPr>
+          <w:rFonts w:cs="Times New Roman" w:ascii="Times New Roman" w:hAnsi="Times New Roman"/>
+          <w:sz w:val="28"/>
+          <w:szCs w:val="28"/>
+          <w:lang w:val="ru-RU"/>
+        </w:rPr>
+        <w:t xml:space="preserve"> </w:t>
+      </w:r>
+      <w:r>
+        <w:rPr>
+          <w:rFonts w:cs="Times New Roman" w:ascii="Times New Roman" w:hAnsi="Times New Roman"/>
+          <w:sz w:val="28"/>
+          <w:szCs w:val="28"/>
+          <w:lang w:val="ru-RU"/>
+        </w:rPr>
+        <w:t>это</w:t>
+      </w:r>
+      <w:r>
+        <w:rPr>
+          <w:rFonts w:cs="Times New Roman" w:ascii="Times New Roman" w:hAnsi="Times New Roman"/>
+          <w:sz w:val="28"/>
+          <w:szCs w:val="28"/>
+          <w:lang w:val="ru-RU"/>
+        </w:rPr>
+        <w:t xml:space="preserve"> </w:t>
+      </w:r>
+      <w:r>
+        <w:rPr>
+          <w:rFonts w:cs="Times New Roman" w:ascii="Times New Roman" w:hAnsi="Times New Roman"/>
+          <w:sz w:val="28"/>
+          <w:szCs w:val="28"/>
+          <w:lang w:val="en-US"/>
+        </w:rPr>
+        <w:t>User Experience.</w:t>
+      </w:r>
+    </w:p>
+    <w:p>
+      <w:pPr>
+        <w:pStyle w:val="Normal"/>
+        <w:spacing w:lineRule="auto" w:line="360"/>
+        <w:jc w:val="both"/>
+        <w:rPr>
+          <w:rFonts w:ascii="Times New Roman" w:hAnsi="Times New Roman" w:cs="Times New Roman"/>
+          <w:sz w:val="28"/>
+          <w:szCs w:val="28"/>
+          <w:lang w:val="en-US"/>
+        </w:rPr>
+      </w:pPr>
+      <w:r>
+        <w:rPr/>
       </w:r>
     </w:p>
     <w:p>
@@ -630,81 +786,83 @@
         </w:rPr>
       </w:pPr>
       <w:r>
+        <w:rPr/>
+      </w:r>
+    </w:p>
+    <w:p>
+      <w:pPr>
+        <w:pStyle w:val="-3"/>
+        <w:rPr>
+          <w:lang w:val="en-US"/>
+        </w:rPr>
+      </w:pPr>
+      <w:bookmarkStart w:id="3" w:name="__RefHeading___Toc12416_1734033060"/>
+      <w:bookmarkStart w:id="4" w:name="_Toc140087572"/>
+      <w:bookmarkEnd w:id="3"/>
+      <w:r>
+        <w:rPr/>
+        <w:t>ТЕРМИНЫ</w:t>
+      </w:r>
+      <w:r>
+        <w:rPr>
+          <w:lang w:val="en-US"/>
+        </w:rPr>
+        <w:t xml:space="preserve"> </w:t>
+      </w:r>
+      <w:r>
+        <w:rPr/>
+        <w:t>И</w:t>
+      </w:r>
+      <w:r>
+        <w:rPr>
+          <w:lang w:val="en-US"/>
+        </w:rPr>
+        <w:t xml:space="preserve"> </w:t>
+      </w:r>
+      <w:r>
+        <w:rPr/>
+        <w:t>ОПРЕДЕЛЕНИЯ</w:t>
+      </w:r>
+      <w:bookmarkEnd w:id="4"/>
+      <w:r>
+        <w:rPr>
+          <w:lang w:val="en-US"/>
+        </w:rPr>
+        <w:t xml:space="preserve"> </w:t>
+      </w:r>
+      <w:r>
+        <w:rPr>
+          <w:lang w:val="ru-RU"/>
+        </w:rPr>
+        <w:t>АААААААА ПЕНИ-СССССССССС</w:t>
+      </w:r>
+    </w:p>
+    <w:p>
+      <w:pPr>
+        <w:pStyle w:val="Normal"/>
+        <w:spacing w:lineRule="auto" w:line="360"/>
+        <w:jc w:val="right"/>
+        <w:rPr>
+          <w:rFonts w:ascii="Times New Roman" w:hAnsi="Times New Roman" w:cs="Times New Roman"/>
+          <w:sz w:val="28"/>
+          <w:szCs w:val="28"/>
+        </w:rPr>
+      </w:pPr>
+      <w:r>
+        <w:rPr>
+          <w:rFonts w:cs="Times New Roman" w:ascii="Sitka Small" w:hAnsi="Sitka Small"/>
+          <w:sz w:val="28"/>
+          <w:szCs w:val="28"/>
+        </w:rPr>
+        <w:t xml:space="preserve">Application Programming Interface – это набор публичных методов и соглашений компонента, через которые другие части системы могут </w:t>
+      </w:r>
+      <w:r>
         <w:rPr>
           <w:rFonts w:cs="Times New Roman" w:ascii="Times New Roman" w:hAnsi="Times New Roman"/>
           <w:sz w:val="28"/>
           <w:szCs w:val="28"/>
-          <w:lang w:val="en-US"/>
-        </w:rPr>
-        <w:t>API – Application Programming Interface</w:t>
-      </w:r>
-    </w:p>
-    <w:p>
-      <w:pPr>
-        <w:pStyle w:val="-3"/>
-        <w:rPr>
-          <w:lang w:val="en-US"/>
-        </w:rPr>
-      </w:pPr>
-      <w:bookmarkStart w:id="3" w:name="__RefHeading___Toc12416_1734033060"/>
-      <w:bookmarkStart w:id="4" w:name="_Toc140087572"/>
-      <w:bookmarkEnd w:id="3"/>
-      <w:r>
-        <w:rPr/>
-        <w:t>ТЕРМИНЫ</w:t>
-      </w:r>
-      <w:r>
-        <w:rPr>
-          <w:lang w:val="en-US"/>
-        </w:rPr>
-        <w:t xml:space="preserve"> </w:t>
-      </w:r>
-      <w:r>
-        <w:rPr/>
-        <w:t>И</w:t>
-      </w:r>
-      <w:r>
-        <w:rPr>
-          <w:lang w:val="en-US"/>
-        </w:rPr>
-        <w:t xml:space="preserve"> </w:t>
-      </w:r>
-      <w:r>
-        <w:rPr/>
-        <w:t>ОПРЕДЕЛЕНИЯ</w:t>
-      </w:r>
-      <w:bookmarkEnd w:id="4"/>
-      <w:r>
-        <w:rPr>
-          <w:lang w:val="en-US"/>
-        </w:rPr>
-        <w:t xml:space="preserve"> </w:t>
-      </w:r>
-      <w:r>
-        <w:rPr>
-          <w:lang w:val="ru-RU"/>
-        </w:rPr>
-        <w:t>АААААААА ПЕНИ-СССССССССС</w:t>
-      </w:r>
-    </w:p>
-    <w:p>
-      <w:pPr>
-        <w:pStyle w:val="Normal"/>
-        <w:spacing w:lineRule="auto" w:line="360"/>
-        <w:jc w:val="right"/>
-        <w:rPr>
-          <w:rFonts w:ascii="Times New Roman" w:hAnsi="Times New Roman" w:cs="Times New Roman"/>
-          <w:sz w:val="28"/>
-          <w:szCs w:val="28"/>
-        </w:rPr>
-      </w:pPr>
-      <w:r>
-        <w:rPr>
-          <w:rFonts w:cs="Times New Roman" w:ascii="Sitka Small" w:hAnsi="Sitka Small"/>
-          <w:sz w:val="28"/>
-          <w:szCs w:val="28"/>
-        </w:rPr>
-        <w:t xml:space="preserve">Application Programming Interface – это набор публичных методов и соглашений компонента, через которые другие части системы могут </w:t>
+        </w:rPr>
+        <w:t>безопасно взаимодействовать с ним, не зная внутренней реализации. [</w:t>
       </w:r>
       <w:r>
         <w:rPr>
@@ -712,7 +870,39 @@
           <w:sz w:val="28"/>
           <w:szCs w:val="28"/>
         </w:rPr>
-        <w:t>безопасно взаимодействовать с ним, не зная внутренней реализации. [</w:t>
+        <w:fldChar w:fldCharType="begin"/>
+      </w:r>
+      <w:r>
+        <w:rPr>
+          <w:sz w:val="28"/>
+          <w:szCs w:val="28"/>
+          <w:rFonts w:cs="Times New Roman" w:ascii="Times New Roman" w:hAnsi="Times New Roman"/>
+        </w:rPr>
+        <w:instrText xml:space="preserve"> REF Столлингс \r \r \h </w:instrText>
+      </w:r>
+      <w:r>
+        <w:rPr>
+          <w:sz w:val="28"/>
+          <w:szCs w:val="28"/>
+          <w:rFonts w:cs="Times New Roman" w:ascii="Times New Roman" w:hAnsi="Times New Roman"/>
+        </w:rPr>
+        <w:fldChar w:fldCharType="separate"/>
+      </w:r>
+      <w:r>
+        <w:rPr>
+          <w:sz w:val="28"/>
+          <w:szCs w:val="28"/>
+          <w:rFonts w:cs="Times New Roman" w:ascii="Times New Roman" w:hAnsi="Times New Roman"/>
+        </w:rPr>
+        <w:t>Ошибка: источник перекрёстной ссылки не найден</w:t>
+      </w:r>
+      <w:r>
+        <w:rPr>
+          <w:sz w:val="28"/>
+          <w:szCs w:val="28"/>
+          <w:rFonts w:cs="Times New Roman" w:ascii="Times New Roman" w:hAnsi="Times New Roman"/>
+        </w:rPr>
+        <w:fldChar w:fldCharType="end"/>
       </w:r>
       <w:r>
         <w:rPr>
@@ -720,46 +910,6 @@
           <w:sz w:val="28"/>
           <w:szCs w:val="28"/>
         </w:rPr>
-        <w:fldChar w:fldCharType="begin"/>
-      </w:r>
-      <w:r>
-        <w:rPr>
-          <w:sz w:val="28"/>
-          <w:szCs w:val="28"/>
-          <w:rFonts w:cs="Times New Roman" w:ascii="Times New Roman" w:hAnsi="Times New Roman"/>
-        </w:rPr>
-        <w:instrText xml:space="preserve"> REF Столлингс \r \r \h </w:instrText>
-      </w:r>
-      <w:r>
-        <w:rPr>
-          <w:sz w:val="28"/>
-          <w:szCs w:val="28"/>
-          <w:rFonts w:cs="Times New Roman" w:ascii="Times New Roman" w:hAnsi="Times New Roman"/>
-        </w:rPr>
-        <w:fldChar w:fldCharType="separate"/>
-      </w:r>
-      <w:r>
-        <w:rPr>
-          <w:sz w:val="28"/>
-          <w:szCs w:val="28"/>
-          <w:rFonts w:cs="Times New Roman" w:ascii="Times New Roman" w:hAnsi="Times New Roman"/>
-        </w:rPr>
-        <w:t>Ошибка: источник перекрёстной ссылки не найден</w:t>
-      </w:r>
-      <w:r>
-        <w:rPr>
-          <w:sz w:val="28"/>
-          <w:szCs w:val="28"/>
-          <w:rFonts w:cs="Times New Roman" w:ascii="Times New Roman" w:hAnsi="Times New Roman"/>
-        </w:rPr>
-        <w:fldChar w:fldCharType="end"/>
-      </w:r>
-      <w:r>
-        <w:rPr>
-          <w:rFonts w:cs="Times New Roman" w:ascii="Times New Roman" w:hAnsi="Times New Roman"/>
-          <w:sz w:val="28"/>
-          <w:szCs w:val="28"/>
-        </w:rPr>
         <w:t>].</w:t>
         <w:br/>
       </w:r>
@@ -775,8 +925,8 @@
         <w:rPr/>
         <w:br/>
       </w:r>
-      <w:bookmarkStart w:id="6" w:name="_Toc130343946"/>
-      <w:bookmarkStart w:id="7" w:name="_Toc140087573"/>
+      <w:bookmarkStart w:id="6" w:name="_Toc140087573"/>
+      <w:bookmarkStart w:id="7" w:name="_Toc130343946"/>
       <w:r>
         <w:rPr/>
         <w:t>ВВЕДЕНИЕ</w:t>
@@ -1270,8 +1420,9 @@
         <w:rPr/>
         <w:t>Контекст и актуальность области</w:t>
       </w:r>
-      <w:bookmarkStart w:id="12" w:name="__RefHeading___Toc12424_1734033060"/>
-      <w:bookmarkEnd w:id="12"/>
+      <w:bookmarkStart w:id="12" w:name="__RefHeading___Toc1319_1361387627"/>
+      <w:bookmarkStart w:id="13" w:name="__RefHeading___Toc12424_1734033060"/>
+      <w:bookmarkEnd w:id="13"/>
     </w:p>
     <w:p>
       <w:pPr>
@@ -1292,34 +1443,35 @@
           <w:lang w:val="ru-RU"/>
         </w:rPr>
       </w:pPr>
-      <w:bookmarkStart w:id="13" w:name="__RefHeading___Toc1319_1361387627"/>
-      <w:bookmarkStart w:id="14" w:name="_Toc140087576"/>
-      <w:bookmarkEnd w:id="13"/>
-      <w:r>
-        <w:rPr/>
-        <w:t>1.6 Выв</w:t>
-      </w:r>
+      <w:bookmarkStart w:id="14" w:name="__RefHeading___Toc1839_3499226772"/>
+      <w:bookmarkStart w:id="15" w:name="_Toc140087576"/>
+      <w:bookmarkEnd w:id="12"/>
       <w:bookmarkEnd w:id="14"/>
       <w:r>
         <w:rPr/>
-        <w:t>оды</w:t>
-      </w:r>
-      <w:bookmarkStart w:id="15" w:name="__RefHeading___Toc1321_1361387627"/>
+        <w:t>1.6 Вы</w:t>
+      </w:r>
+      <w:bookmarkEnd w:id="15"/>
+      <w:r>
+        <w:rPr/>
+        <w:t>воды</w:t>
+      </w:r>
+      <w:bookmarkStart w:id="16" w:name="__RefHeading___Toc1321_1361387627"/>
     </w:p>
     <w:p>
       <w:pPr>
         <w:pStyle w:val="-3"/>
         <w:rPr/>
       </w:pPr>
-      <w:bookmarkStart w:id="16" w:name="__RefHeading___Toc12426_1734033060"/>
-      <w:bookmarkStart w:id="17" w:name="_Toc140087577"/>
-      <w:bookmarkEnd w:id="15"/>
+      <w:bookmarkStart w:id="17" w:name="__RefHeading___Toc12426_1734033060"/>
+      <w:bookmarkStart w:id="18" w:name="_Toc140087577"/>
       <w:bookmarkEnd w:id="16"/>
+      <w:bookmarkEnd w:id="17"/>
       <w:r>
         <w:rPr/>
         <w:t xml:space="preserve">2. </w:t>
       </w:r>
-      <w:bookmarkEnd w:id="17"/>
+      <w:bookmarkEnd w:id="18"/>
       <w:r>
         <w:rPr/>
         <w:t>Проектный раздел.</w:t>
@@ -1333,16 +1485,16 @@
           <w:lang w:val="ru-RU"/>
         </w:rPr>
       </w:pPr>
-      <w:bookmarkStart w:id="18" w:name="__RefHeading___Toc12428_1734033060"/>
-      <w:bookmarkStart w:id="19" w:name="_Toc140087578"/>
-      <w:bookmarkEnd w:id="18"/>
+      <w:bookmarkStart w:id="19" w:name="__RefHeading___Toc12428_1734033060"/>
+      <w:bookmarkStart w:id="20" w:name="_Toc140087578"/>
+      <w:bookmarkEnd w:id="19"/>
       <w:r>
         <w:rPr>
           <w:lang w:val="ru-RU"/>
         </w:rPr>
         <w:t xml:space="preserve">2.1 </w:t>
       </w:r>
-      <w:bookmarkEnd w:id="19"/>
+      <w:bookmarkEnd w:id="20"/>
       <w:r>
         <w:rPr>
           <w:lang w:val="ru-RU"/>
@@ -1356,7 +1508,7 @@
         </w:rPr>
         <w:t xml:space="preserve"> </w:t>
       </w:r>
-      <w:bookmarkStart w:id="20" w:name="__RefHeading___Toc12430_1734033060"/>
+      <w:bookmarkStart w:id="21" w:name="__RefHeading___Toc12430_1734033060"/>
     </w:p>
     <w:p>
       <w:pPr>
@@ -1365,15 +1517,15 @@
           <w:lang w:val="ru-RU"/>
         </w:rPr>
       </w:pPr>
-      <w:bookmarkStart w:id="21" w:name="__RefHeading___Toc1323_1361387627"/>
-      <w:bookmarkStart w:id="22" w:name="_Toc140087579"/>
-      <w:bookmarkEnd w:id="20"/>
+      <w:bookmarkStart w:id="22" w:name="__RefHeading___Toc1323_1361387627"/>
+      <w:bookmarkStart w:id="23" w:name="_Toc140087579"/>
       <w:bookmarkEnd w:id="21"/>
+      <w:bookmarkEnd w:id="22"/>
       <w:r>
         <w:rPr/>
         <w:t>2.6 Вывод</w:t>
       </w:r>
-      <w:bookmarkEnd w:id="22"/>
+      <w:bookmarkEnd w:id="23"/>
       <w:r>
         <w:rPr/>
         <w:t>ы</w:t>
@@ -1384,8 +1536,8 @@
         <w:pStyle w:val="-3"/>
         <w:rPr/>
       </w:pPr>
-      <w:bookmarkStart w:id="23" w:name="__RefHeading___Toc12432_1734033060_Копия"/>
-      <w:bookmarkEnd w:id="23"/>
+      <w:bookmarkStart w:id="24" w:name="__RefHeading___Toc12432_1734033060_Копия"/>
+      <w:bookmarkEnd w:id="24"/>
       <w:r>
         <w:rPr>
           <w:lang w:val="ru-RU"/>
@@ -1394,7 +1546,7 @@
         <w:br/>
         <w:br/>
       </w:r>
-      <w:bookmarkStart w:id="24" w:name="_Toc140087580_Копия_2"/>
+      <w:bookmarkStart w:id="25" w:name="_Toc140087580_Копия_2"/>
       <w:r>
         <w:rPr>
           <w:b w:val="false"/>
@@ -1402,7 +1554,7 @@
         </w:rPr>
         <w:t xml:space="preserve">3. </w:t>
       </w:r>
-      <w:bookmarkEnd w:id="24"/>
+      <w:bookmarkEnd w:id="25"/>
       <w:r>
         <w:rPr>
           <w:b w:val="false"/>
@@ -1419,22 +1571,22 @@
           <w:lang w:val="ru-RU"/>
         </w:rPr>
       </w:pPr>
-      <w:bookmarkStart w:id="25" w:name="__RefHeading___Toc12428_1734033060_Копия"/>
-      <w:bookmarkEnd w:id="25"/>
+      <w:bookmarkStart w:id="26" w:name="__RefHeading___Toc12428_1734033060_Копия"/>
+      <w:bookmarkEnd w:id="26"/>
       <w:r>
         <w:rPr>
           <w:lang w:val="ru-RU"/>
         </w:rPr>
         <w:t>3</w:t>
       </w:r>
-      <w:bookmarkStart w:id="26" w:name="_Toc140087578_Копия_1"/>
+      <w:bookmarkStart w:id="27" w:name="_Toc140087578_Копия_1"/>
       <w:r>
         <w:rPr>
           <w:lang w:val="ru-RU"/>
         </w:rPr>
         <w:t xml:space="preserve">.1 </w:t>
       </w:r>
-      <w:bookmarkEnd w:id="26"/>
+      <w:bookmarkEnd w:id="27"/>
       <w:r>
         <w:rPr>
           <w:lang w:val="ru-RU"/>
@@ -1448,7 +1600,7 @@
         </w:rPr>
         <w:t xml:space="preserve"> </w:t>
       </w:r>
-      <w:bookmarkStart w:id="27" w:name="__RefHeading___Toc12430_1734033060_Копия"/>
+      <w:bookmarkStart w:id="28" w:name="__RefHeading___Toc12430_1734033060_Копия"/>
     </w:p>
     <w:p>
       <w:pPr>
@@ -1457,19 +1609,19 @@
           <w:lang w:val="ru-RU"/>
         </w:rPr>
       </w:pPr>
-      <w:bookmarkStart w:id="28" w:name="__RefHeading___Toc1323_1361387627_Копия_"/>
-      <w:bookmarkEnd w:id="27"/>
+      <w:bookmarkStart w:id="29" w:name="__RefHeading___Toc1323_1361387627_Копия_"/>
       <w:bookmarkEnd w:id="28"/>
+      <w:bookmarkEnd w:id="29"/>
       <w:r>
         <w:rPr/>
         <w:t>3</w:t>
       </w:r>
-      <w:bookmarkStart w:id="29" w:name="_Toc140087579_Копия_1"/>
+      <w:bookmarkStart w:id="30" w:name="_Toc140087579_Копия_1"/>
       <w:r>
         <w:rPr/>
         <w:t xml:space="preserve">.2 </w:t>
       </w:r>
-      <w:bookmarkEnd w:id="29"/>
+      <w:bookmarkEnd w:id="30"/>
       <w:r>
         <w:rPr>
           <w:lang w:val="ru-RU"/>
@@ -1484,8 +1636,8 @@
           <w:lang w:val="ru-RU"/>
         </w:rPr>
       </w:pPr>
-      <w:bookmarkStart w:id="30" w:name="__RefHeading___Toc1340_1361387627"/>
-      <w:bookmarkEnd w:id="30"/>
+      <w:bookmarkStart w:id="31" w:name="__RefHeading___Toc1340_1361387627"/>
+      <w:bookmarkEnd w:id="31"/>
       <w:r>
         <w:rPr>
           <w:lang w:val="ru-RU"/>
@@ -1500,15 +1652,17 @@
           <w:lang w:val="ru-RU"/>
         </w:rPr>
       </w:pPr>
-      <w:bookmarkStart w:id="31" w:name="__RefHeading___Toc1342_1361387627"/>
-      <w:bookmarkEnd w:id="31"/>
+      <w:bookmarkStart w:id="32" w:name="__RefHeading___Toc1342_1361387627"/>
+      <w:bookmarkEnd w:id="32"/>
       <w:r>
         <w:rPr>
           <w:lang w:val="ru-RU"/>
         </w:rPr>
         <w:t>3.53 Гавноооооооо</w:t>
       </w:r>
-      <w:bookmarkStart w:id="32" w:name="__RefHeading___Toc1344_1361387627"/>
+      <w:bookmarkStart w:id="33" w:name="__RefHeading___Toc1486_2414042469"/>
+      <w:bookmarkStart w:id="34" w:name="__RefHeading___Toc1344_1361387627"/>
+      <w:bookmarkEnd w:id="34"/>
     </w:p>
     <w:p>
       <w:pPr>
@@ -1529,33 +1683,33 @@
           <w:lang w:val="ru-RU"/>
         </w:rPr>
       </w:pPr>
-      <w:bookmarkStart w:id="33" w:name="__RefHeading___Toc1486_2414042469"/>
-      <w:bookmarkEnd w:id="32"/>
+      <w:bookmarkStart w:id="35" w:name="__RefHeading___Toc1841_3499226772"/>
       <w:bookmarkEnd w:id="33"/>
+      <w:bookmarkEnd w:id="35"/>
       <w:r>
         <w:rPr>
           <w:lang w:val="ru-RU"/>
         </w:rPr>
         <w:t>2.52 Че за хуйня</w:t>
       </w:r>
-      <w:bookmarkStart w:id="34" w:name="_Hlk135138718"/>
+      <w:bookmarkStart w:id="36" w:name="_Hlk135138718"/>
     </w:p>
     <w:p>
       <w:pPr>
         <w:pStyle w:val="-3"/>
         <w:rPr/>
       </w:pPr>
-      <w:bookmarkStart w:id="35" w:name="__RefHeading___Toc12440_1734033060"/>
-      <w:bookmarkStart w:id="36" w:name="_Toc140087584"/>
-      <w:bookmarkStart w:id="37" w:name="_Hlk135138718_Копия_1"/>
-      <w:bookmarkEnd w:id="34"/>
-      <w:bookmarkEnd w:id="35"/>
+      <w:bookmarkStart w:id="37" w:name="__RefHeading___Toc12440_1734033060"/>
+      <w:bookmarkStart w:id="38" w:name="_Toc140087584"/>
+      <w:bookmarkStart w:id="39" w:name="_Hlk135138718_Копия_1"/>
+      <w:bookmarkEnd w:id="36"/>
       <w:bookmarkEnd w:id="37"/>
+      <w:bookmarkEnd w:id="39"/>
       <w:r>
         <w:rPr/>
         <w:t>4. АНАЛИЗ РЕЗУЛЬТАТОВ</w:t>
       </w:r>
-      <w:bookmarkEnd w:id="36"/>
+      <w:bookmarkEnd w:id="38"/>
     </w:p>
     <w:p>
       <w:pPr>
@@ -1564,14 +1718,14 @@
           <w:lang w:val="ru-RU"/>
         </w:rPr>
       </w:pPr>
-      <w:bookmarkStart w:id="38" w:name="__RefHeading___Toc12442_1734033060"/>
-      <w:bookmarkStart w:id="39" w:name="_Toc140087585"/>
-      <w:bookmarkEnd w:id="38"/>
+      <w:bookmarkStart w:id="40" w:name="__RefHeading___Toc12442_1734033060"/>
+      <w:bookmarkStart w:id="41" w:name="_Toc140087585"/>
+      <w:bookmarkEnd w:id="40"/>
       <w:r>
         <w:rPr/>
         <w:t xml:space="preserve">4.1 </w:t>
       </w:r>
-      <w:bookmarkEnd w:id="39"/>
+      <w:bookmarkEnd w:id="41"/>
       <w:r>
         <w:rPr/>
         <w:t>Процесс и результаты тестирования</w:t>
@@ -1589,9 +1743,9 @@
           <w:lang w:val="ru-RU"/>
         </w:rPr>
       </w:r>
-      <w:bookmarkStart w:id="40" w:name="__RefHeading___Toc1325_1361387627"/>
-      <w:bookmarkStart w:id="41" w:name="__RefHeading___Toc1325_1361387627"/>
-      <w:bookmarkEnd w:id="41"/>
+      <w:bookmarkStart w:id="42" w:name="__RefHeading___Toc1325_1361387627"/>
+      <w:bookmarkStart w:id="43" w:name="__RefHeading___Toc1325_1361387627"/>
+      <w:bookmarkEnd w:id="43"/>
     </w:p>
     <w:p>
       <w:pPr>
@@ -1600,10 +1754,8 @@
           <w:lang w:val="ru-RU"/>
         </w:rPr>
       </w:pPr>
-      <w:bookmarkStart w:id="42" w:name="__RefHeading___Toc1325_1361387627"/>
-      <w:bookmarkStart w:id="43" w:name="__RefHeading___Toc1488_2414042469"/>
-      <w:bookmarkEnd w:id="42"/>
-      <w:bookmarkEnd w:id="43"/>
+      <w:bookmarkStart w:id="44" w:name="__RefHeading___Toc1325_1361387627_Копия_"/>
+      <w:bookmarkEnd w:id="44"/>
       <w:r>
         <w:rPr/>
         <w:t xml:space="preserve"> </w:t>
@@ -1679,7 +1831,7 @@
         <w:gridCol w:w="1559"/>
         <w:gridCol w:w="1559"/>
         <w:gridCol w:w="1559"/>
-        <w:gridCol w:w="1560"/>
+        <w:gridCol w:w="1559"/>
       </w:tblGrid>
       <w:tr>
         <w:trPr/>
@@ -1785,7 +1937,7 @@
         </w:tc>
         <w:tc>
           <w:tcPr>
-            <w:tcW w:w="1560" w:type="dxa"/>
+            <w:tcW w:w="1559" w:type="dxa"/>
             <w:tcBorders>
               <w:top w:val="single" w:sz="4" w:space="0" w:color="000000"/>
               <w:left w:val="single" w:sz="4" w:space="0" w:color="000000"/>
@@ -1904,7 +2056,7 @@
         </w:tc>
         <w:tc>
           <w:tcPr>
-            <w:tcW w:w="1560" w:type="dxa"/>
+            <w:tcW w:w="1559" w:type="dxa"/>
             <w:tcBorders>
               <w:left w:val="single" w:sz="4" w:space="0" w:color="000000"/>
               <w:bottom w:val="single" w:sz="4" w:space="0" w:color="000000"/>
@@ -2022,7 +2174,7 @@
         </w:tc>
         <w:tc>
           <w:tcPr>
-            <w:tcW w:w="1560" w:type="dxa"/>
+            <w:tcW w:w="1559" w:type="dxa"/>
             <w:tcBorders>
               <w:left w:val="single" w:sz="4" w:space="0" w:color="000000"/>
               <w:bottom w:val="single" w:sz="4" w:space="0" w:color="000000"/>
@@ -2140,7 +2292,7 @@
         </w:tc>
         <w:tc>
           <w:tcPr>
-            <w:tcW w:w="1560" w:type="dxa"/>
+            <w:tcW w:w="1559" w:type="dxa"/>
             <w:tcBorders>
               <w:left w:val="single" w:sz="4" w:space="0" w:color="000000"/>
               <w:bottom w:val="single" w:sz="4" w:space="0" w:color="000000"/>
@@ -2258,7 +2410,7 @@
         </w:tc>
         <w:tc>
           <w:tcPr>
-            <w:tcW w:w="1560" w:type="dxa"/>
+            <w:tcW w:w="1559" w:type="dxa"/>
             <w:tcBorders>
               <w:left w:val="single" w:sz="4" w:space="0" w:color="000000"/>
               <w:bottom w:val="single" w:sz="4" w:space="0" w:color="000000"/>
@@ -2292,30 +2444,21 @@
           <w:textDirection w:val="lrTb"/>
           <w:docGrid w:type="default" w:linePitch="360" w:charSpace="0"/>
         </w:sectPr>
-        <w:pStyle w:val="-4"/>
-        <w:spacing w:lineRule="auto" w:line="240"/>
-        <w:ind w:hanging="0"/>
-        <w:rPr>
-          <w:lang w:val="ru-RU"/>
-        </w:rPr>
-      </w:pPr>
-      <w:r>
-        <w:rPr/>
-      </w:r>
+      </w:pPr>
     </w:p>
     <w:p>
       <w:pPr>
         <w:pStyle w:val="-3"/>
         <w:rPr/>
       </w:pPr>
-      <w:bookmarkStart w:id="44" w:name="__RefHeading___Toc12448_1734033060"/>
-      <w:bookmarkStart w:id="45" w:name="_Toc140087588"/>
-      <w:bookmarkEnd w:id="44"/>
+      <w:bookmarkStart w:id="45" w:name="__RefHeading___Toc12448_1734033060"/>
+      <w:bookmarkStart w:id="46" w:name="_Toc140087588"/>
+      <w:bookmarkEnd w:id="45"/>
       <w:r>
         <w:rPr/>
         <w:t>ЗАКЛЮЧЕНИЕ</w:t>
       </w:r>
-      <w:bookmarkEnd w:id="45"/>
+      <w:bookmarkEnd w:id="46"/>
     </w:p>
     <w:p>
       <w:pPr>
@@ -2340,22 +2483,35 @@
         <w:rPr>
           <w:lang w:val="ru-RU"/>
         </w:rPr>
-        <w:t>Учитывая ключевые сценарии поведения, перспективное планирование говорит о возможностях как самодостаточных, так и внешне зависимых концептуальных решений. И нет сомнений, что диаграммы связей своевременно верифицированы. В своём стремлении улучшить пользовательский опыт мы упускаем, что действия представителей оппозиции, вне зависимости от их уровня, должны быть указаны как претенденты на роль ключевых факторов.</w:t>
-      </w:r>
-    </w:p>
-    <w:p>
-      <w:pPr>
-        <w:pStyle w:val="-3"/>
-        <w:rPr/>
-      </w:pPr>
-      <w:bookmarkStart w:id="46" w:name="__RefHeading___Toc12452_1734033060"/>
-      <w:bookmarkStart w:id="47" w:name="_Toc140087590"/>
-      <w:bookmarkEnd w:id="46"/>
-      <w:r>
-        <w:rPr/>
+        <w:t xml:space="preserve">Учитывая ключевые сценарии поведения, перспективное планирование говорит о возможностях как самодостаточных, так и внешне зависимых концептуальных решений. И нет сомнений, что диаграммы связей своевременно верифицированы. В своём стремлении улучшить пользовательский опыт мы упускаем, что действия представителей оппозиции, вне зависимости от их уровня, должны быть указаны как претенденты на роль ключевых факторов. </w:t>
+      </w:r>
+      <w:r>
+        <w:rPr>
+          <w:lang w:val="ru-RU"/>
+        </w:rPr>
+        <w:t>Как видно из формулы (3), формула норм (не, не очень)</w:t>
+      </w:r>
+    </w:p>
+    <w:p>
+      <w:pPr>
+        <w:pStyle w:val="Style28"/>
+        <w:jc w:val="center"/>
+        <w:rPr>
+          <w:b/>
+          <w:bCs/>
+        </w:rPr>
+      </w:pPr>
+      <w:bookmarkStart w:id="47" w:name="__RefHeading___Toc12452_1734033060"/>
+      <w:bookmarkStart w:id="48" w:name="_Toc140087590"/>
+      <w:bookmarkEnd w:id="47"/>
+      <w:r>
+        <w:rPr>
+          <w:b/>
+          <w:bCs/>
+        </w:rPr>
         <w:t>ПРИЛОЖЕНИЕ А</w:t>
       </w:r>
-      <w:bookmarkEnd w:id="47"/>
+      <w:bookmarkEnd w:id="48"/>
     </w:p>
     <w:p>
       <w:pPr>
@@ -2402,10 +2558,10 @@
       <w:tblGrid>
         <w:gridCol w:w="1275"/>
         <w:gridCol w:w="1276"/>
-        <w:gridCol w:w="1276"/>
         <w:gridCol w:w="1275"/>
         <w:gridCol w:w="1276"/>
         <w:gridCol w:w="1276"/>
+        <w:gridCol w:w="1275"/>
       </w:tblGrid>
       <w:tr>
         <w:trPr/>
@@ -2451,6 +2607,26 @@
         </w:tc>
         <w:tc>
           <w:tcPr>
+            <w:tcW w:w="1275" w:type="dxa"/>
+            <w:tcBorders>
+              <w:top w:val="single" w:sz="4" w:space="0" w:color="000000"/>
+              <w:left w:val="single" w:sz="4" w:space="0" w:color="000000"/>
+              <w:bottom w:val="single" w:sz="4" w:space="0" w:color="000000"/>
+            </w:tcBorders>
+          </w:tcPr>
+          <w:p>
+            <w:pPr>
+              <w:pStyle w:val="Style23"/>
+              <w:spacing w:before="0" w:after="160"/>
+              <w:rPr/>
+            </w:pPr>
+            <w:r>
+              <w:rPr/>
+            </w:r>
+          </w:p>
+        </w:tc>
+        <w:tc>
+          <w:tcPr>
             <w:tcW w:w="1276" w:type="dxa"/>
             <w:tcBorders>
               <w:top w:val="single" w:sz="4" w:space="0" w:color="000000"/>
@@ -2471,47 +2647,27 @@
         </w:tc>
         <w:tc>
           <w:tcPr>
+            <w:tcW w:w="1276" w:type="dxa"/>
+            <w:tcBorders>
+              <w:top w:val="single" w:sz="4" w:space="0" w:color="000000"/>
+              <w:left w:val="single" w:sz="4" w:space="0" w:color="000000"/>
+              <w:bottom w:val="single" w:sz="4" w:space="0" w:color="000000"/>
+            </w:tcBorders>
+          </w:tcPr>
+          <w:p>
+            <w:pPr>
+              <w:pStyle w:val="Style23"/>
+              <w:spacing w:before="0" w:after="160"/>
+              <w:rPr/>
+            </w:pPr>
+            <w:r>
+              <w:rPr/>
+            </w:r>
+          </w:p>
+        </w:tc>
+        <w:tc>
+          <w:tcPr>
             <w:tcW w:w="1275" w:type="dxa"/>
-            <w:tcBorders>
-              <w:top w:val="single" w:sz="4" w:space="0" w:color="000000"/>
-              <w:left w:val="single" w:sz="4" w:space="0" w:color="000000"/>
-              <w:bottom w:val="single" w:sz="4" w:space="0" w:color="000000"/>
-            </w:tcBorders>
-          </w:tcPr>
-          <w:p>
-            <w:pPr>
-              <w:pStyle w:val="Style23"/>
-              <w:spacing w:before="0" w:after="160"/>
-              <w:rPr/>
-            </w:pPr>
-            <w:r>
-              <w:rPr/>
-            </w:r>
-          </w:p>
-        </w:tc>
-        <w:tc>
-          <w:tcPr>
-            <w:tcW w:w="1276" w:type="dxa"/>
-            <w:tcBorders>
-              <w:top w:val="single" w:sz="4" w:space="0" w:color="000000"/>
-              <w:left w:val="single" w:sz="4" w:space="0" w:color="000000"/>
-              <w:bottom w:val="single" w:sz="4" w:space="0" w:color="000000"/>
-            </w:tcBorders>
-          </w:tcPr>
-          <w:p>
-            <w:pPr>
-              <w:pStyle w:val="Style23"/>
-              <w:spacing w:before="0" w:after="160"/>
-              <w:rPr/>
-            </w:pPr>
-            <w:r>
-              <w:rPr/>
-            </w:r>
-          </w:p>
-        </w:tc>
-        <w:tc>
-          <w:tcPr>
-            <w:tcW w:w="1276" w:type="dxa"/>
             <w:tcBorders>
               <w:top w:val="single" w:sz="4" w:space="0" w:color="000000"/>
               <w:left w:val="single" w:sz="4" w:space="0" w:color="000000"/>
@@ -2573,6 +2729,25 @@
         </w:tc>
         <w:tc>
           <w:tcPr>
+            <w:tcW w:w="1275" w:type="dxa"/>
+            <w:tcBorders>
+              <w:left w:val="single" w:sz="4" w:space="0" w:color="000000"/>
+              <w:bottom w:val="single" w:sz="4" w:space="0" w:color="000000"/>
+            </w:tcBorders>
+          </w:tcPr>
+          <w:p>
+            <w:pPr>
+              <w:pStyle w:val="Style23"/>
+              <w:spacing w:before="0" w:after="160"/>
+              <w:rPr/>
+            </w:pPr>
+            <w:r>
+              <w:rPr/>
+            </w:r>
+          </w:p>
+        </w:tc>
+        <w:tc>
+          <w:tcPr>
             <w:tcW w:w="1276" w:type="dxa"/>
             <w:tcBorders>
               <w:left w:val="single" w:sz="4" w:space="0" w:color="000000"/>
@@ -2592,45 +2767,26 @@
         </w:tc>
         <w:tc>
           <w:tcPr>
+            <w:tcW w:w="1276" w:type="dxa"/>
+            <w:tcBorders>
+              <w:left w:val="single" w:sz="4" w:space="0" w:color="000000"/>
+              <w:bottom w:val="single" w:sz="4" w:space="0" w:color="000000"/>
+            </w:tcBorders>
+          </w:tcPr>
+          <w:p>
+            <w:pPr>
+              <w:pStyle w:val="Style23"/>
+              <w:spacing w:before="0" w:after="160"/>
+              <w:rPr/>
+            </w:pPr>
+            <w:r>
+              <w:rPr/>
+            </w:r>
+          </w:p>
+        </w:tc>
+        <w:tc>
+          <w:tcPr>
             <w:tcW w:w="1275" w:type="dxa"/>
-            <w:tcBorders>
-              <w:left w:val="single" w:sz="4" w:space="0" w:color="000000"/>
-              <w:bottom w:val="single" w:sz="4" w:space="0" w:color="000000"/>
-            </w:tcBorders>
-          </w:tcPr>
-          <w:p>
-            <w:pPr>
-              <w:pStyle w:val="Style23"/>
-              <w:spacing w:before="0" w:after="160"/>
-              <w:rPr/>
-            </w:pPr>
-            <w:r>
-              <w:rPr/>
-            </w:r>
-          </w:p>
-        </w:tc>
-        <w:tc>
-          <w:tcPr>
-            <w:tcW w:w="1276" w:type="dxa"/>
-            <w:tcBorders>
-              <w:left w:val="single" w:sz="4" w:space="0" w:color="000000"/>
-              <w:bottom w:val="single" w:sz="4" w:space="0" w:color="000000"/>
-            </w:tcBorders>
-          </w:tcPr>
-          <w:p>
-            <w:pPr>
-              <w:pStyle w:val="Style23"/>
-              <w:spacing w:before="0" w:after="160"/>
-              <w:rPr/>
-            </w:pPr>
-            <w:r>
-              <w:rPr/>
-            </w:r>
-          </w:p>
-        </w:tc>
-        <w:tc>
-          <w:tcPr>
-            <w:tcW w:w="1276" w:type="dxa"/>
             <w:tcBorders>
               <w:left w:val="single" w:sz="4" w:space="0" w:color="000000"/>
               <w:bottom w:val="single" w:sz="4" w:space="0" w:color="000000"/>
@@ -2691,6 +2847,25 @@
         </w:tc>
         <w:tc>
           <w:tcPr>
+            <w:tcW w:w="1275" w:type="dxa"/>
+            <w:tcBorders>
+              <w:left w:val="single" w:sz="4" w:space="0" w:color="000000"/>
+              <w:bottom w:val="single" w:sz="4" w:space="0" w:color="000000"/>
+            </w:tcBorders>
+          </w:tcPr>
+          <w:p>
+            <w:pPr>
+              <w:pStyle w:val="Style23"/>
+              <w:spacing w:before="0" w:after="160"/>
+              <w:rPr/>
+            </w:pPr>
+            <w:r>
+              <w:rPr/>
+            </w:r>
+          </w:p>
+        </w:tc>
+        <w:tc>
+          <w:tcPr>
             <w:tcW w:w="1276" w:type="dxa"/>
             <w:tcBorders>
               <w:left w:val="single" w:sz="4" w:space="0" w:color="000000"/>
@@ -2710,45 +2885,26 @@
         </w:tc>
         <w:tc>
           <w:tcPr>
+            <w:tcW w:w="1276" w:type="dxa"/>
+            <w:tcBorders>
+              <w:left w:val="single" w:sz="4" w:space="0" w:color="000000"/>
+              <w:bottom w:val="single" w:sz="4" w:space="0" w:color="000000"/>
+            </w:tcBorders>
+          </w:tcPr>
+          <w:p>
+            <w:pPr>
+              <w:pStyle w:val="Style23"/>
+              <w:spacing w:before="0" w:after="160"/>
+              <w:rPr/>
+            </w:pPr>
+            <w:r>
+              <w:rPr/>
+            </w:r>
+          </w:p>
+        </w:tc>
+        <w:tc>
+          <w:tcPr>
             <w:tcW w:w="1275" w:type="dxa"/>
-            <w:tcBorders>
-              <w:left w:val="single" w:sz="4" w:space="0" w:color="000000"/>
-              <w:bottom w:val="single" w:sz="4" w:space="0" w:color="000000"/>
-            </w:tcBorders>
-          </w:tcPr>
-          <w:p>
-            <w:pPr>
-              <w:pStyle w:val="Style23"/>
-              <w:spacing w:before="0" w:after="160"/>
-              <w:rPr/>
-            </w:pPr>
-            <w:r>
-              <w:rPr/>
-            </w:r>
-          </w:p>
-        </w:tc>
-        <w:tc>
-          <w:tcPr>
-            <w:tcW w:w="1276" w:type="dxa"/>
-            <w:tcBorders>
-              <w:left w:val="single" w:sz="4" w:space="0" w:color="000000"/>
-              <w:bottom w:val="single" w:sz="4" w:space="0" w:color="000000"/>
-            </w:tcBorders>
-          </w:tcPr>
-          <w:p>
-            <w:pPr>
-              <w:pStyle w:val="Style23"/>
-              <w:spacing w:before="0" w:after="160"/>
-              <w:rPr/>
-            </w:pPr>
-            <w:r>
-              <w:rPr/>
-            </w:r>
-          </w:p>
-        </w:tc>
-        <w:tc>
-          <w:tcPr>
-            <w:tcW w:w="1276" w:type="dxa"/>
             <w:tcBorders>
               <w:left w:val="single" w:sz="4" w:space="0" w:color="000000"/>
               <w:bottom w:val="single" w:sz="4" w:space="0" w:color="000000"/>
@@ -2809,6 +2965,25 @@
         </w:tc>
         <w:tc>
           <w:tcPr>
+            <w:tcW w:w="1275" w:type="dxa"/>
+            <w:tcBorders>
+              <w:left w:val="single" w:sz="4" w:space="0" w:color="000000"/>
+              <w:bottom w:val="single" w:sz="4" w:space="0" w:color="000000"/>
+            </w:tcBorders>
+          </w:tcPr>
+          <w:p>
+            <w:pPr>
+              <w:pStyle w:val="Style23"/>
+              <w:spacing w:before="0" w:after="160"/>
+              <w:rPr/>
+            </w:pPr>
+            <w:r>
+              <w:rPr/>
+            </w:r>
+          </w:p>
+        </w:tc>
+        <w:tc>
+          <w:tcPr>
             <w:tcW w:w="1276" w:type="dxa"/>
             <w:tcBorders>
               <w:left w:val="single" w:sz="4" w:space="0" w:color="000000"/>
@@ -2828,45 +3003,26 @@
         </w:tc>
         <w:tc>
           <w:tcPr>
+            <w:tcW w:w="1276" w:type="dxa"/>
+            <w:tcBorders>
+              <w:left w:val="single" w:sz="4" w:space="0" w:color="000000"/>
+              <w:bottom w:val="single" w:sz="4" w:space="0" w:color="000000"/>
+            </w:tcBorders>
+          </w:tcPr>
+          <w:p>
+            <w:pPr>
+              <w:pStyle w:val="Style23"/>
+              <w:spacing w:before="0" w:after="160"/>
+              <w:rPr/>
+            </w:pPr>
+            <w:r>
+              <w:rPr/>
+            </w:r>
+          </w:p>
+        </w:tc>
+        <w:tc>
+          <w:tcPr>
             <w:tcW w:w="1275" w:type="dxa"/>
-            <w:tcBorders>
-              <w:left w:val="single" w:sz="4" w:space="0" w:color="000000"/>
-              <w:bottom w:val="single" w:sz="4" w:space="0" w:color="000000"/>
-            </w:tcBorders>
-          </w:tcPr>
-          <w:p>
-            <w:pPr>
-              <w:pStyle w:val="Style23"/>
-              <w:spacing w:before="0" w:after="160"/>
-              <w:rPr/>
-            </w:pPr>
-            <w:r>
-              <w:rPr/>
-            </w:r>
-          </w:p>
-        </w:tc>
-        <w:tc>
-          <w:tcPr>
-            <w:tcW w:w="1276" w:type="dxa"/>
-            <w:tcBorders>
-              <w:left w:val="single" w:sz="4" w:space="0" w:color="000000"/>
-              <w:bottom w:val="single" w:sz="4" w:space="0" w:color="000000"/>
-            </w:tcBorders>
-          </w:tcPr>
-          <w:p>
-            <w:pPr>
-              <w:pStyle w:val="Style23"/>
-              <w:spacing w:before="0" w:after="160"/>
-              <w:rPr/>
-            </w:pPr>
-            <w:r>
-              <w:rPr/>
-            </w:r>
-          </w:p>
-        </w:tc>
-        <w:tc>
-          <w:tcPr>
-            <w:tcW w:w="1276" w:type="dxa"/>
             <w:tcBorders>
               <w:left w:val="single" w:sz="4" w:space="0" w:color="000000"/>
               <w:bottom w:val="single" w:sz="4" w:space="0" w:color="000000"/>
@@ -2927,6 +3083,25 @@
         </w:tc>
         <w:tc>
           <w:tcPr>
+            <w:tcW w:w="1275" w:type="dxa"/>
+            <w:tcBorders>
+              <w:left w:val="single" w:sz="4" w:space="0" w:color="000000"/>
+              <w:bottom w:val="single" w:sz="4" w:space="0" w:color="000000"/>
+            </w:tcBorders>
+          </w:tcPr>
+          <w:p>
+            <w:pPr>
+              <w:pStyle w:val="Style23"/>
+              <w:spacing w:before="0" w:after="160"/>
+              <w:rPr/>
+            </w:pPr>
+            <w:r>
+              <w:rPr/>
+            </w:r>
+          </w:p>
+        </w:tc>
+        <w:tc>
+          <w:tcPr>
             <w:tcW w:w="1276" w:type="dxa"/>
             <w:tcBorders>
               <w:left w:val="single" w:sz="4" w:space="0" w:color="000000"/>
@@ -2946,45 +3121,26 @@
         </w:tc>
         <w:tc>
           <w:tcPr>
+            <w:tcW w:w="1276" w:type="dxa"/>
+            <w:tcBorders>
+              <w:left w:val="single" w:sz="4" w:space="0" w:color="000000"/>
+              <w:bottom w:val="single" w:sz="4" w:space="0" w:color="000000"/>
+            </w:tcBorders>
+          </w:tcPr>
+          <w:p>
+            <w:pPr>
+              <w:pStyle w:val="Style23"/>
+              <w:spacing w:before="0" w:after="160"/>
+              <w:rPr/>
+            </w:pPr>
+            <w:r>
+              <w:rPr/>
+            </w:r>
+          </w:p>
+        </w:tc>
+        <w:tc>
+          <w:tcPr>
             <w:tcW w:w="1275" w:type="dxa"/>
-            <w:tcBorders>
-              <w:left w:val="single" w:sz="4" w:space="0" w:color="000000"/>
-              <w:bottom w:val="single" w:sz="4" w:space="0" w:color="000000"/>
-            </w:tcBorders>
-          </w:tcPr>
-          <w:p>
-            <w:pPr>
-              <w:pStyle w:val="Style23"/>
-              <w:spacing w:before="0" w:after="160"/>
-              <w:rPr/>
-            </w:pPr>
-            <w:r>
-              <w:rPr/>
-            </w:r>
-          </w:p>
-        </w:tc>
-        <w:tc>
-          <w:tcPr>
-            <w:tcW w:w="1276" w:type="dxa"/>
-            <w:tcBorders>
-              <w:left w:val="single" w:sz="4" w:space="0" w:color="000000"/>
-              <w:bottom w:val="single" w:sz="4" w:space="0" w:color="000000"/>
-            </w:tcBorders>
-          </w:tcPr>
-          <w:p>
-            <w:pPr>
-              <w:pStyle w:val="Style23"/>
-              <w:spacing w:before="0" w:after="160"/>
-              <w:rPr/>
-            </w:pPr>
-            <w:r>
-              <w:rPr/>
-            </w:r>
-          </w:p>
-        </w:tc>
-        <w:tc>
-          <w:tcPr>
-            <w:tcW w:w="1276" w:type="dxa"/>
             <w:tcBorders>
               <w:left w:val="single" w:sz="4" w:space="0" w:color="000000"/>
               <w:bottom w:val="single" w:sz="4" w:space="0" w:color="000000"/>
@@ -3014,7 +3170,9 @@
         </w:rPr>
       </w:pPr>
       <w:r>
-        <w:rPr/>
+        <w:rPr>
+          <w:lang w:val="ru-RU"/>
+        </w:rPr>
       </w:r>
     </w:p>
     <w:p>
@@ -3027,7 +3185,9 @@
         </w:rPr>
       </w:pPr>
       <w:r>
-        <w:rPr/>
+        <w:rPr>
+          <w:lang w:val="ru-RU"/>
+        </w:rPr>
       </w:r>
     </w:p>
     <w:p>
@@ -3097,10 +3257,10 @@
       <w:tblGrid>
         <w:gridCol w:w="1275"/>
         <w:gridCol w:w="1276"/>
-        <w:gridCol w:w="1276"/>
         <w:gridCol w:w="1275"/>
         <w:gridCol w:w="1276"/>
         <w:gridCol w:w="1276"/>
+        <w:gridCol w:w="1275"/>
       </w:tblGrid>
       <w:tr>
         <w:trPr/>
@@ -3146,6 +3306,26 @@
         </w:tc>
         <w:tc>
           <w:tcPr>
+            <w:tcW w:w="1275" w:type="dxa"/>
+            <w:tcBorders>
+              <w:top w:val="single" w:sz="4" w:space="0" w:color="000000"/>
+              <w:left w:val="single" w:sz="4" w:space="0" w:color="000000"/>
+              <w:bottom w:val="single" w:sz="4" w:space="0" w:color="000000"/>
+            </w:tcBorders>
+          </w:tcPr>
+          <w:p>
+            <w:pPr>
+              <w:pStyle w:val="Style23"/>
+              <w:spacing w:before="0" w:after="160"/>
+              <w:rPr/>
+            </w:pPr>
+            <w:r>
+              <w:rPr/>
+            </w:r>
+          </w:p>
+        </w:tc>
+        <w:tc>
+          <w:tcPr>
             <w:tcW w:w="1276" w:type="dxa"/>
             <w:tcBorders>
               <w:top w:val="single" w:sz="4" w:space="0" w:color="000000"/>
@@ -3166,47 +3346,27 @@
         </w:tc>
         <w:tc>
           <w:tcPr>
+            <w:tcW w:w="1276" w:type="dxa"/>
+            <w:tcBorders>
+              <w:top w:val="single" w:sz="4" w:space="0" w:color="000000"/>
+              <w:left w:val="single" w:sz="4" w:space="0" w:color="000000"/>
+              <w:bottom w:val="single" w:sz="4" w:space="0" w:color="000000"/>
+            </w:tcBorders>
+          </w:tcPr>
+          <w:p>
+            <w:pPr>
+              <w:pStyle w:val="Style23"/>
+              <w:spacing w:before="0" w:after="160"/>
+              <w:rPr/>
+            </w:pPr>
+            <w:r>
+              <w:rPr/>
+            </w:r>
+          </w:p>
+        </w:tc>
+        <w:tc>
+          <w:tcPr>
             <w:tcW w:w="1275" w:type="dxa"/>
-            <w:tcBorders>
-              <w:top w:val="single" w:sz="4" w:space="0" w:color="000000"/>
-              <w:left w:val="single" w:sz="4" w:space="0" w:color="000000"/>
-              <w:bottom w:val="single" w:sz="4" w:space="0" w:color="000000"/>
-            </w:tcBorders>
-          </w:tcPr>
-          <w:p>
-            <w:pPr>
-              <w:pStyle w:val="Style23"/>
-              <w:spacing w:before="0" w:after="160"/>
-              <w:rPr/>
-            </w:pPr>
-            <w:r>
-              <w:rPr/>
-            </w:r>
-          </w:p>
-        </w:tc>
-        <w:tc>
-          <w:tcPr>
-            <w:tcW w:w="1276" w:type="dxa"/>
-            <w:tcBorders>
-              <w:top w:val="single" w:sz="4" w:space="0" w:color="000000"/>
-              <w:left w:val="single" w:sz="4" w:space="0" w:color="000000"/>
-              <w:bottom w:val="single" w:sz="4" w:space="0" w:color="000000"/>
-            </w:tcBorders>
-          </w:tcPr>
-          <w:p>
-            <w:pPr>
-              <w:pStyle w:val="Style23"/>
-              <w:spacing w:before="0" w:after="160"/>
-              <w:rPr/>
-            </w:pPr>
-            <w:r>
-              <w:rPr/>
-            </w:r>
-          </w:p>
-        </w:tc>
-        <w:tc>
-          <w:tcPr>
-            <w:tcW w:w="1276" w:type="dxa"/>
             <w:tcBorders>
               <w:top w:val="single" w:sz="4" w:space="0" w:color="000000"/>
               <w:left w:val="single" w:sz="4" w:space="0" w:color="000000"/>
@@ -3268,6 +3428,25 @@
         </w:tc>
         <w:tc>
           <w:tcPr>
+            <w:tcW w:w="1275" w:type="dxa"/>
+            <w:tcBorders>
+              <w:left w:val="single" w:sz="4" w:space="0" w:color="000000"/>
+              <w:bottom w:val="single" w:sz="4" w:space="0" w:color="000000"/>
+            </w:tcBorders>
+          </w:tcPr>
+          <w:p>
+            <w:pPr>
+              <w:pStyle w:val="Style23"/>
+              <w:spacing w:before="0" w:after="160"/>
+              <w:rPr/>
+            </w:pPr>
+            <w:r>
+              <w:rPr/>
+            </w:r>
+          </w:p>
+        </w:tc>
+        <w:tc>
+          <w:tcPr>
             <w:tcW w:w="1276" w:type="dxa"/>
             <w:tcBorders>
               <w:left w:val="single" w:sz="4" w:space="0" w:color="000000"/>
@@ -3287,45 +3466,26 @@
         </w:tc>
         <w:tc>
           <w:tcPr>
+            <w:tcW w:w="1276" w:type="dxa"/>
+            <w:tcBorders>
+              <w:left w:val="single" w:sz="4" w:space="0" w:color="000000"/>
+              <w:bottom w:val="single" w:sz="4" w:space="0" w:color="000000"/>
+            </w:tcBorders>
+          </w:tcPr>
+          <w:p>
+            <w:pPr>
+              <w:pStyle w:val="Style23"/>
+              <w:spacing w:before="0" w:after="160"/>
+              <w:rPr/>
+            </w:pPr>
+            <w:r>
+              <w:rPr/>
+            </w:r>
+          </w:p>
+        </w:tc>
+        <w:tc>
+          <w:tcPr>
             <w:tcW w:w="1275" w:type="dxa"/>
-            <w:tcBorders>
-              <w:left w:val="single" w:sz="4" w:space="0" w:color="000000"/>
-              <w:bottom w:val="single" w:sz="4" w:space="0" w:color="000000"/>
-            </w:tcBorders>
-          </w:tcPr>
-          <w:p>
-            <w:pPr>
-              <w:pStyle w:val="Style23"/>
-              <w:spacing w:before="0" w:after="160"/>
-              <w:rPr/>
-            </w:pPr>
-            <w:r>
-              <w:rPr/>
-            </w:r>
-          </w:p>
-        </w:tc>
-        <w:tc>
-          <w:tcPr>
-            <w:tcW w:w="1276" w:type="dxa"/>
-            <w:tcBorders>
-              <w:left w:val="single" w:sz="4" w:space="0" w:color="000000"/>
-              <w:bottom w:val="single" w:sz="4" w:space="0" w:color="000000"/>
-            </w:tcBorders>
-          </w:tcPr>
-          <w:p>
-            <w:pPr>
-              <w:pStyle w:val="Style23"/>
-              <w:spacing w:before="0" w:after="160"/>
-              <w:rPr/>
-            </w:pPr>
-            <w:r>
-              <w:rPr/>
-            </w:r>
-          </w:p>
-        </w:tc>
-        <w:tc>
-          <w:tcPr>
-            <w:tcW w:w="1276" w:type="dxa"/>
             <w:tcBorders>
               <w:left w:val="single" w:sz="4" w:space="0" w:color="000000"/>
               <w:bottom w:val="single" w:sz="4" w:space="0" w:color="000000"/>
@@ -3386,6 +3546,25 @@
         </w:tc>
         <w:tc>
           <w:tcPr>
+            <w:tcW w:w="1275" w:type="dxa"/>
+            <w:tcBorders>
+              <w:left w:val="single" w:sz="4" w:space="0" w:color="000000"/>
+              <w:bottom w:val="single" w:sz="4" w:space="0" w:color="000000"/>
+            </w:tcBorders>
+          </w:tcPr>
+          <w:p>
+            <w:pPr>
+              <w:pStyle w:val="Style23"/>
+              <w:spacing w:before="0" w:after="160"/>
+              <w:rPr/>
+            </w:pPr>
+            <w:r>
+              <w:rPr/>
+            </w:r>
+          </w:p>
+        </w:tc>
+        <w:tc>
+          <w:tcPr>
             <w:tcW w:w="1276" w:type="dxa"/>
             <w:tcBorders>
               <w:left w:val="single" w:sz="4" w:space="0" w:color="000000"/>
@@ -3405,45 +3584,26 @@
         </w:tc>
         <w:tc>
           <w:tcPr>
+            <w:tcW w:w="1276" w:type="dxa"/>
+            <w:tcBorders>
+              <w:left w:val="single" w:sz="4" w:space="0" w:color="000000"/>
+              <w:bottom w:val="single" w:sz="4" w:space="0" w:color="000000"/>
+            </w:tcBorders>
+          </w:tcPr>
+          <w:p>
+            <w:pPr>
+              <w:pStyle w:val="Style23"/>
+              <w:spacing w:before="0" w:after="160"/>
+              <w:rPr/>
+            </w:pPr>
+            <w:r>
+              <w:rPr/>
+            </w:r>
+          </w:p>
+        </w:tc>
+        <w:tc>
+          <w:tcPr>
             <w:tcW w:w="1275" w:type="dxa"/>
-            <w:tcBorders>
-              <w:left w:val="single" w:sz="4" w:space="0" w:color="000000"/>
-              <w:bottom w:val="single" w:sz="4" w:space="0" w:color="000000"/>
-            </w:tcBorders>
-          </w:tcPr>
-          <w:p>
-            <w:pPr>
-              <w:pStyle w:val="Style23"/>
-              <w:spacing w:before="0" w:after="160"/>
-              <w:rPr/>
-            </w:pPr>
-            <w:r>
-              <w:rPr/>
-            </w:r>
-          </w:p>
-        </w:tc>
-        <w:tc>
-          <w:tcPr>
-            <w:tcW w:w="1276" w:type="dxa"/>
-            <w:tcBorders>
-              <w:left w:val="single" w:sz="4" w:space="0" w:color="000000"/>
-              <w:bottom w:val="single" w:sz="4" w:space="0" w:color="000000"/>
-            </w:tcBorders>
-          </w:tcPr>
-          <w:p>
-            <w:pPr>
-              <w:pStyle w:val="Style23"/>
-              <w:spacing w:before="0" w:after="160"/>
-              <w:rPr/>
-            </w:pPr>
-            <w:r>
-              <w:rPr/>
-            </w:r>
-          </w:p>
-        </w:tc>
-        <w:tc>
-          <w:tcPr>
-            <w:tcW w:w="1276" w:type="dxa"/>
             <w:tcBorders>
               <w:left w:val="single" w:sz="4" w:space="0" w:color="000000"/>
               <w:bottom w:val="single" w:sz="4" w:space="0" w:color="000000"/>
@@ -3504,6 +3664,25 @@
         </w:tc>
         <w:tc>
           <w:tcPr>
+            <w:tcW w:w="1275" w:type="dxa"/>
+            <w:tcBorders>
+              <w:left w:val="single" w:sz="4" w:space="0" w:color="000000"/>
+              <w:bottom w:val="single" w:sz="4" w:space="0" w:color="000000"/>
+            </w:tcBorders>
+          </w:tcPr>
+          <w:p>
+            <w:pPr>
+              <w:pStyle w:val="Style23"/>
+              <w:spacing w:before="0" w:after="160"/>
+              <w:rPr/>
+            </w:pPr>
+            <w:r>
+              <w:rPr/>
+            </w:r>
+          </w:p>
+        </w:tc>
+        <w:tc>
+          <w:tcPr>
             <w:tcW w:w="1276" w:type="dxa"/>
             <w:tcBorders>
               <w:left w:val="single" w:sz="4" w:space="0" w:color="000000"/>
@@ -3523,45 +3702,26 @@
         </w:tc>
         <w:tc>
           <w:tcPr>
+            <w:tcW w:w="1276" w:type="dxa"/>
+            <w:tcBorders>
+              <w:left w:val="single" w:sz="4" w:space="0" w:color="000000"/>
+              <w:bottom w:val="single" w:sz="4" w:space="0" w:color="000000"/>
+            </w:tcBorders>
+          </w:tcPr>
+          <w:p>
+            <w:pPr>
+              <w:pStyle w:val="Style23"/>
+              <w:spacing w:before="0" w:after="160"/>
+              <w:rPr/>
+            </w:pPr>
+            <w:r>
+              <w:rPr/>
+            </w:r>
+          </w:p>
+        </w:tc>
+        <w:tc>
+          <w:tcPr>
             <w:tcW w:w="1275" w:type="dxa"/>
-            <w:tcBorders>
-              <w:left w:val="single" w:sz="4" w:space="0" w:color="000000"/>
-              <w:bottom w:val="single" w:sz="4" w:space="0" w:color="000000"/>
-            </w:tcBorders>
-          </w:tcPr>
-          <w:p>
-            <w:pPr>
-              <w:pStyle w:val="Style23"/>
-              <w:spacing w:before="0" w:after="160"/>
-              <w:rPr/>
-            </w:pPr>
-            <w:r>
-              <w:rPr/>
-            </w:r>
-          </w:p>
-        </w:tc>
-        <w:tc>
-          <w:tcPr>
-            <w:tcW w:w="1276" w:type="dxa"/>
-            <w:tcBorders>
-              <w:left w:val="single" w:sz="4" w:space="0" w:color="000000"/>
-              <w:bottom w:val="single" w:sz="4" w:space="0" w:color="000000"/>
-            </w:tcBorders>
-          </w:tcPr>
-          <w:p>
-            <w:pPr>
-              <w:pStyle w:val="Style23"/>
-              <w:spacing w:before="0" w:after="160"/>
-              <w:rPr/>
-            </w:pPr>
-            <w:r>
-              <w:rPr/>
-            </w:r>
-          </w:p>
-        </w:tc>
-        <w:tc>
-          <w:tcPr>
-            <w:tcW w:w="1276" w:type="dxa"/>
             <w:tcBorders>
               <w:left w:val="single" w:sz="4" w:space="0" w:color="000000"/>
               <w:bottom w:val="single" w:sz="4" w:space="0" w:color="000000"/>
@@ -3622,6 +3782,25 @@
         </w:tc>
         <w:tc>
           <w:tcPr>
+            <w:tcW w:w="1275" w:type="dxa"/>
+            <w:tcBorders>
+              <w:left w:val="single" w:sz="4" w:space="0" w:color="000000"/>
+              <w:bottom w:val="single" w:sz="4" w:space="0" w:color="000000"/>
+            </w:tcBorders>
+          </w:tcPr>
+          <w:p>
+            <w:pPr>
+              <w:pStyle w:val="Style23"/>
+              <w:spacing w:before="0" w:after="160"/>
+              <w:rPr/>
+            </w:pPr>
+            <w:r>
+              <w:rPr/>
+            </w:r>
+          </w:p>
+        </w:tc>
+        <w:tc>
+          <w:tcPr>
             <w:tcW w:w="1276" w:type="dxa"/>
             <w:tcBorders>
               <w:left w:val="single" w:sz="4" w:space="0" w:color="000000"/>
@@ -3641,45 +3820,26 @@
         </w:tc>
         <w:tc>
           <w:tcPr>
+            <w:tcW w:w="1276" w:type="dxa"/>
+            <w:tcBorders>
+              <w:left w:val="single" w:sz="4" w:space="0" w:color="000000"/>
+              <w:bottom w:val="single" w:sz="4" w:space="0" w:color="000000"/>
+            </w:tcBorders>
+          </w:tcPr>
+          <w:p>
+            <w:pPr>
+              <w:pStyle w:val="Style23"/>
+              <w:spacing w:before="0" w:after="160"/>
+              <w:rPr/>
+            </w:pPr>
+            <w:r>
+              <w:rPr/>
+            </w:r>
+          </w:p>
+        </w:tc>
+        <w:tc>
+          <w:tcPr>
             <w:tcW w:w="1275" w:type="dxa"/>
-            <w:tcBorders>
-              <w:left w:val="single" w:sz="4" w:space="0" w:color="000000"/>
-              <w:bottom w:val="single" w:sz="4" w:space="0" w:color="000000"/>
-            </w:tcBorders>
-          </w:tcPr>
-          <w:p>
-            <w:pPr>
-              <w:pStyle w:val="Style23"/>
-              <w:spacing w:before="0" w:after="160"/>
-              <w:rPr/>
-            </w:pPr>
-            <w:r>
-              <w:rPr/>
-            </w:r>
-          </w:p>
-        </w:tc>
-        <w:tc>
-          <w:tcPr>
-            <w:tcW w:w="1276" w:type="dxa"/>
-            <w:tcBorders>
-              <w:left w:val="single" w:sz="4" w:space="0" w:color="000000"/>
-              <w:bottom w:val="single" w:sz="4" w:space="0" w:color="000000"/>
-            </w:tcBorders>
-          </w:tcPr>
-          <w:p>
-            <w:pPr>
-              <w:pStyle w:val="Style23"/>
-              <w:spacing w:before="0" w:after="160"/>
-              <w:rPr/>
-            </w:pPr>
-            <w:r>
-              <w:rPr/>
-            </w:r>
-          </w:p>
-        </w:tc>
-        <w:tc>
-          <w:tcPr>
-            <w:tcW w:w="1276" w:type="dxa"/>
             <w:tcBorders>
               <w:left w:val="single" w:sz="4" w:space="0" w:color="000000"/>
               <w:bottom w:val="single" w:sz="4" w:space="0" w:color="000000"/>
@@ -3709,7 +3869,9 @@
         </w:rPr>
       </w:pPr>
       <w:r>
-        <w:rPr/>
+        <w:rPr>
+          <w:lang w:val="ru-RU"/>
+        </w:rPr>
       </w:r>
     </w:p>
     <w:p>
@@ -3722,7 +3884,9 @@
         </w:rPr>
       </w:pPr>
       <w:r>
-        <w:rPr/>
+        <w:rPr>
+          <w:lang w:val="ru-RU"/>
+        </w:rPr>
       </w:r>
     </w:p>
     <w:p>
@@ -3735,7 +3899,9 @@
         </w:rPr>
       </w:pPr>
       <w:r>
-        <w:rPr/>
+        <w:rPr>
+          <w:lang w:val="ru-RU"/>
+        </w:rPr>
       </w:r>
     </w:p>
     <w:tbl>
@@ -3754,10 +3920,10 @@
       <w:tblGrid>
         <w:gridCol w:w="1275"/>
         <w:gridCol w:w="1276"/>
-        <w:gridCol w:w="1276"/>
         <w:gridCol w:w="1275"/>
         <w:gridCol w:w="1276"/>
         <w:gridCol w:w="1276"/>
+        <w:gridCol w:w="1275"/>
       </w:tblGrid>
       <w:tr>
         <w:trPr/>
@@ -3803,6 +3969,26 @@
         </w:tc>
         <w:tc>
           <w:tcPr>
+            <w:tcW w:w="1275" w:type="dxa"/>
+            <w:tcBorders>
+              <w:top w:val="single" w:sz="4" w:space="0" w:color="000000"/>
+              <w:left w:val="single" w:sz="4" w:space="0" w:color="000000"/>
+              <w:bottom w:val="single" w:sz="4" w:space="0" w:color="000000"/>
+            </w:tcBorders>
+          </w:tcPr>
+          <w:p>
+            <w:pPr>
+              <w:pStyle w:val="Style23"/>
+              <w:spacing w:before="0" w:after="160"/>
+              <w:rPr/>
+            </w:pPr>
+            <w:r>
+              <w:rPr/>
+            </w:r>
+          </w:p>
+        </w:tc>
+        <w:tc>
+          <w:tcPr>
             <w:tcW w:w="1276" w:type="dxa"/>
             <w:tcBorders>
               <w:top w:val="single" w:sz="4" w:space="0" w:color="000000"/>
@@ -3823,47 +4009,27 @@
         </w:tc>
         <w:tc>
           <w:tcPr>
+            <w:tcW w:w="1276" w:type="dxa"/>
+            <w:tcBorders>
+              <w:top w:val="single" w:sz="4" w:space="0" w:color="000000"/>
+              <w:left w:val="single" w:sz="4" w:space="0" w:color="000000"/>
+              <w:bottom w:val="single" w:sz="4" w:space="0" w:color="000000"/>
+            </w:tcBorders>
+          </w:tcPr>
+          <w:p>
+            <w:pPr>
+              <w:pStyle w:val="Style23"/>
+              <w:spacing w:before="0" w:after="160"/>
+              <w:rPr/>
+            </w:pPr>
+            <w:r>
+              <w:rPr/>
+            </w:r>
+          </w:p>
+        </w:tc>
+        <w:tc>
+          <w:tcPr>
             <w:tcW w:w="1275" w:type="dxa"/>
-            <w:tcBorders>
-              <w:top w:val="single" w:sz="4" w:space="0" w:color="000000"/>
-              <w:left w:val="single" w:sz="4" w:space="0" w:color="000000"/>
-              <w:bottom w:val="single" w:sz="4" w:space="0" w:color="000000"/>
-            </w:tcBorders>
-          </w:tcPr>
-          <w:p>
-            <w:pPr>
-              <w:pStyle w:val="Style23"/>
-              <w:spacing w:before="0" w:after="160"/>
-              <w:rPr/>
-            </w:pPr>
-            <w:r>
-              <w:rPr/>
-            </w:r>
-          </w:p>
-        </w:tc>
-        <w:tc>
-          <w:tcPr>
-            <w:tcW w:w="1276" w:type="dxa"/>
-            <w:tcBorders>
-              <w:top w:val="single" w:sz="4" w:space="0" w:color="000000"/>
-              <w:left w:val="single" w:sz="4" w:space="0" w:color="000000"/>
-              <w:bottom w:val="single" w:sz="4" w:space="0" w:color="000000"/>
-            </w:tcBorders>
-          </w:tcPr>
-          <w:p>
-            <w:pPr>
-              <w:pStyle w:val="Style23"/>
-              <w:spacing w:before="0" w:after="160"/>
-              <w:rPr/>
-            </w:pPr>
-            <w:r>
-              <w:rPr/>
-            </w:r>
-          </w:p>
-        </w:tc>
-        <w:tc>
-          <w:tcPr>
-            <w:tcW w:w="1276" w:type="dxa"/>
             <w:tcBorders>
               <w:top w:val="single" w:sz="4" w:space="0" w:color="000000"/>
               <w:left w:val="single" w:sz="4" w:space="0" w:color="000000"/>
@@ -3925,6 +4091,25 @@
         </w:tc>
         <w:tc>
           <w:tcPr>
+            <w:tcW w:w="1275" w:type="dxa"/>
+            <w:tcBorders>
+              <w:left w:val="single" w:sz="4" w:space="0" w:color="000000"/>
+              <w:bottom w:val="single" w:sz="4" w:space="0" w:color="000000"/>
+            </w:tcBorders>
+          </w:tcPr>
+          <w:p>
+            <w:pPr>
+              <w:pStyle w:val="Style23"/>
+              <w:spacing w:before="0" w:after="160"/>
+              <w:rPr/>
+            </w:pPr>
+            <w:r>
+              <w:rPr/>
+            </w:r>
+          </w:p>
+        </w:tc>
+        <w:tc>
+          <w:tcPr>
             <w:tcW w:w="1276" w:type="dxa"/>
             <w:tcBorders>
               <w:left w:val="single" w:sz="4" w:space="0" w:color="000000"/>
@@ -3944,45 +4129,26 @@
         </w:tc>
         <w:tc>
           <w:tcPr>
+            <w:tcW w:w="1276" w:type="dxa"/>
+            <w:tcBorders>
+              <w:left w:val="single" w:sz="4" w:space="0" w:color="000000"/>
+              <w:bottom w:val="single" w:sz="4" w:space="0" w:color="000000"/>
+            </w:tcBorders>
+          </w:tcPr>
+          <w:p>
+            <w:pPr>
+              <w:pStyle w:val="Style23"/>
+              <w:spacing w:before="0" w:after="160"/>
+              <w:rPr/>
+            </w:pPr>
+            <w:r>
+              <w:rPr/>
+            </w:r>
+          </w:p>
+        </w:tc>
+        <w:tc>
+          <w:tcPr>
             <w:tcW w:w="1275" w:type="dxa"/>
-            <w:tcBorders>
-              <w:left w:val="single" w:sz="4" w:space="0" w:color="000000"/>
-              <w:bottom w:val="single" w:sz="4" w:space="0" w:color="000000"/>
-            </w:tcBorders>
-          </w:tcPr>
-          <w:p>
-            <w:pPr>
-              <w:pStyle w:val="Style23"/>
-              <w:spacing w:before="0" w:after="160"/>
-              <w:rPr/>
-            </w:pPr>
-            <w:r>
-              <w:rPr/>
-            </w:r>
-          </w:p>
-        </w:tc>
-        <w:tc>
-          <w:tcPr>
-            <w:tcW w:w="1276" w:type="dxa"/>
-            <w:tcBorders>
-              <w:left w:val="single" w:sz="4" w:space="0" w:color="000000"/>
-              <w:bottom w:val="single" w:sz="4" w:space="0" w:color="000000"/>
-            </w:tcBorders>
-          </w:tcPr>
-          <w:p>
-            <w:pPr>
-              <w:pStyle w:val="Style23"/>
-              <w:spacing w:before="0" w:after="160"/>
-              <w:rPr/>
-            </w:pPr>
-            <w:r>
-              <w:rPr/>
-            </w:r>
-          </w:p>
-        </w:tc>
-        <w:tc>
-          <w:tcPr>
-            <w:tcW w:w="1276" w:type="dxa"/>
             <w:tcBorders>
               <w:left w:val="single" w:sz="4" w:space="0" w:color="000000"/>
               <w:bottom w:val="single" w:sz="4" w:space="0" w:color="000000"/>
@@ -4043,6 +4209,25 @@
         </w:tc>
         <w:tc>
           <w:tcPr>
+            <w:tcW w:w="1275" w:type="dxa"/>
+            <w:tcBorders>
+              <w:left w:val="single" w:sz="4" w:space="0" w:color="000000"/>
+              <w:bottom w:val="single" w:sz="4" w:space="0" w:color="000000"/>
+            </w:tcBorders>
+          </w:tcPr>
+          <w:p>
+            <w:pPr>
+              <w:pStyle w:val="Style23"/>
+              <w:spacing w:before="0" w:after="160"/>
+              <w:rPr/>
+            </w:pPr>
+            <w:r>
+              <w:rPr/>
+            </w:r>
+          </w:p>
+        </w:tc>
+        <w:tc>
+          <w:tcPr>
             <w:tcW w:w="1276" w:type="dxa"/>
             <w:tcBorders>
               <w:left w:val="single" w:sz="4" w:space="0" w:color="000000"/>
@@ -4062,45 +4247,26 @@
         </w:tc>
         <w:tc>
           <w:tcPr>
+            <w:tcW w:w="1276" w:type="dxa"/>
+            <w:tcBorders>
+              <w:left w:val="single" w:sz="4" w:space="0" w:color="000000"/>
+              <w:bottom w:val="single" w:sz="4" w:space="0" w:color="000000"/>
+            </w:tcBorders>
+          </w:tcPr>
+          <w:p>
+            <w:pPr>
+              <w:pStyle w:val="Style23"/>
+              <w:spacing w:before="0" w:after="160"/>
+              <w:rPr/>
+            </w:pPr>
+            <w:r>
+              <w:rPr/>
+            </w:r>
+          </w:p>
+        </w:tc>
+        <w:tc>
+          <w:tcPr>
             <w:tcW w:w="1275" w:type="dxa"/>
-            <w:tcBorders>
-              <w:left w:val="single" w:sz="4" w:space="0" w:color="000000"/>
-              <w:bottom w:val="single" w:sz="4" w:space="0" w:color="000000"/>
-            </w:tcBorders>
-          </w:tcPr>
-          <w:p>
-            <w:pPr>
-              <w:pStyle w:val="Style23"/>
-              <w:spacing w:before="0" w:after="160"/>
-              <w:rPr/>
-            </w:pPr>
-            <w:r>
-              <w:rPr/>
-            </w:r>
-          </w:p>
-        </w:tc>
-        <w:tc>
-          <w:tcPr>
-            <w:tcW w:w="1276" w:type="dxa"/>
-            <w:tcBorders>
-              <w:left w:val="single" w:sz="4" w:space="0" w:color="000000"/>
-              <w:bottom w:val="single" w:sz="4" w:space="0" w:color="000000"/>
-            </w:tcBorders>
-          </w:tcPr>
-          <w:p>
-            <w:pPr>
-              <w:pStyle w:val="Style23"/>
-              <w:spacing w:before="0" w:after="160"/>
-              <w:rPr/>
-            </w:pPr>
-            <w:r>
-              <w:rPr/>
-            </w:r>
-          </w:p>
-        </w:tc>
-        <w:tc>
-          <w:tcPr>
-            <w:tcW w:w="1276" w:type="dxa"/>
             <w:tcBorders>
               <w:left w:val="single" w:sz="4" w:space="0" w:color="000000"/>
               <w:bottom w:val="single" w:sz="4" w:space="0" w:color="000000"/>
@@ -4161,6 +4327,25 @@
         </w:tc>
         <w:tc>
           <w:tcPr>
+            <w:tcW w:w="1275" w:type="dxa"/>
+            <w:tcBorders>
+              <w:left w:val="single" w:sz="4" w:space="0" w:color="000000"/>
+              <w:bottom w:val="single" w:sz="4" w:space="0" w:color="000000"/>
+            </w:tcBorders>
+          </w:tcPr>
+          <w:p>
+            <w:pPr>
+              <w:pStyle w:val="Style23"/>
+              <w:spacing w:before="0" w:after="160"/>
+              <w:rPr/>
+            </w:pPr>
+            <w:r>
+              <w:rPr/>
+            </w:r>
+          </w:p>
+        </w:tc>
+        <w:tc>
+          <w:tcPr>
             <w:tcW w:w="1276" w:type="dxa"/>
             <w:tcBorders>
               <w:left w:val="single" w:sz="4" w:space="0" w:color="000000"/>
@@ -4180,45 +4365,26 @@
         </w:tc>
         <w:tc>
           <w:tcPr>
+            <w:tcW w:w="1276" w:type="dxa"/>
+            <w:tcBorders>
+              <w:left w:val="single" w:sz="4" w:space="0" w:color="000000"/>
+              <w:bottom w:val="single" w:sz="4" w:space="0" w:color="000000"/>
+            </w:tcBorders>
+          </w:tcPr>
+          <w:p>
+            <w:pPr>
+              <w:pStyle w:val="Style23"/>
+              <w:spacing w:before="0" w:after="160"/>
+              <w:rPr/>
+            </w:pPr>
+            <w:r>
+              <w:rPr/>
+            </w:r>
+          </w:p>
+        </w:tc>
+        <w:tc>
+          <w:tcPr>
             <w:tcW w:w="1275" w:type="dxa"/>
-            <w:tcBorders>
-              <w:left w:val="single" w:sz="4" w:space="0" w:color="000000"/>
-              <w:bottom w:val="single" w:sz="4" w:space="0" w:color="000000"/>
-            </w:tcBorders>
-          </w:tcPr>
-          <w:p>
-            <w:pPr>
-              <w:pStyle w:val="Style23"/>
-              <w:spacing w:before="0" w:after="160"/>
-              <w:rPr/>
-            </w:pPr>
-            <w:r>
-              <w:rPr/>
-            </w:r>
-          </w:p>
-        </w:tc>
-        <w:tc>
-          <w:tcPr>
-            <w:tcW w:w="1276" w:type="dxa"/>
-            <w:tcBorders>
-              <w:left w:val="single" w:sz="4" w:space="0" w:color="000000"/>
-              <w:bottom w:val="single" w:sz="4" w:space="0" w:color="000000"/>
-            </w:tcBorders>
-          </w:tcPr>
-          <w:p>
-            <w:pPr>
-              <w:pStyle w:val="Style23"/>
-              <w:spacing w:before="0" w:after="160"/>
-              <w:rPr/>
-            </w:pPr>
-            <w:r>
-              <w:rPr/>
-            </w:r>
-          </w:p>
-        </w:tc>
-        <w:tc>
-          <w:tcPr>
-            <w:tcW w:w="1276" w:type="dxa"/>
             <w:tcBorders>
               <w:left w:val="single" w:sz="4" w:space="0" w:color="000000"/>
               <w:bottom w:val="single" w:sz="4" w:space="0" w:color="000000"/>
@@ -4279,6 +4445,25 @@
         </w:tc>
         <w:tc>
           <w:tcPr>
+            <w:tcW w:w="1275" w:type="dxa"/>
+            <w:tcBorders>
+              <w:left w:val="single" w:sz="4" w:space="0" w:color="000000"/>
+              <w:bottom w:val="single" w:sz="4" w:space="0" w:color="000000"/>
+            </w:tcBorders>
+          </w:tcPr>
+          <w:p>
+            <w:pPr>
+              <w:pStyle w:val="Style23"/>
+              <w:spacing w:before="0" w:after="160"/>
+              <w:rPr/>
+            </w:pPr>
+            <w:r>
+              <w:rPr/>
+            </w:r>
+          </w:p>
+        </w:tc>
+        <w:tc>
+          <w:tcPr>
             <w:tcW w:w="1276" w:type="dxa"/>
             <w:tcBorders>
               <w:left w:val="single" w:sz="4" w:space="0" w:color="000000"/>
@@ -4298,45 +4483,26 @@
         </w:tc>
         <w:tc>
           <w:tcPr>
+            <w:tcW w:w="1276" w:type="dxa"/>
+            <w:tcBorders>
+              <w:left w:val="single" w:sz="4" w:space="0" w:color="000000"/>
+              <w:bottom w:val="single" w:sz="4" w:space="0" w:color="000000"/>
+            </w:tcBorders>
+          </w:tcPr>
+          <w:p>
+            <w:pPr>
+              <w:pStyle w:val="Style23"/>
+              <w:spacing w:before="0" w:after="160"/>
+              <w:rPr/>
+            </w:pPr>
+            <w:r>
+              <w:rPr/>
+            </w:r>
+          </w:p>
+        </w:tc>
+        <w:tc>
+          <w:tcPr>
             <w:tcW w:w="1275" w:type="dxa"/>
-            <w:tcBorders>
-              <w:left w:val="single" w:sz="4" w:space="0" w:color="000000"/>
-              <w:bottom w:val="single" w:sz="4" w:space="0" w:color="000000"/>
-            </w:tcBorders>
-          </w:tcPr>
-          <w:p>
-            <w:pPr>
-              <w:pStyle w:val="Style23"/>
-              <w:spacing w:before="0" w:after="160"/>
-              <w:rPr/>
-            </w:pPr>
-            <w:r>
-              <w:rPr/>
-            </w:r>
-          </w:p>
-        </w:tc>
-        <w:tc>
-          <w:tcPr>
-            <w:tcW w:w="1276" w:type="dxa"/>
-            <w:tcBorders>
-              <w:left w:val="single" w:sz="4" w:space="0" w:color="000000"/>
-              <w:bottom w:val="single" w:sz="4" w:space="0" w:color="000000"/>
-            </w:tcBorders>
-          </w:tcPr>
-          <w:p>
-            <w:pPr>
-              <w:pStyle w:val="Style23"/>
-              <w:spacing w:before="0" w:after="160"/>
-              <w:rPr/>
-            </w:pPr>
-            <w:r>
-              <w:rPr/>
-            </w:r>
-          </w:p>
-        </w:tc>
-        <w:tc>
-          <w:tcPr>
-            <w:tcW w:w="1276" w:type="dxa"/>
             <w:tcBorders>
               <w:left w:val="single" w:sz="4" w:space="0" w:color="000000"/>
               <w:bottom w:val="single" w:sz="4" w:space="0" w:color="000000"/>
@@ -4366,7 +4532,9 @@
         </w:rPr>
       </w:pPr>
       <w:r>
-        <w:rPr/>
+        <w:rPr>
+          <w:lang w:val="ru-RU"/>
+        </w:rPr>
       </w:r>
     </w:p>
     <w:p>
@@ -4379,7 +4547,9 @@
         </w:rPr>
       </w:pPr>
       <w:r>
-        <w:rPr/>
+        <w:rPr>
+          <w:lang w:val="ru-RU"/>
+        </w:rPr>
       </w:r>
     </w:p>
     <w:p>
@@ -4392,7 +4562,9 @@
         </w:rPr>
       </w:pPr>
       <w:r>
-        <w:rPr/>
+        <w:rPr>
+          <w:lang w:val="ru-RU"/>
+        </w:rPr>
       </w:r>
     </w:p>
     <w:p>
@@ -4477,7 +4649,9 @@
         </w:rPr>
       </w:pPr>
       <w:r>
-        <w:rPr/>
+        <w:rPr>
+          <w:lang w:val="ru-RU"/>
+        </w:rPr>
       </w:r>
     </w:p>
     <w:p>
@@ -4613,17 +4787,24 @@
     </w:p>
     <w:p>
       <w:pPr>
-        <w:pStyle w:val="-3"/>
-        <w:rPr/>
-      </w:pPr>
-      <w:bookmarkStart w:id="48" w:name="__RefHeading___Toc12454_1734033060"/>
-      <w:bookmarkStart w:id="49" w:name="_Toc140087591"/>
-      <w:bookmarkEnd w:id="48"/>
-      <w:r>
-        <w:rPr/>
-        <w:t>ПРИЛОЖЕНИЕ Б</w:t>
-      </w:r>
+        <w:pStyle w:val="Style28"/>
+        <w:jc w:val="left"/>
+        <w:rPr>
+          <w:b/>
+          <w:bCs/>
+        </w:rPr>
+      </w:pPr>
+      <w:bookmarkStart w:id="49" w:name="__RefHeading___Toc12454_1734033060"/>
+      <w:bookmarkStart w:id="50" w:name="_Toc140087591"/>
       <w:bookmarkEnd w:id="49"/>
+      <w:r>
+        <w:rPr>
+          <w:b/>
+          <w:bCs/>
+        </w:rPr>
+        <w:t>ПриложениЕ Б</w:t>
+      </w:r>
+      <w:bookmarkEnd w:id="50"/>
     </w:p>
     <w:p>
       <w:pPr>
@@ -4635,7 +4816,9 @@
         </w:rPr>
       </w:pPr>
       <w:r>
-        <w:rPr/>
+        <w:rPr>
+          <w:lang w:val="ru-RU"/>
+        </w:rPr>
       </w:r>
     </w:p>
     <w:p>
@@ -4772,16 +4955,53 @@
     <w:p>
       <w:pPr>
         <w:pStyle w:val="-3"/>
-        <w:rPr/>
-      </w:pPr>
-      <w:bookmarkStart w:id="50" w:name="__RefHeading___Toc12456_1734033060"/>
-      <w:bookmarkStart w:id="51" w:name="_Toc140087592"/>
-      <w:bookmarkEnd w:id="50"/>
-      <w:r>
-        <w:rPr/>
-        <w:t>ПРИЛОЖЕНИЕ В</w:t>
-      </w:r>
+        <w:keepNext w:val="true"/>
+        <w:keepLines/>
+        <w:widowControl/>
+        <w:suppressAutoHyphens w:val="true"/>
+        <w:bidi w:val="0"/>
+        <w:spacing w:lineRule="auto" w:line="240" w:before="240" w:after="160"/>
+        <w:rPr>
+          <w:rFonts w:ascii="Times New Roman" w:hAnsi="Times New Roman" w:eastAsia="" w:cs="Times New Roman"/>
+          <w:b/>
+          <w:color w:themeColor="text1" w:val="000000"/>
+          <w:spacing w:val="-10"/>
+          <w:kern w:val="2"/>
+          <w:sz w:val="32"/>
+          <w:szCs w:val="32"/>
+          <w:lang w:val="ru-RU" w:eastAsia="en-US" w:bidi="ar-SA"/>
+        </w:rPr>
+      </w:pPr>
+      <w:bookmarkStart w:id="51" w:name="__RefHeading___Toc12456_1734033060"/>
+      <w:bookmarkStart w:id="52" w:name="_Toc140087592"/>
       <w:bookmarkEnd w:id="51"/>
+      <w:r>
+        <w:rPr>
+          <w:rFonts w:eastAsia="" w:cs="Times New Roman"/>
+          <w:b/>
+          <w:color w:themeColor="text1" w:val="000000"/>
+          <w:spacing w:val="-10"/>
+          <w:kern w:val="2"/>
+          <w:sz w:val="32"/>
+          <w:szCs w:val="32"/>
+          <w:lang w:val="ru-RU" w:eastAsia="en-US" w:bidi="ar-SA"/>
+        </w:rPr>
+        <w:t xml:space="preserve">ПРИЛОЖЕНИЕ </w:t>
+      </w:r>
+      <w:bookmarkEnd w:id="52"/>
+      <w:r>
+        <w:rPr>
+          <w:rFonts w:eastAsia="" w:cs="Times New Roman"/>
+          <w:b/>
+          <w:color w:themeColor="text1" w:val="000000"/>
+          <w:spacing w:val="-10"/>
+          <w:kern w:val="2"/>
+          <w:sz w:val="32"/>
+          <w:szCs w:val="32"/>
+          <w:lang w:val="ru-RU" w:eastAsia="en-US" w:bidi="ar-SA"/>
+        </w:rPr>
+        <w:t>Г</w:t>
+      </w:r>
     </w:p>
     <w:p>
       <w:pPr>
@@ -4866,7 +5086,9 @@
         </w:rPr>
       </w:pPr>
       <w:r>
-        <w:rPr/>
+        <w:rPr>
+          <w:lang w:val="ru-RU"/>
+        </w:rPr>
       </w:r>
     </w:p>
     <w:p>
@@ -4878,9 +5100,9 @@
         </w:rPr>
       </w:pPr>
       <w:r>
-        <w:rPr/>
-      </w:r>
-      <w:r>
+        <w:rPr>
+          <w:lang w:val="ru-RU"/>
+        </w:rPr>
         <mc:AlternateContent>
           <mc:Choice Requires="wps">
             <w:drawing>
@@ -4899,17 +5121,28 @@
                 <a:graphic xmlns:a="http://schemas.openxmlformats.org/drawingml/2006/main">
                   <a:graphicData uri="http://schemas.microsoft.com/office/word/2010/wordprocessingShape">
                     <wps:wsp>
-                      <wps:cNvSpPr txBox="1"/>
+                      <wps:cNvSpPr/>
                       <wps:spPr>
                         <a:xfrm>
                           <a:off x="0" y="0"/>
-                          <a:ext cx="4886960" cy="3315335"/>
+                          <a:ext cx="4887000" cy="3315240"/>
                         </a:xfrm>
-                        <a:prstGeom prst="rect"/>
+                        <a:prstGeom prst="rect">
+                          <a:avLst/>
+                        </a:prstGeom>
                         <a:solidFill>
-                          <a:srgbClr val="FFFFFF"/>
+                          <a:srgbClr val="ffffff"/>
                         </a:solidFill>
+                        <a:ln w="0">
+                          <a:noFill/>
+                        </a:ln>
                       </wps:spPr>
+                      <wps:style>
+                        <a:lnRef idx="0"/>
+                        <a:fillRef idx="0"/>
+                        <a:effectRef idx="0"/>
+                        <a:fontRef idx="minor"/>
+                      </wps:style>
                       <wps:txbx>
                         <w:txbxContent>
                           <w:p>
@@ -4924,7 +5157,7 @@
                                 <wp:inline distT="0" distB="0" distL="0" distR="0">
                                   <wp:extent cx="4886960" cy="2962275"/>
                                   <wp:effectExtent l="0" t="0" r="0" b="0"/>
-                                  <wp:docPr id="4" name="Изображение2" descr=""/>
+                                  <wp:docPr id="5" name="Изображение2" descr=""/>
                                   <wp:cNvGraphicFramePr>
                                     <a:graphicFrameLocks xmlns:a="http://schemas.openxmlformats.org/drawingml/2006/main" noChangeAspect="1"/>
                                   </wp:cNvGraphicFramePr>
@@ -4932,7 +5165,7 @@
                                     <a:graphicData uri="http://schemas.openxmlformats.org/drawingml/2006/picture">
                                       <pic:pic xmlns:pic="http://schemas.openxmlformats.org/drawingml/2006/picture">
                                         <pic:nvPicPr>
-                                          <pic:cNvPr id="4" name="Изображение2" descr=""/>
+                                          <pic:cNvPr id="5" name="Изображение2" descr=""/>
                                           <pic:cNvPicPr>
                                             <a:picLocks noChangeAspect="1" noChangeArrowheads="1"/>
                                           </pic:cNvPicPr>
@@ -4957,6 +5190,9 @@
                                   </a:graphic>
                                 </wp:inline>
                               </w:drawing>
+                            </w:r>
+                            <w:r>
+                              <w:rPr/>
                               <w:t xml:space="preserve">Рисунок </w:t>
                             </w:r>
                             <w:r>
@@ -4986,7 +5222,7 @@
                           </w:p>
                         </w:txbxContent>
                       </wps:txbx>
-                      <wps:bodyPr anchor="t" lIns="0" tIns="0" rIns="0" bIns="0">
+                      <wps:bodyPr lIns="0" rIns="0" tIns="0" bIns="0" anchor="t">
                         <a:noAutofit/>
                       </wps:bodyPr>
                     </wps:wsp>
@@ -4997,8 +5233,10 @@
           </mc:Choice>
           <mc:Fallback>
             <w:pict>
-              <v:rect style="position:absolute;rotation:-0;width:384.8pt;height:261.05pt;mso-wrap-distance-left:0pt;mso-wrap-distance-right:0pt;mso-wrap-distance-top:0pt;mso-wrap-distance-bottom:0pt;margin-top:-14.9pt;mso-position-vertical-relative:text;margin-left:41.45pt;mso-position-horizontal-relative:text">
-                <v:textbox inset="0in,0in,0in,0in">
+              <v:rect id="shape_0" ID="Врезка1" path="m0,0l-2147483645,0l-2147483645,-2147483646l0,-2147483646xe" fillcolor="white" stroked="f" o:allowincell="f" style="position:absolute;margin-left:41.45pt;margin-top:-14.9pt;width:384.75pt;height:261pt;mso-wrap-style:square;v-text-anchor:top">
+                <v:fill o:detectmouseclick="t" type="solid" color2="black"/>
+                <v:stroke color="#3465a4" joinstyle="round" endcap="flat"/>
+                <v:textbox>
                   <w:txbxContent>
                     <w:p>
                       <w:pPr>
@@ -5012,7 +5250,7 @@
                           <wp:inline distT="0" distB="0" distL="0" distR="0">
                             <wp:extent cx="4886960" cy="2962275"/>
                             <wp:effectExtent l="0" t="0" r="0" b="0"/>
-                            <wp:docPr id="5" name="Изображение2" descr=""/>
+                            <wp:docPr id="6" name="Изображение2" descr=""/>
                             <wp:cNvGraphicFramePr>
                               <a:graphicFrameLocks xmlns:a="http://schemas.openxmlformats.org/drawingml/2006/main" noChangeAspect="1"/>
                             </wp:cNvGraphicFramePr>
@@ -5020,7 +5258,7 @@
                               <a:graphicData uri="http://schemas.openxmlformats.org/drawingml/2006/picture">
                                 <pic:pic xmlns:pic="http://schemas.openxmlformats.org/drawingml/2006/picture">
                                   <pic:nvPicPr>
-                                    <pic:cNvPr id="5" name="Изображение2" descr=""/>
+                                    <pic:cNvPr id="6" name="Изображение2" descr=""/>
                                     <pic:cNvPicPr>
                                       <a:picLocks noChangeAspect="1" noChangeArrowheads="1"/>
                                     </pic:cNvPicPr>
@@ -5045,6 +5283,9 @@
                             </a:graphic>
                           </wp:inline>
                         </w:drawing>
+                      </w:r>
+                      <w:r>
+                        <w:rPr/>
                         <w:t xml:space="preserve">Рисунок </w:t>
                       </w:r>
                       <w:r>
@@ -5090,7 +5331,9 @@
         </w:rPr>
       </w:pPr>
       <w:r>
-        <w:rPr/>
+        <w:rPr>
+          <w:lang w:val="ru-RU"/>
+        </w:rPr>
       </w:r>
     </w:p>
     <w:p>
@@ -5102,7 +5345,9 @@
         </w:rPr>
       </w:pPr>
       <w:r>
-        <w:rPr/>
+        <w:rPr>
+          <w:lang w:val="ru-RU"/>
+        </w:rPr>
       </w:r>
     </w:p>
     <w:p>
@@ -5114,7 +5359,9 @@
         </w:rPr>
       </w:pPr>
       <w:r>
-        <w:rPr/>
+        <w:rPr>
+          <w:lang w:val="ru-RU"/>
+        </w:rPr>
       </w:r>
     </w:p>
     <w:p>
@@ -5126,7 +5373,9 @@
         </w:rPr>
       </w:pPr>
       <w:r>
-        <w:rPr/>
+        <w:rPr>
+          <w:lang w:val="ru-RU"/>
+        </w:rPr>
       </w:r>
     </w:p>
     <w:p>
@@ -5138,7 +5387,9 @@
         </w:rPr>
       </w:pPr>
       <w:r>
-        <w:rPr/>
+        <w:rPr>
+          <w:lang w:val="ru-RU"/>
+        </w:rPr>
       </w:r>
     </w:p>
     <w:p>
@@ -5150,7 +5401,9 @@
         </w:rPr>
       </w:pPr>
       <w:r>
-        <w:rPr/>
+        <w:rPr>
+          <w:lang w:val="ru-RU"/>
+        </w:rPr>
       </w:r>
     </w:p>
     <w:p>
@@ -5162,7 +5415,9 @@
         </w:rPr>
       </w:pPr>
       <w:r>
-        <w:rPr/>
+        <w:rPr>
+          <w:lang w:val="ru-RU"/>
+        </w:rPr>
       </w:r>
     </w:p>
     <w:p>
@@ -5174,7 +5429,9 @@
         </w:rPr>
       </w:pPr>
       <w:r>
-        <w:rPr/>
+        <w:rPr>
+          <w:lang w:val="ru-RU"/>
+        </w:rPr>
       </w:r>
     </w:p>
     <w:p>
@@ -5186,7 +5443,9 @@
         </w:rPr>
       </w:pPr>
       <w:r>
-        <w:rPr/>
+        <w:rPr>
+          <w:lang w:val="ru-RU"/>
+        </w:rPr>
       </w:r>
     </w:p>
     <w:p>
@@ -5198,7 +5457,9 @@
         </w:rPr>
       </w:pPr>
       <w:r>
-        <w:rPr/>
+        <w:rPr>
+          <w:lang w:val="ru-RU"/>
+        </w:rPr>
       </w:r>
     </w:p>
     <w:p>
@@ -5210,7 +5471,9 @@
         </w:rPr>
       </w:pPr>
       <w:r>
-        <w:rPr/>
+        <w:rPr>
+          <w:lang w:val="ru-RU"/>
+        </w:rPr>
       </w:r>
     </w:p>
     <w:p>
@@ -5222,7 +5485,9 @@
         </w:rPr>
       </w:pPr>
       <w:r>
-        <w:rPr/>
+        <w:rPr>
+          <w:lang w:val="ru-RU"/>
+        </w:rPr>
         <w:drawing>
           <wp:anchor behindDoc="0" distT="0" distB="0" distL="0" distR="0" simplePos="0" locked="0" layoutInCell="0" allowOverlap="1" relativeHeight="6">
             <wp:simplePos x="0" y="0"/>
@@ -5235,7 +5500,7 @@
             <wp:extent cx="4886960" cy="2962275"/>
             <wp:effectExtent l="0" t="0" r="0" b="0"/>
             <wp:wrapSquare wrapText="largest"/>
-            <wp:docPr id="6" name="Изображение3" descr=""/>
+            <wp:docPr id="4" name="Изображение3" descr=""/>
             <wp:cNvGraphicFramePr>
               <a:graphicFrameLocks xmlns:a="http://schemas.openxmlformats.org/drawingml/2006/main" noChangeAspect="1"/>
             </wp:cNvGraphicFramePr>
@@ -5243,7 +5508,7 @@
               <a:graphicData uri="http://schemas.openxmlformats.org/drawingml/2006/picture">
                 <pic:pic xmlns:pic="http://schemas.openxmlformats.org/drawingml/2006/picture">
                   <pic:nvPicPr>
-                    <pic:cNvPr id="6" name="Изображение3" descr=""/>
+                    <pic:cNvPr id="4" name="Изображение3" descr=""/>
                     <pic:cNvPicPr>
                       <a:picLocks noChangeAspect="1" noChangeArrowheads="1"/>
                     </pic:cNvPicPr>
@@ -5279,7 +5544,9 @@
         </w:rPr>
       </w:pPr>
       <w:r>
-        <w:rPr/>
+        <w:rPr>
+          <w:lang w:val="ru-RU"/>
+        </w:rPr>
       </w:r>
     </w:p>
     <w:p>
@@ -5291,7 +5558,9 @@
         </w:rPr>
       </w:pPr>
       <w:r>
-        <w:rPr/>
+        <w:rPr>
+          <w:lang w:val="ru-RU"/>
+        </w:rPr>
       </w:r>
     </w:p>
     <w:p>
@@ -5303,7 +5572,9 @@
         </w:rPr>
       </w:pPr>
       <w:r>
-        <w:rPr/>
+        <w:rPr>
+          <w:lang w:val="ru-RU"/>
+        </w:rPr>
       </w:r>
     </w:p>
     <w:p>
@@ -5315,7 +5586,9 @@
         </w:rPr>
       </w:pPr>
       <w:r>
-        <w:rPr/>
+        <w:rPr>
+          <w:lang w:val="ru-RU"/>
+        </w:rPr>
       </w:r>
     </w:p>
     <w:p>
@@ -5327,7 +5600,9 @@
         </w:rPr>
       </w:pPr>
       <w:r>
-        <w:rPr/>
+        <w:rPr>
+          <w:lang w:val="ru-RU"/>
+        </w:rPr>
       </w:r>
     </w:p>
     <w:p>
@@ -5339,7 +5614,9 @@
         </w:rPr>
       </w:pPr>
       <w:r>
-        <w:rPr/>
+        <w:rPr>
+          <w:lang w:val="ru-RU"/>
+        </w:rPr>
       </w:r>
     </w:p>
     <w:p>
@@ -5351,7 +5628,9 @@
         </w:rPr>
       </w:pPr>
       <w:r>
-        <w:rPr/>
+        <w:rPr>
+          <w:lang w:val="ru-RU"/>
+        </w:rPr>
       </w:r>
     </w:p>
     <w:p>
@@ -5378,7 +5657,9 @@
         </w:rPr>
       </w:pPr>
       <w:r>
-        <w:rPr/>
+        <w:rPr>
+          <w:lang w:val="ru-RU"/>
+        </w:rPr>
       </w:r>
     </w:p>
     <w:p>
@@ -5390,7 +5671,9 @@
         </w:rPr>
       </w:pPr>
       <w:r>
-        <w:rPr/>
+        <w:rPr>
+          <w:lang w:val="ru-RU"/>
+        </w:rPr>
       </w:r>
     </w:p>
     <w:p>
@@ -5402,9 +5685,9 @@
         </w:rPr>
       </w:pPr>
       <w:r>
-        <w:rPr/>
-      </w:r>
-      <w:r>
+        <w:rPr>
+          <w:lang w:val="ru-RU"/>
+        </w:rPr>
         <mc:AlternateContent>
           <mc:Choice Requires="wps">
             <w:drawing>
@@ -5419,21 +5702,32 @@
                 <wp:extent cx="4886960" cy="3315335"/>
                 <wp:effectExtent l="0" t="0" r="0" b="0"/>
                 <wp:wrapSquare wrapText="largest"/>
-                <wp:docPr id="7" name="Врезка2"/>
+                <wp:docPr id="5" name="Врезка2"/>
                 <a:graphic xmlns:a="http://schemas.openxmlformats.org/drawingml/2006/main">
                   <a:graphicData uri="http://schemas.microsoft.com/office/word/2010/wordprocessingShape">
                     <wps:wsp>
-                      <wps:cNvSpPr txBox="1"/>
+                      <wps:cNvSpPr/>
                       <wps:spPr>
                         <a:xfrm>
                           <a:off x="0" y="0"/>
-                          <a:ext cx="4886960" cy="3315335"/>
+                          <a:ext cx="4887000" cy="3315240"/>
                         </a:xfrm>
-                        <a:prstGeom prst="rect"/>
+                        <a:prstGeom prst="rect">
+                          <a:avLst/>
+                        </a:prstGeom>
                         <a:solidFill>
-                          <a:srgbClr val="FFFFFF"/>
+                          <a:srgbClr val="ffffff"/>
                         </a:solidFill>
+                        <a:ln w="0">
+                          <a:noFill/>
+                        </a:ln>
                       </wps:spPr>
+                      <wps:style>
+                        <a:lnRef idx="0"/>
+                        <a:fillRef idx="0"/>
+                        <a:effectRef idx="0"/>
+                        <a:fontRef idx="minor"/>
+                      </wps:style>
                       <wps:txbx>
                         <w:txbxContent>
                           <w:p>
@@ -5448,7 +5742,7 @@
                                 <wp:inline distT="0" distB="0" distL="0" distR="0">
                                   <wp:extent cx="4886960" cy="2962275"/>
                                   <wp:effectExtent l="0" t="0" r="0" b="0"/>
-                                  <wp:docPr id="8" name="Изображение4" descr=""/>
+                                  <wp:docPr id="7" name="Изображение4" descr=""/>
                                   <wp:cNvGraphicFramePr>
                                     <a:graphicFrameLocks xmlns:a="http://schemas.openxmlformats.org/drawingml/2006/main" noChangeAspect="1"/>
                                   </wp:cNvGraphicFramePr>
@@ -5456,7 +5750,7 @@
                                     <a:graphicData uri="http://schemas.openxmlformats.org/drawingml/2006/picture">
                                       <pic:pic xmlns:pic="http://schemas.openxmlformats.org/drawingml/2006/picture">
                                         <pic:nvPicPr>
-                                          <pic:cNvPr id="8" name="Изображение4" descr=""/>
+                                          <pic:cNvPr id="7" name="Изображение4" descr=""/>
                                           <pic:cNvPicPr>
                                             <a:picLocks noChangeAspect="1" noChangeArrowheads="1"/>
                                           </pic:cNvPicPr>
@@ -5481,6 +5775,9 @@
                                   </a:graphic>
                                 </wp:inline>
                               </w:drawing>
+                            </w:r>
+                            <w:r>
+                              <w:rPr/>
                               <w:t xml:space="preserve">Рисунок </w:t>
                             </w:r>
                             <w:r>
@@ -5506,7 +5803,7 @@
                           </w:p>
                         </w:txbxContent>
                       </wps:txbx>
-                      <wps:bodyPr anchor="t" lIns="0" tIns="0" rIns="0" bIns="0">
+                      <wps:bodyPr lIns="0" rIns="0" tIns="0" bIns="0" anchor="t">
                         <a:noAutofit/>
                       </wps:bodyPr>
                     </wps:wsp>
@@ -5517,8 +5814,10 @@
           </mc:Choice>
           <mc:Fallback>
             <w:pict>
-              <v:rect style="position:absolute;rotation:-0;width:384.8pt;height:261.05pt;mso-wrap-distance-left:0pt;mso-wrap-distance-right:0pt;mso-wrap-distance-top:0pt;mso-wrap-distance-bottom:0pt;margin-top:-14.25pt;mso-position-vertical-relative:text;margin-left:41.45pt;mso-position-horizontal-relative:text">
-                <v:textbox inset="0in,0in,0in,0in">
+              <v:rect id="shape_0" ID="Врезка2" path="m0,0l-2147483645,0l-2147483645,-2147483646l0,-2147483646xe" fillcolor="white" stroked="f" o:allowincell="f" style="position:absolute;margin-left:41.45pt;margin-top:-14.25pt;width:384.75pt;height:261pt;mso-wrap-style:square;v-text-anchor:top">
+                <v:fill o:detectmouseclick="t" type="solid" color2="black"/>
+                <v:stroke color="#3465a4" joinstyle="round" endcap="flat"/>
+                <v:textbox>
                   <w:txbxContent>
                     <w:p>
                       <w:pPr>
@@ -5532,7 +5831,7 @@
                           <wp:inline distT="0" distB="0" distL="0" distR="0">
                             <wp:extent cx="4886960" cy="2962275"/>
                             <wp:effectExtent l="0" t="0" r="0" b="0"/>
-                            <wp:docPr id="9" name="Изображение4" descr=""/>
+                            <wp:docPr id="8" name="Изображение4" descr=""/>
                             <wp:cNvGraphicFramePr>
                               <a:graphicFrameLocks xmlns:a="http://schemas.openxmlformats.org/drawingml/2006/main" noChangeAspect="1"/>
                             </wp:cNvGraphicFramePr>
@@ -5540,7 +5839,7 @@
                               <a:graphicData uri="http://schemas.openxmlformats.org/drawingml/2006/picture">
                                 <pic:pic xmlns:pic="http://schemas.openxmlformats.org/drawingml/2006/picture">
                                   <pic:nvPicPr>
-                                    <pic:cNvPr id="9" name="Изображение4" descr=""/>
+                                    <pic:cNvPr id="8" name="Изображение4" descr=""/>
                                     <pic:cNvPicPr>
                                       <a:picLocks noChangeAspect="1" noChangeArrowheads="1"/>
                                     </pic:cNvPicPr>
@@ -5565,6 +5864,9 @@
                             </a:graphic>
                           </wp:inline>
                         </w:drawing>
+                      </w:r>
+                      <w:r>
+                        <w:rPr/>
                         <w:t xml:space="preserve">Рисунок </w:t>
                       </w:r>
                       <w:r>
@@ -5606,7 +5908,9 @@
         </w:rPr>
       </w:pPr>
       <w:r>
-        <w:rPr/>
+        <w:rPr>
+          <w:lang w:val="ru-RU"/>
+        </w:rPr>
       </w:r>
       <w:r>
         <w:br w:type="page"/>
@@ -5630,12 +5934,10 @@
       </w:pPr>
       <w:r>
         <w:rPr/>
-      </w:r>
-      <w:r>
         <mc:AlternateContent>
           <mc:Choice Requires="wps">
             <w:drawing>
-              <wp:anchor behindDoc="0" distT="0" distB="0" distL="0" distR="0" simplePos="0" locked="0" layoutInCell="0" allowOverlap="1" relativeHeight="9">
+              <wp:anchor behindDoc="0" distT="0" distB="0" distL="0" distR="0" simplePos="0" locked="0" layoutInCell="0" allowOverlap="1" relativeHeight="10">
                 <wp:simplePos x="0" y="0"/>
                 <wp:positionH relativeFrom="column">
                   <wp:posOffset>384175</wp:posOffset>
@@ -5646,21 +5948,32 @@
                 <wp:extent cx="4886960" cy="3315335"/>
                 <wp:effectExtent l="0" t="0" r="0" b="0"/>
                 <wp:wrapSquare wrapText="largest"/>
-                <wp:docPr id="10" name="Врезка3"/>
+                <wp:docPr id="6" name="Врезка3"/>
                 <a:graphic xmlns:a="http://schemas.openxmlformats.org/drawingml/2006/main">
                   <a:graphicData uri="http://schemas.microsoft.com/office/word/2010/wordprocessingShape">
                     <wps:wsp>
-                      <wps:cNvSpPr txBox="1"/>
+                      <wps:cNvSpPr/>
                       <wps:spPr>
                         <a:xfrm>
                           <a:off x="0" y="0"/>
-                          <a:ext cx="4886960" cy="3315335"/>
+                          <a:ext cx="4887000" cy="3315240"/>
                         </a:xfrm>
-                        <a:prstGeom prst="rect"/>
+                        <a:prstGeom prst="rect">
+                          <a:avLst/>
+                        </a:prstGeom>
                         <a:solidFill>
-                          <a:srgbClr val="FFFFFF"/>
+                          <a:srgbClr val="ffffff"/>
                         </a:solidFill>
+                        <a:ln w="0">
+                          <a:noFill/>
+                        </a:ln>
                       </wps:spPr>
+                      <wps:style>
+                        <a:lnRef idx="0"/>
+                        <a:fillRef idx="0"/>
+                        <a:effectRef idx="0"/>
+                        <a:fontRef idx="minor"/>
+                      </wps:style>
                       <wps:txbx>
                         <w:txbxContent>
                           <w:p>
@@ -5676,7 +5989,7 @@
                                 <wp:inline distT="0" distB="0" distL="0" distR="0">
                                   <wp:extent cx="4886960" cy="2962275"/>
                                   <wp:effectExtent l="0" t="0" r="0" b="0"/>
-                                  <wp:docPr id="11" name="Изображение5" descr=""/>
+                                  <wp:docPr id="8" name="Изображение5" descr=""/>
                                   <wp:cNvGraphicFramePr>
                                     <a:graphicFrameLocks xmlns:a="http://schemas.openxmlformats.org/drawingml/2006/main" noChangeAspect="1"/>
                                   </wp:cNvGraphicFramePr>
@@ -5684,7 +5997,7 @@
                                     <a:graphicData uri="http://schemas.openxmlformats.org/drawingml/2006/picture">
                                       <pic:pic xmlns:pic="http://schemas.openxmlformats.org/drawingml/2006/picture">
                                         <pic:nvPicPr>
-                                          <pic:cNvPr id="11" name="Изображение5" descr=""/>
+                                          <pic:cNvPr id="8" name="Изображение5" descr=""/>
                                           <pic:cNvPicPr>
                                             <a:picLocks noChangeAspect="1" noChangeArrowheads="1"/>
                                           </pic:cNvPicPr>
@@ -5709,6 +6022,9 @@
                                   </a:graphic>
                                 </wp:inline>
                               </w:drawing>
+                            </w:r>
+                            <w:r>
+                              <w:rPr/>
                               <w:t xml:space="preserve">Рисунок </w:t>
                             </w:r>
                             <w:r>
@@ -5738,7 +6054,7 @@
                           </w:p>
                         </w:txbxContent>
                       </wps:txbx>
-                      <wps:bodyPr anchor="t" lIns="0" tIns="0" rIns="0" bIns="0">
+                      <wps:bodyPr lIns="0" rIns="0" tIns="0" bIns="0" anchor="t">
                         <a:noAutofit/>
                       </wps:bodyPr>
                     </wps:wsp>
@@ -5749,8 +6065,10 @@
           </mc:Choice>
           <mc:Fallback>
             <w:pict>
-              <v:rect style="position:absolute;rotation:-0;width:384.8pt;height:261.05pt;mso-wrap-distance-left:0pt;mso-wrap-distance-right:0pt;mso-wrap-distance-top:0pt;mso-wrap-distance-bottom:0pt;margin-top:-13.3pt;mso-position-vertical-relative:text;margin-left:30.25pt;mso-position-horizontal-relative:text">
-                <v:textbox inset="0in,0in,0in,0in">
+              <v:rect id="shape_0" ID="Врезка3" path="m0,0l-2147483645,0l-2147483645,-2147483646l0,-2147483646xe" fillcolor="white" stroked="f" o:allowincell="f" style="position:absolute;margin-left:30.25pt;margin-top:-13.3pt;width:384.75pt;height:261pt;mso-wrap-style:square;v-text-anchor:top">
+                <v:fill o:detectmouseclick="t" type="solid" color2="black"/>
+                <v:stroke color="#3465a4" joinstyle="round" endcap="flat"/>
+                <v:textbox>
                   <w:txbxContent>
                     <w:p>
                       <w:pPr>
@@ -5765,7 +6083,7 @@
                           <wp:inline distT="0" distB="0" distL="0" distR="0">
                             <wp:extent cx="4886960" cy="2962275"/>
                             <wp:effectExtent l="0" t="0" r="0" b="0"/>
-                            <wp:docPr id="12" name="Изображение5" descr=""/>
+                            <wp:docPr id="9" name="Изображение5" descr=""/>
                             <wp:cNvGraphicFramePr>
                               <a:graphicFrameLocks xmlns:a="http://schemas.openxmlformats.org/drawingml/2006/main" noChangeAspect="1"/>
                             </wp:cNvGraphicFramePr>
@@ -5773,7 +6091,7 @@
                               <a:graphicData uri="http://schemas.openxmlformats.org/drawingml/2006/picture">
                                 <pic:pic xmlns:pic="http://schemas.openxmlformats.org/drawingml/2006/picture">
                                   <pic:nvPicPr>
-                                    <pic:cNvPr id="12" name="Изображение5" descr=""/>
+                                    <pic:cNvPr id="9" name="Изображение5" descr=""/>
                                     <pic:cNvPicPr>
                                       <a:picLocks noChangeAspect="1" noChangeArrowheads="1"/>
                                     </pic:cNvPicPr>
@@ -5798,6 +6116,9 @@
                             </a:graphic>
                           </wp:inline>
                         </w:drawing>
+                      </w:r>
+                      <w:r>
+                        <w:rPr/>
                         <w:t xml:space="preserve">Рисунок </w:t>
                       </w:r>
                       <w:r>
@@ -5919,8 +6240,8 @@
         <w:pStyle w:val="-3"/>
         <w:rPr/>
       </w:pPr>
-      <w:bookmarkStart w:id="52" w:name="__RefHeading___Toc12456_1734033060_Копия"/>
-      <w:bookmarkEnd w:id="52"/>
+      <w:bookmarkStart w:id="53" w:name="__RefHeading___Toc12456_1734033060_Копия"/>
+      <w:bookmarkEnd w:id="53"/>
       <w:r>
         <w:rPr/>
         <w:t>ПРИЛОЖЕНИЕ ЯЙЦА</w:t>
@@ -5931,15 +6252,11 @@
         <w:pStyle w:val="-3"/>
         <w:rPr/>
       </w:pPr>
-      <w:bookmarkStart w:id="53" w:name="__RefHeading___Toc12456_1734033060_Копи1"/>
-      <w:bookmarkEnd w:id="53"/>
-      <w:r>
-        <w:rPr/>
-        <w:t>ПРИЛОЖЕНИЕ ЯЙЦА</w:t>
-      </w:r>
-      <w:r>
-        <w:rPr/>
-        <w:t>2</w:t>
+      <w:bookmarkStart w:id="54" w:name="__RefHeading___Toc12456_1734033060_Копи1"/>
+      <w:bookmarkEnd w:id="54"/>
+      <w:r>
+        <w:rPr/>
+        <w:t>ПРИЛОЖЕНИЕ ЯЙЦА2</w:t>
       </w:r>
       <w:r>
         <w:br w:type="page"/>
@@ -5948,14 +6265,802 @@
     <w:p>
       <w:pPr>
         <w:pStyle w:val="-3"/>
-        <w:spacing w:before="240" w:after="160"/>
-        <w:rPr/>
-      </w:pPr>
-      <w:bookmarkStart w:id="54" w:name="__RefHeading___Toc12456_1734033060_Копи2"/>
-      <w:bookmarkEnd w:id="54"/>
+        <w:spacing w:before="0" w:after="160"/>
+        <w:rPr/>
+      </w:pPr>
+      <w:bookmarkStart w:id="55" w:name="__RefHeading___Toc12456_1734033060_Копи2"/>
+      <w:bookmarkEnd w:id="55"/>
       <w:r>
         <w:rPr/>
         <w:t>ПРИЛОЖЕНИЯ ЯЙЦА</w:t>
+      </w:r>
+    </w:p>
+    <w:p>
+      <w:pPr>
+        <w:pStyle w:val="-3"/>
+        <w:spacing w:before="0" w:after="160"/>
+        <w:rPr/>
+      </w:pPr>
+      <w:r>
+        <w:rPr/>
+      </w:r>
+    </w:p>
+    <w:p>
+      <w:pPr>
+        <w:pStyle w:val="-3"/>
+        <w:spacing w:before="0" w:after="160"/>
+        <w:rPr/>
+      </w:pPr>
+      <w:r>
+        <w:rPr/>
+      </w:r>
+    </w:p>
+    <w:p>
+      <w:pPr>
+        <w:pStyle w:val="-3"/>
+        <w:spacing w:before="0" w:after="160"/>
+        <w:rPr/>
+      </w:pPr>
+      <w:r>
+        <w:rPr/>
+      </w:r>
+    </w:p>
+    <w:tbl>
+      <w:tblPr>
+        <w:tblW w:w="5000" w:type="pct"/>
+        <w:jc w:val="left"/>
+        <w:tblInd w:w="55" w:type="dxa"/>
+        <w:tblLayout w:type="fixed"/>
+        <w:tblCellMar>
+          <w:top w:w="55" w:type="dxa"/>
+          <w:left w:w="55" w:type="dxa"/>
+          <w:bottom w:w="55" w:type="dxa"/>
+          <w:right w:w="55" w:type="dxa"/>
+        </w:tblCellMar>
+      </w:tblPr>
+      <w:tblGrid>
+        <w:gridCol w:w="4677"/>
+        <w:gridCol w:w="4678"/>
+      </w:tblGrid>
+      <w:tr>
+        <w:trPr/>
+        <w:tc>
+          <w:tcPr>
+            <w:tcW w:w="4677" w:type="dxa"/>
+            <w:tcBorders>
+              <w:top w:val="single" w:sz="4" w:space="0" w:color="000000"/>
+              <w:left w:val="single" w:sz="4" w:space="0" w:color="000000"/>
+              <w:bottom w:val="single" w:sz="4" w:space="0" w:color="000000"/>
+            </w:tcBorders>
+          </w:tcPr>
+          <w:p>
+            <w:pPr>
+              <w:pStyle w:val="Style23"/>
+              <w:spacing w:before="0" w:after="160"/>
+              <w:rPr/>
+            </w:pPr>
+            <w:r>
+              <w:rPr/>
+              <w:t>Термин</w:t>
+            </w:r>
+          </w:p>
+        </w:tc>
+        <w:tc>
+          <w:tcPr>
+            <w:tcW w:w="4678" w:type="dxa"/>
+            <w:tcBorders>
+              <w:top w:val="single" w:sz="4" w:space="0" w:color="000000"/>
+              <w:left w:val="single" w:sz="4" w:space="0" w:color="000000"/>
+              <w:bottom w:val="single" w:sz="4" w:space="0" w:color="000000"/>
+              <w:right w:val="single" w:sz="4" w:space="0" w:color="000000"/>
+            </w:tcBorders>
+          </w:tcPr>
+          <w:p>
+            <w:pPr>
+              <w:pStyle w:val="Style23"/>
+              <w:spacing w:before="0" w:after="160"/>
+              <w:rPr/>
+            </w:pPr>
+            <w:r>
+              <w:rPr/>
+              <w:t>Определение</w:t>
+            </w:r>
+          </w:p>
+        </w:tc>
+      </w:tr>
+      <w:tr>
+        <w:trPr/>
+        <w:tc>
+          <w:tcPr>
+            <w:tcW w:w="4677" w:type="dxa"/>
+            <w:tcBorders>
+              <w:left w:val="single" w:sz="4" w:space="0" w:color="000000"/>
+              <w:bottom w:val="single" w:sz="4" w:space="0" w:color="000000"/>
+            </w:tcBorders>
+          </w:tcPr>
+          <w:p>
+            <w:pPr>
+              <w:pStyle w:val="Style23"/>
+              <w:spacing w:before="0" w:after="160"/>
+              <w:rPr/>
+            </w:pPr>
+            <w:r>
+              <w:rPr/>
+              <w:t>Яйца</w:t>
+            </w:r>
+          </w:p>
+        </w:tc>
+        <w:tc>
+          <w:tcPr>
+            <w:tcW w:w="4678" w:type="dxa"/>
+            <w:tcBorders>
+              <w:left w:val="single" w:sz="4" w:space="0" w:color="000000"/>
+              <w:bottom w:val="single" w:sz="4" w:space="0" w:color="000000"/>
+              <w:right w:val="single" w:sz="4" w:space="0" w:color="000000"/>
+            </w:tcBorders>
+          </w:tcPr>
+          <w:p>
+            <w:pPr>
+              <w:pStyle w:val="Style23"/>
+              <w:spacing w:before="0" w:after="160"/>
+              <w:rPr/>
+            </w:pPr>
+            <w:r>
+              <w:rPr/>
+              <w:t>Пенис</w:t>
+            </w:r>
+          </w:p>
+        </w:tc>
+      </w:tr>
+      <w:tr>
+        <w:trPr/>
+        <w:tc>
+          <w:tcPr>
+            <w:tcW w:w="4677" w:type="dxa"/>
+            <w:tcBorders>
+              <w:left w:val="single" w:sz="4" w:space="0" w:color="000000"/>
+              <w:bottom w:val="single" w:sz="4" w:space="0" w:color="000000"/>
+            </w:tcBorders>
+          </w:tcPr>
+          <w:p>
+            <w:pPr>
+              <w:pStyle w:val="Style23"/>
+              <w:spacing w:before="0" w:after="160"/>
+              <w:rPr/>
+            </w:pPr>
+            <w:r>
+              <w:rPr/>
+              <w:t>Огромные болс</w:t>
+            </w:r>
+          </w:p>
+        </w:tc>
+        <w:tc>
+          <w:tcPr>
+            <w:tcW w:w="4678" w:type="dxa"/>
+            <w:tcBorders>
+              <w:left w:val="single" w:sz="4" w:space="0" w:color="000000"/>
+              <w:bottom w:val="single" w:sz="4" w:space="0" w:color="000000"/>
+              <w:right w:val="single" w:sz="4" w:space="0" w:color="000000"/>
+            </w:tcBorders>
+          </w:tcPr>
+          <w:p>
+            <w:pPr>
+              <w:pStyle w:val="Style23"/>
+              <w:spacing w:before="0" w:after="160"/>
+              <w:rPr/>
+            </w:pPr>
+            <w:r>
+              <w:rPr/>
+              <w:t>Хоус</w:t>
+            </w:r>
+          </w:p>
+        </w:tc>
+      </w:tr>
+      <w:tr>
+        <w:trPr/>
+        <w:tc>
+          <w:tcPr>
+            <w:tcW w:w="4677" w:type="dxa"/>
+            <w:tcBorders>
+              <w:left w:val="single" w:sz="4" w:space="0" w:color="000000"/>
+              <w:bottom w:val="single" w:sz="4" w:space="0" w:color="000000"/>
+            </w:tcBorders>
+          </w:tcPr>
+          <w:p>
+            <w:pPr>
+              <w:pStyle w:val="Style23"/>
+              <w:spacing w:before="0" w:after="160"/>
+              <w:rPr/>
+            </w:pPr>
+            <w:r>
+              <w:rPr/>
+              <w:t>Гавно</w:t>
+            </w:r>
+          </w:p>
+        </w:tc>
+        <w:tc>
+          <w:tcPr>
+            <w:tcW w:w="4678" w:type="dxa"/>
+            <w:tcBorders>
+              <w:left w:val="single" w:sz="4" w:space="0" w:color="000000"/>
+              <w:bottom w:val="single" w:sz="4" w:space="0" w:color="000000"/>
+              <w:right w:val="single" w:sz="4" w:space="0" w:color="000000"/>
+            </w:tcBorders>
+          </w:tcPr>
+          <w:p>
+            <w:pPr>
+              <w:pStyle w:val="Style23"/>
+              <w:spacing w:before="0" w:after="160"/>
+              <w:rPr/>
+            </w:pPr>
+            <w:r>
+              <w:rPr/>
+            </w:r>
+          </w:p>
+        </w:tc>
+      </w:tr>
+    </w:tbl>
+    <w:p>
+      <w:pPr>
+        <w:pStyle w:val="Normal"/>
+        <w:spacing w:before="0" w:after="160"/>
+        <w:rPr/>
+      </w:pPr>
+      <w:r>
+        <w:rPr/>
+      </w:r>
+    </w:p>
+    <w:p>
+      <w:pPr>
+        <w:pStyle w:val="Normal"/>
+        <w:spacing w:before="0" w:after="160"/>
+        <w:rPr/>
+      </w:pPr>
+      <w:r>
+        <w:rPr/>
+      </w:r>
+    </w:p>
+    <w:p>
+      <w:pPr>
+        <w:pStyle w:val="Normal"/>
+        <w:spacing w:before="0" w:after="160"/>
+        <w:jc w:val="center"/>
+        <w:rPr/>
+      </w:pPr>
+      <w:r>
+        <w:rPr/>
+      </w:r>
+    </w:p>
+    <w:p>
+      <w:pPr>
+        <w:pStyle w:val="Normal"/>
+        <w:tabs>
+          <w:tab w:val="clear" w:pos="643"/>
+          <w:tab w:val="right" w:pos="9071" w:leader="none"/>
+        </w:tabs>
+        <w:spacing w:before="0" w:after="160"/>
+        <w:jc w:val="center"/>
+        <w:rPr/>
+      </w:pPr>
+      <w:r>
+        <w:rPr/>
+      </w:r>
+      <m:oMath xmlns:m="http://schemas.openxmlformats.org/officeDocument/2006/math">
+        <m:r>
+          <w:rPr>
+            <w:rFonts w:ascii="Cambria Math" w:hAnsi="Cambria Math"/>
+          </w:rPr>
+          <m:t xml:space="preserve">E</m:t>
+        </m:r>
+        <m:r>
+          <w:rPr>
+            <w:rFonts w:ascii="Cambria Math" w:hAnsi="Cambria Math"/>
+          </w:rPr>
+          <m:t xml:space="preserve">=</m:t>
+        </m:r>
+        <m:sSup>
+          <m:e>
+            <m:r>
+              <w:rPr>
+                <w:rFonts w:ascii="Cambria Math" w:hAnsi="Cambria Math"/>
+              </w:rPr>
+              <m:t xml:space="preserve">mc</m:t>
+            </m:r>
+          </m:e>
+          <m:sup>
+            <m:r>
+              <w:rPr>
+                <w:rFonts w:ascii="Cambria Math" w:hAnsi="Cambria Math"/>
+              </w:rPr>
+              <m:t xml:space="preserve">2</m:t>
+            </m:r>
+          </m:sup>
+        </m:sSup>
+        <m:r>
+          <w:rPr>
+            <w:rFonts w:ascii="Cambria Math" w:hAnsi="Cambria Math"/>
+          </w:rPr>
+          <m:t xml:space="preserve">,</m:t>
+        </m:r>
+        <m:r>
+          <w:rPr>
+            <w:rFonts w:ascii="Cambria Math" w:hAnsi="Cambria Math"/>
+          </w:rPr>
+          <m:t xml:space="preserve">где</m:t>
+        </m:r>
+        <m:r>
+          <w:rPr>
+            <w:rFonts w:ascii="Cambria Math" w:hAnsi="Cambria Math"/>
+          </w:rPr>
+          <m:t xml:space="preserve">E</m:t>
+        </m:r>
+        <m:r>
+          <w:rPr>
+            <w:rFonts w:ascii="Cambria Math" w:hAnsi="Cambria Math"/>
+          </w:rPr>
+          <m:t xml:space="preserve">—</m:t>
+        </m:r>
+        <m:r>
+          <w:rPr>
+            <w:rFonts w:ascii="Cambria Math" w:hAnsi="Cambria Math"/>
+          </w:rPr>
+          <m:t xml:space="preserve">энергия</m:t>
+        </m:r>
+        <m:r>
+          <w:rPr>
+            <w:rFonts w:ascii="Cambria Math" w:hAnsi="Cambria Math"/>
+          </w:rPr>
+          <m:t xml:space="preserve">,</m:t>
+        </m:r>
+        <m:r>
+          <w:rPr>
+            <w:rFonts w:ascii="Cambria Math" w:hAnsi="Cambria Math"/>
+          </w:rPr>
+          <m:t xml:space="preserve">Дж</m:t>
+        </m:r>
+        <m:r>
+          <w:rPr>
+            <w:rFonts w:ascii="Cambria Math" w:hAnsi="Cambria Math"/>
+          </w:rPr>
+          <m:t xml:space="preserve">;</m:t>
+        </m:r>
+        <m:r>
+          <w:rPr>
+            <w:rFonts w:ascii="Cambria Math" w:hAnsi="Cambria Math"/>
+          </w:rPr>
+          <m:t xml:space="preserve">m</m:t>
+        </m:r>
+        <m:r>
+          <w:rPr>
+            <w:rFonts w:ascii="Cambria Math" w:hAnsi="Cambria Math"/>
+          </w:rPr>
+          <m:t xml:space="preserve">—</m:t>
+        </m:r>
+        <m:r>
+          <w:rPr>
+            <w:rFonts w:ascii="Cambria Math" w:hAnsi="Cambria Math"/>
+          </w:rPr>
+          <m:t xml:space="preserve">масса</m:t>
+        </m:r>
+        <m:r>
+          <w:rPr>
+            <w:rFonts w:ascii="Cambria Math" w:hAnsi="Cambria Math"/>
+          </w:rPr>
+          <m:t xml:space="preserve">,</m:t>
+        </m:r>
+        <m:r>
+          <w:rPr>
+            <w:rFonts w:ascii="Cambria Math" w:hAnsi="Cambria Math"/>
+          </w:rPr>
+          <m:t xml:space="preserve">кг</m:t>
+        </m:r>
+        <m:r>
+          <w:rPr>
+            <w:rFonts w:ascii="Cambria Math" w:hAnsi="Cambria Math"/>
+          </w:rPr>
+          <m:t xml:space="preserve">;</m:t>
+        </m:r>
+        <m:r>
+          <w:rPr>
+            <w:rFonts w:ascii="Cambria Math" w:hAnsi="Cambria Math"/>
+          </w:rPr>
+          <m:t xml:space="preserve">c</m:t>
+        </m:r>
+        <m:r>
+          <w:rPr>
+            <w:rFonts w:ascii="Cambria Math" w:hAnsi="Cambria Math"/>
+          </w:rPr>
+          <m:t xml:space="preserve">—</m:t>
+        </m:r>
+        <m:r>
+          <w:rPr>
+            <w:rFonts w:ascii="Cambria Math" w:hAnsi="Cambria Math"/>
+          </w:rPr>
+          <m:t xml:space="preserve">скорость</m:t>
+        </m:r>
+        <m:r>
+          <w:rPr>
+            <w:rFonts w:ascii="Cambria Math" w:hAnsi="Cambria Math"/>
+          </w:rPr>
+          <m:t xml:space="preserve">света</m:t>
+        </m:r>
+        <m:r>
+          <w:rPr>
+            <w:rFonts w:ascii="Cambria Math" w:hAnsi="Cambria Math"/>
+          </w:rPr>
+          <m:t xml:space="preserve">,</m:t>
+        </m:r>
+        <m:f>
+          <m:fPr>
+            <m:type m:val="lin"/>
+          </m:fPr>
+          <m:num>
+            <m:r>
+              <w:rPr>
+                <w:rFonts w:ascii="Cambria Math" w:hAnsi="Cambria Math"/>
+              </w:rPr>
+              <m:t xml:space="preserve">м</m:t>
+            </m:r>
+          </m:num>
+          <m:den>
+            <m:r>
+              <w:rPr>
+                <w:rFonts w:ascii="Cambria Math" w:hAnsi="Cambria Math"/>
+              </w:rPr>
+              <m:t xml:space="preserve">с</m:t>
+            </m:r>
+          </m:den>
+        </m:f>
+        <m:r>
+          <w:rPr>
+            <w:rFonts w:ascii="Cambria Math" w:hAnsi="Cambria Math"/>
+          </w:rPr>
+          <m:t xml:space="preserve">.</m:t>
+        </m:r>
+      </m:oMath>
+      <w:r>
+        <w:rPr/>
+        <w:tab/>
+      </w:r>
+      <w:r>
+        <w:rPr/>
+        <w:t>(1)</w:t>
+      </w:r>
+    </w:p>
+    <w:p>
+      <w:pPr>
+        <w:pStyle w:val="Normal"/>
+        <w:tabs>
+          <w:tab w:val="clear" w:pos="643"/>
+          <w:tab w:val="right" w:pos="9071" w:leader="none"/>
+        </w:tabs>
+        <w:spacing w:before="0" w:after="160"/>
+        <w:jc w:val="center"/>
+        <w:rPr/>
+      </w:pPr>
+      <w:r>
+        <w:rPr/>
+      </w:r>
+    </w:p>
+    <w:p>
+      <w:pPr>
+        <w:pStyle w:val="Normal"/>
+        <w:spacing w:before="0" w:after="160"/>
+        <w:jc w:val="center"/>
+        <w:rPr/>
+      </w:pPr>
+      <w:r>
+        <w:rPr/>
+      </w:r>
+    </w:p>
+    <w:p>
+      <w:pPr>
+        <w:pStyle w:val="Normal"/>
+        <w:tabs>
+          <w:tab w:val="clear" w:pos="643"/>
+          <w:tab w:val="right" w:pos="9071" w:leader="none"/>
+        </w:tabs>
+        <w:spacing w:before="0" w:after="160"/>
+        <w:jc w:val="center"/>
+        <w:rPr/>
+      </w:pPr>
+      <w:r>
+        <w:rPr/>
+      </w:r>
+      <m:oMathPara xmlns:m="http://schemas.openxmlformats.org/officeDocument/2006/math">
+        <m:oMathParaPr>
+          <m:jc m:val="center"/>
+        </m:oMathParaPr>
+        <m:oMath>
+          <m:r>
+            <w:rPr>
+              <w:rFonts w:ascii="Cambria Math" w:hAnsi="Cambria Math"/>
+            </w:rPr>
+            <m:t xml:space="preserve">E</m:t>
+          </m:r>
+          <m:r>
+            <w:rPr>
+              <w:rFonts w:ascii="Cambria Math" w:hAnsi="Cambria Math"/>
+            </w:rPr>
+            <m:t xml:space="preserve">=</m:t>
+          </m:r>
+          <m:sSup>
+            <m:e>
+              <m:r>
+                <w:rPr>
+                  <w:rFonts w:ascii="Cambria Math" w:hAnsi="Cambria Math"/>
+                </w:rPr>
+                <m:t xml:space="preserve">mc</m:t>
+              </m:r>
+            </m:e>
+            <m:sup>
+              <m:r>
+                <w:rPr>
+                  <w:rFonts w:ascii="Cambria Math" w:hAnsi="Cambria Math"/>
+                </w:rPr>
+                <m:t xml:space="preserve">2</m:t>
+              </m:r>
+            </m:sup>
+          </m:sSup>
+          <m:r>
+            <w:rPr>
+              <w:rFonts w:ascii="Cambria Math" w:hAnsi="Cambria Math"/>
+            </w:rPr>
+            <m:t xml:space="preserve">,</m:t>
+          </m:r>
+          <m:r>
+            <w:rPr>
+              <w:rFonts w:ascii="Cambria Math" w:hAnsi="Cambria Math"/>
+            </w:rPr>
+            <m:t xml:space="preserve">где</m:t>
+          </m:r>
+          <m:r>
+            <w:rPr>
+              <w:rFonts w:ascii="Cambria Math" w:hAnsi="Cambria Math"/>
+            </w:rPr>
+            <m:t xml:space="preserve">E</m:t>
+          </m:r>
+          <m:r>
+            <w:rPr>
+              <w:rFonts w:ascii="Cambria Math" w:hAnsi="Cambria Math"/>
+            </w:rPr>
+            <m:t xml:space="preserve">—</m:t>
+          </m:r>
+          <m:r>
+            <w:rPr>
+              <w:rFonts w:ascii="Cambria Math" w:hAnsi="Cambria Math"/>
+            </w:rPr>
+            <m:t xml:space="preserve">энергия</m:t>
+          </m:r>
+          <m:r>
+            <w:rPr>
+              <w:rFonts w:ascii="Cambria Math" w:hAnsi="Cambria Math"/>
+            </w:rPr>
+            <m:t xml:space="preserve">,</m:t>
+          </m:r>
+          <m:r>
+            <w:rPr>
+              <w:rFonts w:ascii="Cambria Math" w:hAnsi="Cambria Math"/>
+            </w:rPr>
+            <m:t xml:space="preserve">Дж</m:t>
+          </m:r>
+          <m:r>
+            <w:rPr>
+              <w:rFonts w:ascii="Cambria Math" w:hAnsi="Cambria Math"/>
+            </w:rPr>
+            <m:t xml:space="preserve">;</m:t>
+          </m:r>
+          <m:r>
+            <w:rPr>
+              <w:rFonts w:ascii="Cambria Math" w:hAnsi="Cambria Math"/>
+            </w:rPr>
+            <m:t xml:space="preserve">m</m:t>
+          </m:r>
+          <m:r>
+            <w:rPr>
+              <w:rFonts w:ascii="Cambria Math" w:hAnsi="Cambria Math"/>
+            </w:rPr>
+            <m:t xml:space="preserve">—</m:t>
+          </m:r>
+          <m:r>
+            <w:rPr>
+              <w:rFonts w:ascii="Cambria Math" w:hAnsi="Cambria Math"/>
+            </w:rPr>
+            <m:t xml:space="preserve">масса</m:t>
+          </m:r>
+          <m:r>
+            <w:rPr>
+              <w:rFonts w:ascii="Cambria Math" w:hAnsi="Cambria Math"/>
+            </w:rPr>
+            <m:t xml:space="preserve">,</m:t>
+          </m:r>
+          <m:r>
+            <w:rPr>
+              <w:rFonts w:ascii="Cambria Math" w:hAnsi="Cambria Math"/>
+            </w:rPr>
+            <m:t xml:space="preserve">кг</m:t>
+          </m:r>
+          <m:r>
+            <w:rPr>
+              <w:rFonts w:ascii="Cambria Math" w:hAnsi="Cambria Math"/>
+            </w:rPr>
+            <m:t xml:space="preserve">;</m:t>
+          </m:r>
+          <m:r>
+            <w:rPr>
+              <w:rFonts w:ascii="Cambria Math" w:hAnsi="Cambria Math"/>
+            </w:rPr>
+            <m:t xml:space="preserve">c</m:t>
+          </m:r>
+          <m:r>
+            <w:rPr>
+              <w:rFonts w:ascii="Cambria Math" w:hAnsi="Cambria Math"/>
+            </w:rPr>
+            <m:t xml:space="preserve">—</m:t>
+          </m:r>
+          <m:r>
+            <w:rPr>
+              <w:rFonts w:ascii="Cambria Math" w:hAnsi="Cambria Math"/>
+            </w:rPr>
+            <m:t xml:space="preserve">скорость</m:t>
+          </m:r>
+          <m:r>
+            <w:rPr>
+              <w:rFonts w:ascii="Cambria Math" w:hAnsi="Cambria Math"/>
+            </w:rPr>
+            <m:t xml:space="preserve">света</m:t>
+          </m:r>
+          <m:r>
+            <w:rPr>
+              <w:rFonts w:ascii="Cambria Math" w:hAnsi="Cambria Math"/>
+            </w:rPr>
+            <m:t xml:space="preserve">,</m:t>
+          </m:r>
+          <m:f>
+            <m:fPr>
+              <m:type m:val="lin"/>
+            </m:fPr>
+            <m:num>
+              <m:r>
+                <w:rPr>
+                  <w:rFonts w:ascii="Cambria Math" w:hAnsi="Cambria Math"/>
+                </w:rPr>
+                <m:t xml:space="preserve">m</m:t>
+              </m:r>
+            </m:num>
+            <m:den>
+              <m:r>
+                <w:rPr>
+                  <w:rFonts w:ascii="Cambria Math" w:hAnsi="Cambria Math"/>
+                </w:rPr>
+                <m:t xml:space="preserve">s</m:t>
+              </m:r>
+            </m:den>
+          </m:f>
+          <m:r>
+            <w:rPr>
+              <w:rFonts w:ascii="Cambria Math" w:hAnsi="Cambria Math"/>
+            </w:rPr>
+            <m:t xml:space="preserve">.</m:t>
+          </m:r>
+        </m:oMath>
+      </m:oMathPara>
+    </w:p>
+    <w:p>
+      <w:pPr>
+        <w:pStyle w:val="Normal"/>
+        <w:tabs>
+          <w:tab w:val="clear" w:pos="643"/>
+          <w:tab w:val="right" w:pos="9071" w:leader="none"/>
+        </w:tabs>
+        <w:spacing w:before="0" w:after="160"/>
+        <w:jc w:val="center"/>
+        <w:rPr/>
+      </w:pPr>
+      <w:r>
+        <w:rPr/>
+      </w:r>
+    </w:p>
+    <w:p>
+      <w:pPr>
+        <w:pStyle w:val="Normal"/>
+        <w:spacing w:before="0" w:after="160"/>
+        <w:jc w:val="center"/>
+        <w:rPr/>
+      </w:pPr>
+      <w:r>
+        <w:rPr/>
+      </w:r>
+    </w:p>
+    <w:p>
+      <w:pPr>
+        <w:pStyle w:val="Normal"/>
+        <w:tabs>
+          <w:tab w:val="clear" w:pos="643"/>
+          <w:tab w:val="right" w:pos="9071" w:leader="none"/>
+        </w:tabs>
+        <w:spacing w:before="0" w:after="160"/>
+        <w:jc w:val="center"/>
+        <w:rPr/>
+      </w:pPr>
+      <w:r>
+        <w:rPr/>
+      </w:r>
+      <m:oMath xmlns:m="http://schemas.openxmlformats.org/officeDocument/2006/math">
+        <m:r>
+          <w:rPr>
+            <w:rFonts w:ascii="Cambria Math" w:hAnsi="Cambria Math"/>
+          </w:rPr>
+          <m:t xml:space="preserve">Еще</m:t>
+        </m:r>
+        <m:r>
+          <w:rPr>
+            <w:rFonts w:ascii="Cambria Math" w:hAnsi="Cambria Math"/>
+          </w:rPr>
+          <m:t xml:space="preserve">формула</m:t>
+        </m:r>
+        <m:r>
+          <w:rPr>
+            <w:rFonts w:ascii="Cambria Math" w:hAnsi="Cambria Math"/>
+          </w:rPr>
+          <m:t xml:space="preserve">,</m:t>
+        </m:r>
+        <m:r>
+          <w:rPr>
+            <w:rFonts w:ascii="Cambria Math" w:hAnsi="Cambria Math"/>
+          </w:rPr>
+          <m:t xml:space="preserve">там</m:t>
+        </m:r>
+        <m:r>
+          <w:rPr>
+            <w:rFonts w:ascii="Cambria Math" w:hAnsi="Cambria Math"/>
+          </w:rPr>
+          <m:t xml:space="preserve">нет</m:t>
+        </m:r>
+        <m:r>
+          <w:rPr>
+            <w:rFonts w:ascii="Cambria Math" w:hAnsi="Cambria Math"/>
+          </w:rPr>
+          <m:t xml:space="preserve">пояснений</m:t>
+        </m:r>
+      </m:oMath>
+      <w:r>
+        <w:rPr/>
+        <w:tab/>
+      </w:r>
+      <w:r>
+        <w:rPr/>
+        <w:t>(3)</w:t>
+      </w:r>
+    </w:p>
+    <w:p>
+      <w:pPr>
+        <w:pStyle w:val="Normal"/>
+        <w:tabs>
+          <w:tab w:val="clear" w:pos="643"/>
+          <w:tab w:val="right" w:pos="9071" w:leader="none"/>
+        </w:tabs>
+        <w:spacing w:before="0" w:after="160"/>
+        <w:jc w:val="center"/>
+        <w:rPr/>
+      </w:pPr>
+      <w:r>
+        <w:rPr/>
+      </w:r>
+    </w:p>
+    <w:p>
+      <w:pPr>
+        <w:pStyle w:val="Normal"/>
+        <w:tabs>
+          <w:tab w:val="clear" w:pos="643"/>
+          <w:tab w:val="right" w:pos="9071" w:leader="none"/>
+        </w:tabs>
+        <w:spacing w:before="0" w:after="160"/>
+        <w:jc w:val="center"/>
+        <w:rPr/>
+      </w:pPr>
+      <w:r>
+        <w:rPr/>
       </w:r>
     </w:p>
     <w:sectPr>
@@ -6536,7 +7641,7 @@
         </w:r>
         <w:r>
           <w:rPr/>
-          <w:t>20</w:t>
+          <w:t>18</w:t>
         </w:r>
         <w:r>
           <w:rPr/>
@@ -7452,6 +8557,13 @@
       <w:vertAlign w:val="superscript"/>
     </w:rPr>
   </w:style>
+  <w:style w:type="character" w:styleId="FootnoteCharacters2111">
+    <w:name w:val="Footnote Characters2111"/>
+    <w:qFormat/>
+    <w:rPr>
+      <w:vertAlign w:val="superscript"/>
+    </w:rPr>
+  </w:style>
   <w:style w:type="character" w:styleId="annotationreference">
     <w:name w:val="annotation reference"/>
     <w:basedOn w:val="DefaultParagraphFont"/>
@@ -7606,6 +8718,14 @@
       <w:u w:val="single"/>
     </w:rPr>
   </w:style>
+  <w:style w:type="character" w:styleId="InternetLink4">
+    <w:name w:val="Internet Link4"/>
+    <w:qFormat/>
+    <w:rPr>
+      <w:color w:val="000080"/>
+      <w:u w:val="single"/>
+    </w:rPr>
+  </w:style>
   <w:style w:type="character" w:styleId="Hyperlink">
     <w:name w:val="Hyperlink"/>
     <w:rPr>
@@ -7723,7 +8843,7 @@
     <w:rsid w:val="00572b5b"/>
     <w:pPr>
       <w:spacing w:lineRule="auto" w:line="240" w:before="240" w:after="160"/>
-      <w:jc w:val="center"/>
+      <w:jc w:val="right"/>
     </w:pPr>
     <w:rPr>
       <w:rFonts w:ascii="Times New Roman" w:hAnsi="Times New Roman" w:cs="Times New Roman"/>
@@ -7743,6 +8863,7 @@
     <w:rsid w:val="00572b5b"/>
     <w:pPr>
       <w:spacing w:before="0" w:after="100"/>
+      <w:jc w:val="right"/>
     </w:pPr>
     <w:rPr/>
   </w:style>
@@ -7864,6 +8985,7 @@
     <w:pPr>
       <w:spacing w:before="0" w:after="100"/>
       <w:ind w:left="220"/>
+      <w:jc w:val="right"/>
     </w:pPr>
     <w:rPr/>
   </w:style>
@@ -8077,7 +9199,23 @@
       <w:bCs/>
     </w:rPr>
   </w:style>
-  <w:style w:type="numbering" w:styleId="Style27" w:default="1">
+  <w:style w:type="paragraph" w:styleId="Style27">
+    <w:name w:val="Содержимое врезки"/>
+    <w:basedOn w:val="Normal"/>
+    <w:qFormat/>
+    <w:pPr/>
+    <w:rPr/>
+  </w:style>
+  <w:style w:type="paragraph" w:styleId="Style28">
+    <w:name w:val="Обычное гигаяйцо"/>
+    <w:basedOn w:val="-4"/>
+    <w:qFormat/>
+    <w:pPr>
+      <w:jc w:val="right"/>
+    </w:pPr>
+    <w:rPr/>
+  </w:style>
+  <w:style w:type="numbering" w:styleId="Style29" w:default="1">
     <w:name w:val="Без списка"/>
     <w:uiPriority w:val="99"/>
     <w:semiHidden/>

--- a/backend/test-input/test2.docx
+++ b/backend/test-input/test2.docx
@@ -546,12 +546,6 @@
       </w:r>
       <w:bookmarkEnd w:id="1"/>
       <w:bookmarkEnd w:id="2"/>
-      <w:r>
-        <w:rPr>
-          <w:lang w:val="en-US"/>
-        </w:rPr>
-        <w:t>.</w:t>
-      </w:r>
     </w:p>
     <w:p>
       <w:pPr>
@@ -862,55 +856,7 @@
           <w:sz w:val="28"/>
           <w:szCs w:val="28"/>
         </w:rPr>
-        <w:t>безопасно взаимодействовать с ним, не зная внутренней реализации. [</w:t>
-      </w:r>
-      <w:r>
-        <w:rPr>
-          <w:rFonts w:cs="Times New Roman" w:ascii="Times New Roman" w:hAnsi="Times New Roman"/>
-          <w:sz w:val="28"/>
-          <w:szCs w:val="28"/>
-        </w:rPr>
-        <w:fldChar w:fldCharType="begin"/>
-      </w:r>
-      <w:r>
-        <w:rPr>
-          <w:sz w:val="28"/>
-          <w:szCs w:val="28"/>
-          <w:rFonts w:cs="Times New Roman" w:ascii="Times New Roman" w:hAnsi="Times New Roman"/>
-        </w:rPr>
-        <w:instrText xml:space="preserve"> REF Столлингс \r \r \h </w:instrText>
-      </w:r>
-      <w:r>
-        <w:rPr>
-          <w:sz w:val="28"/>
-          <w:szCs w:val="28"/>
-          <w:rFonts w:cs="Times New Roman" w:ascii="Times New Roman" w:hAnsi="Times New Roman"/>
-        </w:rPr>
-        <w:fldChar w:fldCharType="separate"/>
-      </w:r>
-      <w:r>
-        <w:rPr>
-          <w:sz w:val="28"/>
-          <w:szCs w:val="28"/>
-          <w:rFonts w:cs="Times New Roman" w:ascii="Times New Roman" w:hAnsi="Times New Roman"/>
-        </w:rPr>
-        <w:t>Ошибка: источник перекрёстной ссылки не найден</w:t>
-      </w:r>
-      <w:r>
-        <w:rPr>
-          <w:sz w:val="28"/>
-          <w:szCs w:val="28"/>
-          <w:rFonts w:cs="Times New Roman" w:ascii="Times New Roman" w:hAnsi="Times New Roman"/>
-        </w:rPr>
-        <w:fldChar w:fldCharType="end"/>
-      </w:r>
-      <w:r>
-        <w:rPr>
-          <w:rFonts w:cs="Times New Roman" w:ascii="Times New Roman" w:hAnsi="Times New Roman"/>
-          <w:sz w:val="28"/>
-          <w:szCs w:val="28"/>
-        </w:rPr>
-        <w:t>].</w:t>
+        <w:t>безопасно взаимодействовать с ним, не зная внутренней реализации.</w:t>
         <w:br/>
       </w:r>
     </w:p>
@@ -948,7 +894,7 @@
           <w:textDirection w:val="lrTb"/>
           <w:docGrid w:type="default" w:linePitch="360" w:charSpace="0"/>
         </w:sectPr>
-        <w:pStyle w:val="Style22"/>
+        <w:pStyle w:val="Style24"/>
         <w:rPr>
           <w:rFonts w:ascii="Times New Roman" w:hAnsi="Times New Roman" w:cs="Times New Roman"/>
           <w:sz w:val="28"/>
@@ -1739,6 +1685,427 @@
         </w:rPr>
       </w:pPr>
       <w:r>
+        <w:rPr/>
+      </w:r>
+    </w:p>
+    <w:p>
+      <w:pPr>
+        <w:pStyle w:val="-4"/>
+        <w:numPr>
+          <w:ilvl w:val="0"/>
+          <w:numId w:val="2"/>
+        </w:numPr>
+        <w:rPr>
+          <w:lang w:val="ru-RU"/>
+        </w:rPr>
+      </w:pPr>
+      <w:r>
+        <w:rPr>
+          <w:lang w:val="ru-RU"/>
+        </w:rPr>
+        <w:t>Список 1;</w:t>
+      </w:r>
+    </w:p>
+    <w:p>
+      <w:pPr>
+        <w:pStyle w:val="-4"/>
+        <w:numPr>
+          <w:ilvl w:val="0"/>
+          <w:numId w:val="2"/>
+        </w:numPr>
+        <w:rPr>
+          <w:lang w:val="ru-RU"/>
+        </w:rPr>
+      </w:pPr>
+      <w:r>
+        <w:rPr>
+          <w:lang w:val="ru-RU"/>
+        </w:rPr>
+        <w:t>Вот его штуки;</w:t>
+      </w:r>
+    </w:p>
+    <w:p>
+      <w:pPr>
+        <w:pStyle w:val="-4"/>
+        <w:numPr>
+          <w:ilvl w:val="0"/>
+          <w:numId w:val="7"/>
+        </w:numPr>
+        <w:rPr>
+          <w:lang w:val="ru-RU"/>
+        </w:rPr>
+      </w:pPr>
+      <w:r>
+        <w:rPr>
+          <w:lang w:val="ru-RU"/>
+        </w:rPr>
+        <w:t>Цифра, а нахуя?</w:t>
+      </w:r>
+    </w:p>
+    <w:p>
+      <w:pPr>
+        <w:pStyle w:val="-4"/>
+        <w:numPr>
+          <w:ilvl w:val="0"/>
+          <w:numId w:val="7"/>
+        </w:numPr>
+        <w:rPr>
+          <w:lang w:val="ru-RU"/>
+        </w:rPr>
+      </w:pPr>
+      <w:r>
+        <w:rPr>
+          <w:lang w:val="ru-RU"/>
+        </w:rPr>
+        <w:t>И вторая цифра, что за болс?</w:t>
+      </w:r>
+    </w:p>
+    <w:p>
+      <w:pPr>
+        <w:pStyle w:val="-4"/>
+        <w:numPr>
+          <w:ilvl w:val="0"/>
+          <w:numId w:val="2"/>
+        </w:numPr>
+        <w:rPr/>
+      </w:pPr>
+      <w:r>
+        <w:rPr>
+          <w:lang w:val="ru-RU"/>
+        </w:rPr>
+        <w:t>Лол</w:t>
+      </w:r>
+    </w:p>
+    <w:p>
+      <w:pPr>
+        <w:pStyle w:val="-4"/>
+        <w:ind w:hanging="0"/>
+        <w:rPr>
+          <w:lang w:val="ru-RU"/>
+        </w:rPr>
+      </w:pPr>
+      <w:r>
+        <w:rPr>
+          <w:lang w:val="ru-RU"/>
+        </w:rPr>
+      </w:r>
+    </w:p>
+    <w:p>
+      <w:pPr>
+        <w:pStyle w:val="-4"/>
+        <w:numPr>
+          <w:ilvl w:val="0"/>
+          <w:numId w:val="3"/>
+        </w:numPr>
+        <w:rPr>
+          <w:lang w:val="ru-RU"/>
+        </w:rPr>
+      </w:pPr>
+      <w:r>
+        <w:rPr>
+          <w:lang w:val="ru-RU"/>
+        </w:rPr>
+        <w:t>А вот список два с циферками</w:t>
+      </w:r>
+    </w:p>
+    <w:p>
+      <w:pPr>
+        <w:pStyle w:val="-4"/>
+        <w:numPr>
+          <w:ilvl w:val="0"/>
+          <w:numId w:val="3"/>
+        </w:numPr>
+        <w:rPr>
+          <w:lang w:val="ru-RU"/>
+        </w:rPr>
+      </w:pPr>
+      <w:r>
+        <w:rPr>
+          <w:lang w:val="ru-RU"/>
+        </w:rPr>
+        <w:t>Да да я.</w:t>
+      </w:r>
+    </w:p>
+    <w:p>
+      <w:pPr>
+        <w:pStyle w:val="-4"/>
+        <w:ind w:hanging="0"/>
+        <w:rPr>
+          <w:lang w:val="ru-RU"/>
+        </w:rPr>
+      </w:pPr>
+      <w:r>
+        <w:rPr>
+          <w:lang w:val="ru-RU"/>
+        </w:rPr>
+      </w:r>
+    </w:p>
+    <w:p>
+      <w:pPr>
+        <w:pStyle w:val="-4"/>
+        <w:numPr>
+          <w:ilvl w:val="0"/>
+          <w:numId w:val="4"/>
+        </w:numPr>
+        <w:ind w:hanging="0"/>
+        <w:rPr>
+          <w:lang w:val="ru-RU"/>
+        </w:rPr>
+      </w:pPr>
+      <w:r>
+        <w:rPr>
+          <w:lang w:val="ru-RU"/>
+        </w:rPr>
+        <w:t>А вот многоуровневый еще;</w:t>
+      </w:r>
+    </w:p>
+    <w:p>
+      <w:pPr>
+        <w:pStyle w:val="-4"/>
+        <w:numPr>
+          <w:ilvl w:val="1"/>
+          <w:numId w:val="4"/>
+        </w:numPr>
+        <w:ind w:hanging="0"/>
+        <w:rPr/>
+      </w:pPr>
+      <w:r>
+        <w:rPr>
+          <w:lang w:val="ru-RU"/>
+        </w:rPr>
+        <w:t>Лол;</w:t>
+      </w:r>
+    </w:p>
+    <w:p>
+      <w:pPr>
+        <w:pStyle w:val="-4"/>
+        <w:numPr>
+          <w:ilvl w:val="2"/>
+          <w:numId w:val="4"/>
+        </w:numPr>
+        <w:ind w:hanging="0"/>
+        <w:rPr>
+          <w:lang w:val="ru-RU"/>
+        </w:rPr>
+      </w:pPr>
+      <w:r>
+        <w:rPr>
+          <w:lang w:val="ru-RU"/>
+        </w:rPr>
+        <w:t>Погодите, это реально?</w:t>
+      </w:r>
+    </w:p>
+    <w:p>
+      <w:pPr>
+        <w:pStyle w:val="-4"/>
+        <w:numPr>
+          <w:ilvl w:val="2"/>
+          <w:numId w:val="8"/>
+        </w:numPr>
+        <w:rPr>
+          <w:lang w:val="ru-RU"/>
+        </w:rPr>
+      </w:pPr>
+      <w:r>
+        <w:rPr>
+          <w:lang w:val="ru-RU"/>
+        </w:rPr>
+        <w:t>Пенис</w:t>
+      </w:r>
+    </w:p>
+    <w:p>
+      <w:pPr>
+        <w:pStyle w:val="-4"/>
+        <w:numPr>
+          <w:ilvl w:val="2"/>
+          <w:numId w:val="9"/>
+        </w:numPr>
+        <w:rPr/>
+      </w:pPr>
+      <w:r>
+        <w:rPr>
+          <w:lang w:val="ru-RU"/>
+        </w:rPr>
+        <w:t>Рофлс</w:t>
+      </w:r>
+    </w:p>
+    <w:p>
+      <w:pPr>
+        <w:pStyle w:val="-4"/>
+        <w:ind w:hanging="0"/>
+        <w:rPr>
+          <w:lang w:val="ru-RU"/>
+        </w:rPr>
+      </w:pPr>
+      <w:r>
+        <w:rPr>
+          <w:lang w:val="ru-RU"/>
+        </w:rPr>
+      </w:r>
+    </w:p>
+    <w:p>
+      <w:pPr>
+        <w:pStyle w:val="-4"/>
+        <w:rPr>
+          <w:lang w:val="ru-RU"/>
+        </w:rPr>
+      </w:pPr>
+      <w:r>
+        <w:rPr>
+          <w:lang w:val="ru-RU"/>
+        </w:rPr>
+      </w:r>
+    </w:p>
+    <w:p>
+      <w:pPr>
+        <w:pStyle w:val="-4"/>
+        <w:numPr>
+          <w:ilvl w:val="0"/>
+          <w:numId w:val="5"/>
+        </w:numPr>
+        <w:ind w:hanging="0"/>
+        <w:rPr>
+          <w:lang w:val="ru-RU"/>
+        </w:rPr>
+      </w:pPr>
+      <w:r>
+        <w:rPr>
+          <w:lang w:val="ru-RU"/>
+        </w:rPr>
+        <w:t>Ладно;</w:t>
+      </w:r>
+    </w:p>
+    <w:p>
+      <w:pPr>
+        <w:pStyle w:val="-4"/>
+        <w:numPr>
+          <w:ilvl w:val="0"/>
+          <w:numId w:val="5"/>
+        </w:numPr>
+        <w:ind w:hanging="0"/>
+        <w:rPr>
+          <w:lang w:val="ru-RU"/>
+        </w:rPr>
+      </w:pPr>
+      <w:r>
+        <w:rPr>
+          <w:lang w:val="ru-RU"/>
+        </w:rPr>
+        <w:t>Яйца</w:t>
+      </w:r>
+    </w:p>
+    <w:p>
+      <w:pPr>
+        <w:pStyle w:val="-4"/>
+        <w:ind w:hanging="0"/>
+        <w:rPr>
+          <w:lang w:val="ru-RU"/>
+        </w:rPr>
+      </w:pPr>
+      <w:r>
+        <w:rPr>
+          <w:lang w:val="ru-RU"/>
+        </w:rPr>
+      </w:r>
+    </w:p>
+    <w:p>
+      <w:pPr>
+        <w:pStyle w:val="-4"/>
+        <w:numPr>
+          <w:ilvl w:val="0"/>
+          <w:numId w:val="6"/>
+        </w:numPr>
+        <w:rPr>
+          <w:lang w:val="ru-RU"/>
+        </w:rPr>
+      </w:pPr>
+      <w:r>
+        <w:rPr>
+          <w:lang w:val="ru-RU"/>
+        </w:rPr>
+        <w:t>Огузок;</w:t>
+      </w:r>
+    </w:p>
+    <w:p>
+      <w:pPr>
+        <w:pStyle w:val="-4"/>
+        <w:numPr>
+          <w:ilvl w:val="0"/>
+          <w:numId w:val="6"/>
+        </w:numPr>
+        <w:rPr>
+          <w:lang w:val="ru-RU"/>
+        </w:rPr>
+      </w:pPr>
+      <w:r>
+        <w:rPr>
+          <w:lang w:val="ru-RU"/>
+        </w:rPr>
+        <w:t>Раскерлированный огузок</w:t>
+      </w:r>
+    </w:p>
+    <w:p>
+      <w:pPr>
+        <w:pStyle w:val="-4"/>
+        <w:numPr>
+          <w:ilvl w:val="0"/>
+          <w:numId w:val="6"/>
+        </w:numPr>
+        <w:rPr>
+          <w:lang w:val="ru-RU"/>
+        </w:rPr>
+      </w:pPr>
+      <w:r>
+        <w:rPr>
+          <w:lang w:val="ru-RU"/>
+        </w:rPr>
+        <w:t>Гигамегасуперогузок прямо в яйца;</w:t>
+      </w:r>
+    </w:p>
+    <w:p>
+      <w:pPr>
+        <w:pStyle w:val="-4"/>
+        <w:numPr>
+          <w:ilvl w:val="0"/>
+          <w:numId w:val="6"/>
+        </w:numPr>
+        <w:rPr>
+          <w:lang w:val="ru-RU"/>
+        </w:rPr>
+      </w:pPr>
+      <w:r>
+        <w:rPr>
+          <w:lang w:val="ru-RU"/>
+        </w:rPr>
+        <w:t>Огромнейший гигаогузище с двойными яйцами;</w:t>
+      </w:r>
+    </w:p>
+    <w:p>
+      <w:pPr>
+        <w:pStyle w:val="-4"/>
+        <w:numPr>
+          <w:ilvl w:val="0"/>
+          <w:numId w:val="6"/>
+        </w:numPr>
+        <w:rPr>
+          <w:lang w:val="ru-RU"/>
+        </w:rPr>
+      </w:pPr>
+      <w:r>
+        <w:rPr>
+          <w:lang w:val="ru-RU"/>
+        </w:rPr>
+        <w:t>Трипл пресс прямо в яйца от гигамегасуперогузка.</w:t>
+      </w:r>
+    </w:p>
+    <w:p>
+      <w:pPr>
+        <w:pStyle w:val="-21"/>
+        <w:rPr>
+          <w:lang w:val="ru-RU"/>
+        </w:rPr>
+      </w:pPr>
+      <w:r>
         <w:rPr>
           <w:lang w:val="ru-RU"/>
         </w:rPr>
@@ -1779,7 +2146,7 @@
     </w:p>
     <w:p>
       <w:pPr>
-        <w:pStyle w:val="Style25"/>
+        <w:pStyle w:val="Style27"/>
         <w:keepNext w:val="true"/>
         <w:rPr/>
       </w:pPr>
@@ -1846,7 +2213,7 @@
           </w:tcPr>
           <w:p>
             <w:pPr>
-              <w:pStyle w:val="Style23"/>
+              <w:pStyle w:val="Style25"/>
               <w:spacing w:before="0" w:after="160"/>
               <w:rPr/>
             </w:pPr>
@@ -1866,7 +2233,7 @@
           </w:tcPr>
           <w:p>
             <w:pPr>
-              <w:pStyle w:val="Style23"/>
+              <w:pStyle w:val="Style25"/>
               <w:spacing w:before="0" w:after="160"/>
               <w:rPr/>
             </w:pPr>
@@ -1886,7 +2253,7 @@
           </w:tcPr>
           <w:p>
             <w:pPr>
-              <w:pStyle w:val="Style23"/>
+              <w:pStyle w:val="Style25"/>
               <w:spacing w:before="0" w:after="160"/>
               <w:rPr/>
             </w:pPr>
@@ -1906,7 +2273,7 @@
           </w:tcPr>
           <w:p>
             <w:pPr>
-              <w:pStyle w:val="Style23"/>
+              <w:pStyle w:val="Style25"/>
               <w:spacing w:before="0" w:after="160"/>
               <w:rPr/>
             </w:pPr>
@@ -1926,7 +2293,7 @@
           </w:tcPr>
           <w:p>
             <w:pPr>
-              <w:pStyle w:val="Style23"/>
+              <w:pStyle w:val="Style25"/>
               <w:spacing w:before="0" w:after="160"/>
               <w:rPr/>
             </w:pPr>
@@ -1947,7 +2314,7 @@
           </w:tcPr>
           <w:p>
             <w:pPr>
-              <w:pStyle w:val="Style23"/>
+              <w:pStyle w:val="Style25"/>
               <w:spacing w:before="0" w:after="160"/>
               <w:rPr/>
             </w:pPr>
@@ -1969,7 +2336,7 @@
           </w:tcPr>
           <w:p>
             <w:pPr>
-              <w:pStyle w:val="Style23"/>
+              <w:pStyle w:val="Style25"/>
               <w:spacing w:before="0" w:after="160"/>
               <w:rPr/>
             </w:pPr>
@@ -1988,7 +2355,7 @@
           </w:tcPr>
           <w:p>
             <w:pPr>
-              <w:pStyle w:val="Style23"/>
+              <w:pStyle w:val="Style25"/>
               <w:spacing w:before="0" w:after="160"/>
               <w:rPr/>
             </w:pPr>
@@ -2007,7 +2374,7 @@
           </w:tcPr>
           <w:p>
             <w:pPr>
-              <w:pStyle w:val="Style23"/>
+              <w:pStyle w:val="Style25"/>
               <w:spacing w:before="0" w:after="160"/>
               <w:rPr/>
             </w:pPr>
@@ -2026,7 +2393,7 @@
           </w:tcPr>
           <w:p>
             <w:pPr>
-              <w:pStyle w:val="Style23"/>
+              <w:pStyle w:val="Style25"/>
               <w:spacing w:before="0" w:after="160"/>
               <w:rPr/>
             </w:pPr>
@@ -2045,7 +2412,7 @@
           </w:tcPr>
           <w:p>
             <w:pPr>
-              <w:pStyle w:val="Style23"/>
+              <w:pStyle w:val="Style25"/>
               <w:spacing w:before="0" w:after="160"/>
               <w:rPr/>
             </w:pPr>
@@ -2065,7 +2432,7 @@
           </w:tcPr>
           <w:p>
             <w:pPr>
-              <w:pStyle w:val="Style23"/>
+              <w:pStyle w:val="Style25"/>
               <w:spacing w:before="0" w:after="160"/>
               <w:rPr/>
             </w:pPr>
@@ -2087,7 +2454,7 @@
           </w:tcPr>
           <w:p>
             <w:pPr>
-              <w:pStyle w:val="Style23"/>
+              <w:pStyle w:val="Style25"/>
               <w:spacing w:before="0" w:after="160"/>
               <w:rPr/>
             </w:pPr>
@@ -2106,7 +2473,7 @@
           </w:tcPr>
           <w:p>
             <w:pPr>
-              <w:pStyle w:val="Style23"/>
+              <w:pStyle w:val="Style25"/>
               <w:spacing w:before="0" w:after="160"/>
               <w:rPr/>
             </w:pPr>
@@ -2125,7 +2492,7 @@
           </w:tcPr>
           <w:p>
             <w:pPr>
-              <w:pStyle w:val="Style23"/>
+              <w:pStyle w:val="Style25"/>
               <w:spacing w:before="0" w:after="160"/>
               <w:rPr/>
             </w:pPr>
@@ -2144,7 +2511,7 @@
           </w:tcPr>
           <w:p>
             <w:pPr>
-              <w:pStyle w:val="Style23"/>
+              <w:pStyle w:val="Style25"/>
               <w:spacing w:before="0" w:after="160"/>
               <w:rPr/>
             </w:pPr>
@@ -2163,7 +2530,7 @@
           </w:tcPr>
           <w:p>
             <w:pPr>
-              <w:pStyle w:val="Style23"/>
+              <w:pStyle w:val="Style25"/>
               <w:spacing w:before="0" w:after="160"/>
               <w:rPr/>
             </w:pPr>
@@ -2183,7 +2550,7 @@
           </w:tcPr>
           <w:p>
             <w:pPr>
-              <w:pStyle w:val="Style23"/>
+              <w:pStyle w:val="Style25"/>
               <w:spacing w:before="0" w:after="160"/>
               <w:rPr/>
             </w:pPr>
@@ -2205,7 +2572,7 @@
           </w:tcPr>
           <w:p>
             <w:pPr>
-              <w:pStyle w:val="Style23"/>
+              <w:pStyle w:val="Style25"/>
               <w:spacing w:before="0" w:after="160"/>
               <w:rPr/>
             </w:pPr>
@@ -2224,7 +2591,7 @@
           </w:tcPr>
           <w:p>
             <w:pPr>
-              <w:pStyle w:val="Style23"/>
+              <w:pStyle w:val="Style25"/>
               <w:spacing w:before="0" w:after="160"/>
               <w:rPr/>
             </w:pPr>
@@ -2243,7 +2610,7 @@
           </w:tcPr>
           <w:p>
             <w:pPr>
-              <w:pStyle w:val="Style23"/>
+              <w:pStyle w:val="Style25"/>
               <w:spacing w:before="0" w:after="160"/>
               <w:rPr/>
             </w:pPr>
@@ -2262,7 +2629,7 @@
           </w:tcPr>
           <w:p>
             <w:pPr>
-              <w:pStyle w:val="Style23"/>
+              <w:pStyle w:val="Style25"/>
               <w:spacing w:before="0" w:after="160"/>
               <w:rPr/>
             </w:pPr>
@@ -2281,7 +2648,7 @@
           </w:tcPr>
           <w:p>
             <w:pPr>
-              <w:pStyle w:val="Style23"/>
+              <w:pStyle w:val="Style25"/>
               <w:spacing w:before="0" w:after="160"/>
               <w:rPr/>
             </w:pPr>
@@ -2301,7 +2668,7 @@
           </w:tcPr>
           <w:p>
             <w:pPr>
-              <w:pStyle w:val="Style23"/>
+              <w:pStyle w:val="Style25"/>
               <w:spacing w:before="0" w:after="160"/>
               <w:rPr/>
             </w:pPr>
@@ -2323,7 +2690,7 @@
           </w:tcPr>
           <w:p>
             <w:pPr>
-              <w:pStyle w:val="Style23"/>
+              <w:pStyle w:val="Style25"/>
               <w:spacing w:before="0" w:after="160"/>
               <w:rPr/>
             </w:pPr>
@@ -2342,7 +2709,7 @@
           </w:tcPr>
           <w:p>
             <w:pPr>
-              <w:pStyle w:val="Style23"/>
+              <w:pStyle w:val="Style25"/>
               <w:spacing w:before="0" w:after="160"/>
               <w:rPr/>
             </w:pPr>
@@ -2361,7 +2728,7 @@
           </w:tcPr>
           <w:p>
             <w:pPr>
-              <w:pStyle w:val="Style23"/>
+              <w:pStyle w:val="Style25"/>
               <w:spacing w:before="0" w:after="160"/>
               <w:rPr/>
             </w:pPr>
@@ -2380,7 +2747,7 @@
           </w:tcPr>
           <w:p>
             <w:pPr>
-              <w:pStyle w:val="Style23"/>
+              <w:pStyle w:val="Style25"/>
               <w:spacing w:before="0" w:after="160"/>
               <w:rPr/>
             </w:pPr>
@@ -2399,7 +2766,7 @@
           </w:tcPr>
           <w:p>
             <w:pPr>
-              <w:pStyle w:val="Style23"/>
+              <w:pStyle w:val="Style25"/>
               <w:spacing w:before="0" w:after="160"/>
               <w:rPr/>
             </w:pPr>
@@ -2419,7 +2786,7 @@
           </w:tcPr>
           <w:p>
             <w:pPr>
-              <w:pStyle w:val="Style23"/>
+              <w:pStyle w:val="Style25"/>
               <w:spacing w:before="0" w:after="160"/>
               <w:rPr/>
             </w:pPr>
@@ -2489,21 +2856,137 @@
         <w:rPr>
           <w:lang w:val="ru-RU"/>
         </w:rPr>
-        <w:t>Как видно из формулы (3), формула норм (не, не очень)</w:t>
-      </w:r>
-    </w:p>
-    <w:p>
-      <w:pPr>
-        <w:pStyle w:val="Style28"/>
+        <w:t xml:space="preserve">Как видно из формулы (3), формула норм (не, не очень). Как видно из списка литературы </w:t>
+      </w:r>
+      <w:r>
+        <w:rPr>
+          <w:lang w:val="en-US"/>
+        </w:rPr>
+        <w:t>[2]</w:t>
+      </w:r>
+      <w:r>
+        <w:rPr>
+          <w:lang w:val="ru-RU"/>
+        </w:rPr>
+        <w:t>, все гавно.</w:t>
+      </w:r>
+      <w:r>
+        <w:br w:type="page"/>
+      </w:r>
+    </w:p>
+    <w:p>
+      <w:pPr>
+        <w:pStyle w:val="-3"/>
+        <w:keepNext w:val="true"/>
+        <w:keepLines/>
+        <w:widowControl/>
+        <w:suppressAutoHyphens w:val="true"/>
+        <w:bidi w:val="0"/>
+        <w:spacing w:lineRule="auto" w:line="240" w:before="240" w:after="160"/>
+        <w:rPr>
+          <w:rFonts w:ascii="Times New Roman" w:hAnsi="Times New Roman" w:eastAsia="" w:cs="Times New Roman"/>
+          <w:b/>
+          <w:color w:themeColor="text1" w:val="000000"/>
+          <w:spacing w:val="-10"/>
+          <w:kern w:val="2"/>
+          <w:sz w:val="32"/>
+          <w:szCs w:val="32"/>
+          <w:lang w:val="ru-RU" w:eastAsia="en-US" w:bidi="ar-SA"/>
+        </w:rPr>
+      </w:pPr>
+      <w:bookmarkStart w:id="47" w:name="__RefHeading___Toc12450_1734033060"/>
+      <w:bookmarkStart w:id="48" w:name="_Toc130343950"/>
+      <w:bookmarkStart w:id="49" w:name="_Toc140087589"/>
+      <w:bookmarkEnd w:id="47"/>
+      <w:r>
+        <w:rPr>
+          <w:rFonts w:eastAsia="" w:cs="Times New Roman"/>
+          <w:b/>
+          <w:color w:themeColor="text1" w:val="000000"/>
+          <w:spacing w:val="-10"/>
+          <w:kern w:val="2"/>
+          <w:sz w:val="32"/>
+          <w:szCs w:val="32"/>
+          <w:lang w:val="ru-RU" w:eastAsia="en-US" w:bidi="ar-SA"/>
+        </w:rPr>
+        <w:t>СПИСОК ИСПОЛЬЗОВАННЫХ ИСТОЧНИКОВ</w:t>
+      </w:r>
+      <w:bookmarkEnd w:id="48"/>
+      <w:bookmarkEnd w:id="49"/>
+    </w:p>
+    <w:p>
+      <w:pPr>
+        <w:pStyle w:val="-4"/>
+        <w:numPr>
+          <w:ilvl w:val="0"/>
+          <w:numId w:val="1"/>
+        </w:numPr>
+        <w:rPr>
+          <w:szCs w:val="28"/>
+          <w:lang w:val="ru-RU"/>
+        </w:rPr>
+      </w:pPr>
+      <w:bookmarkStart w:id="50" w:name="Столлингс"/>
+      <w:r>
+        <w:rPr>
+          <w:szCs w:val="28"/>
+          <w:lang w:val="ru-RU"/>
+        </w:rPr>
+        <w:t xml:space="preserve">Ньюмен С. Создание микросервисов. //СПб.: Питер, 2016. – 304 </w:t>
+      </w:r>
+      <w:bookmarkEnd w:id="50"/>
+      <w:r>
+        <w:rPr>
+          <w:szCs w:val="28"/>
+          <w:lang w:val="ru-RU"/>
+        </w:rPr>
+        <w:t>с.</w:t>
+      </w:r>
+    </w:p>
+    <w:p>
+      <w:pPr>
+        <w:sectPr>
+          <w:footerReference w:type="even" r:id="rId23"/>
+          <w:footerReference w:type="default" r:id="rId24"/>
+          <w:footerReference w:type="first" r:id="rId25"/>
+          <w:type w:val="nextPage"/>
+          <w:pgSz w:w="11906" w:h="16838"/>
+          <w:pgMar w:left="1701" w:right="850" w:gutter="0" w:header="0" w:top="1134" w:footer="708" w:bottom="1134"/>
+          <w:pgNumType w:fmt="decimal"/>
+          <w:formProt w:val="false"/>
+          <w:textDirection w:val="lrTb"/>
+          <w:docGrid w:type="default" w:linePitch="360" w:charSpace="0"/>
+        </w:sectPr>
+        <w:pStyle w:val="-4"/>
+        <w:numPr>
+          <w:ilvl w:val="0"/>
+          <w:numId w:val="1"/>
+        </w:numPr>
+        <w:rPr>
+          <w:szCs w:val="28"/>
+          <w:lang w:val="ru-RU"/>
+        </w:rPr>
+      </w:pPr>
+      <w:r>
+        <w:rPr>
+          <w:szCs w:val="28"/>
+          <w:lang w:val="ru-RU"/>
+        </w:rPr>
+        <w:t>Хуйня какая-то. Создание пениссервисов. //Спб. Жида 2021 — 9 с.</w:t>
+      </w:r>
+    </w:p>
+    <w:p>
+      <w:pPr>
+        <w:pStyle w:val="Style30"/>
         <w:jc w:val="center"/>
         <w:rPr>
           <w:b/>
           <w:bCs/>
         </w:rPr>
       </w:pPr>
-      <w:bookmarkStart w:id="47" w:name="__RefHeading___Toc12452_1734033060"/>
-      <w:bookmarkStart w:id="48" w:name="_Toc140087590"/>
-      <w:bookmarkEnd w:id="47"/>
+      <w:bookmarkStart w:id="51" w:name="__RefHeading___Toc12452_1734033060"/>
+      <w:bookmarkStart w:id="52" w:name="_Toc140087590"/>
+      <w:bookmarkEnd w:id="51"/>
       <w:r>
         <w:rPr>
           <w:b/>
@@ -2511,7 +2994,7 @@
         </w:rPr>
         <w:t>ПРИЛОЖЕНИЕ А</w:t>
       </w:r>
-      <w:bookmarkEnd w:id="48"/>
+      <w:bookmarkEnd w:id="52"/>
     </w:p>
     <w:p>
       <w:pPr>
@@ -2576,7 +3059,7 @@
           </w:tcPr>
           <w:p>
             <w:pPr>
-              <w:pStyle w:val="Style23"/>
+              <w:pStyle w:val="Style25"/>
               <w:spacing w:before="0" w:after="160"/>
               <w:rPr/>
             </w:pPr>
@@ -2596,7 +3079,7 @@
           </w:tcPr>
           <w:p>
             <w:pPr>
-              <w:pStyle w:val="Style23"/>
+              <w:pStyle w:val="Style25"/>
               <w:spacing w:before="0" w:after="160"/>
               <w:rPr/>
             </w:pPr>
@@ -2616,7 +3099,7 @@
           </w:tcPr>
           <w:p>
             <w:pPr>
-              <w:pStyle w:val="Style23"/>
+              <w:pStyle w:val="Style25"/>
               <w:spacing w:before="0" w:after="160"/>
               <w:rPr/>
             </w:pPr>
@@ -2636,7 +3119,7 @@
           </w:tcPr>
           <w:p>
             <w:pPr>
-              <w:pStyle w:val="Style23"/>
+              <w:pStyle w:val="Style25"/>
               <w:spacing w:before="0" w:after="160"/>
               <w:rPr/>
             </w:pPr>
@@ -2656,7 +3139,7 @@
           </w:tcPr>
           <w:p>
             <w:pPr>
-              <w:pStyle w:val="Style23"/>
+              <w:pStyle w:val="Style25"/>
               <w:spacing w:before="0" w:after="160"/>
               <w:rPr/>
             </w:pPr>
@@ -2677,7 +3160,7 @@
           </w:tcPr>
           <w:p>
             <w:pPr>
-              <w:pStyle w:val="Style23"/>
+              <w:pStyle w:val="Style25"/>
               <w:spacing w:before="0" w:after="160"/>
               <w:rPr/>
             </w:pPr>
@@ -2699,7 +3182,7 @@
           </w:tcPr>
           <w:p>
             <w:pPr>
-              <w:pStyle w:val="Style23"/>
+              <w:pStyle w:val="Style25"/>
               <w:spacing w:before="0" w:after="160"/>
               <w:rPr/>
             </w:pPr>
@@ -2718,7 +3201,7 @@
           </w:tcPr>
           <w:p>
             <w:pPr>
-              <w:pStyle w:val="Style23"/>
+              <w:pStyle w:val="Style25"/>
               <w:spacing w:before="0" w:after="160"/>
               <w:rPr/>
             </w:pPr>
@@ -2737,7 +3220,7 @@
           </w:tcPr>
           <w:p>
             <w:pPr>
-              <w:pStyle w:val="Style23"/>
+              <w:pStyle w:val="Style25"/>
               <w:spacing w:before="0" w:after="160"/>
               <w:rPr/>
             </w:pPr>
@@ -2756,7 +3239,7 @@
           </w:tcPr>
           <w:p>
             <w:pPr>
-              <w:pStyle w:val="Style23"/>
+              <w:pStyle w:val="Style25"/>
               <w:spacing w:before="0" w:after="160"/>
               <w:rPr/>
             </w:pPr>
@@ -2775,7 +3258,7 @@
           </w:tcPr>
           <w:p>
             <w:pPr>
-              <w:pStyle w:val="Style23"/>
+              <w:pStyle w:val="Style25"/>
               <w:spacing w:before="0" w:after="160"/>
               <w:rPr/>
             </w:pPr>
@@ -2795,7 +3278,7 @@
           </w:tcPr>
           <w:p>
             <w:pPr>
-              <w:pStyle w:val="Style23"/>
+              <w:pStyle w:val="Style25"/>
               <w:spacing w:before="0" w:after="160"/>
               <w:rPr/>
             </w:pPr>
@@ -2817,7 +3300,7 @@
           </w:tcPr>
           <w:p>
             <w:pPr>
-              <w:pStyle w:val="Style23"/>
+              <w:pStyle w:val="Style25"/>
               <w:spacing w:before="0" w:after="160"/>
               <w:rPr/>
             </w:pPr>
@@ -2836,7 +3319,7 @@
           </w:tcPr>
           <w:p>
             <w:pPr>
-              <w:pStyle w:val="Style23"/>
+              <w:pStyle w:val="Style25"/>
               <w:spacing w:before="0" w:after="160"/>
               <w:rPr/>
             </w:pPr>
@@ -2855,7 +3338,7 @@
           </w:tcPr>
           <w:p>
             <w:pPr>
-              <w:pStyle w:val="Style23"/>
+              <w:pStyle w:val="Style25"/>
               <w:spacing w:before="0" w:after="160"/>
               <w:rPr/>
             </w:pPr>
@@ -2874,7 +3357,7 @@
           </w:tcPr>
           <w:p>
             <w:pPr>
-              <w:pStyle w:val="Style23"/>
+              <w:pStyle w:val="Style25"/>
               <w:spacing w:before="0" w:after="160"/>
               <w:rPr/>
             </w:pPr>
@@ -2893,7 +3376,7 @@
           </w:tcPr>
           <w:p>
             <w:pPr>
-              <w:pStyle w:val="Style23"/>
+              <w:pStyle w:val="Style25"/>
               <w:spacing w:before="0" w:after="160"/>
               <w:rPr/>
             </w:pPr>
@@ -2913,7 +3396,7 @@
           </w:tcPr>
           <w:p>
             <w:pPr>
-              <w:pStyle w:val="Style23"/>
+              <w:pStyle w:val="Style25"/>
               <w:spacing w:before="0" w:after="160"/>
               <w:rPr/>
             </w:pPr>
@@ -2935,7 +3418,7 @@
           </w:tcPr>
           <w:p>
             <w:pPr>
-              <w:pStyle w:val="Style23"/>
+              <w:pStyle w:val="Style25"/>
               <w:spacing w:before="0" w:after="160"/>
               <w:rPr/>
             </w:pPr>
@@ -2954,7 +3437,7 @@
           </w:tcPr>
           <w:p>
             <w:pPr>
-              <w:pStyle w:val="Style23"/>
+              <w:pStyle w:val="Style25"/>
               <w:spacing w:before="0" w:after="160"/>
               <w:rPr/>
             </w:pPr>
@@ -2973,7 +3456,7 @@
           </w:tcPr>
           <w:p>
             <w:pPr>
-              <w:pStyle w:val="Style23"/>
+              <w:pStyle w:val="Style25"/>
               <w:spacing w:before="0" w:after="160"/>
               <w:rPr/>
             </w:pPr>
@@ -2992,7 +3475,7 @@
           </w:tcPr>
           <w:p>
             <w:pPr>
-              <w:pStyle w:val="Style23"/>
+              <w:pStyle w:val="Style25"/>
               <w:spacing w:before="0" w:after="160"/>
               <w:rPr/>
             </w:pPr>
@@ -3011,7 +3494,7 @@
           </w:tcPr>
           <w:p>
             <w:pPr>
-              <w:pStyle w:val="Style23"/>
+              <w:pStyle w:val="Style25"/>
               <w:spacing w:before="0" w:after="160"/>
               <w:rPr/>
             </w:pPr>
@@ -3031,7 +3514,7 @@
           </w:tcPr>
           <w:p>
             <w:pPr>
-              <w:pStyle w:val="Style23"/>
+              <w:pStyle w:val="Style25"/>
               <w:spacing w:before="0" w:after="160"/>
               <w:rPr/>
             </w:pPr>
@@ -3053,7 +3536,7 @@
           </w:tcPr>
           <w:p>
             <w:pPr>
-              <w:pStyle w:val="Style23"/>
+              <w:pStyle w:val="Style25"/>
               <w:spacing w:before="0" w:after="160"/>
               <w:rPr/>
             </w:pPr>
@@ -3072,7 +3555,7 @@
           </w:tcPr>
           <w:p>
             <w:pPr>
-              <w:pStyle w:val="Style23"/>
+              <w:pStyle w:val="Style25"/>
               <w:spacing w:before="0" w:after="160"/>
               <w:rPr/>
             </w:pPr>
@@ -3091,7 +3574,7 @@
           </w:tcPr>
           <w:p>
             <w:pPr>
-              <w:pStyle w:val="Style23"/>
+              <w:pStyle w:val="Style25"/>
               <w:spacing w:before="0" w:after="160"/>
               <w:rPr/>
             </w:pPr>
@@ -3110,7 +3593,7 @@
           </w:tcPr>
           <w:p>
             <w:pPr>
-              <w:pStyle w:val="Style23"/>
+              <w:pStyle w:val="Style25"/>
               <w:spacing w:before="0" w:after="160"/>
               <w:rPr/>
             </w:pPr>
@@ -3129,7 +3612,7 @@
           </w:tcPr>
           <w:p>
             <w:pPr>
-              <w:pStyle w:val="Style23"/>
+              <w:pStyle w:val="Style25"/>
               <w:spacing w:before="0" w:after="160"/>
               <w:rPr/>
             </w:pPr>
@@ -3149,7 +3632,7 @@
           </w:tcPr>
           <w:p>
             <w:pPr>
-              <w:pStyle w:val="Style23"/>
+              <w:pStyle w:val="Style25"/>
               <w:spacing w:before="0" w:after="160"/>
               <w:rPr/>
             </w:pPr>
@@ -3208,7 +3691,7 @@
     </w:p>
     <w:p>
       <w:pPr>
-        <w:pStyle w:val="Style25"/>
+        <w:pStyle w:val="Style27"/>
         <w:keepNext w:val="true"/>
         <w:rPr/>
       </w:pPr>
@@ -3275,7 +3758,7 @@
           </w:tcPr>
           <w:p>
             <w:pPr>
-              <w:pStyle w:val="Style23"/>
+              <w:pStyle w:val="Style25"/>
               <w:spacing w:before="0" w:after="160"/>
               <w:rPr/>
             </w:pPr>
@@ -3295,7 +3778,7 @@
           </w:tcPr>
           <w:p>
             <w:pPr>
-              <w:pStyle w:val="Style23"/>
+              <w:pStyle w:val="Style25"/>
               <w:spacing w:before="0" w:after="160"/>
               <w:rPr/>
             </w:pPr>
@@ -3315,7 +3798,7 @@
           </w:tcPr>
           <w:p>
             <w:pPr>
-              <w:pStyle w:val="Style23"/>
+              <w:pStyle w:val="Style25"/>
               <w:spacing w:before="0" w:after="160"/>
               <w:rPr/>
             </w:pPr>
@@ -3335,7 +3818,7 @@
           </w:tcPr>
           <w:p>
             <w:pPr>
-              <w:pStyle w:val="Style23"/>
+              <w:pStyle w:val="Style25"/>
               <w:spacing w:before="0" w:after="160"/>
               <w:rPr/>
             </w:pPr>
@@ -3355,7 +3838,7 @@
           </w:tcPr>
           <w:p>
             <w:pPr>
-              <w:pStyle w:val="Style23"/>
+              <w:pStyle w:val="Style25"/>
               <w:spacing w:before="0" w:after="160"/>
               <w:rPr/>
             </w:pPr>
@@ -3376,7 +3859,7 @@
           </w:tcPr>
           <w:p>
             <w:pPr>
-              <w:pStyle w:val="Style23"/>
+              <w:pStyle w:val="Style25"/>
               <w:spacing w:before="0" w:after="160"/>
               <w:rPr/>
             </w:pPr>
@@ -3398,7 +3881,7 @@
           </w:tcPr>
           <w:p>
             <w:pPr>
-              <w:pStyle w:val="Style23"/>
+              <w:pStyle w:val="Style25"/>
               <w:spacing w:before="0" w:after="160"/>
               <w:rPr/>
             </w:pPr>
@@ -3417,7 +3900,7 @@
           </w:tcPr>
           <w:p>
             <w:pPr>
-              <w:pStyle w:val="Style23"/>
+              <w:pStyle w:val="Style25"/>
               <w:spacing w:before="0" w:after="160"/>
               <w:rPr/>
             </w:pPr>
@@ -3436,7 +3919,7 @@
           </w:tcPr>
           <w:p>
             <w:pPr>
-              <w:pStyle w:val="Style23"/>
+              <w:pStyle w:val="Style25"/>
               <w:spacing w:before="0" w:after="160"/>
               <w:rPr/>
             </w:pPr>
@@ -3455,7 +3938,7 @@
           </w:tcPr>
           <w:p>
             <w:pPr>
-              <w:pStyle w:val="Style23"/>
+              <w:pStyle w:val="Style25"/>
               <w:spacing w:before="0" w:after="160"/>
               <w:rPr/>
             </w:pPr>
@@ -3474,7 +3957,7 @@
           </w:tcPr>
           <w:p>
             <w:pPr>
-              <w:pStyle w:val="Style23"/>
+              <w:pStyle w:val="Style25"/>
               <w:spacing w:before="0" w:after="160"/>
               <w:rPr/>
             </w:pPr>
@@ -3494,7 +3977,7 @@
           </w:tcPr>
           <w:p>
             <w:pPr>
-              <w:pStyle w:val="Style23"/>
+              <w:pStyle w:val="Style25"/>
               <w:spacing w:before="0" w:after="160"/>
               <w:rPr/>
             </w:pPr>
@@ -3516,7 +3999,7 @@
           </w:tcPr>
           <w:p>
             <w:pPr>
-              <w:pStyle w:val="Style23"/>
+              <w:pStyle w:val="Style25"/>
               <w:spacing w:before="0" w:after="160"/>
               <w:rPr/>
             </w:pPr>
@@ -3535,7 +4018,7 @@
           </w:tcPr>
           <w:p>
             <w:pPr>
-              <w:pStyle w:val="Style23"/>
+              <w:pStyle w:val="Style25"/>
               <w:spacing w:before="0" w:after="160"/>
               <w:rPr/>
             </w:pPr>
@@ -3554,7 +4037,7 @@
           </w:tcPr>
           <w:p>
             <w:pPr>
-              <w:pStyle w:val="Style23"/>
+              <w:pStyle w:val="Style25"/>
               <w:spacing w:before="0" w:after="160"/>
               <w:rPr/>
             </w:pPr>
@@ -3573,7 +4056,7 @@
           </w:tcPr>
           <w:p>
             <w:pPr>
-              <w:pStyle w:val="Style23"/>
+              <w:pStyle w:val="Style25"/>
               <w:spacing w:before="0" w:after="160"/>
               <w:rPr/>
             </w:pPr>
@@ -3592,7 +4075,7 @@
           </w:tcPr>
           <w:p>
             <w:pPr>
-              <w:pStyle w:val="Style23"/>
+              <w:pStyle w:val="Style25"/>
               <w:spacing w:before="0" w:after="160"/>
               <w:rPr/>
             </w:pPr>
@@ -3612,7 +4095,7 @@
           </w:tcPr>
           <w:p>
             <w:pPr>
-              <w:pStyle w:val="Style23"/>
+              <w:pStyle w:val="Style25"/>
               <w:spacing w:before="0" w:after="160"/>
               <w:rPr/>
             </w:pPr>
@@ -3634,7 +4117,7 @@
           </w:tcPr>
           <w:p>
             <w:pPr>
-              <w:pStyle w:val="Style23"/>
+              <w:pStyle w:val="Style25"/>
               <w:spacing w:before="0" w:after="160"/>
               <w:rPr/>
             </w:pPr>
@@ -3653,7 +4136,7 @@
           </w:tcPr>
           <w:p>
             <w:pPr>
-              <w:pStyle w:val="Style23"/>
+              <w:pStyle w:val="Style25"/>
               <w:spacing w:before="0" w:after="160"/>
               <w:rPr/>
             </w:pPr>
@@ -3672,7 +4155,7 @@
           </w:tcPr>
           <w:p>
             <w:pPr>
-              <w:pStyle w:val="Style23"/>
+              <w:pStyle w:val="Style25"/>
               <w:spacing w:before="0" w:after="160"/>
               <w:rPr/>
             </w:pPr>
@@ -3691,7 +4174,7 @@
           </w:tcPr>
           <w:p>
             <w:pPr>
-              <w:pStyle w:val="Style23"/>
+              <w:pStyle w:val="Style25"/>
               <w:spacing w:before="0" w:after="160"/>
               <w:rPr/>
             </w:pPr>
@@ -3710,7 +4193,7 @@
           </w:tcPr>
           <w:p>
             <w:pPr>
-              <w:pStyle w:val="Style23"/>
+              <w:pStyle w:val="Style25"/>
               <w:spacing w:before="0" w:after="160"/>
               <w:rPr/>
             </w:pPr>
@@ -3730,7 +4213,7 @@
           </w:tcPr>
           <w:p>
             <w:pPr>
-              <w:pStyle w:val="Style23"/>
+              <w:pStyle w:val="Style25"/>
               <w:spacing w:before="0" w:after="160"/>
               <w:rPr/>
             </w:pPr>
@@ -3752,7 +4235,7 @@
           </w:tcPr>
           <w:p>
             <w:pPr>
-              <w:pStyle w:val="Style23"/>
+              <w:pStyle w:val="Style25"/>
               <w:spacing w:before="0" w:after="160"/>
               <w:rPr/>
             </w:pPr>
@@ -3771,7 +4254,7 @@
           </w:tcPr>
           <w:p>
             <w:pPr>
-              <w:pStyle w:val="Style23"/>
+              <w:pStyle w:val="Style25"/>
               <w:spacing w:before="0" w:after="160"/>
               <w:rPr/>
             </w:pPr>
@@ -3790,7 +4273,7 @@
           </w:tcPr>
           <w:p>
             <w:pPr>
-              <w:pStyle w:val="Style23"/>
+              <w:pStyle w:val="Style25"/>
               <w:spacing w:before="0" w:after="160"/>
               <w:rPr/>
             </w:pPr>
@@ -3809,7 +4292,7 @@
           </w:tcPr>
           <w:p>
             <w:pPr>
-              <w:pStyle w:val="Style23"/>
+              <w:pStyle w:val="Style25"/>
               <w:spacing w:before="0" w:after="160"/>
               <w:rPr/>
             </w:pPr>
@@ -3828,7 +4311,7 @@
           </w:tcPr>
           <w:p>
             <w:pPr>
-              <w:pStyle w:val="Style23"/>
+              <w:pStyle w:val="Style25"/>
               <w:spacing w:before="0" w:after="160"/>
               <w:rPr/>
             </w:pPr>
@@ -3848,7 +4331,7 @@
           </w:tcPr>
           <w:p>
             <w:pPr>
-              <w:pStyle w:val="Style23"/>
+              <w:pStyle w:val="Style25"/>
               <w:spacing w:before="0" w:after="160"/>
               <w:rPr/>
             </w:pPr>
@@ -3938,7 +4421,7 @@
           </w:tcPr>
           <w:p>
             <w:pPr>
-              <w:pStyle w:val="Style23"/>
+              <w:pStyle w:val="Style25"/>
               <w:spacing w:before="0" w:after="160"/>
               <w:rPr/>
             </w:pPr>
@@ -3958,7 +4441,7 @@
           </w:tcPr>
           <w:p>
             <w:pPr>
-              <w:pStyle w:val="Style23"/>
+              <w:pStyle w:val="Style25"/>
               <w:spacing w:before="0" w:after="160"/>
               <w:rPr/>
             </w:pPr>
@@ -3978,7 +4461,7 @@
           </w:tcPr>
           <w:p>
             <w:pPr>
-              <w:pStyle w:val="Style23"/>
+              <w:pStyle w:val="Style25"/>
               <w:spacing w:before="0" w:after="160"/>
               <w:rPr/>
             </w:pPr>
@@ -3998,7 +4481,7 @@
           </w:tcPr>
           <w:p>
             <w:pPr>
-              <w:pStyle w:val="Style23"/>
+              <w:pStyle w:val="Style25"/>
               <w:spacing w:before="0" w:after="160"/>
               <w:rPr/>
             </w:pPr>
@@ -4018,7 +4501,7 @@
           </w:tcPr>
           <w:p>
             <w:pPr>
-              <w:pStyle w:val="Style23"/>
+              <w:pStyle w:val="Style25"/>
               <w:spacing w:before="0" w:after="160"/>
               <w:rPr/>
             </w:pPr>
@@ -4039,7 +4522,7 @@
           </w:tcPr>
           <w:p>
             <w:pPr>
-              <w:pStyle w:val="Style23"/>
+              <w:pStyle w:val="Style25"/>
               <w:spacing w:before="0" w:after="160"/>
               <w:rPr/>
             </w:pPr>
@@ -4061,7 +4544,7 @@
           </w:tcPr>
           <w:p>
             <w:pPr>
-              <w:pStyle w:val="Style23"/>
+              <w:pStyle w:val="Style25"/>
               <w:spacing w:before="0" w:after="160"/>
               <w:rPr/>
             </w:pPr>
@@ -4080,7 +4563,7 @@
           </w:tcPr>
           <w:p>
             <w:pPr>
-              <w:pStyle w:val="Style23"/>
+              <w:pStyle w:val="Style25"/>
               <w:spacing w:before="0" w:after="160"/>
               <w:rPr/>
             </w:pPr>
@@ -4099,7 +4582,7 @@
           </w:tcPr>
           <w:p>
             <w:pPr>
-              <w:pStyle w:val="Style23"/>
+              <w:pStyle w:val="Style25"/>
               <w:spacing w:before="0" w:after="160"/>
               <w:rPr/>
             </w:pPr>
@@ -4118,7 +4601,7 @@
           </w:tcPr>
           <w:p>
             <w:pPr>
-              <w:pStyle w:val="Style23"/>
+              <w:pStyle w:val="Style25"/>
               <w:spacing w:before="0" w:after="160"/>
               <w:rPr/>
             </w:pPr>
@@ -4137,7 +4620,7 @@
           </w:tcPr>
           <w:p>
             <w:pPr>
-              <w:pStyle w:val="Style23"/>
+              <w:pStyle w:val="Style25"/>
               <w:spacing w:before="0" w:after="160"/>
               <w:rPr/>
             </w:pPr>
@@ -4157,7 +4640,7 @@
           </w:tcPr>
           <w:p>
             <w:pPr>
-              <w:pStyle w:val="Style23"/>
+              <w:pStyle w:val="Style25"/>
               <w:spacing w:before="0" w:after="160"/>
               <w:rPr/>
             </w:pPr>
@@ -4179,7 +4662,7 @@
           </w:tcPr>
           <w:p>
             <w:pPr>
-              <w:pStyle w:val="Style23"/>
+              <w:pStyle w:val="Style25"/>
               <w:spacing w:before="0" w:after="160"/>
               <w:rPr/>
             </w:pPr>
@@ -4198,7 +4681,7 @@
           </w:tcPr>
           <w:p>
             <w:pPr>
-              <w:pStyle w:val="Style23"/>
+              <w:pStyle w:val="Style25"/>
               <w:spacing w:before="0" w:after="160"/>
               <w:rPr/>
             </w:pPr>
@@ -4217,7 +4700,7 @@
           </w:tcPr>
           <w:p>
             <w:pPr>
-              <w:pStyle w:val="Style23"/>
+              <w:pStyle w:val="Style25"/>
               <w:spacing w:before="0" w:after="160"/>
               <w:rPr/>
             </w:pPr>
@@ -4236,7 +4719,7 @@
           </w:tcPr>
           <w:p>
             <w:pPr>
-              <w:pStyle w:val="Style23"/>
+              <w:pStyle w:val="Style25"/>
               <w:spacing w:before="0" w:after="160"/>
               <w:rPr/>
             </w:pPr>
@@ -4255,7 +4738,7 @@
           </w:tcPr>
           <w:p>
             <w:pPr>
-              <w:pStyle w:val="Style23"/>
+              <w:pStyle w:val="Style25"/>
               <w:spacing w:before="0" w:after="160"/>
               <w:rPr/>
             </w:pPr>
@@ -4275,7 +4758,7 @@
           </w:tcPr>
           <w:p>
             <w:pPr>
-              <w:pStyle w:val="Style23"/>
+              <w:pStyle w:val="Style25"/>
               <w:spacing w:before="0" w:after="160"/>
               <w:rPr/>
             </w:pPr>
@@ -4297,7 +4780,7 @@
           </w:tcPr>
           <w:p>
             <w:pPr>
-              <w:pStyle w:val="Style23"/>
+              <w:pStyle w:val="Style25"/>
               <w:spacing w:before="0" w:after="160"/>
               <w:rPr/>
             </w:pPr>
@@ -4316,7 +4799,7 @@
           </w:tcPr>
           <w:p>
             <w:pPr>
-              <w:pStyle w:val="Style23"/>
+              <w:pStyle w:val="Style25"/>
               <w:spacing w:before="0" w:after="160"/>
               <w:rPr/>
             </w:pPr>
@@ -4335,7 +4818,7 @@
           </w:tcPr>
           <w:p>
             <w:pPr>
-              <w:pStyle w:val="Style23"/>
+              <w:pStyle w:val="Style25"/>
               <w:spacing w:before="0" w:after="160"/>
               <w:rPr/>
             </w:pPr>
@@ -4354,7 +4837,7 @@
           </w:tcPr>
           <w:p>
             <w:pPr>
-              <w:pStyle w:val="Style23"/>
+              <w:pStyle w:val="Style25"/>
               <w:spacing w:before="0" w:after="160"/>
               <w:rPr/>
             </w:pPr>
@@ -4373,7 +4856,7 @@
           </w:tcPr>
           <w:p>
             <w:pPr>
-              <w:pStyle w:val="Style23"/>
+              <w:pStyle w:val="Style25"/>
               <w:spacing w:before="0" w:after="160"/>
               <w:rPr/>
             </w:pPr>
@@ -4393,7 +4876,7 @@
           </w:tcPr>
           <w:p>
             <w:pPr>
-              <w:pStyle w:val="Style23"/>
+              <w:pStyle w:val="Style25"/>
               <w:spacing w:before="0" w:after="160"/>
               <w:rPr/>
             </w:pPr>
@@ -4415,7 +4898,7 @@
           </w:tcPr>
           <w:p>
             <w:pPr>
-              <w:pStyle w:val="Style23"/>
+              <w:pStyle w:val="Style25"/>
               <w:spacing w:before="0" w:after="160"/>
               <w:rPr/>
             </w:pPr>
@@ -4434,7 +4917,7 @@
           </w:tcPr>
           <w:p>
             <w:pPr>
-              <w:pStyle w:val="Style23"/>
+              <w:pStyle w:val="Style25"/>
               <w:spacing w:before="0" w:after="160"/>
               <w:rPr/>
             </w:pPr>
@@ -4453,7 +4936,7 @@
           </w:tcPr>
           <w:p>
             <w:pPr>
-              <w:pStyle w:val="Style23"/>
+              <w:pStyle w:val="Style25"/>
               <w:spacing w:before="0" w:after="160"/>
               <w:rPr/>
             </w:pPr>
@@ -4472,7 +4955,7 @@
           </w:tcPr>
           <w:p>
             <w:pPr>
-              <w:pStyle w:val="Style23"/>
+              <w:pStyle w:val="Style25"/>
               <w:spacing w:before="0" w:after="160"/>
               <w:rPr/>
             </w:pPr>
@@ -4491,7 +4974,7 @@
           </w:tcPr>
           <w:p>
             <w:pPr>
-              <w:pStyle w:val="Style23"/>
+              <w:pStyle w:val="Style25"/>
               <w:spacing w:before="0" w:after="160"/>
               <w:rPr/>
             </w:pPr>
@@ -4511,7 +4994,7 @@
           </w:tcPr>
           <w:p>
             <w:pPr>
-              <w:pStyle w:val="Style23"/>
+              <w:pStyle w:val="Style25"/>
               <w:spacing w:before="0" w:after="160"/>
               <w:rPr/>
             </w:pPr>
@@ -4618,7 +5101,7 @@
                     </pic:cNvPicPr>
                   </pic:nvPicPr>
                   <pic:blipFill>
-                    <a:blip r:embed="rId23"/>
+                    <a:blip r:embed="rId26"/>
                     <a:stretch>
                       <a:fillRect/>
                     </a:stretch>
@@ -4656,7 +5139,7 @@
     </w:p>
     <w:p>
       <w:pPr>
-        <w:pStyle w:val="Style25"/>
+        <w:pStyle w:val="Style27"/>
         <w:keepNext w:val="true"/>
         <w:rPr/>
       </w:pPr>
@@ -4772,9 +5255,9 @@
     <w:p>
       <w:pPr>
         <w:sectPr>
-          <w:footerReference w:type="even" r:id="rId24"/>
-          <w:footerReference w:type="default" r:id="rId25"/>
-          <w:footerReference w:type="first" r:id="rId26"/>
+          <w:footerReference w:type="even" r:id="rId27"/>
+          <w:footerReference w:type="default" r:id="rId28"/>
+          <w:footerReference w:type="first" r:id="rId29"/>
           <w:type w:val="nextPage"/>
           <w:pgSz w:w="11906" w:h="16838"/>
           <w:pgMar w:left="3402" w:right="850" w:gutter="0" w:header="0" w:top="1134" w:footer="708" w:bottom="1134"/>
@@ -4787,16 +5270,16 @@
     </w:p>
     <w:p>
       <w:pPr>
-        <w:pStyle w:val="Style28"/>
+        <w:pStyle w:val="Style30"/>
         <w:jc w:val="left"/>
         <w:rPr>
           <w:b/>
           <w:bCs/>
         </w:rPr>
       </w:pPr>
-      <w:bookmarkStart w:id="49" w:name="__RefHeading___Toc12454_1734033060"/>
-      <w:bookmarkStart w:id="50" w:name="_Toc140087591"/>
-      <w:bookmarkEnd w:id="49"/>
+      <w:bookmarkStart w:id="53" w:name="__RefHeading___Toc12454_1734033060"/>
+      <w:bookmarkStart w:id="54" w:name="_Toc140087591"/>
+      <w:bookmarkEnd w:id="53"/>
       <w:r>
         <w:rPr>
           <w:b/>
@@ -4804,7 +5287,7 @@
         </w:rPr>
         <w:t>ПриложениЕ Б</w:t>
       </w:r>
-      <w:bookmarkEnd w:id="50"/>
+      <w:bookmarkEnd w:id="54"/>
     </w:p>
     <w:p>
       <w:pPr>
@@ -4823,7 +5306,7 @@
     </w:p>
     <w:p>
       <w:pPr>
-        <w:pStyle w:val="Style25"/>
+        <w:pStyle w:val="Style27"/>
         <w:keepNext w:val="true"/>
         <w:rPr/>
       </w:pPr>
@@ -4939,9 +5422,9 @@
     <w:p>
       <w:pPr>
         <w:sectPr>
-          <w:footerReference w:type="even" r:id="rId27"/>
-          <w:footerReference w:type="default" r:id="rId28"/>
-          <w:footerReference w:type="first" r:id="rId29"/>
+          <w:footerReference w:type="even" r:id="rId30"/>
+          <w:footerReference w:type="default" r:id="rId31"/>
+          <w:footerReference w:type="first" r:id="rId32"/>
           <w:type w:val="nextPage"/>
           <w:pgSz w:w="11906" w:h="16838"/>
           <w:pgMar w:left="1701" w:right="850" w:gutter="0" w:header="0" w:top="1134" w:footer="708" w:bottom="1134"/>
@@ -4972,9 +5455,9 @@
           <w:lang w:val="ru-RU" w:eastAsia="en-US" w:bidi="ar-SA"/>
         </w:rPr>
       </w:pPr>
-      <w:bookmarkStart w:id="51" w:name="__RefHeading___Toc12456_1734033060"/>
-      <w:bookmarkStart w:id="52" w:name="_Toc140087592"/>
-      <w:bookmarkEnd w:id="51"/>
+      <w:bookmarkStart w:id="55" w:name="__RefHeading___Toc12456_1734033060"/>
+      <w:bookmarkStart w:id="56" w:name="_Toc140087592"/>
+      <w:bookmarkEnd w:id="55"/>
       <w:r>
         <w:rPr>
           <w:rFonts w:eastAsia="" w:cs="Times New Roman"/>
@@ -4988,7 +5471,7 @@
         </w:rPr>
         <w:t xml:space="preserve">ПРИЛОЖЕНИЕ </w:t>
       </w:r>
-      <w:bookmarkEnd w:id="52"/>
+      <w:bookmarkEnd w:id="56"/>
       <w:r>
         <w:rPr>
           <w:rFonts w:eastAsia="" w:cs="Times New Roman"/>
@@ -5029,7 +5512,7 @@
                     </pic:cNvPicPr>
                   </pic:nvPicPr>
                   <pic:blipFill>
-                    <a:blip r:embed="rId30"/>
+                    <a:blip r:embed="rId33"/>
                     <a:stretch>
                       <a:fillRect/>
                     </a:stretch>
@@ -5147,7 +5630,7 @@
                         <w:txbxContent>
                           <w:p>
                             <w:pPr>
-                              <w:pStyle w:val="Style24"/>
+                              <w:pStyle w:val="Style26"/>
                               <w:spacing w:before="120" w:after="120"/>
                               <w:rPr/>
                             </w:pPr>
@@ -5171,7 +5654,7 @@
                                           </pic:cNvPicPr>
                                         </pic:nvPicPr>
                                         <pic:blipFill>
-                                          <a:blip r:embed="rId31"/>
+                                          <a:blip r:embed="rId34"/>
                                           <a:stretch>
                                             <a:fillRect/>
                                           </a:stretch>
@@ -5240,7 +5723,7 @@
                   <w:txbxContent>
                     <w:p>
                       <w:pPr>
-                        <w:pStyle w:val="Style24"/>
+                        <w:pStyle w:val="Style26"/>
                         <w:spacing w:before="120" w:after="120"/>
                         <w:rPr/>
                       </w:pPr>
@@ -5264,7 +5747,7 @@
                                     </pic:cNvPicPr>
                                   </pic:nvPicPr>
                                   <pic:blipFill>
-                                    <a:blip r:embed="rId32"/>
+                                    <a:blip r:embed="rId35"/>
                                     <a:stretch>
                                       <a:fillRect/>
                                     </a:stretch>
@@ -5514,7 +5997,7 @@
                     </pic:cNvPicPr>
                   </pic:nvPicPr>
                   <pic:blipFill>
-                    <a:blip r:embed="rId33"/>
+                    <a:blip r:embed="rId36"/>
                     <a:stretch>
                       <a:fillRect/>
                     </a:stretch>
@@ -5732,7 +6215,7 @@
                         <w:txbxContent>
                           <w:p>
                             <w:pPr>
-                              <w:pStyle w:val="Style24"/>
+                              <w:pStyle w:val="Style26"/>
                               <w:spacing w:before="120" w:after="120"/>
                               <w:rPr/>
                             </w:pPr>
@@ -5756,7 +6239,7 @@
                                           </pic:cNvPicPr>
                                         </pic:nvPicPr>
                                         <pic:blipFill>
-                                          <a:blip r:embed="rId34"/>
+                                          <a:blip r:embed="rId37"/>
                                           <a:stretch>
                                             <a:fillRect/>
                                           </a:stretch>
@@ -5821,7 +6304,7 @@
                   <w:txbxContent>
                     <w:p>
                       <w:pPr>
-                        <w:pStyle w:val="Style24"/>
+                        <w:pStyle w:val="Style26"/>
                         <w:spacing w:before="120" w:after="120"/>
                         <w:rPr/>
                       </w:pPr>
@@ -5845,7 +6328,7 @@
                                     </pic:cNvPicPr>
                                   </pic:nvPicPr>
                                   <pic:blipFill>
-                                    <a:blip r:embed="rId35"/>
+                                    <a:blip r:embed="rId38"/>
                                     <a:stretch>
                                       <a:fillRect/>
                                     </a:stretch>
@@ -5978,7 +6461,7 @@
                         <w:txbxContent>
                           <w:p>
                             <w:pPr>
-                              <w:pStyle w:val="Style24"/>
+                              <w:pStyle w:val="Style26"/>
                               <w:spacing w:before="120" w:after="120"/>
                               <w:jc w:val="center"/>
                               <w:rPr/>
@@ -6003,7 +6486,7 @@
                                           </pic:cNvPicPr>
                                         </pic:nvPicPr>
                                         <pic:blipFill>
-                                          <a:blip r:embed="rId36"/>
+                                          <a:blip r:embed="rId39"/>
                                           <a:stretch>
                                             <a:fillRect/>
                                           </a:stretch>
@@ -6072,7 +6555,7 @@
                   <w:txbxContent>
                     <w:p>
                       <w:pPr>
-                        <w:pStyle w:val="Style24"/>
+                        <w:pStyle w:val="Style26"/>
                         <w:spacing w:before="120" w:after="120"/>
                         <w:jc w:val="center"/>
                         <w:rPr/>
@@ -6097,7 +6580,7 @@
                                     </pic:cNvPicPr>
                                   </pic:nvPicPr>
                                   <pic:blipFill>
-                                    <a:blip r:embed="rId37"/>
+                                    <a:blip r:embed="rId40"/>
                                     <a:stretch>
                                       <a:fillRect/>
                                     </a:stretch>
@@ -6240,8 +6723,8 @@
         <w:pStyle w:val="-3"/>
         <w:rPr/>
       </w:pPr>
-      <w:bookmarkStart w:id="53" w:name="__RefHeading___Toc12456_1734033060_Копия"/>
-      <w:bookmarkEnd w:id="53"/>
+      <w:bookmarkStart w:id="57" w:name="__RefHeading___Toc12456_1734033060_Копия"/>
+      <w:bookmarkEnd w:id="57"/>
       <w:r>
         <w:rPr/>
         <w:t>ПРИЛОЖЕНИЕ ЯЙЦА</w:t>
@@ -6252,8 +6735,8 @@
         <w:pStyle w:val="-3"/>
         <w:rPr/>
       </w:pPr>
-      <w:bookmarkStart w:id="54" w:name="__RefHeading___Toc12456_1734033060_Копи1"/>
-      <w:bookmarkEnd w:id="54"/>
+      <w:bookmarkStart w:id="58" w:name="__RefHeading___Toc12456_1734033060_Копи1"/>
+      <w:bookmarkEnd w:id="58"/>
       <w:r>
         <w:rPr/>
         <w:t>ПРИЛОЖЕНИЕ ЯЙЦА2</w:t>
@@ -6268,8 +6751,8 @@
         <w:spacing w:before="0" w:after="160"/>
         <w:rPr/>
       </w:pPr>
-      <w:bookmarkStart w:id="55" w:name="__RefHeading___Toc12456_1734033060_Копи2"/>
-      <w:bookmarkEnd w:id="55"/>
+      <w:bookmarkStart w:id="59" w:name="__RefHeading___Toc12456_1734033060_Копи2"/>
+      <w:bookmarkEnd w:id="59"/>
       <w:r>
         <w:rPr/>
         <w:t>ПРИЛОЖЕНИЯ ЯЙЦА</w:t>
@@ -6335,7 +6818,7 @@
           </w:tcPr>
           <w:p>
             <w:pPr>
-              <w:pStyle w:val="Style23"/>
+              <w:pStyle w:val="Style25"/>
               <w:spacing w:before="0" w:after="160"/>
               <w:rPr/>
             </w:pPr>
@@ -6357,7 +6840,7 @@
           </w:tcPr>
           <w:p>
             <w:pPr>
-              <w:pStyle w:val="Style23"/>
+              <w:pStyle w:val="Style25"/>
               <w:spacing w:before="0" w:after="160"/>
               <w:rPr/>
             </w:pPr>
@@ -6380,7 +6863,7 @@
           </w:tcPr>
           <w:p>
             <w:pPr>
-              <w:pStyle w:val="Style23"/>
+              <w:pStyle w:val="Style25"/>
               <w:spacing w:before="0" w:after="160"/>
               <w:rPr/>
             </w:pPr>
@@ -6401,7 +6884,7 @@
           </w:tcPr>
           <w:p>
             <w:pPr>
-              <w:pStyle w:val="Style23"/>
+              <w:pStyle w:val="Style25"/>
               <w:spacing w:before="0" w:after="160"/>
               <w:rPr/>
             </w:pPr>
@@ -6424,7 +6907,7 @@
           </w:tcPr>
           <w:p>
             <w:pPr>
-              <w:pStyle w:val="Style23"/>
+              <w:pStyle w:val="Style25"/>
               <w:spacing w:before="0" w:after="160"/>
               <w:rPr/>
             </w:pPr>
@@ -6445,7 +6928,7 @@
           </w:tcPr>
           <w:p>
             <w:pPr>
-              <w:pStyle w:val="Style23"/>
+              <w:pStyle w:val="Style25"/>
               <w:spacing w:before="0" w:after="160"/>
               <w:rPr/>
             </w:pPr>
@@ -6468,7 +6951,7 @@
           </w:tcPr>
           <w:p>
             <w:pPr>
-              <w:pStyle w:val="Style23"/>
+              <w:pStyle w:val="Style25"/>
               <w:spacing w:before="0" w:after="160"/>
               <w:rPr/>
             </w:pPr>
@@ -6489,7 +6972,7 @@
           </w:tcPr>
           <w:p>
             <w:pPr>
-              <w:pStyle w:val="Style23"/>
+              <w:pStyle w:val="Style25"/>
               <w:spacing w:before="0" w:after="160"/>
               <w:rPr/>
             </w:pPr>
@@ -7036,10 +7519,6 @@
     <w:p>
       <w:pPr>
         <w:pStyle w:val="Normal"/>
-        <w:tabs>
-          <w:tab w:val="clear" w:pos="643"/>
-          <w:tab w:val="right" w:pos="9071" w:leader="none"/>
-        </w:tabs>
         <w:spacing w:before="0" w:after="160"/>
         <w:jc w:val="center"/>
         <w:rPr/>
@@ -7062,11 +7541,199 @@
       <w:r>
         <w:rPr/>
       </w:r>
+      <m:oMath xmlns:m="http://schemas.openxmlformats.org/officeDocument/2006/math">
+        <m:r>
+          <w:rPr>
+            <w:rFonts w:ascii="Cambria Math" w:hAnsi="Cambria Math"/>
+          </w:rPr>
+          <m:t xml:space="preserve">m</m:t>
+        </m:r>
+        <m:r>
+          <w:rPr>
+            <w:rFonts w:ascii="Cambria Math" w:hAnsi="Cambria Math"/>
+          </w:rPr>
+          <m:t xml:space="preserve">=</m:t>
+        </m:r>
+        <m:r>
+          <w:rPr>
+            <w:rFonts w:ascii="Cambria Math" w:hAnsi="Cambria Math"/>
+          </w:rPr>
+          <m:t xml:space="preserve">10</m:t>
+        </m:r>
+        <m:r>
+          <w:rPr>
+            <w:rFonts w:ascii="Cambria Math" w:hAnsi="Cambria Math"/>
+          </w:rPr>
+          <m:t xml:space="preserve">кг</m:t>
+        </m:r>
+      </m:oMath>
+      <w:r>
+        <w:rPr/>
+        <w:tab/>
+      </w:r>
+      <w:r>
+        <w:rPr/>
+        <w:t>(4)</w:t>
+      </w:r>
+    </w:p>
+    <w:p>
+      <w:pPr>
+        <w:pStyle w:val="Normal"/>
+        <w:spacing w:before="0" w:after="160"/>
+        <w:jc w:val="center"/>
+        <w:rPr/>
+      </w:pPr>
+      <w:r>
+        <w:rPr/>
+      </w:r>
+    </w:p>
+    <w:p>
+      <w:pPr>
+        <w:pStyle w:val="Normal"/>
+        <w:tabs>
+          <w:tab w:val="clear" w:pos="643"/>
+          <w:tab w:val="right" w:pos="9071" w:leader="none"/>
+        </w:tabs>
+        <w:spacing w:before="0" w:after="160"/>
+        <w:jc w:val="center"/>
+        <w:rPr/>
+      </w:pPr>
+      <w:r>
+        <w:rPr/>
+      </w:r>
+      <m:oMath xmlns:m="http://schemas.openxmlformats.org/officeDocument/2006/math">
+        <m:r>
+          <w:rPr>
+            <w:rFonts w:ascii="Cambria Math" w:hAnsi="Cambria Math"/>
+          </w:rPr>
+          <m:t xml:space="preserve">m</m:t>
+        </m:r>
+        <m:r>
+          <w:rPr>
+            <w:rFonts w:ascii="Cambria Math" w:hAnsi="Cambria Math"/>
+          </w:rPr>
+          <m:t xml:space="preserve">=</m:t>
+        </m:r>
+        <m:r>
+          <w:rPr>
+            <w:rFonts w:ascii="Cambria Math" w:hAnsi="Cambria Math"/>
+          </w:rPr>
+          <m:t xml:space="preserve">10</m:t>
+        </m:r>
+        <m:r>
+          <w:rPr>
+            <w:rFonts w:ascii="Cambria Math" w:hAnsi="Cambria Math"/>
+          </w:rPr>
+          <m:t xml:space="preserve">кг</m:t>
+        </m:r>
+      </m:oMath>
+      <w:r>
+        <w:rPr/>
+        <w:tab/>
+      </w:r>
+      <w:r>
+        <w:rPr/>
+        <w:t>(5)</w:t>
+      </w:r>
+    </w:p>
+    <w:p>
+      <w:pPr>
+        <w:pStyle w:val="Normal"/>
+        <w:tabs>
+          <w:tab w:val="clear" w:pos="643"/>
+          <w:tab w:val="right" w:pos="9071" w:leader="none"/>
+        </w:tabs>
+        <w:spacing w:before="0" w:after="160"/>
+        <w:jc w:val="center"/>
+        <w:rPr/>
+      </w:pPr>
+      <w:r>
+        <w:rPr/>
+      </w:r>
+      <m:oMath xmlns:m="http://schemas.openxmlformats.org/officeDocument/2006/math">
+        <m:r>
+          <w:rPr>
+            <w:rFonts w:ascii="Cambria Math" w:hAnsi="Cambria Math"/>
+          </w:rPr>
+          <m:t xml:space="preserve">m</m:t>
+        </m:r>
+        <m:r>
+          <w:rPr>
+            <w:rFonts w:ascii="Cambria Math" w:hAnsi="Cambria Math"/>
+          </w:rPr>
+          <m:t xml:space="preserve">=</m:t>
+        </m:r>
+        <m:r>
+          <w:rPr>
+            <w:rFonts w:ascii="Cambria Math" w:hAnsi="Cambria Math"/>
+          </w:rPr>
+          <m:t xml:space="preserve">10</m:t>
+        </m:r>
+        <m:r>
+          <w:rPr>
+            <w:rFonts w:ascii="Cambria Math" w:hAnsi="Cambria Math"/>
+          </w:rPr>
+          <m:t xml:space="preserve">кг</m:t>
+        </m:r>
+      </m:oMath>
+      <w:r>
+        <w:rPr/>
+        <w:tab/>
+      </w:r>
+      <w:r>
+        <w:rPr/>
+        <w:t>(5)</w:t>
+      </w:r>
+    </w:p>
+    <w:p>
+      <w:pPr>
+        <w:pStyle w:val="Normal"/>
+        <w:tabs>
+          <w:tab w:val="clear" w:pos="643"/>
+          <w:tab w:val="right" w:pos="9071" w:leader="none"/>
+        </w:tabs>
+        <w:spacing w:before="0" w:after="160"/>
+        <w:jc w:val="center"/>
+        <w:rPr/>
+      </w:pPr>
+      <w:r>
+        <w:rPr/>
+      </w:r>
+    </w:p>
+    <w:p>
+      <w:pPr>
+        <w:pStyle w:val="Normal"/>
+        <w:tabs>
+          <w:tab w:val="clear" w:pos="643"/>
+          <w:tab w:val="right" w:pos="9071" w:leader="none"/>
+        </w:tabs>
+        <w:spacing w:before="0" w:after="160"/>
+        <w:jc w:val="center"/>
+        <w:rPr/>
+      </w:pPr>
+      <w:r>
+        <w:rPr/>
+      </w:r>
+    </w:p>
+    <w:p>
+      <w:pPr>
+        <w:pStyle w:val="Normal"/>
+        <w:tabs>
+          <w:tab w:val="clear" w:pos="643"/>
+          <w:tab w:val="right" w:pos="9071" w:leader="none"/>
+        </w:tabs>
+        <w:spacing w:before="0" w:after="160"/>
+        <w:jc w:val="center"/>
+        <w:rPr/>
+      </w:pPr>
+      <w:r>
+        <w:rPr/>
+      </w:r>
     </w:p>
     <w:sectPr>
-      <w:footerReference w:type="even" r:id="rId38"/>
-      <w:footerReference w:type="default" r:id="rId39"/>
-      <w:footerReference w:type="first" r:id="rId40"/>
+      <w:footerReference w:type="even" r:id="rId41"/>
+      <w:footerReference w:type="default" r:id="rId42"/>
+      <w:footerReference w:type="first" r:id="rId43"/>
       <w:type w:val="nextPage"/>
       <w:pgSz w:w="11906" w:h="16838"/>
       <w:pgMar w:left="1701" w:right="850" w:gutter="0" w:header="0" w:top="1134" w:footer="708" w:bottom="1134"/>
@@ -7281,7 +7948,7 @@
         </w:r>
         <w:r>
           <w:rPr/>
-          <w:t>12</w:t>
+          <w:t>13</w:t>
         </w:r>
         <w:r>
           <w:rPr/>
@@ -7415,7 +8082,7 @@
         </w:r>
         <w:r>
           <w:rPr/>
-          <w:t>13</w:t>
+          <w:t>14</w:t>
         </w:r>
         <w:r>
           <w:rPr/>
@@ -7464,14 +8131,19 @@
         <w:docPartGallery w:val="Page Numbers (Bottom of Page)"/>
         <w:docPartUnique w:val="true"/>
       </w:docPartObj>
-      <w:id w:val="1447672462"/>
+      <w:id w:val="876213081"/>
     </w:sdtPr>
     <w:sdtContent>
       <w:p>
         <w:pPr>
           <w:pStyle w:val="Footer"/>
-          <w:jc w:val="right"/>
-          <w:rPr/>
+          <w:jc w:val="center"/>
+          <w:rPr>
+            <w:rFonts w:ascii="Times New Roman" w:hAnsi="Times New Roman" w:cs="Times New Roman"/>
+            <w:color w:themeColor="text1" w:val="000000"/>
+            <w:sz w:val="28"/>
+            <w:szCs w:val="28"/>
+          </w:rPr>
         </w:pPr>
         <w:r>
           <w:rPr/>
@@ -7487,7 +8159,7 @@
         </w:r>
         <w:r>
           <w:rPr/>
-          <w:t>15</w:t>
+          <w:t>22</w:t>
         </w:r>
         <w:r>
           <w:rPr/>
@@ -7536,19 +8208,14 @@
         <w:docPartGallery w:val="Page Numbers (Bottom of Page)"/>
         <w:docPartUnique w:val="true"/>
       </w:docPartObj>
-      <w:id w:val="1464095035"/>
+      <w:id w:val="1447672462"/>
     </w:sdtPr>
     <w:sdtContent>
       <w:p>
         <w:pPr>
           <w:pStyle w:val="Footer"/>
-          <w:jc w:val="center"/>
-          <w:rPr>
-            <w:rFonts w:ascii="Times New Roman" w:hAnsi="Times New Roman" w:cs="Times New Roman"/>
-            <w:color w:themeColor="text1" w:val="000000"/>
-            <w:sz w:val="28"/>
-            <w:szCs w:val="28"/>
-          </w:rPr>
+          <w:jc w:val="right"/>
+          <w:rPr/>
         </w:pPr>
         <w:r>
           <w:rPr/>
@@ -7564,7 +8231,7 @@
         </w:r>
         <w:r>
           <w:rPr/>
-          <w:t>16</w:t>
+          <w:t>17</w:t>
         </w:r>
         <w:r>
           <w:rPr/>
@@ -7613,7 +8280,7 @@
         <w:docPartGallery w:val="Page Numbers (Bottom of Page)"/>
         <w:docPartUnique w:val="true"/>
       </w:docPartObj>
-      <w:id w:val="876213081"/>
+      <w:id w:val="1464095035"/>
     </w:sdtPr>
     <w:sdtContent>
       <w:p>
@@ -7720,6 +8387,83 @@
 </file>
 
 <file path=word/footer30.xml><?xml version="1.0" encoding="utf-8"?>
+<w:ftr xmlns:o="urn:schemas-microsoft-com:office:office" xmlns:r="http://schemas.openxmlformats.org/officeDocument/2006/relationships" xmlns:v="urn:schemas-microsoft-com:vml" xmlns:w="http://schemas.openxmlformats.org/wordprocessingml/2006/main" xmlns:w10="urn:schemas-microsoft-com:office:word" xmlns:wp="http://schemas.openxmlformats.org/drawingml/2006/wordprocessingDrawing" xmlns:wps="http://schemas.microsoft.com/office/word/2010/wordprocessingShape" xmlns:wpg="http://schemas.microsoft.com/office/word/2010/wordprocessingGroup" xmlns:mc="http://schemas.openxmlformats.org/markup-compatibility/2006" xmlns:wp14="http://schemas.microsoft.com/office/word/2010/wordprocessingDrawing" xmlns:w14="http://schemas.microsoft.com/office/word/2010/wordml" xmlns:w15="http://schemas.microsoft.com/office/word/2012/wordml" mc:Ignorable="w14 wp14 w15">
+  <w:p/>
+</w:ftr>
+</file>
+
+<file path=word/footer31.xml><?xml version="1.0" encoding="utf-8"?>
+<w:ftr xmlns:o="urn:schemas-microsoft-com:office:office" xmlns:r="http://schemas.openxmlformats.org/officeDocument/2006/relationships" xmlns:v="urn:schemas-microsoft-com:vml" xmlns:w="http://schemas.openxmlformats.org/wordprocessingml/2006/main" xmlns:w10="urn:schemas-microsoft-com:office:word" xmlns:wp="http://schemas.openxmlformats.org/drawingml/2006/wordprocessingDrawing" xmlns:wps="http://schemas.microsoft.com/office/word/2010/wordprocessingShape" xmlns:wpg="http://schemas.microsoft.com/office/word/2010/wordprocessingGroup" xmlns:mc="http://schemas.openxmlformats.org/markup-compatibility/2006" xmlns:wp14="http://schemas.microsoft.com/office/word/2010/wordprocessingDrawing" xmlns:w14="http://schemas.microsoft.com/office/word/2010/wordml" xmlns:w15="http://schemas.microsoft.com/office/word/2012/wordml" mc:Ignorable="w14 wp14 w15">
+  <w:p>
+    <w:pPr>
+      <w:pStyle w:val="Footer"/>
+      <w:rPr/>
+    </w:pPr>
+    <w:r>
+      <w:rPr/>
+    </w:r>
+  </w:p>
+</w:ftr>
+</file>
+
+<file path=word/footer32.xml><?xml version="1.0" encoding="utf-8"?>
+<w:ftr xmlns:o="urn:schemas-microsoft-com:office:office" xmlns:r="http://schemas.openxmlformats.org/officeDocument/2006/relationships" xmlns:v="urn:schemas-microsoft-com:vml" xmlns:w="http://schemas.openxmlformats.org/wordprocessingml/2006/main" xmlns:w10="urn:schemas-microsoft-com:office:word" xmlns:wp="http://schemas.openxmlformats.org/drawingml/2006/wordprocessingDrawing" xmlns:wps="http://schemas.microsoft.com/office/word/2010/wordprocessingShape" xmlns:wpg="http://schemas.microsoft.com/office/word/2010/wordprocessingGroup" xmlns:mc="http://schemas.openxmlformats.org/markup-compatibility/2006" xmlns:wp14="http://schemas.microsoft.com/office/word/2010/wordprocessingDrawing" xmlns:w14="http://schemas.microsoft.com/office/word/2010/wordml" xmlns:w15="http://schemas.microsoft.com/office/word/2012/wordml" mc:Ignorable="w14 wp14 w15">
+  <w:sdt>
+    <w:sdtPr>
+      <w:docPartObj>
+        <w:docPartGallery w:val="Page Numbers (Bottom of Page)"/>
+        <w:docPartUnique w:val="true"/>
+      </w:docPartObj>
+      <w:id w:val="876213081"/>
+    </w:sdtPr>
+    <w:sdtContent>
+      <w:p>
+        <w:pPr>
+          <w:pStyle w:val="Footer"/>
+          <w:jc w:val="center"/>
+          <w:rPr>
+            <w:rFonts w:ascii="Times New Roman" w:hAnsi="Times New Roman" w:cs="Times New Roman"/>
+            <w:color w:themeColor="text1" w:val="000000"/>
+            <w:sz w:val="28"/>
+            <w:szCs w:val="28"/>
+          </w:rPr>
+        </w:pPr>
+        <w:r>
+          <w:rPr/>
+          <w:fldChar w:fldCharType="begin"/>
+        </w:r>
+        <w:r>
+          <w:rPr/>
+          <w:instrText xml:space="preserve"> PAGE </w:instrText>
+        </w:r>
+        <w:r>
+          <w:rPr/>
+          <w:fldChar w:fldCharType="separate"/>
+        </w:r>
+        <w:r>
+          <w:rPr/>
+          <w:t>22</w:t>
+        </w:r>
+        <w:r>
+          <w:rPr/>
+          <w:fldChar w:fldCharType="end"/>
+        </w:r>
+      </w:p>
+    </w:sdtContent>
+  </w:sdt>
+  <w:p>
+    <w:pPr>
+      <w:pStyle w:val="Footer"/>
+      <w:rPr/>
+    </w:pPr>
+    <w:r>
+      <w:rPr/>
+    </w:r>
+  </w:p>
+</w:ftr>
+</file>
+
+<file path=word/footer33.xml><?xml version="1.0" encoding="utf-8"?>
 <w:ftr xmlns:o="urn:schemas-microsoft-com:office:office" xmlns:r="http://schemas.openxmlformats.org/officeDocument/2006/relationships" xmlns:v="urn:schemas-microsoft-com:vml" xmlns:w="http://schemas.openxmlformats.org/wordprocessingml/2006/main" xmlns:w10="urn:schemas-microsoft-com:office:word" xmlns:wp="http://schemas.openxmlformats.org/drawingml/2006/wordprocessingDrawing" xmlns:wps="http://schemas.microsoft.com/office/word/2010/wordprocessingShape" xmlns:wpg="http://schemas.microsoft.com/office/word/2010/wordprocessingGroup" xmlns:mc="http://schemas.openxmlformats.org/markup-compatibility/2006" xmlns:wp14="http://schemas.microsoft.com/office/word/2010/wordprocessingDrawing" xmlns:w14="http://schemas.microsoft.com/office/word/2010/wordml" xmlns:w15="http://schemas.microsoft.com/office/word/2012/wordml" mc:Ignorable="w14 wp14 w15">
   <w:p/>
 </w:ftr>
@@ -7840,6 +8584,1297 @@
 <w:ftr xmlns:o="urn:schemas-microsoft-com:office:office" xmlns:r="http://schemas.openxmlformats.org/officeDocument/2006/relationships" xmlns:v="urn:schemas-microsoft-com:vml" xmlns:w="http://schemas.openxmlformats.org/wordprocessingml/2006/main" xmlns:w10="urn:schemas-microsoft-com:office:word" xmlns:wp="http://schemas.openxmlformats.org/drawingml/2006/wordprocessingDrawing" xmlns:wps="http://schemas.microsoft.com/office/word/2010/wordprocessingShape" xmlns:wpg="http://schemas.microsoft.com/office/word/2010/wordprocessingGroup" xmlns:mc="http://schemas.openxmlformats.org/markup-compatibility/2006" xmlns:wp14="http://schemas.microsoft.com/office/word/2010/wordprocessingDrawing" xmlns:w14="http://schemas.microsoft.com/office/word/2010/wordml" xmlns:w15="http://schemas.microsoft.com/office/word/2012/wordml" mc:Ignorable="w14 wp14 w15">
   <w:p/>
 </w:ftr>
+</file>
+
+<file path=word/numbering.xml><?xml version="1.0" encoding="utf-8"?>
+<w:numbering xmlns:w="http://schemas.openxmlformats.org/wordprocessingml/2006/main" xmlns:o="urn:schemas-microsoft-com:office:office" xmlns:r="http://schemas.openxmlformats.org/officeDocument/2006/relationships" xmlns:v="urn:schemas-microsoft-com:vml" xmlns:mc="http://schemas.openxmlformats.org/markup-compatibility/2006" xmlns:w14="http://schemas.microsoft.com/office/word/2010/wordml" mc:Ignorable="w14">
+  <w:abstractNum w:abstractNumId="1">
+    <w:lvl w:ilvl="0">
+      <w:start w:val="1"/>
+      <w:numFmt w:val="decimal"/>
+      <w:lvlText w:val="%1."/>
+      <w:lvlJc w:val="left"/>
+      <w:pPr>
+        <w:tabs>
+          <w:tab w:val="num" w:pos="0"/>
+        </w:tabs>
+        <w:ind w:left="720" w:hanging="360"/>
+      </w:pPr>
+      <w:rPr/>
+    </w:lvl>
+    <w:lvl w:ilvl="1">
+      <w:start w:val="1"/>
+      <w:numFmt w:val="lowerLetter"/>
+      <w:lvlText w:val="%2."/>
+      <w:lvlJc w:val="left"/>
+      <w:pPr>
+        <w:tabs>
+          <w:tab w:val="num" w:pos="0"/>
+        </w:tabs>
+        <w:ind w:left="1440" w:hanging="360"/>
+      </w:pPr>
+      <w:rPr/>
+    </w:lvl>
+    <w:lvl w:ilvl="2">
+      <w:start w:val="1"/>
+      <w:numFmt w:val="lowerRoman"/>
+      <w:lvlText w:val="%3."/>
+      <w:lvlJc w:val="right"/>
+      <w:pPr>
+        <w:tabs>
+          <w:tab w:val="num" w:pos="0"/>
+        </w:tabs>
+        <w:ind w:left="2160" w:hanging="180"/>
+      </w:pPr>
+      <w:rPr/>
+    </w:lvl>
+    <w:lvl w:ilvl="3">
+      <w:start w:val="1"/>
+      <w:numFmt w:val="decimal"/>
+      <w:lvlText w:val="%4."/>
+      <w:lvlJc w:val="left"/>
+      <w:pPr>
+        <w:tabs>
+          <w:tab w:val="num" w:pos="0"/>
+        </w:tabs>
+        <w:ind w:left="2880" w:hanging="360"/>
+      </w:pPr>
+      <w:rPr/>
+    </w:lvl>
+    <w:lvl w:ilvl="4">
+      <w:start w:val="1"/>
+      <w:numFmt w:val="lowerLetter"/>
+      <w:lvlText w:val="%5."/>
+      <w:lvlJc w:val="left"/>
+      <w:pPr>
+        <w:tabs>
+          <w:tab w:val="num" w:pos="0"/>
+        </w:tabs>
+        <w:ind w:left="3600" w:hanging="360"/>
+      </w:pPr>
+      <w:rPr/>
+    </w:lvl>
+    <w:lvl w:ilvl="5">
+      <w:start w:val="1"/>
+      <w:numFmt w:val="lowerRoman"/>
+      <w:lvlText w:val="%6."/>
+      <w:lvlJc w:val="right"/>
+      <w:pPr>
+        <w:tabs>
+          <w:tab w:val="num" w:pos="0"/>
+        </w:tabs>
+        <w:ind w:left="4320" w:hanging="180"/>
+      </w:pPr>
+      <w:rPr/>
+    </w:lvl>
+    <w:lvl w:ilvl="6">
+      <w:start w:val="1"/>
+      <w:numFmt w:val="decimal"/>
+      <w:lvlText w:val="%7."/>
+      <w:lvlJc w:val="left"/>
+      <w:pPr>
+        <w:tabs>
+          <w:tab w:val="num" w:pos="0"/>
+        </w:tabs>
+        <w:ind w:left="5040" w:hanging="360"/>
+      </w:pPr>
+      <w:rPr/>
+    </w:lvl>
+    <w:lvl w:ilvl="7">
+      <w:start w:val="1"/>
+      <w:numFmt w:val="lowerLetter"/>
+      <w:lvlText w:val="%8."/>
+      <w:lvlJc w:val="left"/>
+      <w:pPr>
+        <w:tabs>
+          <w:tab w:val="num" w:pos="0"/>
+        </w:tabs>
+        <w:ind w:left="5760" w:hanging="360"/>
+      </w:pPr>
+      <w:rPr/>
+    </w:lvl>
+    <w:lvl w:ilvl="8">
+      <w:start w:val="1"/>
+      <w:numFmt w:val="lowerRoman"/>
+      <w:lvlText w:val="%9."/>
+      <w:lvlJc w:val="right"/>
+      <w:pPr>
+        <w:tabs>
+          <w:tab w:val="num" w:pos="0"/>
+        </w:tabs>
+        <w:ind w:left="6480" w:hanging="180"/>
+      </w:pPr>
+      <w:rPr/>
+    </w:lvl>
+  </w:abstractNum>
+  <w:abstractNum w:abstractNumId="2">
+    <w:lvl w:ilvl="0">
+      <w:start w:val="1"/>
+      <w:numFmt w:val="bullet"/>
+      <w:lvlText w:val=""/>
+      <w:lvlJc w:val="left"/>
+      <w:pPr>
+        <w:tabs>
+          <w:tab w:val="num" w:pos="720"/>
+        </w:tabs>
+        <w:ind w:left="720" w:hanging="360"/>
+      </w:pPr>
+      <w:rPr>
+        <w:rFonts w:ascii="Symbol" w:hAnsi="Symbol" w:cs="Symbol" w:hint="default"/>
+      </w:rPr>
+    </w:lvl>
+    <w:lvl w:ilvl="1">
+      <w:start w:val="1"/>
+      <w:numFmt w:val="bullet"/>
+      <w:lvlText w:val="◦"/>
+      <w:lvlJc w:val="left"/>
+      <w:pPr>
+        <w:tabs>
+          <w:tab w:val="num" w:pos="1080"/>
+        </w:tabs>
+        <w:ind w:left="1080" w:hanging="360"/>
+      </w:pPr>
+      <w:rPr>
+        <w:rFonts w:ascii="OpenSymbol" w:hAnsi="OpenSymbol" w:cs="OpenSymbol" w:hint="default"/>
+      </w:rPr>
+    </w:lvl>
+    <w:lvl w:ilvl="2">
+      <w:start w:val="1"/>
+      <w:numFmt w:val="bullet"/>
+      <w:lvlText w:val="▪"/>
+      <w:lvlJc w:val="left"/>
+      <w:pPr>
+        <w:tabs>
+          <w:tab w:val="num" w:pos="1440"/>
+        </w:tabs>
+        <w:ind w:left="1440" w:hanging="360"/>
+      </w:pPr>
+      <w:rPr>
+        <w:rFonts w:ascii="OpenSymbol" w:hAnsi="OpenSymbol" w:cs="OpenSymbol" w:hint="default"/>
+      </w:rPr>
+    </w:lvl>
+    <w:lvl w:ilvl="3">
+      <w:start w:val="1"/>
+      <w:numFmt w:val="bullet"/>
+      <w:lvlText w:val=""/>
+      <w:lvlJc w:val="left"/>
+      <w:pPr>
+        <w:tabs>
+          <w:tab w:val="num" w:pos="1800"/>
+        </w:tabs>
+        <w:ind w:left="1800" w:hanging="360"/>
+      </w:pPr>
+      <w:rPr>
+        <w:rFonts w:ascii="Symbol" w:hAnsi="Symbol" w:cs="Symbol" w:hint="default"/>
+      </w:rPr>
+    </w:lvl>
+    <w:lvl w:ilvl="4">
+      <w:start w:val="1"/>
+      <w:numFmt w:val="bullet"/>
+      <w:lvlText w:val="◦"/>
+      <w:lvlJc w:val="left"/>
+      <w:pPr>
+        <w:tabs>
+          <w:tab w:val="num" w:pos="2160"/>
+        </w:tabs>
+        <w:ind w:left="2160" w:hanging="360"/>
+      </w:pPr>
+      <w:rPr>
+        <w:rFonts w:ascii="OpenSymbol" w:hAnsi="OpenSymbol" w:cs="OpenSymbol" w:hint="default"/>
+      </w:rPr>
+    </w:lvl>
+    <w:lvl w:ilvl="5">
+      <w:start w:val="1"/>
+      <w:numFmt w:val="bullet"/>
+      <w:lvlText w:val="▪"/>
+      <w:lvlJc w:val="left"/>
+      <w:pPr>
+        <w:tabs>
+          <w:tab w:val="num" w:pos="2520"/>
+        </w:tabs>
+        <w:ind w:left="2520" w:hanging="360"/>
+      </w:pPr>
+      <w:rPr>
+        <w:rFonts w:ascii="OpenSymbol" w:hAnsi="OpenSymbol" w:cs="OpenSymbol" w:hint="default"/>
+      </w:rPr>
+    </w:lvl>
+    <w:lvl w:ilvl="6">
+      <w:start w:val="1"/>
+      <w:numFmt w:val="bullet"/>
+      <w:lvlText w:val=""/>
+      <w:lvlJc w:val="left"/>
+      <w:pPr>
+        <w:tabs>
+          <w:tab w:val="num" w:pos="2880"/>
+        </w:tabs>
+        <w:ind w:left="2880" w:hanging="360"/>
+      </w:pPr>
+      <w:rPr>
+        <w:rFonts w:ascii="Symbol" w:hAnsi="Symbol" w:cs="Symbol" w:hint="default"/>
+      </w:rPr>
+    </w:lvl>
+    <w:lvl w:ilvl="7">
+      <w:start w:val="1"/>
+      <w:numFmt w:val="bullet"/>
+      <w:lvlText w:val="◦"/>
+      <w:lvlJc w:val="left"/>
+      <w:pPr>
+        <w:tabs>
+          <w:tab w:val="num" w:pos="3240"/>
+        </w:tabs>
+        <w:ind w:left="3240" w:hanging="360"/>
+      </w:pPr>
+      <w:rPr>
+        <w:rFonts w:ascii="OpenSymbol" w:hAnsi="OpenSymbol" w:cs="OpenSymbol" w:hint="default"/>
+      </w:rPr>
+    </w:lvl>
+    <w:lvl w:ilvl="8">
+      <w:start w:val="1"/>
+      <w:numFmt w:val="bullet"/>
+      <w:lvlText w:val="▪"/>
+      <w:lvlJc w:val="left"/>
+      <w:pPr>
+        <w:tabs>
+          <w:tab w:val="num" w:pos="3600"/>
+        </w:tabs>
+        <w:ind w:left="3600" w:hanging="360"/>
+      </w:pPr>
+      <w:rPr>
+        <w:rFonts w:ascii="OpenSymbol" w:hAnsi="OpenSymbol" w:cs="OpenSymbol" w:hint="default"/>
+      </w:rPr>
+    </w:lvl>
+  </w:abstractNum>
+  <w:abstractNum w:abstractNumId="3">
+    <w:lvl w:ilvl="0">
+      <w:start w:val="1"/>
+      <w:numFmt w:val="decimal"/>
+      <w:lvlText w:val="%1."/>
+      <w:lvlJc w:val="left"/>
+      <w:pPr>
+        <w:tabs>
+          <w:tab w:val="num" w:pos="720"/>
+        </w:tabs>
+        <w:ind w:left="720" w:hanging="360"/>
+      </w:pPr>
+      <w:rPr/>
+    </w:lvl>
+    <w:lvl w:ilvl="1">
+      <w:start w:val="1"/>
+      <w:numFmt w:val="decimal"/>
+      <w:lvlText w:val="%2."/>
+      <w:lvlJc w:val="left"/>
+      <w:pPr>
+        <w:tabs>
+          <w:tab w:val="num" w:pos="1080"/>
+        </w:tabs>
+        <w:ind w:left="1080" w:hanging="360"/>
+      </w:pPr>
+      <w:rPr/>
+    </w:lvl>
+    <w:lvl w:ilvl="2">
+      <w:start w:val="1"/>
+      <w:numFmt w:val="decimal"/>
+      <w:lvlText w:val="%3."/>
+      <w:lvlJc w:val="left"/>
+      <w:pPr>
+        <w:tabs>
+          <w:tab w:val="num" w:pos="1440"/>
+        </w:tabs>
+        <w:ind w:left="1440" w:hanging="360"/>
+      </w:pPr>
+      <w:rPr/>
+    </w:lvl>
+    <w:lvl w:ilvl="3">
+      <w:start w:val="1"/>
+      <w:numFmt w:val="decimal"/>
+      <w:lvlText w:val="%4."/>
+      <w:lvlJc w:val="left"/>
+      <w:pPr>
+        <w:tabs>
+          <w:tab w:val="num" w:pos="1800"/>
+        </w:tabs>
+        <w:ind w:left="1800" w:hanging="360"/>
+      </w:pPr>
+      <w:rPr/>
+    </w:lvl>
+    <w:lvl w:ilvl="4">
+      <w:start w:val="1"/>
+      <w:numFmt w:val="decimal"/>
+      <w:lvlText w:val="%5."/>
+      <w:lvlJc w:val="left"/>
+      <w:pPr>
+        <w:tabs>
+          <w:tab w:val="num" w:pos="2160"/>
+        </w:tabs>
+        <w:ind w:left="2160" w:hanging="360"/>
+      </w:pPr>
+      <w:rPr/>
+    </w:lvl>
+    <w:lvl w:ilvl="5">
+      <w:start w:val="1"/>
+      <w:numFmt w:val="decimal"/>
+      <w:lvlText w:val="%6."/>
+      <w:lvlJc w:val="left"/>
+      <w:pPr>
+        <w:tabs>
+          <w:tab w:val="num" w:pos="2520"/>
+        </w:tabs>
+        <w:ind w:left="2520" w:hanging="360"/>
+      </w:pPr>
+      <w:rPr/>
+    </w:lvl>
+    <w:lvl w:ilvl="6">
+      <w:start w:val="1"/>
+      <w:numFmt w:val="decimal"/>
+      <w:lvlText w:val="%7."/>
+      <w:lvlJc w:val="left"/>
+      <w:pPr>
+        <w:tabs>
+          <w:tab w:val="num" w:pos="2880"/>
+        </w:tabs>
+        <w:ind w:left="2880" w:hanging="360"/>
+      </w:pPr>
+      <w:rPr/>
+    </w:lvl>
+    <w:lvl w:ilvl="7">
+      <w:start w:val="1"/>
+      <w:numFmt w:val="decimal"/>
+      <w:lvlText w:val="%8."/>
+      <w:lvlJc w:val="left"/>
+      <w:pPr>
+        <w:tabs>
+          <w:tab w:val="num" w:pos="3240"/>
+        </w:tabs>
+        <w:ind w:left="3240" w:hanging="360"/>
+      </w:pPr>
+      <w:rPr/>
+    </w:lvl>
+    <w:lvl w:ilvl="8">
+      <w:start w:val="1"/>
+      <w:numFmt w:val="decimal"/>
+      <w:lvlText w:val="%9."/>
+      <w:lvlJc w:val="left"/>
+      <w:pPr>
+        <w:tabs>
+          <w:tab w:val="num" w:pos="3600"/>
+        </w:tabs>
+        <w:ind w:left="3600" w:hanging="360"/>
+      </w:pPr>
+      <w:rPr/>
+    </w:lvl>
+  </w:abstractNum>
+  <w:abstractNum w:abstractNumId="4">
+    <w:lvl w:ilvl="0">
+      <w:start w:val="1"/>
+      <w:numFmt w:val="decimal"/>
+      <w:lvlText w:val="%1"/>
+      <w:lvlJc w:val="left"/>
+      <w:pPr>
+        <w:tabs>
+          <w:tab w:val="num" w:pos="720"/>
+        </w:tabs>
+        <w:ind w:left="720" w:hanging="360"/>
+      </w:pPr>
+      <w:rPr/>
+    </w:lvl>
+    <w:lvl w:ilvl="1">
+      <w:start w:val="1"/>
+      <w:numFmt w:val="decimal"/>
+      <w:lvlText w:val="%1.%2"/>
+      <w:lvlJc w:val="left"/>
+      <w:pPr>
+        <w:tabs>
+          <w:tab w:val="num" w:pos="1080"/>
+        </w:tabs>
+        <w:ind w:left="1080" w:hanging="360"/>
+      </w:pPr>
+      <w:rPr/>
+    </w:lvl>
+    <w:lvl w:ilvl="2">
+      <w:start w:val="1"/>
+      <w:numFmt w:val="decimal"/>
+      <w:lvlText w:val="%1.%2.%3"/>
+      <w:lvlJc w:val="left"/>
+      <w:pPr>
+        <w:tabs>
+          <w:tab w:val="num" w:pos="1440"/>
+        </w:tabs>
+        <w:ind w:left="1440" w:hanging="360"/>
+      </w:pPr>
+      <w:rPr/>
+    </w:lvl>
+    <w:lvl w:ilvl="3">
+      <w:start w:val="1"/>
+      <w:numFmt w:val="decimal"/>
+      <w:lvlText w:val="%1.%2.%3.%4"/>
+      <w:lvlJc w:val="left"/>
+      <w:pPr>
+        <w:tabs>
+          <w:tab w:val="num" w:pos="1800"/>
+        </w:tabs>
+        <w:ind w:left="1800" w:hanging="360"/>
+      </w:pPr>
+      <w:rPr/>
+    </w:lvl>
+    <w:lvl w:ilvl="4">
+      <w:start w:val="1"/>
+      <w:numFmt w:val="decimal"/>
+      <w:lvlText w:val="%1.%2.%3.%4.%5"/>
+      <w:lvlJc w:val="left"/>
+      <w:pPr>
+        <w:tabs>
+          <w:tab w:val="num" w:pos="2160"/>
+        </w:tabs>
+        <w:ind w:left="2160" w:hanging="360"/>
+      </w:pPr>
+      <w:rPr/>
+    </w:lvl>
+    <w:lvl w:ilvl="5">
+      <w:start w:val="1"/>
+      <w:numFmt w:val="decimal"/>
+      <w:lvlText w:val="%1.%2.%3.%4.%5.%6"/>
+      <w:lvlJc w:val="left"/>
+      <w:pPr>
+        <w:tabs>
+          <w:tab w:val="num" w:pos="2520"/>
+        </w:tabs>
+        <w:ind w:left="2520" w:hanging="360"/>
+      </w:pPr>
+      <w:rPr/>
+    </w:lvl>
+    <w:lvl w:ilvl="6">
+      <w:start w:val="1"/>
+      <w:numFmt w:val="decimal"/>
+      <w:lvlText w:val="%1.%2.%3.%4.%5.%6.%7"/>
+      <w:lvlJc w:val="left"/>
+      <w:pPr>
+        <w:tabs>
+          <w:tab w:val="num" w:pos="2880"/>
+        </w:tabs>
+        <w:ind w:left="2880" w:hanging="360"/>
+      </w:pPr>
+      <w:rPr/>
+    </w:lvl>
+    <w:lvl w:ilvl="7">
+      <w:start w:val="1"/>
+      <w:numFmt w:val="decimal"/>
+      <w:lvlText w:val="%1.%2.%3.%4.%5.%6.%7.%8"/>
+      <w:lvlJc w:val="left"/>
+      <w:pPr>
+        <w:tabs>
+          <w:tab w:val="num" w:pos="3240"/>
+        </w:tabs>
+        <w:ind w:left="3240" w:hanging="360"/>
+      </w:pPr>
+      <w:rPr/>
+    </w:lvl>
+    <w:lvl w:ilvl="8">
+      <w:start w:val="1"/>
+      <w:numFmt w:val="decimal"/>
+      <w:lvlText w:val="%1.%2.%3.%4.%5.%6.%7.%8.%9"/>
+      <w:lvlJc w:val="left"/>
+      <w:pPr>
+        <w:tabs>
+          <w:tab w:val="num" w:pos="3600"/>
+        </w:tabs>
+        <w:ind w:left="3600" w:hanging="360"/>
+      </w:pPr>
+      <w:rPr/>
+    </w:lvl>
+  </w:abstractNum>
+  <w:abstractNum w:abstractNumId="5">
+    <w:lvl w:ilvl="0">
+      <w:start w:val="1"/>
+      <w:numFmt w:val="decimal"/>
+      <w:lvlText w:val="%1."/>
+      <w:lvlJc w:val="left"/>
+      <w:pPr>
+        <w:tabs>
+          <w:tab w:val="num" w:pos="720"/>
+        </w:tabs>
+        <w:ind w:left="720" w:hanging="360"/>
+      </w:pPr>
+      <w:rPr/>
+    </w:lvl>
+    <w:lvl w:ilvl="1">
+      <w:start w:val="1"/>
+      <w:numFmt w:val="decimal"/>
+      <w:lvlText w:val="%1.%2."/>
+      <w:lvlJc w:val="left"/>
+      <w:pPr>
+        <w:tabs>
+          <w:tab w:val="num" w:pos="1080"/>
+        </w:tabs>
+        <w:ind w:left="1080" w:hanging="360"/>
+      </w:pPr>
+      <w:rPr/>
+    </w:lvl>
+    <w:lvl w:ilvl="2">
+      <w:start w:val="1"/>
+      <w:numFmt w:val="lowerLetter"/>
+      <w:lvlText w:val="%3)"/>
+      <w:lvlJc w:val="left"/>
+      <w:pPr>
+        <w:tabs>
+          <w:tab w:val="num" w:pos="1440"/>
+        </w:tabs>
+        <w:ind w:left="1440" w:hanging="360"/>
+      </w:pPr>
+      <w:rPr/>
+    </w:lvl>
+    <w:lvl w:ilvl="3">
+      <w:start w:val="1"/>
+      <w:numFmt w:val="bullet"/>
+      <w:lvlText w:val=""/>
+      <w:lvlJc w:val="left"/>
+      <w:pPr>
+        <w:tabs>
+          <w:tab w:val="num" w:pos="1800"/>
+        </w:tabs>
+        <w:ind w:left="1800" w:hanging="360"/>
+      </w:pPr>
+      <w:rPr>
+        <w:rFonts w:ascii="Symbol" w:hAnsi="Symbol" w:cs="Symbol" w:hint="default"/>
+      </w:rPr>
+    </w:lvl>
+    <w:lvl w:ilvl="4">
+      <w:start w:val="1"/>
+      <w:numFmt w:val="bullet"/>
+      <w:lvlText w:val=""/>
+      <w:lvlJc w:val="left"/>
+      <w:pPr>
+        <w:tabs>
+          <w:tab w:val="num" w:pos="2160"/>
+        </w:tabs>
+        <w:ind w:left="2160" w:hanging="360"/>
+      </w:pPr>
+      <w:rPr>
+        <w:rFonts w:ascii="Symbol" w:hAnsi="Symbol" w:cs="Symbol" w:hint="default"/>
+      </w:rPr>
+    </w:lvl>
+    <w:lvl w:ilvl="5">
+      <w:start w:val="1"/>
+      <w:numFmt w:val="bullet"/>
+      <w:lvlText w:val=""/>
+      <w:lvlJc w:val="left"/>
+      <w:pPr>
+        <w:tabs>
+          <w:tab w:val="num" w:pos="2520"/>
+        </w:tabs>
+        <w:ind w:left="2520" w:hanging="360"/>
+      </w:pPr>
+      <w:rPr>
+        <w:rFonts w:ascii="Symbol" w:hAnsi="Symbol" w:cs="Symbol" w:hint="default"/>
+      </w:rPr>
+    </w:lvl>
+    <w:lvl w:ilvl="6">
+      <w:start w:val="1"/>
+      <w:numFmt w:val="bullet"/>
+      <w:lvlText w:val=""/>
+      <w:lvlJc w:val="left"/>
+      <w:pPr>
+        <w:tabs>
+          <w:tab w:val="num" w:pos="2880"/>
+        </w:tabs>
+        <w:ind w:left="2880" w:hanging="360"/>
+      </w:pPr>
+      <w:rPr>
+        <w:rFonts w:ascii="Symbol" w:hAnsi="Symbol" w:cs="Symbol" w:hint="default"/>
+      </w:rPr>
+    </w:lvl>
+    <w:lvl w:ilvl="7">
+      <w:start w:val="1"/>
+      <w:numFmt w:val="bullet"/>
+      <w:lvlText w:val=""/>
+      <w:lvlJc w:val="left"/>
+      <w:pPr>
+        <w:tabs>
+          <w:tab w:val="num" w:pos="3240"/>
+        </w:tabs>
+        <w:ind w:left="3240" w:hanging="360"/>
+      </w:pPr>
+      <w:rPr>
+        <w:rFonts w:ascii="Symbol" w:hAnsi="Symbol" w:cs="Symbol" w:hint="default"/>
+      </w:rPr>
+    </w:lvl>
+    <w:lvl w:ilvl="8">
+      <w:start w:val="1"/>
+      <w:numFmt w:val="bullet"/>
+      <w:lvlText w:val=""/>
+      <w:lvlJc w:val="left"/>
+      <w:pPr>
+        <w:tabs>
+          <w:tab w:val="num" w:pos="3600"/>
+        </w:tabs>
+        <w:ind w:left="3600" w:hanging="360"/>
+      </w:pPr>
+      <w:rPr>
+        <w:rFonts w:ascii="Symbol" w:hAnsi="Symbol" w:cs="Symbol" w:hint="default"/>
+      </w:rPr>
+    </w:lvl>
+  </w:abstractNum>
+  <w:abstractNum w:abstractNumId="6">
+    <w:lvl w:ilvl="0">
+      <w:start w:val="1"/>
+      <w:numFmt w:val="bullet"/>
+      <w:lvlText w:val=""/>
+      <w:lvlJc w:val="left"/>
+      <w:pPr>
+        <w:tabs>
+          <w:tab w:val="num" w:pos="720"/>
+        </w:tabs>
+        <w:ind w:left="720" w:hanging="360"/>
+      </w:pPr>
+      <w:rPr>
+        <w:rFonts w:ascii="Symbol" w:hAnsi="Symbol" w:cs="Symbol" w:hint="default"/>
+      </w:rPr>
+    </w:lvl>
+    <w:lvl w:ilvl="1">
+      <w:start w:val="1"/>
+      <w:numFmt w:val="bullet"/>
+      <w:lvlText w:val="◦"/>
+      <w:lvlJc w:val="left"/>
+      <w:pPr>
+        <w:tabs>
+          <w:tab w:val="num" w:pos="1080"/>
+        </w:tabs>
+        <w:ind w:left="1080" w:hanging="360"/>
+      </w:pPr>
+      <w:rPr>
+        <w:rFonts w:ascii="OpenSymbol" w:hAnsi="OpenSymbol" w:cs="OpenSymbol" w:hint="default"/>
+      </w:rPr>
+    </w:lvl>
+    <w:lvl w:ilvl="2">
+      <w:start w:val="1"/>
+      <w:numFmt w:val="bullet"/>
+      <w:lvlText w:val="▪"/>
+      <w:lvlJc w:val="left"/>
+      <w:pPr>
+        <w:tabs>
+          <w:tab w:val="num" w:pos="1440"/>
+        </w:tabs>
+        <w:ind w:left="1440" w:hanging="360"/>
+      </w:pPr>
+      <w:rPr>
+        <w:rFonts w:ascii="OpenSymbol" w:hAnsi="OpenSymbol" w:cs="OpenSymbol" w:hint="default"/>
+      </w:rPr>
+    </w:lvl>
+    <w:lvl w:ilvl="3">
+      <w:start w:val="1"/>
+      <w:numFmt w:val="bullet"/>
+      <w:lvlText w:val=""/>
+      <w:lvlJc w:val="left"/>
+      <w:pPr>
+        <w:tabs>
+          <w:tab w:val="num" w:pos="1800"/>
+        </w:tabs>
+        <w:ind w:left="1800" w:hanging="360"/>
+      </w:pPr>
+      <w:rPr>
+        <w:rFonts w:ascii="Symbol" w:hAnsi="Symbol" w:cs="Symbol" w:hint="default"/>
+      </w:rPr>
+    </w:lvl>
+    <w:lvl w:ilvl="4">
+      <w:start w:val="1"/>
+      <w:numFmt w:val="bullet"/>
+      <w:lvlText w:val="◦"/>
+      <w:lvlJc w:val="left"/>
+      <w:pPr>
+        <w:tabs>
+          <w:tab w:val="num" w:pos="2160"/>
+        </w:tabs>
+        <w:ind w:left="2160" w:hanging="360"/>
+      </w:pPr>
+      <w:rPr>
+        <w:rFonts w:ascii="OpenSymbol" w:hAnsi="OpenSymbol" w:cs="OpenSymbol" w:hint="default"/>
+      </w:rPr>
+    </w:lvl>
+    <w:lvl w:ilvl="5">
+      <w:start w:val="1"/>
+      <w:numFmt w:val="bullet"/>
+      <w:lvlText w:val="▪"/>
+      <w:lvlJc w:val="left"/>
+      <w:pPr>
+        <w:tabs>
+          <w:tab w:val="num" w:pos="2520"/>
+        </w:tabs>
+        <w:ind w:left="2520" w:hanging="360"/>
+      </w:pPr>
+      <w:rPr>
+        <w:rFonts w:ascii="OpenSymbol" w:hAnsi="OpenSymbol" w:cs="OpenSymbol" w:hint="default"/>
+      </w:rPr>
+    </w:lvl>
+    <w:lvl w:ilvl="6">
+      <w:start w:val="1"/>
+      <w:numFmt w:val="bullet"/>
+      <w:lvlText w:val=""/>
+      <w:lvlJc w:val="left"/>
+      <w:pPr>
+        <w:tabs>
+          <w:tab w:val="num" w:pos="2880"/>
+        </w:tabs>
+        <w:ind w:left="2880" w:hanging="360"/>
+      </w:pPr>
+      <w:rPr>
+        <w:rFonts w:ascii="Symbol" w:hAnsi="Symbol" w:cs="Symbol" w:hint="default"/>
+      </w:rPr>
+    </w:lvl>
+    <w:lvl w:ilvl="7">
+      <w:start w:val="1"/>
+      <w:numFmt w:val="bullet"/>
+      <w:lvlText w:val="◦"/>
+      <w:lvlJc w:val="left"/>
+      <w:pPr>
+        <w:tabs>
+          <w:tab w:val="num" w:pos="3240"/>
+        </w:tabs>
+        <w:ind w:left="3240" w:hanging="360"/>
+      </w:pPr>
+      <w:rPr>
+        <w:rFonts w:ascii="OpenSymbol" w:hAnsi="OpenSymbol" w:cs="OpenSymbol" w:hint="default"/>
+      </w:rPr>
+    </w:lvl>
+    <w:lvl w:ilvl="8">
+      <w:start w:val="1"/>
+      <w:numFmt w:val="bullet"/>
+      <w:lvlText w:val="▪"/>
+      <w:lvlJc w:val="left"/>
+      <w:pPr>
+        <w:tabs>
+          <w:tab w:val="num" w:pos="3600"/>
+        </w:tabs>
+        <w:ind w:left="3600" w:hanging="360"/>
+      </w:pPr>
+      <w:rPr>
+        <w:rFonts w:ascii="OpenSymbol" w:hAnsi="OpenSymbol" w:cs="OpenSymbol" w:hint="default"/>
+      </w:rPr>
+    </w:lvl>
+  </w:abstractNum>
+  <w:abstractNum w:abstractNumId="7">
+    <w:lvl w:ilvl="0">
+      <w:start w:val="1"/>
+      <w:numFmt w:val="decimal"/>
+      <w:lvlText w:val="%1."/>
+      <w:lvlJc w:val="left"/>
+      <w:pPr>
+        <w:tabs>
+          <w:tab w:val="num" w:pos="720"/>
+        </w:tabs>
+        <w:ind w:left="720" w:hanging="360"/>
+      </w:pPr>
+      <w:rPr/>
+    </w:lvl>
+    <w:lvl w:ilvl="1">
+      <w:start w:val="1"/>
+      <w:numFmt w:val="decimal"/>
+      <w:lvlText w:val="%2."/>
+      <w:lvlJc w:val="left"/>
+      <w:pPr>
+        <w:tabs>
+          <w:tab w:val="num" w:pos="1080"/>
+        </w:tabs>
+        <w:ind w:left="1080" w:hanging="360"/>
+      </w:pPr>
+      <w:rPr/>
+    </w:lvl>
+    <w:lvl w:ilvl="2">
+      <w:start w:val="1"/>
+      <w:numFmt w:val="decimal"/>
+      <w:lvlText w:val="%3."/>
+      <w:lvlJc w:val="left"/>
+      <w:pPr>
+        <w:tabs>
+          <w:tab w:val="num" w:pos="1440"/>
+        </w:tabs>
+        <w:ind w:left="1440" w:hanging="360"/>
+      </w:pPr>
+      <w:rPr/>
+    </w:lvl>
+    <w:lvl w:ilvl="3">
+      <w:start w:val="1"/>
+      <w:numFmt w:val="decimal"/>
+      <w:lvlText w:val="%4."/>
+      <w:lvlJc w:val="left"/>
+      <w:pPr>
+        <w:tabs>
+          <w:tab w:val="num" w:pos="1800"/>
+        </w:tabs>
+        <w:ind w:left="1800" w:hanging="360"/>
+      </w:pPr>
+      <w:rPr/>
+    </w:lvl>
+    <w:lvl w:ilvl="4">
+      <w:start w:val="1"/>
+      <w:numFmt w:val="decimal"/>
+      <w:lvlText w:val="%5."/>
+      <w:lvlJc w:val="left"/>
+      <w:pPr>
+        <w:tabs>
+          <w:tab w:val="num" w:pos="2160"/>
+        </w:tabs>
+        <w:ind w:left="2160" w:hanging="360"/>
+      </w:pPr>
+      <w:rPr/>
+    </w:lvl>
+    <w:lvl w:ilvl="5">
+      <w:start w:val="1"/>
+      <w:numFmt w:val="decimal"/>
+      <w:lvlText w:val="%6."/>
+      <w:lvlJc w:val="left"/>
+      <w:pPr>
+        <w:tabs>
+          <w:tab w:val="num" w:pos="2520"/>
+        </w:tabs>
+        <w:ind w:left="2520" w:hanging="360"/>
+      </w:pPr>
+      <w:rPr/>
+    </w:lvl>
+    <w:lvl w:ilvl="6">
+      <w:start w:val="1"/>
+      <w:numFmt w:val="decimal"/>
+      <w:lvlText w:val="%7."/>
+      <w:lvlJc w:val="left"/>
+      <w:pPr>
+        <w:tabs>
+          <w:tab w:val="num" w:pos="2880"/>
+        </w:tabs>
+        <w:ind w:left="2880" w:hanging="360"/>
+      </w:pPr>
+      <w:rPr/>
+    </w:lvl>
+    <w:lvl w:ilvl="7">
+      <w:start w:val="1"/>
+      <w:numFmt w:val="decimal"/>
+      <w:lvlText w:val="%8."/>
+      <w:lvlJc w:val="left"/>
+      <w:pPr>
+        <w:tabs>
+          <w:tab w:val="num" w:pos="3240"/>
+        </w:tabs>
+        <w:ind w:left="3240" w:hanging="360"/>
+      </w:pPr>
+      <w:rPr/>
+    </w:lvl>
+    <w:lvl w:ilvl="8">
+      <w:start w:val="1"/>
+      <w:numFmt w:val="decimal"/>
+      <w:lvlText w:val="%9."/>
+      <w:lvlJc w:val="left"/>
+      <w:pPr>
+        <w:tabs>
+          <w:tab w:val="num" w:pos="3600"/>
+        </w:tabs>
+        <w:ind w:left="3600" w:hanging="360"/>
+      </w:pPr>
+      <w:rPr/>
+    </w:lvl>
+  </w:abstractNum>
+  <w:abstractNum w:abstractNumId="8">
+    <w:lvl w:ilvl="0">
+      <w:start w:val="1"/>
+      <w:numFmt w:val="bullet"/>
+      <w:lvlText w:val=""/>
+      <w:lvlJc w:val="left"/>
+      <w:pPr>
+        <w:tabs>
+          <w:tab w:val="num" w:pos="1080"/>
+        </w:tabs>
+        <w:ind w:left="1080" w:hanging="360"/>
+      </w:pPr>
+      <w:rPr>
+        <w:rFonts w:ascii="Symbol" w:hAnsi="Symbol" w:cs="Symbol" w:hint="default"/>
+      </w:rPr>
+    </w:lvl>
+    <w:lvl w:ilvl="1">
+      <w:start w:val="1"/>
+      <w:numFmt w:val="bullet"/>
+      <w:lvlText w:val="◦"/>
+      <w:lvlJc w:val="left"/>
+      <w:pPr>
+        <w:tabs>
+          <w:tab w:val="num" w:pos="1440"/>
+        </w:tabs>
+        <w:ind w:left="1440" w:hanging="360"/>
+      </w:pPr>
+      <w:rPr>
+        <w:rFonts w:ascii="OpenSymbol" w:hAnsi="OpenSymbol" w:cs="OpenSymbol" w:hint="default"/>
+      </w:rPr>
+    </w:lvl>
+    <w:lvl w:ilvl="2">
+      <w:start w:val="1"/>
+      <w:numFmt w:val="bullet"/>
+      <w:lvlText w:val="▪"/>
+      <w:lvlJc w:val="left"/>
+      <w:pPr>
+        <w:tabs>
+          <w:tab w:val="num" w:pos="1800"/>
+        </w:tabs>
+        <w:ind w:left="1800" w:hanging="360"/>
+      </w:pPr>
+      <w:rPr>
+        <w:rFonts w:ascii="OpenSymbol" w:hAnsi="OpenSymbol" w:cs="OpenSymbol" w:hint="default"/>
+      </w:rPr>
+    </w:lvl>
+    <w:lvl w:ilvl="3">
+      <w:start w:val="1"/>
+      <w:numFmt w:val="bullet"/>
+      <w:lvlText w:val=""/>
+      <w:lvlJc w:val="left"/>
+      <w:pPr>
+        <w:tabs>
+          <w:tab w:val="num" w:pos="2160"/>
+        </w:tabs>
+        <w:ind w:left="2160" w:hanging="360"/>
+      </w:pPr>
+      <w:rPr>
+        <w:rFonts w:ascii="Symbol" w:hAnsi="Symbol" w:cs="Symbol" w:hint="default"/>
+      </w:rPr>
+    </w:lvl>
+    <w:lvl w:ilvl="4">
+      <w:start w:val="1"/>
+      <w:numFmt w:val="bullet"/>
+      <w:lvlText w:val="◦"/>
+      <w:lvlJc w:val="left"/>
+      <w:pPr>
+        <w:tabs>
+          <w:tab w:val="num" w:pos="2520"/>
+        </w:tabs>
+        <w:ind w:left="2520" w:hanging="360"/>
+      </w:pPr>
+      <w:rPr>
+        <w:rFonts w:ascii="OpenSymbol" w:hAnsi="OpenSymbol" w:cs="OpenSymbol" w:hint="default"/>
+      </w:rPr>
+    </w:lvl>
+    <w:lvl w:ilvl="5">
+      <w:start w:val="1"/>
+      <w:numFmt w:val="bullet"/>
+      <w:lvlText w:val="▪"/>
+      <w:lvlJc w:val="left"/>
+      <w:pPr>
+        <w:tabs>
+          <w:tab w:val="num" w:pos="2880"/>
+        </w:tabs>
+        <w:ind w:left="2880" w:hanging="360"/>
+      </w:pPr>
+      <w:rPr>
+        <w:rFonts w:ascii="OpenSymbol" w:hAnsi="OpenSymbol" w:cs="OpenSymbol" w:hint="default"/>
+      </w:rPr>
+    </w:lvl>
+    <w:lvl w:ilvl="6">
+      <w:start w:val="1"/>
+      <w:numFmt w:val="bullet"/>
+      <w:lvlText w:val=""/>
+      <w:lvlJc w:val="left"/>
+      <w:pPr>
+        <w:tabs>
+          <w:tab w:val="num" w:pos="3240"/>
+        </w:tabs>
+        <w:ind w:left="3240" w:hanging="360"/>
+      </w:pPr>
+      <w:rPr>
+        <w:rFonts w:ascii="Symbol" w:hAnsi="Symbol" w:cs="Symbol" w:hint="default"/>
+      </w:rPr>
+    </w:lvl>
+    <w:lvl w:ilvl="7">
+      <w:start w:val="1"/>
+      <w:numFmt w:val="bullet"/>
+      <w:lvlText w:val="◦"/>
+      <w:lvlJc w:val="left"/>
+      <w:pPr>
+        <w:tabs>
+          <w:tab w:val="num" w:pos="3600"/>
+        </w:tabs>
+        <w:ind w:left="3600" w:hanging="360"/>
+      </w:pPr>
+      <w:rPr>
+        <w:rFonts w:ascii="OpenSymbol" w:hAnsi="OpenSymbol" w:cs="OpenSymbol" w:hint="default"/>
+      </w:rPr>
+    </w:lvl>
+    <w:lvl w:ilvl="8">
+      <w:start w:val="1"/>
+      <w:numFmt w:val="bullet"/>
+      <w:lvlText w:val="▪"/>
+      <w:lvlJc w:val="left"/>
+      <w:pPr>
+        <w:tabs>
+          <w:tab w:val="num" w:pos="3960"/>
+        </w:tabs>
+        <w:ind w:left="3960" w:hanging="360"/>
+      </w:pPr>
+      <w:rPr>
+        <w:rFonts w:ascii="OpenSymbol" w:hAnsi="OpenSymbol" w:cs="OpenSymbol" w:hint="default"/>
+      </w:rPr>
+    </w:lvl>
+  </w:abstractNum>
+  <w:abstractNum w:abstractNumId="9">
+    <w:lvl w:ilvl="0">
+      <w:start w:val="1"/>
+      <w:numFmt w:val="decimal"/>
+      <w:lvlText w:val="%1."/>
+      <w:lvlJc w:val="left"/>
+      <w:pPr>
+        <w:tabs>
+          <w:tab w:val="num" w:pos="1080"/>
+        </w:tabs>
+        <w:ind w:left="1080" w:hanging="360"/>
+      </w:pPr>
+      <w:rPr/>
+    </w:lvl>
+    <w:lvl w:ilvl="1">
+      <w:start w:val="1"/>
+      <w:numFmt w:val="decimal"/>
+      <w:lvlText w:val="%2."/>
+      <w:lvlJc w:val="left"/>
+      <w:pPr>
+        <w:tabs>
+          <w:tab w:val="num" w:pos="1440"/>
+        </w:tabs>
+        <w:ind w:left="1440" w:hanging="360"/>
+      </w:pPr>
+      <w:rPr/>
+    </w:lvl>
+    <w:lvl w:ilvl="2">
+      <w:start w:val="1"/>
+      <w:numFmt w:val="decimal"/>
+      <w:lvlText w:val="%3."/>
+      <w:lvlJc w:val="left"/>
+      <w:pPr>
+        <w:tabs>
+          <w:tab w:val="num" w:pos="1800"/>
+        </w:tabs>
+        <w:ind w:left="1800" w:hanging="360"/>
+      </w:pPr>
+      <w:rPr/>
+    </w:lvl>
+    <w:lvl w:ilvl="3">
+      <w:start w:val="1"/>
+      <w:numFmt w:val="decimal"/>
+      <w:lvlText w:val="%4."/>
+      <w:lvlJc w:val="left"/>
+      <w:pPr>
+        <w:tabs>
+          <w:tab w:val="num" w:pos="2160"/>
+        </w:tabs>
+        <w:ind w:left="2160" w:hanging="360"/>
+      </w:pPr>
+      <w:rPr/>
+    </w:lvl>
+    <w:lvl w:ilvl="4">
+      <w:start w:val="1"/>
+      <w:numFmt w:val="decimal"/>
+      <w:lvlText w:val="%5."/>
+      <w:lvlJc w:val="left"/>
+      <w:pPr>
+        <w:tabs>
+          <w:tab w:val="num" w:pos="2520"/>
+        </w:tabs>
+        <w:ind w:left="2520" w:hanging="360"/>
+      </w:pPr>
+      <w:rPr/>
+    </w:lvl>
+    <w:lvl w:ilvl="5">
+      <w:start w:val="1"/>
+      <w:numFmt w:val="decimal"/>
+      <w:lvlText w:val="%6."/>
+      <w:lvlJc w:val="left"/>
+      <w:pPr>
+        <w:tabs>
+          <w:tab w:val="num" w:pos="2880"/>
+        </w:tabs>
+        <w:ind w:left="2880" w:hanging="360"/>
+      </w:pPr>
+      <w:rPr/>
+    </w:lvl>
+    <w:lvl w:ilvl="6">
+      <w:start w:val="1"/>
+      <w:numFmt w:val="decimal"/>
+      <w:lvlText w:val="%7."/>
+      <w:lvlJc w:val="left"/>
+      <w:pPr>
+        <w:tabs>
+          <w:tab w:val="num" w:pos="3240"/>
+        </w:tabs>
+        <w:ind w:left="3240" w:hanging="360"/>
+      </w:pPr>
+      <w:rPr/>
+    </w:lvl>
+    <w:lvl w:ilvl="7">
+      <w:start w:val="1"/>
+      <w:numFmt w:val="decimal"/>
+      <w:lvlText w:val="%8."/>
+      <w:lvlJc w:val="left"/>
+      <w:pPr>
+        <w:tabs>
+          <w:tab w:val="num" w:pos="3600"/>
+        </w:tabs>
+        <w:ind w:left="3600" w:hanging="360"/>
+      </w:pPr>
+      <w:rPr/>
+    </w:lvl>
+    <w:lvl w:ilvl="8">
+      <w:start w:val="1"/>
+      <w:numFmt w:val="decimal"/>
+      <w:lvlText w:val="%9."/>
+      <w:lvlJc w:val="left"/>
+      <w:pPr>
+        <w:tabs>
+          <w:tab w:val="num" w:pos="3960"/>
+        </w:tabs>
+        <w:ind w:left="3960" w:hanging="360"/>
+      </w:pPr>
+      <w:rPr/>
+    </w:lvl>
+  </w:abstractNum>
+  <w:abstractNum w:abstractNumId="10">
+    <w:lvl w:ilvl="0">
+      <w:start w:val="1"/>
+      <w:numFmt w:val="none"/>
+      <w:suff w:val="nothing"/>
+      <w:lvlText w:val=""/>
+      <w:lvlJc w:val="left"/>
+      <w:pPr>
+        <w:tabs>
+          <w:tab w:val="num" w:pos="0"/>
+        </w:tabs>
+        <w:ind w:left="0" w:hanging="0"/>
+      </w:pPr>
+    </w:lvl>
+    <w:lvl w:ilvl="1">
+      <w:start w:val="1"/>
+      <w:numFmt w:val="none"/>
+      <w:suff w:val="nothing"/>
+      <w:lvlText w:val=""/>
+      <w:lvlJc w:val="left"/>
+      <w:pPr>
+        <w:tabs>
+          <w:tab w:val="num" w:pos="0"/>
+        </w:tabs>
+        <w:ind w:left="0" w:hanging="0"/>
+      </w:pPr>
+    </w:lvl>
+    <w:lvl w:ilvl="2">
+      <w:start w:val="1"/>
+      <w:numFmt w:val="none"/>
+      <w:suff w:val="nothing"/>
+      <w:lvlText w:val=""/>
+      <w:lvlJc w:val="left"/>
+      <w:pPr>
+        <w:tabs>
+          <w:tab w:val="num" w:pos="0"/>
+        </w:tabs>
+        <w:ind w:left="0" w:hanging="0"/>
+      </w:pPr>
+    </w:lvl>
+    <w:lvl w:ilvl="3">
+      <w:start w:val="1"/>
+      <w:numFmt w:val="none"/>
+      <w:suff w:val="nothing"/>
+      <w:lvlText w:val=""/>
+      <w:lvlJc w:val="left"/>
+      <w:pPr>
+        <w:tabs>
+          <w:tab w:val="num" w:pos="0"/>
+        </w:tabs>
+        <w:ind w:left="0" w:hanging="0"/>
+      </w:pPr>
+    </w:lvl>
+    <w:lvl w:ilvl="4">
+      <w:start w:val="1"/>
+      <w:numFmt w:val="none"/>
+      <w:suff w:val="nothing"/>
+      <w:lvlText w:val=""/>
+      <w:lvlJc w:val="left"/>
+      <w:pPr>
+        <w:tabs>
+          <w:tab w:val="num" w:pos="0"/>
+        </w:tabs>
+        <w:ind w:left="0" w:hanging="0"/>
+      </w:pPr>
+    </w:lvl>
+    <w:lvl w:ilvl="5">
+      <w:start w:val="1"/>
+      <w:numFmt w:val="none"/>
+      <w:suff w:val="nothing"/>
+      <w:lvlText w:val=""/>
+      <w:lvlJc w:val="left"/>
+      <w:pPr>
+        <w:tabs>
+          <w:tab w:val="num" w:pos="0"/>
+        </w:tabs>
+        <w:ind w:left="0" w:hanging="0"/>
+      </w:pPr>
+    </w:lvl>
+    <w:lvl w:ilvl="6">
+      <w:start w:val="1"/>
+      <w:numFmt w:val="none"/>
+      <w:suff w:val="nothing"/>
+      <w:lvlText w:val=""/>
+      <w:lvlJc w:val="left"/>
+      <w:pPr>
+        <w:tabs>
+          <w:tab w:val="num" w:pos="0"/>
+        </w:tabs>
+        <w:ind w:left="0" w:hanging="0"/>
+      </w:pPr>
+    </w:lvl>
+    <w:lvl w:ilvl="7">
+      <w:start w:val="1"/>
+      <w:numFmt w:val="none"/>
+      <w:suff w:val="nothing"/>
+      <w:lvlText w:val=""/>
+      <w:lvlJc w:val="left"/>
+      <w:pPr>
+        <w:tabs>
+          <w:tab w:val="num" w:pos="0"/>
+        </w:tabs>
+        <w:ind w:left="0" w:hanging="0"/>
+      </w:pPr>
+    </w:lvl>
+    <w:lvl w:ilvl="8">
+      <w:start w:val="1"/>
+      <w:numFmt w:val="none"/>
+      <w:suff w:val="nothing"/>
+      <w:lvlText w:val=""/>
+      <w:lvlJc w:val="left"/>
+      <w:pPr>
+        <w:tabs>
+          <w:tab w:val="num" w:pos="0"/>
+        </w:tabs>
+        <w:ind w:left="0" w:hanging="0"/>
+      </w:pPr>
+    </w:lvl>
+  </w:abstractNum>
+  <w:num w:numId="1">
+    <w:abstractNumId w:val="1"/>
+  </w:num>
+  <w:num w:numId="2">
+    <w:abstractNumId w:val="2"/>
+  </w:num>
+  <w:num w:numId="3">
+    <w:abstractNumId w:val="3"/>
+  </w:num>
+  <w:num w:numId="4">
+    <w:abstractNumId w:val="4"/>
+  </w:num>
+  <w:num w:numId="5">
+    <w:abstractNumId w:val="5"/>
+  </w:num>
+  <w:num w:numId="6">
+    <w:abstractNumId w:val="6"/>
+  </w:num>
+  <w:num w:numId="7">
+    <w:abstractNumId w:val="7"/>
+  </w:num>
+  <w:num w:numId="8">
+    <w:abstractNumId w:val="8"/>
+  </w:num>
+  <w:num w:numId="9">
+    <w:abstractNumId w:val="9"/>
+  </w:num>
+  <w:num w:numId="10">
+    <w:abstractNumId w:val="10"/>
+  </w:num>
+</w:numbering>
 </file>
 
 <file path=word/styles.xml><?xml version="1.0" encoding="utf-8"?>
@@ -8733,7 +10768,19 @@
       <w:u w:val="single"/>
     </w:rPr>
   </w:style>
-  <w:style w:type="paragraph" w:styleId="Style20" w:customStyle="1">
+  <w:style w:type="character" w:styleId="Style20">
+    <w:name w:val="Маркеры"/>
+    <w:qFormat/>
+    <w:rPr>
+      <w:rFonts w:ascii="OpenSymbol" w:hAnsi="OpenSymbol" w:eastAsia="OpenSymbol" w:cs="OpenSymbol"/>
+    </w:rPr>
+  </w:style>
+  <w:style w:type="character" w:styleId="Style21">
+    <w:name w:val="Символ нумерации"/>
+    <w:qFormat/>
+    <w:rPr/>
+  </w:style>
+  <w:style w:type="paragraph" w:styleId="Style22" w:customStyle="1">
     <w:name w:val="Заголовок"/>
     <w:basedOn w:val="Normal"/>
     <w:next w:val="BodyText"/>
@@ -8780,7 +10827,7 @@
       <w:szCs w:val="24"/>
     </w:rPr>
   </w:style>
-  <w:style w:type="paragraph" w:styleId="Style21" w:customStyle="1">
+  <w:style w:type="paragraph" w:styleId="Style23" w:customStyle="1">
     <w:name w:val="Указатель"/>
     <w:basedOn w:val="Normal"/>
     <w:qFormat/>
@@ -8793,7 +10840,7 @@
   </w:style>
   <w:style w:type="paragraph" w:styleId="IndexHeading">
     <w:name w:val="Index Heading"/>
-    <w:basedOn w:val="Style20"/>
+    <w:basedOn w:val="Style22"/>
     <w:pPr/>
     <w:rPr/>
   </w:style>
@@ -8843,7 +10890,7 @@
     <w:rsid w:val="00572b5b"/>
     <w:pPr>
       <w:spacing w:lineRule="auto" w:line="240" w:before="240" w:after="160"/>
-      <w:jc w:val="right"/>
+      <w:jc w:val="center"/>
     </w:pPr>
     <w:rPr>
       <w:rFonts w:ascii="Times New Roman" w:hAnsi="Times New Roman" w:cs="Times New Roman"/>
@@ -9149,7 +11196,7 @@
     </w:pPr>
     <w:rPr/>
   </w:style>
-  <w:style w:type="paragraph" w:styleId="Style22">
+  <w:style w:type="paragraph" w:styleId="Style24">
     <w:name w:val="Пенис"/>
     <w:basedOn w:val="-4"/>
     <w:qFormat/>
@@ -9162,7 +11209,7 @@
       <w:sz w:val="36"/>
     </w:rPr>
   </w:style>
-  <w:style w:type="paragraph" w:styleId="Style23">
+  <w:style w:type="paragraph" w:styleId="Style25">
     <w:name w:val="Содержимое таблицы"/>
     <w:basedOn w:val="Normal"/>
     <w:qFormat/>
@@ -9172,23 +11219,23 @@
     </w:pPr>
     <w:rPr/>
   </w:style>
-  <w:style w:type="paragraph" w:styleId="Style24">
+  <w:style w:type="paragraph" w:styleId="Style26">
     <w:name w:val="Рисунок"/>
     <w:basedOn w:val="Caption"/>
     <w:qFormat/>
     <w:pPr/>
     <w:rPr/>
   </w:style>
-  <w:style w:type="paragraph" w:styleId="Style25">
+  <w:style w:type="paragraph" w:styleId="Style27">
     <w:name w:val="Таблица"/>
     <w:basedOn w:val="Caption"/>
     <w:qFormat/>
     <w:pPr/>
     <w:rPr/>
   </w:style>
-  <w:style w:type="paragraph" w:styleId="Style26">
+  <w:style w:type="paragraph" w:styleId="Style28">
     <w:name w:val="Заголовок таблицы"/>
-    <w:basedOn w:val="Style23"/>
+    <w:basedOn w:val="Style25"/>
     <w:qFormat/>
     <w:pPr>
       <w:suppressLineNumbers/>
@@ -9199,14 +11246,14 @@
       <w:bCs/>
     </w:rPr>
   </w:style>
-  <w:style w:type="paragraph" w:styleId="Style27">
+  <w:style w:type="paragraph" w:styleId="Style29">
     <w:name w:val="Содержимое врезки"/>
     <w:basedOn w:val="Normal"/>
     <w:qFormat/>
     <w:pPr/>
     <w:rPr/>
   </w:style>
-  <w:style w:type="paragraph" w:styleId="Style28">
+  <w:style w:type="paragraph" w:styleId="Style30">
     <w:name w:val="Обычное гигаяйцо"/>
     <w:basedOn w:val="-4"/>
     <w:qFormat/>
@@ -9215,7 +11262,7 @@
     </w:pPr>
     <w:rPr/>
   </w:style>
-  <w:style w:type="numbering" w:styleId="Style29" w:default="1">
+  <w:style w:type="numbering" w:styleId="Style31" w:default="1">
     <w:name w:val="Без списка"/>
     <w:uiPriority w:val="99"/>
     <w:semiHidden/>
